--- a/docs/Time Log Kseniia.docx
+++ b/docs/Time Log Kseniia.docx
@@ -1,434 +1,1897 @@
 
 <file path=word/document.xml><?xml version="1.0" encoding="utf-8"?>
-<w:document xmlns:wpc="http://schemas.microsoft.com/office/word/2010/wordprocessingCanvas" xmlns:cx="http://schemas.microsoft.com/office/drawing/2014/chartex" xmlns:cx1="http://schemas.microsoft.com/office/drawing/2015/9/8/chartex" xmlns:cx2="http://schemas.microsoft.com/office/drawing/2015/10/21/chartex" xmlns:cx3="http://schemas.microsoft.com/office/drawing/2016/5/9/chartex" xmlns:cx4="http://schemas.microsoft.com/office/drawing/2016/5/10/chartex" xmlns:cx5="http://schemas.microsoft.com/office/drawing/2016/5/11/chartex" xmlns:cx6="http://schemas.microsoft.com/office/drawing/2016/5/12/chartex" xmlns:cx7="http://schemas.microsoft.com/office/drawing/2016/5/13/chartex" xmlns:cx8="http://schemas.microsoft.com/office/drawing/2016/5/14/chartex" xmlns:mc="http://schemas.openxmlformats.org/markup-compatibility/2006" xmlns:aink="http://schemas.microsoft.com/office/drawing/2016/ink" xmlns:am3d="http://schemas.microsoft.com/office/drawing/2017/model3d" xmlns:o="urn:schemas-microsoft-com:office:office" xmlns:oel="http://schemas.microsoft.com/office/2019/extlst" xmlns:r="http://schemas.openxmlformats.org/officeDocument/2006/relationships" xmlns:m="http://schemas.openxmlformats.org/officeDocument/2006/math" xmlns:v="urn:schemas-microsoft-com:vml" xmlns:wp14="http://schemas.microsoft.com/office/word/2010/wordprocessingDrawing" xmlns:wp="http://schemas.openxmlformats.org/drawingml/2006/wordprocessingDrawing" xmlns:w10="urn:schemas-microsoft-com:office:word" xmlns:w="http://schemas.openxmlformats.org/wordprocessingml/2006/main" xmlns:w14="http://schemas.microsoft.com/office/word/2010/wordml" xmlns:w15="http://schemas.microsoft.com/office/word/2012/wordml" xmlns:w16cex="http://schemas.microsoft.com/office/word/2018/wordml/cex" xmlns:w16cid="http://schemas.microsoft.com/office/word/2016/wordml/cid" xmlns:w16="http://schemas.microsoft.com/office/word/2018/wordml" xmlns:w16du="http://schemas.microsoft.com/office/word/2023/wordml/word16du" xmlns:w16sdtdh="http://schemas.microsoft.com/office/word/2020/wordml/sdtdatahash" xmlns:w16sdtfl="http://schemas.microsoft.com/office/word/2024/wordml/sdtformatlock" xmlns:w16se="http://schemas.microsoft.com/office/word/2015/wordml/symex" xmlns:wpg="http://schemas.microsoft.com/office/word/2010/wordprocessingGroup" xmlns:wpi="http://schemas.microsoft.com/office/word/2010/wordprocessingInk" xmlns:wne="http://schemas.microsoft.com/office/word/2006/wordml" xmlns:wps="http://schemas.microsoft.com/office/word/2010/wordprocessingShape" mc:Ignorable="w14 w15 w16se w16cid w16 w16cex w16sdtdh w16sdtfl w16du wp14">
+<w:document xmlns:wpc="http://schemas.microsoft.com/office/word/2010/wordprocessingCanvas" xmlns:mc="http://schemas.openxmlformats.org/markup-compatibility/2006" xmlns:o="urn:schemas-microsoft-com:office:office" xmlns:r="http://schemas.openxmlformats.org/officeDocument/2006/relationships" xmlns:m="http://schemas.openxmlformats.org/officeDocument/2006/math" xmlns:v="urn:schemas-microsoft-com:vml" xmlns:wp14="http://schemas.microsoft.com/office/word/2010/wordprocessingDrawing" xmlns:wp="http://schemas.openxmlformats.org/drawingml/2006/wordprocessingDrawing" xmlns:w10="urn:schemas-microsoft-com:office:word" xmlns:w="http://schemas.openxmlformats.org/wordprocessingml/2006/main" xmlns:w14="http://schemas.microsoft.com/office/word/2010/wordml" xmlns:w15="http://schemas.microsoft.com/office/word/2012/wordml" xmlns:wpg="http://schemas.microsoft.com/office/word/2010/wordprocessingGroup" xmlns:wpi="http://schemas.microsoft.com/office/word/2010/wordprocessingInk" xmlns:wne="http://schemas.microsoft.com/office/word/2006/wordml" xmlns:wps="http://schemas.microsoft.com/office/word/2010/wordprocessingShape" xmlns:w16se="http://schemas.microsoft.com/office/word/2015/wordml/symex" xmlns:w16cid="http://schemas.microsoft.com/office/word/2016/wordml/cid" xmlns:w16="http://schemas.microsoft.com/office/word/2018/wordml" xmlns:w16cex="http://schemas.microsoft.com/office/word/2018/wordml/cex" xmlns:w16sdtdh="http://schemas.microsoft.com/office/word/2020/wordml/sdtdatahash" xmlns:w16sdtfl="http://schemas.microsoft.com/office/word/2024/wordml/sdtformatlock" mc:Ignorable="w14 w15 wp14 w16se w16cid w16 w16cex w16sdtdh w16sdtfl">
   <w:body>
-    <w:p>
+    <w:p xmlns:wp14="http://schemas.microsoft.com/office/word/2010/wordml" wp14:paraId="5D4FAAC7" wp14:textId="2A222798">
       <w:pPr>
+        <w:spacing w:before="0" w:beforeAutospacing="off" w:after="150" w:afterAutospacing="off"/>
         <w:jc w:val="center"/>
       </w:pPr>
       <w:r>
+        <w:rPr>
+          <w:rFonts w:ascii="Helvetica" w:hAnsi="Helvetica" w:eastAsia="Helvetica" w:cs="Helvetica"/>
+          <w:b w:val="0"/>
+          <w:bCs w:val="0"/>
+          <w:i w:val="0"/>
+          <w:iCs w:val="0"/>
+          <w:noProof w:val="0"/>
+          <w:color w:val="000000" w:themeColor="text1" w:themeTint="FF" w:themeShade="FF"/>
+          <w:sz w:val="16"/>
+          <w:szCs w:val="16"/>
+          <w:lang w:val="en-US"/>
+        </w:rPr>
         <w:t>Time Log</w:t>
       </w:r>
     </w:p>
-    <w:p>
+    <w:p xmlns:wp14="http://schemas.microsoft.com/office/word/2010/wordml" wp14:paraId="4E45269C" wp14:textId="4EFC52B3">
       <w:pPr>
+        <w:spacing w:before="0" w:beforeAutospacing="off" w:after="150" w:afterAutospacing="off"/>
         <w:jc w:val="center"/>
       </w:pPr>
       <w:r>
-        <w:t>Name: Val Kolesnikov</w:t>
+        <w:rPr>
+          <w:rFonts w:ascii="Helvetica" w:hAnsi="Helvetica" w:eastAsia="Helvetica" w:cs="Helvetica"/>
+          <w:b w:val="0"/>
+          <w:bCs w:val="0"/>
+          <w:i w:val="0"/>
+          <w:iCs w:val="0"/>
+          <w:noProof w:val="0"/>
+          <w:color w:val="000000" w:themeColor="text1" w:themeTint="FF" w:themeShade="FF"/>
+          <w:sz w:val="16"/>
+          <w:szCs w:val="16"/>
+          <w:lang w:val="en-US"/>
+        </w:rPr>
+        <w:t>Name: Kseniia Maranda</w:t>
       </w:r>
     </w:p>
-    <w:p>
+    <w:p xmlns:wp14="http://schemas.microsoft.com/office/word/2010/wordml" wp14:paraId="0E72DDDD" wp14:textId="6D59D55F">
       <w:pPr>
+        <w:spacing w:before="0" w:beforeAutospacing="off" w:after="150" w:afterAutospacing="off"/>
         <w:jc w:val="center"/>
       </w:pPr>
       <w:r>
-        <w:t>Project: EDU Suite</w:t>
+        <w:rPr>
+          <w:rFonts w:ascii="Helvetica" w:hAnsi="Helvetica" w:eastAsia="Helvetica" w:cs="Helvetica"/>
+          <w:b w:val="0"/>
+          <w:bCs w:val="0"/>
+          <w:i w:val="0"/>
+          <w:iCs w:val="0"/>
+          <w:noProof w:val="0"/>
+          <w:color w:val="000000" w:themeColor="text1" w:themeTint="FF" w:themeShade="FF"/>
+          <w:sz w:val="16"/>
+          <w:szCs w:val="16"/>
+          <w:lang w:val="en-US"/>
+        </w:rPr>
+        <w:t xml:space="preserve">Project LMS: </w:t>
       </w:r>
     </w:p>
-    <w:p>
+    <w:p xmlns:wp14="http://schemas.microsoft.com/office/word/2010/wordml" wp14:paraId="43669A7C" wp14:textId="72621738">
       <w:pPr>
+        <w:spacing w:before="0" w:beforeAutospacing="off" w:after="150" w:afterAutospacing="off"/>
         <w:jc w:val="center"/>
       </w:pPr>
     </w:p>
     <w:tbl>
       <w:tblPr>
-        <w:tblStyle w:val="TableGrid"/>
+        <w:tblStyle w:val="TableNormal"/>
+        <w:bidiVisual w:val="0"/>
         <w:tblW w:w="0" w:type="auto"/>
-        <w:tblLook w:val="04A0" w:firstRow="1" w:lastRow="0" w:firstColumn="1" w:lastColumn="0" w:noHBand="0" w:noVBand="1"/>
+        <w:tblLook w:val="06A0" w:firstRow="1" w:lastRow="0" w:firstColumn="1" w:lastColumn="0" w:noHBand="1" w:noVBand="1"/>
       </w:tblPr>
       <w:tblGrid>
-        <w:gridCol w:w="1819"/>
-        <w:gridCol w:w="1773"/>
-        <w:gridCol w:w="1322"/>
-        <w:gridCol w:w="1516"/>
-        <w:gridCol w:w="1635"/>
-        <w:gridCol w:w="1511"/>
+        <w:gridCol w:w="1530"/>
+        <w:gridCol w:w="1500"/>
+        <w:gridCol w:w="1155"/>
+        <w:gridCol w:w="1305"/>
+        <w:gridCol w:w="1380"/>
+        <w:gridCol w:w="1305"/>
       </w:tblGrid>
       <w:tr>
-        <w:tc>
-          <w:tcPr>
-            <w:tcW w:w="1819" w:type="dxa"/>
-          </w:tcPr>
-          <w:p>
-            <w:pPr>
+        <w:trPr>
+          <w:trHeight w:val="345"/>
+        </w:trPr>
+        <w:tc>
+          <w:tcPr>
+            <w:tcW w:w="1530" w:type="dxa"/>
+            <w:tcBorders>
+              <w:top w:val="single" w:color="000000" w:themeColor="text1" w:sz="6"/>
+              <w:left w:val="single" w:color="000000" w:themeColor="text1" w:sz="6"/>
+              <w:bottom w:val="single" w:color="000000" w:themeColor="text1" w:sz="6"/>
+              <w:right w:val="single" w:color="000000" w:themeColor="text1" w:sz="6"/>
+            </w:tcBorders>
+            <w:tcMar>
+              <w:top w:w="60" w:type="dxa"/>
+              <w:left w:w="60" w:type="dxa"/>
+              <w:bottom w:w="60" w:type="dxa"/>
+              <w:right w:w="60" w:type="dxa"/>
+            </w:tcMar>
+            <w:vAlign w:val="top"/>
+          </w:tcPr>
+          <w:p>
+            <w:pPr>
+              <w:spacing w:before="0" w:beforeAutospacing="off" w:after="150" w:afterAutospacing="off"/>
               <w:jc w:val="center"/>
             </w:pPr>
             <w:r>
+              <w:rPr>
+                <w:rFonts w:ascii="Helvetica" w:hAnsi="Helvetica" w:eastAsia="Helvetica" w:cs="Helvetica"/>
+                <w:b w:val="0"/>
+                <w:bCs w:val="0"/>
+                <w:i w:val="0"/>
+                <w:iCs w:val="0"/>
+                <w:color w:val="000000" w:themeColor="text1" w:themeTint="FF" w:themeShade="FF"/>
+                <w:sz w:val="16"/>
+                <w:szCs w:val="16"/>
+              </w:rPr>
               <w:t>Week</w:t>
             </w:r>
           </w:p>
         </w:tc>
         <w:tc>
           <w:tcPr>
-            <w:tcW w:w="1773" w:type="dxa"/>
-          </w:tcPr>
-          <w:p>
-            <w:pPr>
+            <w:tcW w:w="1500" w:type="dxa"/>
+            <w:tcBorders>
+              <w:top w:val="single" w:color="000000" w:themeColor="text1" w:sz="6"/>
+              <w:left w:val="single" w:color="000000" w:themeColor="text1" w:sz="6"/>
+              <w:bottom w:val="single" w:color="000000" w:themeColor="text1" w:sz="6"/>
+              <w:right w:val="single" w:color="000000" w:themeColor="text1" w:sz="6"/>
+            </w:tcBorders>
+            <w:tcMar>
+              <w:top w:w="60" w:type="dxa"/>
+              <w:left w:w="60" w:type="dxa"/>
+              <w:bottom w:w="60" w:type="dxa"/>
+              <w:right w:w="60" w:type="dxa"/>
+            </w:tcMar>
+            <w:vAlign w:val="top"/>
+          </w:tcPr>
+          <w:p>
+            <w:pPr>
+              <w:spacing w:before="0" w:beforeAutospacing="off" w:after="0" w:afterAutospacing="off"/>
               <w:jc w:val="center"/>
             </w:pPr>
             <w:r>
+              <w:rPr>
+                <w:rFonts w:ascii="Helvetica" w:hAnsi="Helvetica" w:eastAsia="Helvetica" w:cs="Helvetica"/>
+                <w:b w:val="0"/>
+                <w:bCs w:val="0"/>
+                <w:i w:val="0"/>
+                <w:iCs w:val="0"/>
+                <w:color w:val="000000" w:themeColor="text1" w:themeTint="FF" w:themeShade="FF"/>
+                <w:sz w:val="16"/>
+                <w:szCs w:val="16"/>
+              </w:rPr>
               <w:t>Description of task</w:t>
             </w:r>
           </w:p>
         </w:tc>
         <w:tc>
           <w:tcPr>
-            <w:tcW w:w="1322" w:type="dxa"/>
-          </w:tcPr>
-          <w:p>
-            <w:pPr>
+            <w:tcW w:w="1155" w:type="dxa"/>
+            <w:tcBorders>
+              <w:top w:val="single" w:color="000000" w:themeColor="text1" w:sz="6"/>
+              <w:left w:val="single" w:color="000000" w:themeColor="text1" w:sz="6"/>
+              <w:bottom w:val="single" w:color="000000" w:themeColor="text1" w:sz="6"/>
+              <w:right w:val="single" w:color="000000" w:themeColor="text1" w:sz="6"/>
+            </w:tcBorders>
+            <w:tcMar>
+              <w:top w:w="60" w:type="dxa"/>
+              <w:left w:w="60" w:type="dxa"/>
+              <w:bottom w:w="60" w:type="dxa"/>
+              <w:right w:w="60" w:type="dxa"/>
+            </w:tcMar>
+            <w:vAlign w:val="top"/>
+          </w:tcPr>
+          <w:p>
+            <w:pPr>
+              <w:spacing w:before="0" w:beforeAutospacing="off" w:after="0" w:afterAutospacing="off"/>
               <w:jc w:val="center"/>
             </w:pPr>
             <w:r>
+              <w:rPr>
+                <w:rFonts w:ascii="Helvetica" w:hAnsi="Helvetica" w:eastAsia="Helvetica" w:cs="Helvetica"/>
+                <w:b w:val="0"/>
+                <w:bCs w:val="0"/>
+                <w:i w:val="0"/>
+                <w:iCs w:val="0"/>
+                <w:color w:val="000000" w:themeColor="text1" w:themeTint="FF" w:themeShade="FF"/>
+                <w:sz w:val="16"/>
+                <w:szCs w:val="16"/>
+              </w:rPr>
               <w:t>Date</w:t>
             </w:r>
           </w:p>
         </w:tc>
         <w:tc>
           <w:tcPr>
-            <w:tcW w:w="1516" w:type="dxa"/>
-          </w:tcPr>
-          <w:p>
-            <w:pPr>
+            <w:tcW w:w="1305" w:type="dxa"/>
+            <w:tcBorders>
+              <w:top w:val="single" w:color="000000" w:themeColor="text1" w:sz="6"/>
+              <w:left w:val="single" w:color="000000" w:themeColor="text1" w:sz="6"/>
+              <w:bottom w:val="single" w:color="000000" w:themeColor="text1" w:sz="6"/>
+              <w:right w:val="single" w:color="000000" w:themeColor="text1" w:sz="6"/>
+            </w:tcBorders>
+            <w:tcMar>
+              <w:top w:w="60" w:type="dxa"/>
+              <w:left w:w="60" w:type="dxa"/>
+              <w:bottom w:w="60" w:type="dxa"/>
+              <w:right w:w="60" w:type="dxa"/>
+            </w:tcMar>
+            <w:vAlign w:val="top"/>
+          </w:tcPr>
+          <w:p>
+            <w:pPr>
+              <w:spacing w:before="0" w:beforeAutospacing="off" w:after="0" w:afterAutospacing="off"/>
               <w:jc w:val="center"/>
             </w:pPr>
             <w:r>
+              <w:rPr>
+                <w:rFonts w:ascii="Helvetica" w:hAnsi="Helvetica" w:eastAsia="Helvetica" w:cs="Helvetica"/>
+                <w:b w:val="0"/>
+                <w:bCs w:val="0"/>
+                <w:i w:val="0"/>
+                <w:iCs w:val="0"/>
+                <w:color w:val="000000" w:themeColor="text1" w:themeTint="FF" w:themeShade="FF"/>
+                <w:sz w:val="16"/>
+                <w:szCs w:val="16"/>
+              </w:rPr>
               <w:t>Starting time</w:t>
             </w:r>
           </w:p>
         </w:tc>
         <w:tc>
           <w:tcPr>
-            <w:tcW w:w="1635" w:type="dxa"/>
-          </w:tcPr>
-          <w:p>
-            <w:pPr>
+            <w:tcW w:w="1380" w:type="dxa"/>
+            <w:tcBorders>
+              <w:top w:val="single" w:color="000000" w:themeColor="text1" w:sz="6"/>
+              <w:left w:val="single" w:color="000000" w:themeColor="text1" w:sz="6"/>
+              <w:bottom w:val="single" w:color="000000" w:themeColor="text1" w:sz="6"/>
+              <w:right w:val="single" w:color="000000" w:themeColor="text1" w:sz="6"/>
+            </w:tcBorders>
+            <w:tcMar>
+              <w:top w:w="60" w:type="dxa"/>
+              <w:left w:w="60" w:type="dxa"/>
+              <w:bottom w:w="60" w:type="dxa"/>
+              <w:right w:w="60" w:type="dxa"/>
+            </w:tcMar>
+            <w:vAlign w:val="top"/>
+          </w:tcPr>
+          <w:p>
+            <w:pPr>
+              <w:spacing w:before="0" w:beforeAutospacing="off" w:after="0" w:afterAutospacing="off"/>
               <w:jc w:val="center"/>
             </w:pPr>
             <w:r>
+              <w:rPr>
+                <w:rFonts w:ascii="Helvetica" w:hAnsi="Helvetica" w:eastAsia="Helvetica" w:cs="Helvetica"/>
+                <w:b w:val="0"/>
+                <w:bCs w:val="0"/>
+                <w:i w:val="0"/>
+                <w:iCs w:val="0"/>
+                <w:color w:val="000000" w:themeColor="text1" w:themeTint="FF" w:themeShade="FF"/>
+                <w:sz w:val="16"/>
+                <w:szCs w:val="16"/>
+              </w:rPr>
               <w:t>Ending time</w:t>
             </w:r>
           </w:p>
         </w:tc>
         <w:tc>
           <w:tcPr>
-            <w:tcW w:w="1511" w:type="dxa"/>
-          </w:tcPr>
-          <w:p>
-            <w:pPr>
+            <w:tcW w:w="1305" w:type="dxa"/>
+            <w:tcBorders>
+              <w:top w:val="single" w:color="000000" w:themeColor="text1" w:sz="6"/>
+              <w:left w:val="single" w:color="000000" w:themeColor="text1" w:sz="6"/>
+              <w:bottom w:val="single" w:color="000000" w:themeColor="text1" w:sz="6"/>
+              <w:right w:val="single" w:color="000000" w:themeColor="text1" w:sz="6"/>
+            </w:tcBorders>
+            <w:tcMar>
+              <w:top w:w="60" w:type="dxa"/>
+              <w:left w:w="60" w:type="dxa"/>
+              <w:bottom w:w="60" w:type="dxa"/>
+              <w:right w:w="60" w:type="dxa"/>
+            </w:tcMar>
+            <w:vAlign w:val="top"/>
+          </w:tcPr>
+          <w:p>
+            <w:pPr>
+              <w:spacing w:before="0" w:beforeAutospacing="off" w:after="0" w:afterAutospacing="off"/>
               <w:jc w:val="center"/>
             </w:pPr>
             <w:r>
-              <w:sym w:font="Symbol" w:char="F044"/>
+              <w:rPr>
+                <w:rFonts w:ascii="Helvetica" w:hAnsi="Helvetica" w:eastAsia="Helvetica" w:cs="Helvetica"/>
+                <w:b w:val="0"/>
+                <w:bCs w:val="0"/>
+                <w:i w:val="0"/>
+                <w:iCs w:val="0"/>
+                <w:color w:val="000000" w:themeColor="text1" w:themeTint="FF" w:themeShade="FF"/>
+                <w:sz w:val="16"/>
+                <w:szCs w:val="16"/>
+              </w:rPr>
+              <w:t>Δ</w:t>
             </w:r>
           </w:p>
         </w:tc>
       </w:tr>
       <w:tr>
-        <w:tc>
-          <w:tcPr>
-            <w:tcW w:w="1819" w:type="dxa"/>
-          </w:tcPr>
-          <w:p>
-            <w:r>
+        <w:trPr>
+          <w:trHeight w:val="540"/>
+        </w:trPr>
+        <w:tc>
+          <w:tcPr>
+            <w:tcW w:w="1530" w:type="dxa"/>
+            <w:tcBorders>
+              <w:top w:val="single" w:color="000000" w:themeColor="text1" w:sz="6"/>
+              <w:left w:val="single" w:color="000000" w:themeColor="text1" w:sz="6"/>
+              <w:bottom w:val="single" w:color="000000" w:themeColor="text1" w:sz="6"/>
+              <w:right w:val="single" w:color="000000" w:themeColor="text1" w:sz="6"/>
+            </w:tcBorders>
+            <w:tcMar>
+              <w:top w:w="60" w:type="dxa"/>
+              <w:left w:w="60" w:type="dxa"/>
+              <w:bottom w:w="60" w:type="dxa"/>
+              <w:right w:w="60" w:type="dxa"/>
+            </w:tcMar>
+            <w:vAlign w:val="top"/>
+          </w:tcPr>
+          <w:p>
+            <w:pPr>
+              <w:spacing w:before="0" w:beforeAutospacing="off" w:after="0" w:afterAutospacing="off"/>
+            </w:pPr>
+            <w:r>
+              <w:rPr>
+                <w:rFonts w:ascii="Helvetica" w:hAnsi="Helvetica" w:eastAsia="Helvetica" w:cs="Helvetica"/>
+                <w:b w:val="0"/>
+                <w:bCs w:val="0"/>
+                <w:i w:val="0"/>
+                <w:iCs w:val="0"/>
+                <w:color w:val="000000" w:themeColor="text1" w:themeTint="FF" w:themeShade="FF"/>
+                <w:sz w:val="16"/>
+                <w:szCs w:val="16"/>
+              </w:rPr>
               <w:t xml:space="preserve">Week 1: </w:t>
             </w:r>
           </w:p>
           <w:p>
-            <w:r>
-              <w:t>09/05/</w:t>
-            </w:r>
-            <w:r>
-              <w:t>26</w:t>
-            </w:r>
-            <w:r>
-              <w:t>- 09/11/</w:t>
-            </w:r>
-            <w:r>
-              <w:t>26</w:t>
-            </w:r>
-          </w:p>
-        </w:tc>
-        <w:tc>
-          <w:tcPr>
-            <w:tcW w:w="1773" w:type="dxa"/>
-          </w:tcPr>
-          <w:p>
-            <w:r>
-              <w:t>Interview with Dr. Long</w:t>
-            </w:r>
-          </w:p>
-        </w:tc>
-        <w:tc>
-          <w:tcPr>
-            <w:tcW w:w="1322" w:type="dxa"/>
-          </w:tcPr>
-          <w:p>
-            <w:r>
-              <w:t>09/10/10</w:t>
-            </w:r>
-          </w:p>
-        </w:tc>
-        <w:tc>
-          <w:tcPr>
-            <w:tcW w:w="1516" w:type="dxa"/>
-          </w:tcPr>
-          <w:p>
-            <w:r>
-              <w:t>6:00 am</w:t>
-            </w:r>
-          </w:p>
-        </w:tc>
-        <w:tc>
-          <w:tcPr>
-            <w:tcW w:w="1635" w:type="dxa"/>
-          </w:tcPr>
-          <w:p>
-            <w:r>
-              <w:t>6:30 am</w:t>
-            </w:r>
-          </w:p>
-        </w:tc>
-        <w:tc>
-          <w:tcPr>
-            <w:tcW w:w="1511" w:type="dxa"/>
-          </w:tcPr>
-          <w:p>
-            <w:r>
-              <w:t>30 min</w:t>
+            <w:pPr>
+              <w:spacing w:before="0" w:beforeAutospacing="off" w:after="0" w:afterAutospacing="off"/>
+            </w:pPr>
+            <w:r>
+              <w:rPr>
+                <w:rFonts w:ascii="Helvetica" w:hAnsi="Helvetica" w:eastAsia="Helvetica" w:cs="Helvetica"/>
+                <w:b w:val="0"/>
+                <w:bCs w:val="0"/>
+                <w:i w:val="0"/>
+                <w:iCs w:val="0"/>
+                <w:color w:val="000000" w:themeColor="text1" w:themeTint="FF" w:themeShade="FF"/>
+                <w:sz w:val="16"/>
+                <w:szCs w:val="16"/>
+              </w:rPr>
+              <w:t>09/14/26- 09/20/26</w:t>
+            </w:r>
+          </w:p>
+        </w:tc>
+        <w:tc>
+          <w:tcPr>
+            <w:tcW w:w="1500" w:type="dxa"/>
+            <w:tcBorders>
+              <w:top w:val="single" w:color="000000" w:themeColor="text1" w:sz="6"/>
+              <w:left w:val="single" w:color="000000" w:themeColor="text1" w:sz="6"/>
+              <w:bottom w:val="single" w:color="000000" w:themeColor="text1" w:sz="6"/>
+              <w:right w:val="single" w:color="000000" w:themeColor="text1" w:sz="6"/>
+            </w:tcBorders>
+            <w:tcMar>
+              <w:top w:w="60" w:type="dxa"/>
+              <w:left w:w="60" w:type="dxa"/>
+              <w:bottom w:w="60" w:type="dxa"/>
+              <w:right w:w="60" w:type="dxa"/>
+            </w:tcMar>
+            <w:vAlign w:val="top"/>
+          </w:tcPr>
+          <w:p>
+            <w:pPr>
+              <w:spacing w:before="0" w:beforeAutospacing="off" w:after="0" w:afterAutospacing="off"/>
+            </w:pPr>
+            <w:r>
+              <w:rPr>
+                <w:rFonts w:ascii="Helvetica" w:hAnsi="Helvetica" w:eastAsia="Helvetica" w:cs="Helvetica"/>
+                <w:b w:val="0"/>
+                <w:bCs w:val="0"/>
+                <w:i w:val="0"/>
+                <w:iCs w:val="0"/>
+                <w:color w:val="000000" w:themeColor="text1" w:themeTint="FF" w:themeShade="FF"/>
+                <w:sz w:val="16"/>
+                <w:szCs w:val="16"/>
+              </w:rPr>
+              <w:t>Group meeting</w:t>
+            </w:r>
+          </w:p>
+        </w:tc>
+        <w:tc>
+          <w:tcPr>
+            <w:tcW w:w="1155" w:type="dxa"/>
+            <w:tcBorders>
+              <w:top w:val="single" w:color="000000" w:themeColor="text1" w:sz="6"/>
+              <w:left w:val="single" w:color="000000" w:themeColor="text1" w:sz="6"/>
+              <w:bottom w:val="single" w:color="000000" w:themeColor="text1" w:sz="6"/>
+              <w:right w:val="single" w:color="000000" w:themeColor="text1" w:sz="6"/>
+            </w:tcBorders>
+            <w:tcMar>
+              <w:top w:w="60" w:type="dxa"/>
+              <w:left w:w="60" w:type="dxa"/>
+              <w:bottom w:w="60" w:type="dxa"/>
+              <w:right w:w="60" w:type="dxa"/>
+            </w:tcMar>
+            <w:vAlign w:val="top"/>
+          </w:tcPr>
+          <w:p>
+            <w:pPr>
+              <w:spacing w:before="0" w:beforeAutospacing="off" w:after="0" w:afterAutospacing="off"/>
+            </w:pPr>
+            <w:r>
+              <w:rPr>
+                <w:rFonts w:ascii="Helvetica" w:hAnsi="Helvetica" w:eastAsia="Helvetica" w:cs="Helvetica"/>
+                <w:b w:val="0"/>
+                <w:bCs w:val="0"/>
+                <w:i w:val="0"/>
+                <w:iCs w:val="0"/>
+                <w:color w:val="000000" w:themeColor="text1" w:themeTint="FF" w:themeShade="FF"/>
+                <w:sz w:val="16"/>
+                <w:szCs w:val="16"/>
+              </w:rPr>
+              <w:t>09/17/26</w:t>
+            </w:r>
+          </w:p>
+        </w:tc>
+        <w:tc>
+          <w:tcPr>
+            <w:tcW w:w="1305" w:type="dxa"/>
+            <w:tcBorders>
+              <w:top w:val="single" w:color="000000" w:themeColor="text1" w:sz="6"/>
+              <w:left w:val="single" w:color="000000" w:themeColor="text1" w:sz="6"/>
+              <w:bottom w:val="single" w:color="000000" w:themeColor="text1" w:sz="6"/>
+              <w:right w:val="single" w:color="000000" w:themeColor="text1" w:sz="6"/>
+            </w:tcBorders>
+            <w:tcMar>
+              <w:top w:w="60" w:type="dxa"/>
+              <w:left w:w="60" w:type="dxa"/>
+              <w:bottom w:w="60" w:type="dxa"/>
+              <w:right w:w="60" w:type="dxa"/>
+            </w:tcMar>
+            <w:vAlign w:val="top"/>
+          </w:tcPr>
+          <w:p>
+            <w:pPr>
+              <w:spacing w:before="0" w:beforeAutospacing="off" w:after="0" w:afterAutospacing="off"/>
+            </w:pPr>
+            <w:r>
+              <w:rPr>
+                <w:rFonts w:ascii="Helvetica" w:hAnsi="Helvetica" w:eastAsia="Helvetica" w:cs="Helvetica"/>
+                <w:b w:val="0"/>
+                <w:bCs w:val="0"/>
+                <w:i w:val="0"/>
+                <w:iCs w:val="0"/>
+                <w:color w:val="000000" w:themeColor="text1" w:themeTint="FF" w:themeShade="FF"/>
+                <w:sz w:val="16"/>
+                <w:szCs w:val="16"/>
+              </w:rPr>
+              <w:t>4:00</w:t>
+            </w:r>
+            <w:r>
+              <w:rPr>
+                <w:rFonts w:ascii="Helvetica" w:hAnsi="Helvetica" w:eastAsia="Helvetica" w:cs="Helvetica"/>
+                <w:b w:val="0"/>
+                <w:bCs w:val="0"/>
+                <w:i w:val="0"/>
+                <w:iCs w:val="0"/>
+                <w:color w:val="000000" w:themeColor="text1" w:themeTint="FF" w:themeShade="FF"/>
+                <w:sz w:val="16"/>
+                <w:szCs w:val="16"/>
+              </w:rPr>
+              <w:t xml:space="preserve"> </w:t>
+            </w:r>
+            <w:r>
+              <w:rPr>
+                <w:rFonts w:ascii="Helvetica" w:hAnsi="Helvetica" w:eastAsia="Helvetica" w:cs="Helvetica"/>
+                <w:b w:val="0"/>
+                <w:bCs w:val="0"/>
+                <w:i w:val="0"/>
+                <w:iCs w:val="0"/>
+                <w:color w:val="000000" w:themeColor="text1" w:themeTint="FF" w:themeShade="FF"/>
+                <w:sz w:val="16"/>
+                <w:szCs w:val="16"/>
+              </w:rPr>
+              <w:t>pm</w:t>
+            </w:r>
+          </w:p>
+        </w:tc>
+        <w:tc>
+          <w:tcPr>
+            <w:tcW w:w="1380" w:type="dxa"/>
+            <w:tcBorders>
+              <w:top w:val="single" w:color="000000" w:themeColor="text1" w:sz="6"/>
+              <w:left w:val="single" w:color="000000" w:themeColor="text1" w:sz="6"/>
+              <w:bottom w:val="single" w:color="000000" w:themeColor="text1" w:sz="6"/>
+              <w:right w:val="single" w:color="000000" w:themeColor="text1" w:sz="6"/>
+            </w:tcBorders>
+            <w:tcMar>
+              <w:top w:w="60" w:type="dxa"/>
+              <w:left w:w="60" w:type="dxa"/>
+              <w:bottom w:w="60" w:type="dxa"/>
+              <w:right w:w="60" w:type="dxa"/>
+            </w:tcMar>
+            <w:vAlign w:val="top"/>
+          </w:tcPr>
+          <w:p>
+            <w:pPr>
+              <w:spacing w:before="0" w:beforeAutospacing="off" w:after="0" w:afterAutospacing="off"/>
+            </w:pPr>
+            <w:r>
+              <w:rPr>
+                <w:rFonts w:ascii="Helvetica" w:hAnsi="Helvetica" w:eastAsia="Helvetica" w:cs="Helvetica"/>
+                <w:b w:val="0"/>
+                <w:bCs w:val="0"/>
+                <w:i w:val="0"/>
+                <w:iCs w:val="0"/>
+                <w:color w:val="000000" w:themeColor="text1" w:themeTint="FF" w:themeShade="FF"/>
+                <w:sz w:val="16"/>
+                <w:szCs w:val="16"/>
+              </w:rPr>
+              <w:t>5:05</w:t>
+            </w:r>
+            <w:r>
+              <w:rPr>
+                <w:rFonts w:ascii="Helvetica" w:hAnsi="Helvetica" w:eastAsia="Helvetica" w:cs="Helvetica"/>
+                <w:b w:val="0"/>
+                <w:bCs w:val="0"/>
+                <w:i w:val="0"/>
+                <w:iCs w:val="0"/>
+                <w:color w:val="000000" w:themeColor="text1" w:themeTint="FF" w:themeShade="FF"/>
+                <w:sz w:val="16"/>
+                <w:szCs w:val="16"/>
+              </w:rPr>
+              <w:t xml:space="preserve"> </w:t>
+            </w:r>
+            <w:r>
+              <w:rPr>
+                <w:rFonts w:ascii="Helvetica" w:hAnsi="Helvetica" w:eastAsia="Helvetica" w:cs="Helvetica"/>
+                <w:b w:val="0"/>
+                <w:bCs w:val="0"/>
+                <w:i w:val="0"/>
+                <w:iCs w:val="0"/>
+                <w:color w:val="000000" w:themeColor="text1" w:themeTint="FF" w:themeShade="FF"/>
+                <w:sz w:val="16"/>
+                <w:szCs w:val="16"/>
+              </w:rPr>
+              <w:t>pm</w:t>
+            </w:r>
+          </w:p>
+        </w:tc>
+        <w:tc>
+          <w:tcPr>
+            <w:tcW w:w="1305" w:type="dxa"/>
+            <w:tcBorders>
+              <w:top w:val="single" w:color="000000" w:themeColor="text1" w:sz="6"/>
+              <w:left w:val="single" w:color="000000" w:themeColor="text1" w:sz="6"/>
+              <w:bottom w:val="single" w:color="000000" w:themeColor="text1" w:sz="6"/>
+              <w:right w:val="single" w:color="000000" w:themeColor="text1" w:sz="6"/>
+            </w:tcBorders>
+            <w:tcMar>
+              <w:top w:w="60" w:type="dxa"/>
+              <w:left w:w="60" w:type="dxa"/>
+              <w:bottom w:w="60" w:type="dxa"/>
+              <w:right w:w="60" w:type="dxa"/>
+            </w:tcMar>
+            <w:vAlign w:val="top"/>
+          </w:tcPr>
+          <w:p>
+            <w:pPr>
+              <w:spacing w:before="0" w:beforeAutospacing="off" w:after="0" w:afterAutospacing="off"/>
+            </w:pPr>
+            <w:r>
+              <w:rPr>
+                <w:rFonts w:ascii="Helvetica" w:hAnsi="Helvetica" w:eastAsia="Helvetica" w:cs="Helvetica"/>
+                <w:b w:val="0"/>
+                <w:bCs w:val="0"/>
+                <w:i w:val="0"/>
+                <w:iCs w:val="0"/>
+                <w:color w:val="000000" w:themeColor="text1" w:themeTint="FF" w:themeShade="FF"/>
+                <w:sz w:val="16"/>
+                <w:szCs w:val="16"/>
+              </w:rPr>
+              <w:t>65 min</w:t>
             </w:r>
           </w:p>
         </w:tc>
       </w:tr>
       <w:tr>
-        <w:tc>
-          <w:tcPr>
-            <w:tcW w:w="1819" w:type="dxa"/>
-          </w:tcPr>
-          <w:p/>
-        </w:tc>
-        <w:tc>
-          <w:tcPr>
-            <w:tcW w:w="1773" w:type="dxa"/>
-          </w:tcPr>
-          <w:p>
-            <w:r>
-              <w:t>Summarizing interview with Dr. Long</w:t>
-            </w:r>
-          </w:p>
-        </w:tc>
-        <w:tc>
-          <w:tcPr>
-            <w:tcW w:w="1322" w:type="dxa"/>
-          </w:tcPr>
-          <w:p>
-            <w:r>
-              <w:t>09/10/10</w:t>
-            </w:r>
-          </w:p>
-        </w:tc>
-        <w:tc>
-          <w:tcPr>
-            <w:tcW w:w="1516" w:type="dxa"/>
-          </w:tcPr>
-          <w:p>
-            <w:r>
-              <w:t>10:00 pm</w:t>
-            </w:r>
-          </w:p>
-        </w:tc>
-        <w:tc>
-          <w:tcPr>
-            <w:tcW w:w="1635" w:type="dxa"/>
-          </w:tcPr>
-          <w:p>
-            <w:r>
-              <w:t>11:18 pm</w:t>
-            </w:r>
-          </w:p>
-        </w:tc>
-        <w:tc>
-          <w:tcPr>
-            <w:tcW w:w="1511" w:type="dxa"/>
-          </w:tcPr>
-          <w:p>
-            <w:r>
-              <w:t>78 min</w:t>
+        <w:trPr>
+          <w:trHeight w:val="150"/>
+        </w:trPr>
+        <w:tc>
+          <w:tcPr>
+            <w:tcW w:w="1530" w:type="dxa"/>
+            <w:tcBorders>
+              <w:top w:val="single" w:color="000000" w:themeColor="text1" w:sz="6"/>
+              <w:left w:val="single" w:color="000000" w:themeColor="text1" w:sz="6"/>
+              <w:bottom w:val="single" w:color="000000" w:themeColor="text1" w:sz="6"/>
+              <w:right w:val="single" w:color="000000" w:themeColor="text1" w:sz="6"/>
+            </w:tcBorders>
+            <w:tcMar>
+              <w:top w:w="60" w:type="dxa"/>
+              <w:left w:w="60" w:type="dxa"/>
+              <w:bottom w:w="60" w:type="dxa"/>
+              <w:right w:w="60" w:type="dxa"/>
+            </w:tcMar>
+            <w:vAlign w:val="top"/>
+          </w:tcPr>
+          <w:p>
+            <w:pPr>
+              <w:spacing w:before="0" w:beforeAutospacing="off" w:after="0" w:afterAutospacing="off"/>
+            </w:pPr>
+          </w:p>
+        </w:tc>
+        <w:tc>
+          <w:tcPr>
+            <w:tcW w:w="1500" w:type="dxa"/>
+            <w:tcBorders>
+              <w:top w:val="single" w:color="000000" w:themeColor="text1" w:sz="6"/>
+              <w:left w:val="single" w:color="000000" w:themeColor="text1" w:sz="6"/>
+              <w:bottom w:val="single" w:color="000000" w:themeColor="text1" w:sz="6"/>
+              <w:right w:val="single" w:color="000000" w:themeColor="text1" w:sz="6"/>
+            </w:tcBorders>
+            <w:tcMar>
+              <w:top w:w="60" w:type="dxa"/>
+              <w:left w:w="60" w:type="dxa"/>
+              <w:bottom w:w="60" w:type="dxa"/>
+              <w:right w:w="60" w:type="dxa"/>
+            </w:tcMar>
+            <w:vAlign w:val="top"/>
+          </w:tcPr>
+          <w:p>
+            <w:pPr>
+              <w:pStyle w:val="Normal"/>
+              <w:spacing w:before="0" w:beforeAutospacing="off" w:after="0" w:afterAutospacing="off"/>
+            </w:pPr>
+            <w:r>
+              <w:rPr>
+                <w:rFonts w:ascii="Helvetica" w:hAnsi="Helvetica" w:eastAsia="Helvetica" w:cs="Helvetica"/>
+                <w:noProof w:val="0"/>
+                <w:sz w:val="16"/>
+                <w:szCs w:val="16"/>
+                <w:lang w:val="en-US"/>
+              </w:rPr>
+              <w:t>Creating LMS UI mockup in Moqups</w:t>
+            </w:r>
+          </w:p>
+        </w:tc>
+        <w:tc>
+          <w:tcPr>
+            <w:tcW w:w="1155" w:type="dxa"/>
+            <w:tcBorders>
+              <w:top w:val="single" w:color="000000" w:themeColor="text1" w:sz="6"/>
+              <w:left w:val="single" w:color="000000" w:themeColor="text1" w:sz="6"/>
+              <w:bottom w:val="single" w:color="000000" w:themeColor="text1" w:sz="6"/>
+              <w:right w:val="single" w:color="000000" w:themeColor="text1" w:sz="6"/>
+            </w:tcBorders>
+            <w:tcMar>
+              <w:top w:w="60" w:type="dxa"/>
+              <w:left w:w="60" w:type="dxa"/>
+              <w:bottom w:w="60" w:type="dxa"/>
+              <w:right w:w="60" w:type="dxa"/>
+            </w:tcMar>
+            <w:vAlign w:val="top"/>
+          </w:tcPr>
+          <w:p>
+            <w:pPr>
+              <w:spacing w:before="0" w:beforeAutospacing="off" w:after="0" w:afterAutospacing="off"/>
+            </w:pPr>
+            <w:r>
+              <w:rPr>
+                <w:rFonts w:ascii="Helvetica" w:hAnsi="Helvetica" w:eastAsia="Helvetica" w:cs="Helvetica"/>
+                <w:b w:val="0"/>
+                <w:bCs w:val="0"/>
+                <w:i w:val="0"/>
+                <w:iCs w:val="0"/>
+                <w:color w:val="000000" w:themeColor="text1" w:themeTint="FF" w:themeShade="FF"/>
+                <w:sz w:val="16"/>
+                <w:szCs w:val="16"/>
+              </w:rPr>
+              <w:t>09/</w:t>
+            </w:r>
+            <w:r>
+              <w:rPr>
+                <w:rFonts w:ascii="Helvetica" w:hAnsi="Helvetica" w:eastAsia="Helvetica" w:cs="Helvetica"/>
+                <w:b w:val="0"/>
+                <w:bCs w:val="0"/>
+                <w:i w:val="0"/>
+                <w:iCs w:val="0"/>
+                <w:color w:val="000000" w:themeColor="text1" w:themeTint="FF" w:themeShade="FF"/>
+                <w:sz w:val="16"/>
+                <w:szCs w:val="16"/>
+              </w:rPr>
+              <w:t>20</w:t>
+            </w:r>
+            <w:r>
+              <w:rPr>
+                <w:rFonts w:ascii="Helvetica" w:hAnsi="Helvetica" w:eastAsia="Helvetica" w:cs="Helvetica"/>
+                <w:b w:val="0"/>
+                <w:bCs w:val="0"/>
+                <w:i w:val="0"/>
+                <w:iCs w:val="0"/>
+                <w:color w:val="000000" w:themeColor="text1" w:themeTint="FF" w:themeShade="FF"/>
+                <w:sz w:val="16"/>
+                <w:szCs w:val="16"/>
+              </w:rPr>
+              <w:t>/26</w:t>
+            </w:r>
+          </w:p>
+        </w:tc>
+        <w:tc>
+          <w:tcPr>
+            <w:tcW w:w="1305" w:type="dxa"/>
+            <w:tcBorders>
+              <w:top w:val="single" w:color="000000" w:themeColor="text1" w:sz="6"/>
+              <w:left w:val="single" w:color="000000" w:themeColor="text1" w:sz="6"/>
+              <w:bottom w:val="single" w:color="000000" w:themeColor="text1" w:sz="6"/>
+              <w:right w:val="single" w:color="000000" w:themeColor="text1" w:sz="6"/>
+            </w:tcBorders>
+            <w:tcMar>
+              <w:top w:w="60" w:type="dxa"/>
+              <w:left w:w="60" w:type="dxa"/>
+              <w:bottom w:w="60" w:type="dxa"/>
+              <w:right w:w="60" w:type="dxa"/>
+            </w:tcMar>
+            <w:vAlign w:val="top"/>
+          </w:tcPr>
+          <w:p>
+            <w:pPr>
+              <w:spacing w:before="0" w:beforeAutospacing="off" w:after="0" w:afterAutospacing="off"/>
+            </w:pPr>
+            <w:r>
+              <w:rPr>
+                <w:rFonts w:ascii="Helvetica" w:hAnsi="Helvetica" w:eastAsia="Helvetica" w:cs="Helvetica"/>
+                <w:b w:val="0"/>
+                <w:bCs w:val="0"/>
+                <w:i w:val="0"/>
+                <w:iCs w:val="0"/>
+                <w:color w:val="000000" w:themeColor="text1" w:themeTint="FF" w:themeShade="FF"/>
+                <w:sz w:val="16"/>
+                <w:szCs w:val="16"/>
+              </w:rPr>
+              <w:t>11</w:t>
+            </w:r>
+            <w:r>
+              <w:rPr>
+                <w:rFonts w:ascii="Helvetica" w:hAnsi="Helvetica" w:eastAsia="Helvetica" w:cs="Helvetica"/>
+                <w:b w:val="0"/>
+                <w:bCs w:val="0"/>
+                <w:i w:val="0"/>
+                <w:iCs w:val="0"/>
+                <w:color w:val="000000" w:themeColor="text1" w:themeTint="FF" w:themeShade="FF"/>
+                <w:sz w:val="16"/>
+                <w:szCs w:val="16"/>
+              </w:rPr>
+              <w:t>:</w:t>
+            </w:r>
+            <w:r>
+              <w:rPr>
+                <w:rFonts w:ascii="Helvetica" w:hAnsi="Helvetica" w:eastAsia="Helvetica" w:cs="Helvetica"/>
+                <w:b w:val="0"/>
+                <w:bCs w:val="0"/>
+                <w:i w:val="0"/>
+                <w:iCs w:val="0"/>
+                <w:color w:val="000000" w:themeColor="text1" w:themeTint="FF" w:themeShade="FF"/>
+                <w:sz w:val="16"/>
+                <w:szCs w:val="16"/>
+              </w:rPr>
+              <w:t>1</w:t>
+            </w:r>
+            <w:r>
+              <w:rPr>
+                <w:rFonts w:ascii="Helvetica" w:hAnsi="Helvetica" w:eastAsia="Helvetica" w:cs="Helvetica"/>
+                <w:b w:val="0"/>
+                <w:bCs w:val="0"/>
+                <w:i w:val="0"/>
+                <w:iCs w:val="0"/>
+                <w:color w:val="000000" w:themeColor="text1" w:themeTint="FF" w:themeShade="FF"/>
+                <w:sz w:val="16"/>
+                <w:szCs w:val="16"/>
+              </w:rPr>
+              <w:t xml:space="preserve">0 </w:t>
+            </w:r>
+            <w:r>
+              <w:rPr>
+                <w:rFonts w:ascii="Helvetica" w:hAnsi="Helvetica" w:eastAsia="Helvetica" w:cs="Helvetica"/>
+                <w:b w:val="0"/>
+                <w:bCs w:val="0"/>
+                <w:i w:val="0"/>
+                <w:iCs w:val="0"/>
+                <w:color w:val="000000" w:themeColor="text1" w:themeTint="FF" w:themeShade="FF"/>
+                <w:sz w:val="16"/>
+                <w:szCs w:val="16"/>
+              </w:rPr>
+              <w:t>a</w:t>
+            </w:r>
+            <w:r>
+              <w:rPr>
+                <w:rFonts w:ascii="Helvetica" w:hAnsi="Helvetica" w:eastAsia="Helvetica" w:cs="Helvetica"/>
+                <w:b w:val="0"/>
+                <w:bCs w:val="0"/>
+                <w:i w:val="0"/>
+                <w:iCs w:val="0"/>
+                <w:color w:val="000000" w:themeColor="text1" w:themeTint="FF" w:themeShade="FF"/>
+                <w:sz w:val="16"/>
+                <w:szCs w:val="16"/>
+              </w:rPr>
+              <w:t>m</w:t>
+            </w:r>
+          </w:p>
+        </w:tc>
+        <w:tc>
+          <w:tcPr>
+            <w:tcW w:w="1380" w:type="dxa"/>
+            <w:tcBorders>
+              <w:top w:val="single" w:color="000000" w:themeColor="text1" w:sz="6"/>
+              <w:left w:val="single" w:color="000000" w:themeColor="text1" w:sz="6"/>
+              <w:bottom w:val="single" w:color="000000" w:themeColor="text1" w:sz="6"/>
+              <w:right w:val="single" w:color="000000" w:themeColor="text1" w:sz="6"/>
+            </w:tcBorders>
+            <w:tcMar>
+              <w:top w:w="60" w:type="dxa"/>
+              <w:left w:w="60" w:type="dxa"/>
+              <w:bottom w:w="60" w:type="dxa"/>
+              <w:right w:w="60" w:type="dxa"/>
+            </w:tcMar>
+            <w:vAlign w:val="top"/>
+          </w:tcPr>
+          <w:p>
+            <w:pPr>
+              <w:spacing w:before="0" w:beforeAutospacing="off" w:after="0" w:afterAutospacing="off"/>
+            </w:pPr>
+            <w:r>
+              <w:rPr>
+                <w:rFonts w:ascii="Helvetica" w:hAnsi="Helvetica" w:eastAsia="Helvetica" w:cs="Helvetica"/>
+                <w:b w:val="0"/>
+                <w:bCs w:val="0"/>
+                <w:i w:val="0"/>
+                <w:iCs w:val="0"/>
+                <w:color w:val="000000" w:themeColor="text1" w:themeTint="FF" w:themeShade="FF"/>
+                <w:sz w:val="16"/>
+                <w:szCs w:val="16"/>
+              </w:rPr>
+              <w:t>1</w:t>
+            </w:r>
+            <w:r>
+              <w:rPr>
+                <w:rFonts w:ascii="Helvetica" w:hAnsi="Helvetica" w:eastAsia="Helvetica" w:cs="Helvetica"/>
+                <w:b w:val="0"/>
+                <w:bCs w:val="0"/>
+                <w:i w:val="0"/>
+                <w:iCs w:val="0"/>
+                <w:color w:val="000000" w:themeColor="text1" w:themeTint="FF" w:themeShade="FF"/>
+                <w:sz w:val="16"/>
+                <w:szCs w:val="16"/>
+              </w:rPr>
+              <w:t>:</w:t>
+            </w:r>
+            <w:r>
+              <w:rPr>
+                <w:rFonts w:ascii="Helvetica" w:hAnsi="Helvetica" w:eastAsia="Helvetica" w:cs="Helvetica"/>
+                <w:b w:val="0"/>
+                <w:bCs w:val="0"/>
+                <w:i w:val="0"/>
+                <w:iCs w:val="0"/>
+                <w:color w:val="000000" w:themeColor="text1" w:themeTint="FF" w:themeShade="FF"/>
+                <w:sz w:val="16"/>
+                <w:szCs w:val="16"/>
+              </w:rPr>
+              <w:t>5</w:t>
+            </w:r>
+            <w:r>
+              <w:rPr>
+                <w:rFonts w:ascii="Helvetica" w:hAnsi="Helvetica" w:eastAsia="Helvetica" w:cs="Helvetica"/>
+                <w:b w:val="0"/>
+                <w:bCs w:val="0"/>
+                <w:i w:val="0"/>
+                <w:iCs w:val="0"/>
+                <w:color w:val="000000" w:themeColor="text1" w:themeTint="FF" w:themeShade="FF"/>
+                <w:sz w:val="16"/>
+                <w:szCs w:val="16"/>
+              </w:rPr>
+              <w:t>0</w:t>
+            </w:r>
+            <w:r>
+              <w:rPr>
+                <w:rFonts w:ascii="Helvetica" w:hAnsi="Helvetica" w:eastAsia="Helvetica" w:cs="Helvetica"/>
+                <w:b w:val="0"/>
+                <w:bCs w:val="0"/>
+                <w:i w:val="0"/>
+                <w:iCs w:val="0"/>
+                <w:color w:val="000000" w:themeColor="text1" w:themeTint="FF" w:themeShade="FF"/>
+                <w:sz w:val="16"/>
+                <w:szCs w:val="16"/>
+              </w:rPr>
+              <w:t xml:space="preserve"> </w:t>
+            </w:r>
+            <w:r>
+              <w:rPr>
+                <w:rFonts w:ascii="Helvetica" w:hAnsi="Helvetica" w:eastAsia="Helvetica" w:cs="Helvetica"/>
+                <w:b w:val="0"/>
+                <w:bCs w:val="0"/>
+                <w:i w:val="0"/>
+                <w:iCs w:val="0"/>
+                <w:color w:val="000000" w:themeColor="text1" w:themeTint="FF" w:themeShade="FF"/>
+                <w:sz w:val="16"/>
+                <w:szCs w:val="16"/>
+              </w:rPr>
+              <w:t>pm</w:t>
+            </w:r>
+          </w:p>
+        </w:tc>
+        <w:tc>
+          <w:tcPr>
+            <w:tcW w:w="1305" w:type="dxa"/>
+            <w:tcBorders>
+              <w:top w:val="single" w:color="000000" w:themeColor="text1" w:sz="6"/>
+              <w:left w:val="single" w:color="000000" w:themeColor="text1" w:sz="6"/>
+              <w:bottom w:val="single" w:color="000000" w:themeColor="text1" w:sz="6"/>
+              <w:right w:val="single" w:color="000000" w:themeColor="text1" w:sz="6"/>
+            </w:tcBorders>
+            <w:tcMar>
+              <w:top w:w="60" w:type="dxa"/>
+              <w:left w:w="60" w:type="dxa"/>
+              <w:bottom w:w="60" w:type="dxa"/>
+              <w:right w:w="60" w:type="dxa"/>
+            </w:tcMar>
+            <w:vAlign w:val="top"/>
+          </w:tcPr>
+          <w:p>
+            <w:pPr>
+              <w:spacing w:before="0" w:beforeAutospacing="off" w:after="0" w:afterAutospacing="off"/>
+            </w:pPr>
+            <w:r>
+              <w:rPr>
+                <w:rFonts w:ascii="Helvetica" w:hAnsi="Helvetica" w:eastAsia="Helvetica" w:cs="Helvetica"/>
+                <w:b w:val="0"/>
+                <w:bCs w:val="0"/>
+                <w:i w:val="0"/>
+                <w:iCs w:val="0"/>
+                <w:color w:val="000000" w:themeColor="text1" w:themeTint="FF" w:themeShade="FF"/>
+                <w:sz w:val="16"/>
+                <w:szCs w:val="16"/>
+              </w:rPr>
+              <w:t xml:space="preserve">160 </w:t>
+            </w:r>
+            <w:r>
+              <w:rPr>
+                <w:rFonts w:ascii="Helvetica" w:hAnsi="Helvetica" w:eastAsia="Helvetica" w:cs="Helvetica"/>
+                <w:b w:val="0"/>
+                <w:bCs w:val="0"/>
+                <w:i w:val="0"/>
+                <w:iCs w:val="0"/>
+                <w:color w:val="000000" w:themeColor="text1" w:themeTint="FF" w:themeShade="FF"/>
+                <w:sz w:val="16"/>
+                <w:szCs w:val="16"/>
+              </w:rPr>
+              <w:t>min</w:t>
             </w:r>
           </w:p>
         </w:tc>
       </w:tr>
       <w:tr>
-        <w:tc>
-          <w:tcPr>
-            <w:tcW w:w="1819" w:type="dxa"/>
-          </w:tcPr>
-          <w:p/>
-        </w:tc>
-        <w:tc>
-          <w:tcPr>
-            <w:tcW w:w="1773" w:type="dxa"/>
-          </w:tcPr>
-          <w:p/>
-        </w:tc>
-        <w:tc>
-          <w:tcPr>
-            <w:tcW w:w="1322" w:type="dxa"/>
-          </w:tcPr>
-          <w:p/>
-        </w:tc>
-        <w:tc>
-          <w:tcPr>
-            <w:tcW w:w="1516" w:type="dxa"/>
-          </w:tcPr>
-          <w:p/>
-        </w:tc>
-        <w:tc>
-          <w:tcPr>
-            <w:tcW w:w="1635" w:type="dxa"/>
-          </w:tcPr>
-          <w:p/>
-        </w:tc>
-        <w:tc>
-          <w:tcPr>
-            <w:tcW w:w="1511" w:type="dxa"/>
-          </w:tcPr>
-          <w:p>
-            <w:r>
-              <w:t xml:space="preserve">Week total: </w:t>
-            </w:r>
-          </w:p>
-          <w:p>
-            <w:r>
-              <w:t>108 min</w:t>
+        <w:trPr>
+          <w:trHeight w:val="345"/>
+        </w:trPr>
+        <w:tc>
+          <w:tcPr>
+            <w:tcW w:w="1530" w:type="dxa"/>
+            <w:tcBorders>
+              <w:top w:val="single" w:color="000000" w:themeColor="text1" w:sz="6"/>
+              <w:left w:val="single" w:color="000000" w:themeColor="text1" w:sz="6"/>
+              <w:bottom w:val="single" w:color="000000" w:themeColor="text1" w:sz="6"/>
+              <w:right w:val="single" w:color="000000" w:themeColor="text1" w:sz="6"/>
+            </w:tcBorders>
+            <w:tcMar>
+              <w:top w:w="60" w:type="dxa"/>
+              <w:left w:w="60" w:type="dxa"/>
+              <w:bottom w:w="60" w:type="dxa"/>
+              <w:right w:w="60" w:type="dxa"/>
+            </w:tcMar>
+            <w:vAlign w:val="top"/>
+          </w:tcPr>
+          <w:p>
+            <w:pPr>
+              <w:spacing w:before="0" w:beforeAutospacing="off" w:after="0" w:afterAutospacing="off"/>
+            </w:pPr>
+          </w:p>
+        </w:tc>
+        <w:tc>
+          <w:tcPr>
+            <w:tcW w:w="1500" w:type="dxa"/>
+            <w:tcBorders>
+              <w:top w:val="single" w:color="000000" w:themeColor="text1" w:sz="6"/>
+              <w:left w:val="single" w:color="000000" w:themeColor="text1" w:sz="6"/>
+              <w:bottom w:val="single" w:color="000000" w:themeColor="text1" w:sz="6"/>
+              <w:right w:val="single" w:color="000000" w:themeColor="text1" w:sz="6"/>
+            </w:tcBorders>
+            <w:tcMar>
+              <w:top w:w="60" w:type="dxa"/>
+              <w:left w:w="60" w:type="dxa"/>
+              <w:bottom w:w="60" w:type="dxa"/>
+              <w:right w:w="60" w:type="dxa"/>
+            </w:tcMar>
+            <w:vAlign w:val="top"/>
+          </w:tcPr>
+          <w:p>
+            <w:pPr>
+              <w:spacing w:before="0" w:beforeAutospacing="off" w:after="0" w:afterAutospacing="off"/>
+            </w:pPr>
+            <w:r>
+              <w:rPr>
+                <w:rFonts w:ascii="Helvetica" w:hAnsi="Helvetica" w:eastAsia="Helvetica" w:cs="Helvetica"/>
+                <w:b w:val="0"/>
+                <w:bCs w:val="0"/>
+                <w:i w:val="0"/>
+                <w:iCs w:val="0"/>
+                <w:color w:val="000000" w:themeColor="text1" w:themeTint="FF" w:themeShade="FF"/>
+                <w:sz w:val="16"/>
+                <w:szCs w:val="16"/>
+              </w:rPr>
+              <w:t>Uploading doc to github</w:t>
+            </w:r>
+          </w:p>
+        </w:tc>
+        <w:tc>
+          <w:tcPr>
+            <w:tcW w:w="1155" w:type="dxa"/>
+            <w:tcBorders>
+              <w:top w:val="single" w:color="000000" w:themeColor="text1" w:sz="6"/>
+              <w:left w:val="single" w:color="000000" w:themeColor="text1" w:sz="6"/>
+              <w:bottom w:val="single" w:color="000000" w:themeColor="text1" w:sz="6"/>
+              <w:right w:val="single" w:color="000000" w:themeColor="text1" w:sz="6"/>
+            </w:tcBorders>
+            <w:tcMar>
+              <w:top w:w="60" w:type="dxa"/>
+              <w:left w:w="60" w:type="dxa"/>
+              <w:bottom w:w="60" w:type="dxa"/>
+              <w:right w:w="60" w:type="dxa"/>
+            </w:tcMar>
+            <w:vAlign w:val="top"/>
+          </w:tcPr>
+          <w:p>
+            <w:pPr>
+              <w:spacing w:before="0" w:beforeAutospacing="off" w:after="0" w:afterAutospacing="off"/>
+            </w:pPr>
+            <w:r>
+              <w:rPr>
+                <w:rFonts w:ascii="Helvetica" w:hAnsi="Helvetica" w:eastAsia="Helvetica" w:cs="Helvetica"/>
+                <w:b w:val="0"/>
+                <w:bCs w:val="0"/>
+                <w:i w:val="0"/>
+                <w:iCs w:val="0"/>
+                <w:color w:val="000000" w:themeColor="text1" w:themeTint="FF" w:themeShade="FF"/>
+                <w:sz w:val="16"/>
+                <w:szCs w:val="16"/>
+              </w:rPr>
+              <w:t>09/20/26</w:t>
+            </w:r>
+          </w:p>
+          <w:p>
+            <w:pPr>
+              <w:spacing w:before="0" w:beforeAutospacing="off" w:after="0" w:afterAutospacing="off"/>
+              <w:rPr>
+                <w:rFonts w:ascii="Helvetica" w:hAnsi="Helvetica" w:eastAsia="Helvetica" w:cs="Helvetica"/>
+                <w:b w:val="0"/>
+                <w:bCs w:val="0"/>
+                <w:i w:val="0"/>
+                <w:iCs w:val="0"/>
+                <w:color w:val="000000" w:themeColor="text1" w:themeTint="FF" w:themeShade="FF"/>
+                <w:sz w:val="16"/>
+                <w:szCs w:val="16"/>
+              </w:rPr>
+            </w:pPr>
+          </w:p>
+        </w:tc>
+        <w:tc>
+          <w:tcPr>
+            <w:tcW w:w="1305" w:type="dxa"/>
+            <w:tcBorders>
+              <w:top w:val="single" w:color="000000" w:themeColor="text1" w:sz="6"/>
+              <w:left w:val="single" w:color="000000" w:themeColor="text1" w:sz="6"/>
+              <w:bottom w:val="single" w:color="000000" w:themeColor="text1" w:sz="6"/>
+              <w:right w:val="single" w:color="000000" w:themeColor="text1" w:sz="6"/>
+            </w:tcBorders>
+            <w:tcMar>
+              <w:top w:w="60" w:type="dxa"/>
+              <w:left w:w="60" w:type="dxa"/>
+              <w:bottom w:w="60" w:type="dxa"/>
+              <w:right w:w="60" w:type="dxa"/>
+            </w:tcMar>
+            <w:vAlign w:val="top"/>
+          </w:tcPr>
+          <w:p>
+            <w:pPr>
+              <w:spacing w:before="0" w:beforeAutospacing="off" w:after="0" w:afterAutospacing="off"/>
+            </w:pPr>
+            <w:r>
+              <w:rPr>
+                <w:rFonts w:ascii="Helvetica" w:hAnsi="Helvetica" w:eastAsia="Helvetica" w:cs="Helvetica"/>
+                <w:b w:val="0"/>
+                <w:bCs w:val="0"/>
+                <w:i w:val="0"/>
+                <w:iCs w:val="0"/>
+                <w:color w:val="000000" w:themeColor="text1" w:themeTint="FF" w:themeShade="FF"/>
+                <w:sz w:val="16"/>
+                <w:szCs w:val="16"/>
+              </w:rPr>
+              <w:t>2:00</w:t>
+            </w:r>
+            <w:r>
+              <w:rPr>
+                <w:rFonts w:ascii="Helvetica" w:hAnsi="Helvetica" w:eastAsia="Helvetica" w:cs="Helvetica"/>
+                <w:b w:val="0"/>
+                <w:bCs w:val="0"/>
+                <w:i w:val="0"/>
+                <w:iCs w:val="0"/>
+                <w:color w:val="000000" w:themeColor="text1" w:themeTint="FF" w:themeShade="FF"/>
+                <w:sz w:val="16"/>
+                <w:szCs w:val="16"/>
+              </w:rPr>
+              <w:t xml:space="preserve"> pm</w:t>
+            </w:r>
+          </w:p>
+        </w:tc>
+        <w:tc>
+          <w:tcPr>
+            <w:tcW w:w="1380" w:type="dxa"/>
+            <w:tcBorders>
+              <w:top w:val="single" w:color="000000" w:themeColor="text1" w:sz="6"/>
+              <w:left w:val="single" w:color="000000" w:themeColor="text1" w:sz="6"/>
+              <w:bottom w:val="single" w:color="000000" w:themeColor="text1" w:sz="6"/>
+              <w:right w:val="single" w:color="000000" w:themeColor="text1" w:sz="6"/>
+            </w:tcBorders>
+            <w:tcMar>
+              <w:top w:w="60" w:type="dxa"/>
+              <w:left w:w="60" w:type="dxa"/>
+              <w:bottom w:w="60" w:type="dxa"/>
+              <w:right w:w="60" w:type="dxa"/>
+            </w:tcMar>
+            <w:vAlign w:val="top"/>
+          </w:tcPr>
+          <w:p>
+            <w:pPr>
+              <w:spacing w:before="0" w:beforeAutospacing="off" w:after="0" w:afterAutospacing="off"/>
+            </w:pPr>
+            <w:r>
+              <w:rPr>
+                <w:rFonts w:ascii="Helvetica" w:hAnsi="Helvetica" w:eastAsia="Helvetica" w:cs="Helvetica"/>
+                <w:b w:val="0"/>
+                <w:bCs w:val="0"/>
+                <w:i w:val="0"/>
+                <w:iCs w:val="0"/>
+                <w:color w:val="000000" w:themeColor="text1" w:themeTint="FF" w:themeShade="FF"/>
+                <w:sz w:val="16"/>
+                <w:szCs w:val="16"/>
+              </w:rPr>
+              <w:t>2:</w:t>
+            </w:r>
+            <w:r>
+              <w:rPr>
+                <w:rFonts w:ascii="Helvetica" w:hAnsi="Helvetica" w:eastAsia="Helvetica" w:cs="Helvetica"/>
+                <w:b w:val="0"/>
+                <w:bCs w:val="0"/>
+                <w:i w:val="0"/>
+                <w:iCs w:val="0"/>
+                <w:color w:val="000000" w:themeColor="text1" w:themeTint="FF" w:themeShade="FF"/>
+                <w:sz w:val="16"/>
+                <w:szCs w:val="16"/>
+              </w:rPr>
+              <w:t>10</w:t>
+            </w:r>
+            <w:r>
+              <w:rPr>
+                <w:rFonts w:ascii="Helvetica" w:hAnsi="Helvetica" w:eastAsia="Helvetica" w:cs="Helvetica"/>
+                <w:b w:val="0"/>
+                <w:bCs w:val="0"/>
+                <w:i w:val="0"/>
+                <w:iCs w:val="0"/>
+                <w:color w:val="000000" w:themeColor="text1" w:themeTint="FF" w:themeShade="FF"/>
+                <w:sz w:val="16"/>
+                <w:szCs w:val="16"/>
+              </w:rPr>
+              <w:t>v</w:t>
+            </w:r>
+            <w:r>
+              <w:rPr>
+                <w:rFonts w:ascii="Helvetica" w:hAnsi="Helvetica" w:eastAsia="Helvetica" w:cs="Helvetica"/>
+                <w:b w:val="0"/>
+                <w:bCs w:val="0"/>
+                <w:i w:val="0"/>
+                <w:iCs w:val="0"/>
+                <w:color w:val="000000" w:themeColor="text1" w:themeTint="FF" w:themeShade="FF"/>
+                <w:sz w:val="16"/>
+                <w:szCs w:val="16"/>
+              </w:rPr>
+              <w:t>pm</w:t>
+            </w:r>
+          </w:p>
+        </w:tc>
+        <w:tc>
+          <w:tcPr>
+            <w:tcW w:w="1305" w:type="dxa"/>
+            <w:tcBorders>
+              <w:top w:val="single" w:color="000000" w:themeColor="text1" w:sz="6"/>
+              <w:left w:val="single" w:color="000000" w:themeColor="text1" w:sz="6"/>
+              <w:bottom w:val="single" w:color="000000" w:themeColor="text1" w:sz="6"/>
+              <w:right w:val="single" w:color="000000" w:themeColor="text1" w:sz="6"/>
+            </w:tcBorders>
+            <w:tcMar>
+              <w:top w:w="60" w:type="dxa"/>
+              <w:left w:w="60" w:type="dxa"/>
+              <w:bottom w:w="60" w:type="dxa"/>
+              <w:right w:w="60" w:type="dxa"/>
+            </w:tcMar>
+            <w:vAlign w:val="top"/>
+          </w:tcPr>
+          <w:p>
+            <w:pPr>
+              <w:spacing w:before="0" w:beforeAutospacing="off" w:after="0" w:afterAutospacing="off"/>
+            </w:pPr>
+            <w:r>
+              <w:rPr>
+                <w:rFonts w:ascii="Helvetica" w:hAnsi="Helvetica" w:eastAsia="Helvetica" w:cs="Helvetica"/>
+                <w:b w:val="0"/>
+                <w:bCs w:val="0"/>
+                <w:i w:val="0"/>
+                <w:iCs w:val="0"/>
+                <w:color w:val="000000" w:themeColor="text1" w:themeTint="FF" w:themeShade="FF"/>
+                <w:sz w:val="16"/>
+                <w:szCs w:val="16"/>
+              </w:rPr>
+              <w:t>10 min</w:t>
             </w:r>
           </w:p>
         </w:tc>
       </w:tr>
       <w:tr>
-        <w:tc>
-          <w:tcPr>
-            <w:tcW w:w="1819" w:type="dxa"/>
-          </w:tcPr>
-          <w:p>
-            <w:r>
-              <w:t>Week 2 ...</w:t>
-            </w:r>
-          </w:p>
-          <w:p/>
-        </w:tc>
-        <w:tc>
-          <w:tcPr>
-            <w:tcW w:w="1773" w:type="dxa"/>
-          </w:tcPr>
-          <w:p/>
-        </w:tc>
-        <w:tc>
-          <w:tcPr>
-            <w:tcW w:w="1322" w:type="dxa"/>
-          </w:tcPr>
-          <w:p/>
-        </w:tc>
-        <w:tc>
-          <w:tcPr>
-            <w:tcW w:w="1516" w:type="dxa"/>
-          </w:tcPr>
-          <w:p/>
-        </w:tc>
-        <w:tc>
-          <w:tcPr>
-            <w:tcW w:w="1635" w:type="dxa"/>
-          </w:tcPr>
-          <w:p/>
-        </w:tc>
-        <w:tc>
-          <w:tcPr>
-            <w:tcW w:w="1511" w:type="dxa"/>
-          </w:tcPr>
-          <w:p/>
+        <w:trPr>
+          <w:trHeight w:val="345"/>
+        </w:trPr>
+        <w:tc>
+          <w:tcPr>
+            <w:tcW w:w="1530" w:type="dxa"/>
+            <w:tcBorders>
+              <w:top w:val="single" w:color="000000" w:themeColor="text1" w:sz="6"/>
+              <w:left w:val="single" w:color="000000" w:themeColor="text1" w:sz="6"/>
+              <w:bottom w:val="single" w:color="000000" w:themeColor="text1" w:sz="6"/>
+              <w:right w:val="single" w:color="000000" w:themeColor="text1" w:sz="6"/>
+            </w:tcBorders>
+            <w:tcMar>
+              <w:top w:w="60" w:type="dxa"/>
+              <w:left w:w="60" w:type="dxa"/>
+              <w:bottom w:w="60" w:type="dxa"/>
+              <w:right w:w="60" w:type="dxa"/>
+            </w:tcMar>
+            <w:vAlign w:val="top"/>
+          </w:tcPr>
+          <w:p>
+            <w:pPr>
+              <w:spacing w:before="0" w:beforeAutospacing="off" w:after="0" w:afterAutospacing="off"/>
+            </w:pPr>
+          </w:p>
+        </w:tc>
+        <w:tc>
+          <w:tcPr>
+            <w:tcW w:w="1500" w:type="dxa"/>
+            <w:tcBorders>
+              <w:top w:val="single" w:color="000000" w:themeColor="text1" w:sz="6"/>
+              <w:left w:val="single" w:color="000000" w:themeColor="text1" w:sz="6"/>
+              <w:bottom w:val="single" w:color="000000" w:themeColor="text1" w:sz="6"/>
+              <w:right w:val="single" w:color="000000" w:themeColor="text1" w:sz="6"/>
+            </w:tcBorders>
+            <w:tcMar>
+              <w:top w:w="60" w:type="dxa"/>
+              <w:left w:w="60" w:type="dxa"/>
+              <w:bottom w:w="60" w:type="dxa"/>
+              <w:right w:w="60" w:type="dxa"/>
+            </w:tcMar>
+            <w:vAlign w:val="top"/>
+          </w:tcPr>
+          <w:p>
+            <w:pPr>
+              <w:spacing w:before="0" w:beforeAutospacing="off" w:after="0" w:afterAutospacing="off"/>
+            </w:pPr>
+          </w:p>
+        </w:tc>
+        <w:tc>
+          <w:tcPr>
+            <w:tcW w:w="1155" w:type="dxa"/>
+            <w:tcBorders>
+              <w:top w:val="single" w:color="000000" w:themeColor="text1" w:sz="6"/>
+              <w:left w:val="single" w:color="000000" w:themeColor="text1" w:sz="6"/>
+              <w:bottom w:val="single" w:color="000000" w:themeColor="text1" w:sz="6"/>
+              <w:right w:val="single" w:color="000000" w:themeColor="text1" w:sz="6"/>
+            </w:tcBorders>
+            <w:tcMar>
+              <w:top w:w="60" w:type="dxa"/>
+              <w:left w:w="60" w:type="dxa"/>
+              <w:bottom w:w="60" w:type="dxa"/>
+              <w:right w:w="60" w:type="dxa"/>
+            </w:tcMar>
+            <w:vAlign w:val="top"/>
+          </w:tcPr>
+          <w:p>
+            <w:pPr>
+              <w:spacing w:before="0" w:beforeAutospacing="off" w:after="0" w:afterAutospacing="off"/>
+            </w:pPr>
+          </w:p>
+        </w:tc>
+        <w:tc>
+          <w:tcPr>
+            <w:tcW w:w="1305" w:type="dxa"/>
+            <w:tcBorders>
+              <w:top w:val="single" w:color="000000" w:themeColor="text1" w:sz="6"/>
+              <w:left w:val="single" w:color="000000" w:themeColor="text1" w:sz="6"/>
+              <w:bottom w:val="single" w:color="000000" w:themeColor="text1" w:sz="6"/>
+              <w:right w:val="single" w:color="000000" w:themeColor="text1" w:sz="6"/>
+            </w:tcBorders>
+            <w:tcMar>
+              <w:top w:w="60" w:type="dxa"/>
+              <w:left w:w="60" w:type="dxa"/>
+              <w:bottom w:w="60" w:type="dxa"/>
+              <w:right w:w="60" w:type="dxa"/>
+            </w:tcMar>
+            <w:vAlign w:val="top"/>
+          </w:tcPr>
+          <w:p>
+            <w:pPr>
+              <w:spacing w:before="0" w:beforeAutospacing="off" w:after="0" w:afterAutospacing="off"/>
+            </w:pPr>
+          </w:p>
+        </w:tc>
+        <w:tc>
+          <w:tcPr>
+            <w:tcW w:w="1380" w:type="dxa"/>
+            <w:tcBorders>
+              <w:top w:val="single" w:color="000000" w:themeColor="text1" w:sz="6"/>
+              <w:left w:val="single" w:color="000000" w:themeColor="text1" w:sz="6"/>
+              <w:bottom w:val="single" w:color="000000" w:themeColor="text1" w:sz="6"/>
+              <w:right w:val="single" w:color="000000" w:themeColor="text1" w:sz="6"/>
+            </w:tcBorders>
+            <w:tcMar>
+              <w:top w:w="60" w:type="dxa"/>
+              <w:left w:w="60" w:type="dxa"/>
+              <w:bottom w:w="60" w:type="dxa"/>
+              <w:right w:w="60" w:type="dxa"/>
+            </w:tcMar>
+            <w:vAlign w:val="top"/>
+          </w:tcPr>
+          <w:p>
+            <w:pPr>
+              <w:spacing w:before="0" w:beforeAutospacing="off" w:after="0" w:afterAutospacing="off"/>
+            </w:pPr>
+          </w:p>
+        </w:tc>
+        <w:tc>
+          <w:tcPr>
+            <w:tcW w:w="1305" w:type="dxa"/>
+            <w:tcBorders>
+              <w:top w:val="single" w:color="000000" w:themeColor="text1" w:sz="6"/>
+              <w:left w:val="single" w:color="000000" w:themeColor="text1" w:sz="6"/>
+              <w:bottom w:val="single" w:color="000000" w:themeColor="text1" w:sz="6"/>
+              <w:right w:val="single" w:color="000000" w:themeColor="text1" w:sz="6"/>
+            </w:tcBorders>
+            <w:tcMar>
+              <w:top w:w="60" w:type="dxa"/>
+              <w:left w:w="60" w:type="dxa"/>
+              <w:bottom w:w="60" w:type="dxa"/>
+              <w:right w:w="60" w:type="dxa"/>
+            </w:tcMar>
+            <w:vAlign w:val="top"/>
+          </w:tcPr>
+          <w:p>
+            <w:pPr>
+              <w:spacing w:before="0" w:beforeAutospacing="off" w:after="0" w:afterAutospacing="off"/>
+            </w:pPr>
+            <w:r>
+              <w:rPr>
+                <w:rFonts w:ascii="Helvetica" w:hAnsi="Helvetica" w:eastAsia="Helvetica" w:cs="Helvetica"/>
+                <w:b w:val="0"/>
+                <w:bCs w:val="0"/>
+                <w:i w:val="0"/>
+                <w:iCs w:val="0"/>
+                <w:color w:val="000000" w:themeColor="text1" w:themeTint="FF" w:themeShade="FF"/>
+                <w:sz w:val="16"/>
+                <w:szCs w:val="16"/>
+              </w:rPr>
+              <w:t xml:space="preserve">Week total: </w:t>
+            </w:r>
+          </w:p>
+          <w:p>
+            <w:pPr>
+              <w:spacing w:before="0" w:beforeAutospacing="off" w:after="0" w:afterAutospacing="off"/>
+            </w:pPr>
+            <w:r>
+              <w:rPr>
+                <w:rFonts w:ascii="Helvetica" w:hAnsi="Helvetica" w:eastAsia="Helvetica" w:cs="Helvetica"/>
+                <w:b w:val="0"/>
+                <w:bCs w:val="0"/>
+                <w:i w:val="0"/>
+                <w:iCs w:val="0"/>
+                <w:color w:val="000000" w:themeColor="text1" w:themeTint="FF" w:themeShade="FF"/>
+                <w:sz w:val="16"/>
+                <w:szCs w:val="16"/>
+              </w:rPr>
+              <w:t xml:space="preserve">235 </w:t>
+            </w:r>
+            <w:r>
+              <w:rPr>
+                <w:rFonts w:ascii="Helvetica" w:hAnsi="Helvetica" w:eastAsia="Helvetica" w:cs="Helvetica"/>
+                <w:b w:val="0"/>
+                <w:bCs w:val="0"/>
+                <w:i w:val="0"/>
+                <w:iCs w:val="0"/>
+                <w:color w:val="000000" w:themeColor="text1" w:themeTint="FF" w:themeShade="FF"/>
+                <w:sz w:val="16"/>
+                <w:szCs w:val="16"/>
+              </w:rPr>
+              <w:t>min</w:t>
+            </w:r>
+          </w:p>
         </w:tc>
       </w:tr>
       <w:tr>
-        <w:tc>
-          <w:tcPr>
-            <w:tcW w:w="1819" w:type="dxa"/>
-          </w:tcPr>
-          <w:p/>
-        </w:tc>
-        <w:tc>
-          <w:tcPr>
-            <w:tcW w:w="1773" w:type="dxa"/>
-          </w:tcPr>
-          <w:p/>
-        </w:tc>
-        <w:tc>
-          <w:tcPr>
-            <w:tcW w:w="1322" w:type="dxa"/>
-          </w:tcPr>
-          <w:p/>
-        </w:tc>
-        <w:tc>
-          <w:tcPr>
-            <w:tcW w:w="1516" w:type="dxa"/>
-          </w:tcPr>
-          <w:p/>
-        </w:tc>
-        <w:tc>
-          <w:tcPr>
-            <w:tcW w:w="1635" w:type="dxa"/>
-          </w:tcPr>
-          <w:p/>
-        </w:tc>
-        <w:tc>
-          <w:tcPr>
-            <w:tcW w:w="1511" w:type="dxa"/>
-          </w:tcPr>
-          <w:p/>
+        <w:trPr>
+          <w:trHeight w:val="345"/>
+        </w:trPr>
+        <w:tc>
+          <w:tcPr>
+            <w:tcW w:w="1530" w:type="dxa"/>
+            <w:tcBorders>
+              <w:top w:val="single" w:color="000000" w:themeColor="text1" w:sz="6"/>
+              <w:left w:val="single" w:color="000000" w:themeColor="text1" w:sz="6"/>
+              <w:bottom w:val="single" w:color="000000" w:themeColor="text1" w:sz="6"/>
+              <w:right w:val="single" w:color="000000" w:themeColor="text1" w:sz="6"/>
+            </w:tcBorders>
+            <w:tcMar>
+              <w:top w:w="60" w:type="dxa"/>
+              <w:left w:w="60" w:type="dxa"/>
+              <w:bottom w:w="60" w:type="dxa"/>
+              <w:right w:w="60" w:type="dxa"/>
+            </w:tcMar>
+            <w:vAlign w:val="top"/>
+          </w:tcPr>
+          <w:p>
+            <w:pPr>
+              <w:spacing w:before="0" w:beforeAutospacing="off" w:after="0" w:afterAutospacing="off"/>
+            </w:pPr>
+            <w:r>
+              <w:rPr>
+                <w:rFonts w:ascii="Helvetica" w:hAnsi="Helvetica" w:eastAsia="Helvetica" w:cs="Helvetica"/>
+                <w:b w:val="0"/>
+                <w:bCs w:val="0"/>
+                <w:i w:val="0"/>
+                <w:iCs w:val="0"/>
+                <w:color w:val="000000" w:themeColor="text1" w:themeTint="FF" w:themeShade="FF"/>
+                <w:sz w:val="16"/>
+                <w:szCs w:val="16"/>
+              </w:rPr>
+              <w:t>Week 2 ...</w:t>
+            </w:r>
+          </w:p>
+          <w:p>
+            <w:pPr>
+              <w:spacing w:before="0" w:beforeAutospacing="off" w:after="0" w:afterAutospacing="off"/>
+            </w:pPr>
+          </w:p>
+        </w:tc>
+        <w:tc>
+          <w:tcPr>
+            <w:tcW w:w="1500" w:type="dxa"/>
+            <w:tcBorders>
+              <w:top w:val="single" w:color="000000" w:themeColor="text1" w:sz="6"/>
+              <w:left w:val="single" w:color="000000" w:themeColor="text1" w:sz="6"/>
+              <w:bottom w:val="single" w:color="000000" w:themeColor="text1" w:sz="6"/>
+              <w:right w:val="single" w:color="000000" w:themeColor="text1" w:sz="6"/>
+            </w:tcBorders>
+            <w:tcMar>
+              <w:top w:w="60" w:type="dxa"/>
+              <w:left w:w="60" w:type="dxa"/>
+              <w:bottom w:w="60" w:type="dxa"/>
+              <w:right w:w="60" w:type="dxa"/>
+            </w:tcMar>
+            <w:vAlign w:val="top"/>
+          </w:tcPr>
+          <w:p>
+            <w:pPr>
+              <w:spacing w:before="0" w:beforeAutospacing="off" w:after="0" w:afterAutospacing="off"/>
+            </w:pPr>
+          </w:p>
+        </w:tc>
+        <w:tc>
+          <w:tcPr>
+            <w:tcW w:w="1155" w:type="dxa"/>
+            <w:tcBorders>
+              <w:top w:val="single" w:color="000000" w:themeColor="text1" w:sz="6"/>
+              <w:left w:val="single" w:color="000000" w:themeColor="text1" w:sz="6"/>
+              <w:bottom w:val="single" w:color="000000" w:themeColor="text1" w:sz="6"/>
+              <w:right w:val="single" w:color="000000" w:themeColor="text1" w:sz="6"/>
+            </w:tcBorders>
+            <w:tcMar>
+              <w:top w:w="60" w:type="dxa"/>
+              <w:left w:w="60" w:type="dxa"/>
+              <w:bottom w:w="60" w:type="dxa"/>
+              <w:right w:w="60" w:type="dxa"/>
+            </w:tcMar>
+            <w:vAlign w:val="top"/>
+          </w:tcPr>
+          <w:p>
+            <w:pPr>
+              <w:spacing w:before="0" w:beforeAutospacing="off" w:after="0" w:afterAutospacing="off"/>
+            </w:pPr>
+          </w:p>
+        </w:tc>
+        <w:tc>
+          <w:tcPr>
+            <w:tcW w:w="1305" w:type="dxa"/>
+            <w:tcBorders>
+              <w:top w:val="single" w:color="000000" w:themeColor="text1" w:sz="6"/>
+              <w:left w:val="single" w:color="000000" w:themeColor="text1" w:sz="6"/>
+              <w:bottom w:val="single" w:color="000000" w:themeColor="text1" w:sz="6"/>
+              <w:right w:val="single" w:color="000000" w:themeColor="text1" w:sz="6"/>
+            </w:tcBorders>
+            <w:tcMar>
+              <w:top w:w="60" w:type="dxa"/>
+              <w:left w:w="60" w:type="dxa"/>
+              <w:bottom w:w="60" w:type="dxa"/>
+              <w:right w:w="60" w:type="dxa"/>
+            </w:tcMar>
+            <w:vAlign w:val="top"/>
+          </w:tcPr>
+          <w:p>
+            <w:pPr>
+              <w:spacing w:before="0" w:beforeAutospacing="off" w:after="0" w:afterAutospacing="off"/>
+            </w:pPr>
+          </w:p>
+        </w:tc>
+        <w:tc>
+          <w:tcPr>
+            <w:tcW w:w="1380" w:type="dxa"/>
+            <w:tcBorders>
+              <w:top w:val="single" w:color="000000" w:themeColor="text1" w:sz="6"/>
+              <w:left w:val="single" w:color="000000" w:themeColor="text1" w:sz="6"/>
+              <w:bottom w:val="single" w:color="000000" w:themeColor="text1" w:sz="6"/>
+              <w:right w:val="single" w:color="000000" w:themeColor="text1" w:sz="6"/>
+            </w:tcBorders>
+            <w:tcMar>
+              <w:top w:w="60" w:type="dxa"/>
+              <w:left w:w="60" w:type="dxa"/>
+              <w:bottom w:w="60" w:type="dxa"/>
+              <w:right w:w="60" w:type="dxa"/>
+            </w:tcMar>
+            <w:vAlign w:val="top"/>
+          </w:tcPr>
+          <w:p>
+            <w:pPr>
+              <w:spacing w:before="0" w:beforeAutospacing="off" w:after="0" w:afterAutospacing="off"/>
+            </w:pPr>
+          </w:p>
+        </w:tc>
+        <w:tc>
+          <w:tcPr>
+            <w:tcW w:w="1305" w:type="dxa"/>
+            <w:tcBorders>
+              <w:top w:val="single" w:color="000000" w:themeColor="text1" w:sz="6"/>
+              <w:left w:val="single" w:color="000000" w:themeColor="text1" w:sz="6"/>
+              <w:bottom w:val="single" w:color="000000" w:themeColor="text1" w:sz="6"/>
+              <w:right w:val="single" w:color="000000" w:themeColor="text1" w:sz="6"/>
+            </w:tcBorders>
+            <w:tcMar>
+              <w:top w:w="60" w:type="dxa"/>
+              <w:left w:w="60" w:type="dxa"/>
+              <w:bottom w:w="60" w:type="dxa"/>
+              <w:right w:w="60" w:type="dxa"/>
+            </w:tcMar>
+            <w:vAlign w:val="top"/>
+          </w:tcPr>
+          <w:p>
+            <w:pPr>
+              <w:spacing w:before="0" w:beforeAutospacing="off" w:after="0" w:afterAutospacing="off"/>
+            </w:pPr>
+          </w:p>
         </w:tc>
       </w:tr>
       <w:tr>
-        <w:tc>
-          <w:tcPr>
-            <w:tcW w:w="1819" w:type="dxa"/>
-          </w:tcPr>
-          <w:p/>
-        </w:tc>
-        <w:tc>
-          <w:tcPr>
-            <w:tcW w:w="1773" w:type="dxa"/>
-          </w:tcPr>
-          <w:p/>
-        </w:tc>
-        <w:tc>
-          <w:tcPr>
-            <w:tcW w:w="1322" w:type="dxa"/>
-          </w:tcPr>
-          <w:p/>
-        </w:tc>
-        <w:tc>
-          <w:tcPr>
-            <w:tcW w:w="1516" w:type="dxa"/>
-          </w:tcPr>
-          <w:p/>
-        </w:tc>
-        <w:tc>
-          <w:tcPr>
-            <w:tcW w:w="1635" w:type="dxa"/>
-          </w:tcPr>
-          <w:p/>
-        </w:tc>
-        <w:tc>
-          <w:tcPr>
-            <w:tcW w:w="1511" w:type="dxa"/>
-          </w:tcPr>
-          <w:p/>
+        <w:trPr>
+          <w:trHeight w:val="165"/>
+        </w:trPr>
+        <w:tc>
+          <w:tcPr>
+            <w:tcW w:w="1530" w:type="dxa"/>
+            <w:tcBorders>
+              <w:top w:val="single" w:color="000000" w:themeColor="text1" w:sz="6"/>
+              <w:left w:val="single" w:color="000000" w:themeColor="text1" w:sz="6"/>
+              <w:bottom w:val="single" w:color="000000" w:themeColor="text1" w:sz="6"/>
+              <w:right w:val="single" w:color="000000" w:themeColor="text1" w:sz="6"/>
+            </w:tcBorders>
+            <w:tcMar>
+              <w:top w:w="60" w:type="dxa"/>
+              <w:left w:w="60" w:type="dxa"/>
+              <w:bottom w:w="60" w:type="dxa"/>
+              <w:right w:w="60" w:type="dxa"/>
+            </w:tcMar>
+            <w:vAlign w:val="top"/>
+          </w:tcPr>
+          <w:p>
+            <w:pPr>
+              <w:spacing w:before="0" w:beforeAutospacing="off" w:after="0" w:afterAutospacing="off"/>
+            </w:pPr>
+          </w:p>
+        </w:tc>
+        <w:tc>
+          <w:tcPr>
+            <w:tcW w:w="1500" w:type="dxa"/>
+            <w:tcBorders>
+              <w:top w:val="single" w:color="000000" w:themeColor="text1" w:sz="6"/>
+              <w:left w:val="single" w:color="000000" w:themeColor="text1" w:sz="6"/>
+              <w:bottom w:val="single" w:color="000000" w:themeColor="text1" w:sz="6"/>
+              <w:right w:val="single" w:color="000000" w:themeColor="text1" w:sz="6"/>
+            </w:tcBorders>
+            <w:tcMar>
+              <w:top w:w="60" w:type="dxa"/>
+              <w:left w:w="60" w:type="dxa"/>
+              <w:bottom w:w="60" w:type="dxa"/>
+              <w:right w:w="60" w:type="dxa"/>
+            </w:tcMar>
+            <w:vAlign w:val="top"/>
+          </w:tcPr>
+          <w:p>
+            <w:pPr>
+              <w:spacing w:before="0" w:beforeAutospacing="off" w:after="0" w:afterAutospacing="off"/>
+            </w:pPr>
+          </w:p>
+        </w:tc>
+        <w:tc>
+          <w:tcPr>
+            <w:tcW w:w="1155" w:type="dxa"/>
+            <w:tcBorders>
+              <w:top w:val="single" w:color="000000" w:themeColor="text1" w:sz="6"/>
+              <w:left w:val="single" w:color="000000" w:themeColor="text1" w:sz="6"/>
+              <w:bottom w:val="single" w:color="000000" w:themeColor="text1" w:sz="6"/>
+              <w:right w:val="single" w:color="000000" w:themeColor="text1" w:sz="6"/>
+            </w:tcBorders>
+            <w:tcMar>
+              <w:top w:w="60" w:type="dxa"/>
+              <w:left w:w="60" w:type="dxa"/>
+              <w:bottom w:w="60" w:type="dxa"/>
+              <w:right w:w="60" w:type="dxa"/>
+            </w:tcMar>
+            <w:vAlign w:val="top"/>
+          </w:tcPr>
+          <w:p>
+            <w:pPr>
+              <w:spacing w:before="0" w:beforeAutospacing="off" w:after="0" w:afterAutospacing="off"/>
+            </w:pPr>
+          </w:p>
+        </w:tc>
+        <w:tc>
+          <w:tcPr>
+            <w:tcW w:w="1305" w:type="dxa"/>
+            <w:tcBorders>
+              <w:top w:val="single" w:color="000000" w:themeColor="text1" w:sz="6"/>
+              <w:left w:val="single" w:color="000000" w:themeColor="text1" w:sz="6"/>
+              <w:bottom w:val="single" w:color="000000" w:themeColor="text1" w:sz="6"/>
+              <w:right w:val="single" w:color="000000" w:themeColor="text1" w:sz="6"/>
+            </w:tcBorders>
+            <w:tcMar>
+              <w:top w:w="60" w:type="dxa"/>
+              <w:left w:w="60" w:type="dxa"/>
+              <w:bottom w:w="60" w:type="dxa"/>
+              <w:right w:w="60" w:type="dxa"/>
+            </w:tcMar>
+            <w:vAlign w:val="top"/>
+          </w:tcPr>
+          <w:p>
+            <w:pPr>
+              <w:spacing w:before="0" w:beforeAutospacing="off" w:after="0" w:afterAutospacing="off"/>
+            </w:pPr>
+          </w:p>
+        </w:tc>
+        <w:tc>
+          <w:tcPr>
+            <w:tcW w:w="1380" w:type="dxa"/>
+            <w:tcBorders>
+              <w:top w:val="single" w:color="000000" w:themeColor="text1" w:sz="6"/>
+              <w:left w:val="single" w:color="000000" w:themeColor="text1" w:sz="6"/>
+              <w:bottom w:val="single" w:color="000000" w:themeColor="text1" w:sz="6"/>
+              <w:right w:val="single" w:color="000000" w:themeColor="text1" w:sz="6"/>
+            </w:tcBorders>
+            <w:tcMar>
+              <w:top w:w="60" w:type="dxa"/>
+              <w:left w:w="60" w:type="dxa"/>
+              <w:bottom w:w="60" w:type="dxa"/>
+              <w:right w:w="60" w:type="dxa"/>
+            </w:tcMar>
+            <w:vAlign w:val="top"/>
+          </w:tcPr>
+          <w:p>
+            <w:pPr>
+              <w:spacing w:before="0" w:beforeAutospacing="off" w:after="0" w:afterAutospacing="off"/>
+            </w:pPr>
+          </w:p>
+        </w:tc>
+        <w:tc>
+          <w:tcPr>
+            <w:tcW w:w="1305" w:type="dxa"/>
+            <w:tcBorders>
+              <w:top w:val="single" w:color="000000" w:themeColor="text1" w:sz="6"/>
+              <w:left w:val="single" w:color="000000" w:themeColor="text1" w:sz="6"/>
+              <w:bottom w:val="single" w:color="000000" w:themeColor="text1" w:sz="6"/>
+              <w:right w:val="single" w:color="000000" w:themeColor="text1" w:sz="6"/>
+            </w:tcBorders>
+            <w:tcMar>
+              <w:top w:w="60" w:type="dxa"/>
+              <w:left w:w="60" w:type="dxa"/>
+              <w:bottom w:w="60" w:type="dxa"/>
+              <w:right w:w="60" w:type="dxa"/>
+            </w:tcMar>
+            <w:vAlign w:val="top"/>
+          </w:tcPr>
+          <w:p>
+            <w:pPr>
+              <w:spacing w:before="0" w:beforeAutospacing="off" w:after="0" w:afterAutospacing="off"/>
+            </w:pPr>
+          </w:p>
+        </w:tc>
+      </w:tr>
+      <w:tr>
+        <w:trPr>
+          <w:trHeight w:val="150"/>
+        </w:trPr>
+        <w:tc>
+          <w:tcPr>
+            <w:tcW w:w="1530" w:type="dxa"/>
+            <w:tcBorders>
+              <w:top w:val="single" w:color="000000" w:themeColor="text1" w:sz="6"/>
+              <w:left w:val="single" w:color="000000" w:themeColor="text1" w:sz="6"/>
+              <w:bottom w:val="single" w:color="000000" w:themeColor="text1" w:sz="6"/>
+              <w:right w:val="single" w:color="000000" w:themeColor="text1" w:sz="6"/>
+            </w:tcBorders>
+            <w:tcMar>
+              <w:top w:w="60" w:type="dxa"/>
+              <w:left w:w="60" w:type="dxa"/>
+              <w:bottom w:w="60" w:type="dxa"/>
+              <w:right w:w="60" w:type="dxa"/>
+            </w:tcMar>
+            <w:vAlign w:val="top"/>
+          </w:tcPr>
+          <w:p>
+            <w:pPr>
+              <w:spacing w:before="0" w:beforeAutospacing="off" w:after="0" w:afterAutospacing="off"/>
+            </w:pPr>
+          </w:p>
+        </w:tc>
+        <w:tc>
+          <w:tcPr>
+            <w:tcW w:w="1500" w:type="dxa"/>
+            <w:tcBorders>
+              <w:top w:val="single" w:color="000000" w:themeColor="text1" w:sz="6"/>
+              <w:left w:val="single" w:color="000000" w:themeColor="text1" w:sz="6"/>
+              <w:bottom w:val="single" w:color="000000" w:themeColor="text1" w:sz="6"/>
+              <w:right w:val="single" w:color="000000" w:themeColor="text1" w:sz="6"/>
+            </w:tcBorders>
+            <w:tcMar>
+              <w:top w:w="60" w:type="dxa"/>
+              <w:left w:w="60" w:type="dxa"/>
+              <w:bottom w:w="60" w:type="dxa"/>
+              <w:right w:w="60" w:type="dxa"/>
+            </w:tcMar>
+            <w:vAlign w:val="top"/>
+          </w:tcPr>
+          <w:p>
+            <w:pPr>
+              <w:spacing w:before="0" w:beforeAutospacing="off" w:after="0" w:afterAutospacing="off"/>
+            </w:pPr>
+          </w:p>
+        </w:tc>
+        <w:tc>
+          <w:tcPr>
+            <w:tcW w:w="1155" w:type="dxa"/>
+            <w:tcBorders>
+              <w:top w:val="single" w:color="000000" w:themeColor="text1" w:sz="6"/>
+              <w:left w:val="single" w:color="000000" w:themeColor="text1" w:sz="6"/>
+              <w:bottom w:val="single" w:color="000000" w:themeColor="text1" w:sz="6"/>
+              <w:right w:val="single" w:color="000000" w:themeColor="text1" w:sz="6"/>
+            </w:tcBorders>
+            <w:tcMar>
+              <w:top w:w="60" w:type="dxa"/>
+              <w:left w:w="60" w:type="dxa"/>
+              <w:bottom w:w="60" w:type="dxa"/>
+              <w:right w:w="60" w:type="dxa"/>
+            </w:tcMar>
+            <w:vAlign w:val="top"/>
+          </w:tcPr>
+          <w:p>
+            <w:pPr>
+              <w:spacing w:before="0" w:beforeAutospacing="off" w:after="0" w:afterAutospacing="off"/>
+            </w:pPr>
+          </w:p>
+        </w:tc>
+        <w:tc>
+          <w:tcPr>
+            <w:tcW w:w="1305" w:type="dxa"/>
+            <w:tcBorders>
+              <w:top w:val="single" w:color="000000" w:themeColor="text1" w:sz="6"/>
+              <w:left w:val="single" w:color="000000" w:themeColor="text1" w:sz="6"/>
+              <w:bottom w:val="single" w:color="000000" w:themeColor="text1" w:sz="6"/>
+              <w:right w:val="single" w:color="000000" w:themeColor="text1" w:sz="6"/>
+            </w:tcBorders>
+            <w:tcMar>
+              <w:top w:w="60" w:type="dxa"/>
+              <w:left w:w="60" w:type="dxa"/>
+              <w:bottom w:w="60" w:type="dxa"/>
+              <w:right w:w="60" w:type="dxa"/>
+            </w:tcMar>
+            <w:vAlign w:val="top"/>
+          </w:tcPr>
+          <w:p>
+            <w:pPr>
+              <w:spacing w:before="0" w:beforeAutospacing="off" w:after="0" w:afterAutospacing="off"/>
+            </w:pPr>
+          </w:p>
+        </w:tc>
+        <w:tc>
+          <w:tcPr>
+            <w:tcW w:w="1380" w:type="dxa"/>
+            <w:tcBorders>
+              <w:top w:val="single" w:color="000000" w:themeColor="text1" w:sz="6"/>
+              <w:left w:val="single" w:color="000000" w:themeColor="text1" w:sz="6"/>
+              <w:bottom w:val="single" w:color="000000" w:themeColor="text1" w:sz="6"/>
+              <w:right w:val="single" w:color="000000" w:themeColor="text1" w:sz="6"/>
+            </w:tcBorders>
+            <w:tcMar>
+              <w:top w:w="60" w:type="dxa"/>
+              <w:left w:w="60" w:type="dxa"/>
+              <w:bottom w:w="60" w:type="dxa"/>
+              <w:right w:w="60" w:type="dxa"/>
+            </w:tcMar>
+            <w:vAlign w:val="top"/>
+          </w:tcPr>
+          <w:p>
+            <w:pPr>
+              <w:spacing w:before="0" w:beforeAutospacing="off" w:after="0" w:afterAutospacing="off"/>
+            </w:pPr>
+          </w:p>
+        </w:tc>
+        <w:tc>
+          <w:tcPr>
+            <w:tcW w:w="1305" w:type="dxa"/>
+            <w:tcBorders>
+              <w:top w:val="single" w:color="000000" w:themeColor="text1" w:sz="6"/>
+              <w:left w:val="single" w:color="000000" w:themeColor="text1" w:sz="6"/>
+              <w:bottom w:val="single" w:color="000000" w:themeColor="text1" w:sz="6"/>
+              <w:right w:val="single" w:color="000000" w:themeColor="text1" w:sz="6"/>
+            </w:tcBorders>
+            <w:tcMar>
+              <w:top w:w="60" w:type="dxa"/>
+              <w:left w:w="60" w:type="dxa"/>
+              <w:bottom w:w="60" w:type="dxa"/>
+              <w:right w:w="60" w:type="dxa"/>
+            </w:tcMar>
+            <w:vAlign w:val="top"/>
+          </w:tcPr>
+          <w:p>
+            <w:pPr>
+              <w:spacing w:before="0" w:beforeAutospacing="off" w:after="0" w:afterAutospacing="off"/>
+            </w:pPr>
+          </w:p>
         </w:tc>
       </w:tr>
     </w:tbl>
-    <w:p/>
+    <w:p xmlns:wp14="http://schemas.microsoft.com/office/word/2010/wordml" wp14:paraId="2C078E63" wp14:textId="52C2B363"/>
     <w:sectPr>
-      <w:pgSz w:w="12240" w:h="15840"/>
+      <w:pgSz w:w="12240" w:h="15840" w:orient="portrait"/>
       <w:pgMar w:top="1440" w:right="1440" w:bottom="1440" w:left="1440" w:header="720" w:footer="720" w:gutter="0"/>
       <w:cols w:space="720"/>
       <w:docGrid w:linePitch="360"/>
@@ -438,33 +1901,33 @@
 </file>
 
 <file path=word/styles.xml><?xml version="1.0" encoding="utf-8"?>
-<w:styles xmlns:mc="http://schemas.openxmlformats.org/markup-compatibility/2006" xmlns:r="http://schemas.openxmlformats.org/officeDocument/2006/relationships" xmlns:w="http://schemas.openxmlformats.org/wordprocessingml/2006/main" xmlns:w14="http://schemas.microsoft.com/office/word/2010/wordml" xmlns:w15="http://schemas.microsoft.com/office/word/2012/wordml" xmlns:w16cex="http://schemas.microsoft.com/office/word/2018/wordml/cex" xmlns:w16cid="http://schemas.microsoft.com/office/word/2016/wordml/cid" xmlns:w16="http://schemas.microsoft.com/office/word/2018/wordml" xmlns:w16du="http://schemas.microsoft.com/office/word/2023/wordml/word16du" xmlns:w16sdtdh="http://schemas.microsoft.com/office/word/2020/wordml/sdtdatahash" xmlns:w16sdtfl="http://schemas.microsoft.com/office/word/2024/wordml/sdtformatlock" xmlns:w16se="http://schemas.microsoft.com/office/word/2015/wordml/symex" mc:Ignorable="w14 w15 w16se w16cid w16 w16cex w16sdtdh w16sdtfl w16du">
+<w:styles xmlns:wp14="http://schemas.microsoft.com/office/word/2010/wordprocessingDrawing" xmlns:mc="http://schemas.openxmlformats.org/markup-compatibility/2006" xmlns:r="http://schemas.openxmlformats.org/officeDocument/2006/relationships" xmlns:w="http://schemas.openxmlformats.org/wordprocessingml/2006/main" xmlns:w14="http://schemas.microsoft.com/office/word/2010/wordml" xmlns:w15="http://schemas.microsoft.com/office/word/2012/wordml" xmlns:w16se="http://schemas.microsoft.com/office/word/2015/wordml/symex" xmlns:w16cid="http://schemas.microsoft.com/office/word/2016/wordml/cid" xmlns:w16="http://schemas.microsoft.com/office/word/2018/wordml" xmlns:w16cex="http://schemas.microsoft.com/office/word/2018/wordml/cex" xmlns:w16sdtdh="http://schemas.microsoft.com/office/word/2020/wordml/sdtdatahash" xmlns:w16sdtfl="http://schemas.microsoft.com/office/word/2024/wordml/sdtformatlock" mc:Ignorable="w14 w15 wp14 w16se w16cid w16 w16cex w16sdtdh w16sdtfl">
   <w:docDefaults>
     <w:rPrDefault>
       <w:rPr>
-        <w:rFonts w:asciiTheme="minorHAnsi" w:eastAsiaTheme="minorHAnsi" w:hAnsiTheme="minorHAnsi" w:cstheme="minorBidi"/>
-        <w:sz w:val="22"/>
-        <w:szCs w:val="22"/>
-        <w:lang w:val="en-US" w:eastAsia="en-US" w:bidi="ar-SA"/>
+        <w:rFonts w:asciiTheme="minorHAnsi" w:hAnsiTheme="minorHAnsi" w:eastAsiaTheme="minorEastAsia" w:cstheme="minorBidi"/>
+        <w:sz w:val="24"/>
+        <w:szCs w:val="24"/>
+        <w:lang w:val="en-US" w:eastAsia="ja-JP" w:bidi="ar-SA"/>
       </w:rPr>
     </w:rPrDefault>
     <w:pPrDefault>
       <w:pPr>
-        <w:spacing w:after="200" w:line="276" w:lineRule="auto"/>
+        <w:spacing w:after="160" w:line="279" w:lineRule="auto"/>
       </w:pPr>
     </w:pPrDefault>
   </w:docDefaults>
-  <w:latentStyles w:defLockedState="0" w:defUIPriority="99" w:defSemiHidden="0" w:defUnhideWhenUsed="0" w:defQFormat="0" w:count="376">
+  <w:latentStyles w:defLockedState="0" w:defUIPriority="99" w:defSemiHidden="0" w:defUnhideWhenUsed="0" w:defQFormat="0" w:count="371">
     <w:lsdException w:name="Normal" w:uiPriority="0" w:qFormat="1"/>
     <w:lsdException w:name="heading 1" w:uiPriority="9" w:qFormat="1"/>
-    <w:lsdException w:name="heading 2" w:semiHidden="1" w:uiPriority="9" w:unhideWhenUsed="1" w:qFormat="1"/>
-    <w:lsdException w:name="heading 3" w:semiHidden="1" w:uiPriority="9" w:unhideWhenUsed="1" w:qFormat="1"/>
-    <w:lsdException w:name="heading 4" w:semiHidden="1" w:uiPriority="9" w:unhideWhenUsed="1" w:qFormat="1"/>
-    <w:lsdException w:name="heading 5" w:semiHidden="1" w:uiPriority="9" w:unhideWhenUsed="1" w:qFormat="1"/>
-    <w:lsdException w:name="heading 6" w:semiHidden="1" w:uiPriority="9" w:unhideWhenUsed="1" w:qFormat="1"/>
-    <w:lsdException w:name="heading 7" w:semiHidden="1" w:uiPriority="9" w:unhideWhenUsed="1" w:qFormat="1"/>
-    <w:lsdException w:name="heading 8" w:semiHidden="1" w:uiPriority="9" w:unhideWhenUsed="1" w:qFormat="1"/>
-    <w:lsdException w:name="heading 9" w:semiHidden="1" w:uiPriority="9" w:unhideWhenUsed="1" w:qFormat="1"/>
+    <w:lsdException w:name="heading 2" w:uiPriority="9" w:semiHidden="1" w:unhideWhenUsed="1" w:qFormat="1"/>
+    <w:lsdException w:name="heading 3" w:uiPriority="9" w:semiHidden="1" w:unhideWhenUsed="1" w:qFormat="1"/>
+    <w:lsdException w:name="heading 4" w:uiPriority="9" w:semiHidden="1" w:unhideWhenUsed="1" w:qFormat="1"/>
+    <w:lsdException w:name="heading 5" w:uiPriority="9" w:semiHidden="1" w:unhideWhenUsed="1" w:qFormat="1"/>
+    <w:lsdException w:name="heading 6" w:uiPriority="9" w:semiHidden="1" w:unhideWhenUsed="1" w:qFormat="1"/>
+    <w:lsdException w:name="heading 7" w:uiPriority="9" w:semiHidden="1" w:unhideWhenUsed="1" w:qFormat="1"/>
+    <w:lsdException w:name="heading 8" w:uiPriority="9" w:semiHidden="1" w:unhideWhenUsed="1" w:qFormat="1"/>
+    <w:lsdException w:name="heading 9" w:uiPriority="9" w:semiHidden="1" w:unhideWhenUsed="1" w:qFormat="1"/>
     <w:lsdException w:name="index 1" w:semiHidden="1" w:unhideWhenUsed="1"/>
     <w:lsdException w:name="index 2" w:semiHidden="1" w:unhideWhenUsed="1"/>
     <w:lsdException w:name="index 3" w:semiHidden="1" w:unhideWhenUsed="1"/>
@@ -474,22 +1937,22 @@
     <w:lsdException w:name="index 7" w:semiHidden="1" w:unhideWhenUsed="1"/>
     <w:lsdException w:name="index 8" w:semiHidden="1" w:unhideWhenUsed="1"/>
     <w:lsdException w:name="index 9" w:semiHidden="1" w:unhideWhenUsed="1"/>
-    <w:lsdException w:name="toc 1" w:semiHidden="1" w:uiPriority="39" w:unhideWhenUsed="1"/>
-    <w:lsdException w:name="toc 2" w:semiHidden="1" w:uiPriority="39" w:unhideWhenUsed="1"/>
-    <w:lsdException w:name="toc 3" w:semiHidden="1" w:uiPriority="39" w:unhideWhenUsed="1"/>
-    <w:lsdException w:name="toc 4" w:semiHidden="1" w:uiPriority="39" w:unhideWhenUsed="1"/>
-    <w:lsdException w:name="toc 5" w:semiHidden="1" w:uiPriority="39" w:unhideWhenUsed="1"/>
-    <w:lsdException w:name="toc 6" w:semiHidden="1" w:uiPriority="39" w:unhideWhenUsed="1"/>
-    <w:lsdException w:name="toc 7" w:semiHidden="1" w:uiPriority="39" w:unhideWhenUsed="1"/>
-    <w:lsdException w:name="toc 8" w:semiHidden="1" w:uiPriority="39" w:unhideWhenUsed="1"/>
-    <w:lsdException w:name="toc 9" w:semiHidden="1" w:uiPriority="39" w:unhideWhenUsed="1"/>
+    <w:lsdException w:name="toc 1" w:uiPriority="39" w:semiHidden="1" w:unhideWhenUsed="1"/>
+    <w:lsdException w:name="toc 2" w:uiPriority="39" w:semiHidden="1" w:unhideWhenUsed="1"/>
+    <w:lsdException w:name="toc 3" w:uiPriority="39" w:semiHidden="1" w:unhideWhenUsed="1"/>
+    <w:lsdException w:name="toc 4" w:uiPriority="39" w:semiHidden="1" w:unhideWhenUsed="1"/>
+    <w:lsdException w:name="toc 5" w:uiPriority="39" w:semiHidden="1" w:unhideWhenUsed="1"/>
+    <w:lsdException w:name="toc 6" w:uiPriority="39" w:semiHidden="1" w:unhideWhenUsed="1"/>
+    <w:lsdException w:name="toc 7" w:uiPriority="39" w:semiHidden="1" w:unhideWhenUsed="1"/>
+    <w:lsdException w:name="toc 8" w:uiPriority="39" w:semiHidden="1" w:unhideWhenUsed="1"/>
+    <w:lsdException w:name="toc 9" w:uiPriority="39" w:semiHidden="1" w:unhideWhenUsed="1"/>
     <w:lsdException w:name="Normal Indent" w:semiHidden="1" w:unhideWhenUsed="1"/>
     <w:lsdException w:name="footnote text" w:semiHidden="1" w:unhideWhenUsed="1"/>
     <w:lsdException w:name="annotation text" w:semiHidden="1" w:unhideWhenUsed="1"/>
     <w:lsdException w:name="header" w:semiHidden="1" w:unhideWhenUsed="1"/>
     <w:lsdException w:name="footer" w:semiHidden="1" w:unhideWhenUsed="1"/>
     <w:lsdException w:name="index heading" w:semiHidden="1" w:unhideWhenUsed="1"/>
-    <w:lsdException w:name="caption" w:semiHidden="1" w:uiPriority="35" w:unhideWhenUsed="1" w:qFormat="1"/>
+    <w:lsdException w:name="caption" w:uiPriority="35" w:semiHidden="1" w:unhideWhenUsed="1" w:qFormat="1"/>
     <w:lsdException w:name="table of figures" w:semiHidden="1" w:unhideWhenUsed="1"/>
     <w:lsdException w:name="envelope address" w:semiHidden="1" w:unhideWhenUsed="1"/>
     <w:lsdException w:name="envelope return" w:semiHidden="1" w:unhideWhenUsed="1"/>
@@ -520,7 +1983,7 @@
     <w:lsdException w:name="Title" w:uiPriority="10" w:qFormat="1"/>
     <w:lsdException w:name="Closing" w:semiHidden="1" w:unhideWhenUsed="1"/>
     <w:lsdException w:name="Signature" w:semiHidden="1" w:unhideWhenUsed="1"/>
-    <w:lsdException w:name="Default Paragraph Font" w:semiHidden="1" w:uiPriority="1" w:unhideWhenUsed="1"/>
+    <w:lsdException w:name="Default Paragraph Font" w:uiPriority="1" w:semiHidden="1" w:unhideWhenUsed="1"/>
     <w:lsdException w:name="Body Text" w:semiHidden="1" w:unhideWhenUsed="1"/>
     <w:lsdException w:name="Body Text Indent" w:semiHidden="1" w:unhideWhenUsed="1"/>
     <w:lsdException w:name="List Continue" w:semiHidden="1" w:unhideWhenUsed="1"/>
@@ -609,7 +2072,7 @@
     <w:lsdException w:name="Table Web 2" w:semiHidden="1" w:unhideWhenUsed="1"/>
     <w:lsdException w:name="Table Web 3" w:semiHidden="1" w:unhideWhenUsed="1"/>
     <w:lsdException w:name="Balloon Text" w:semiHidden="1" w:unhideWhenUsed="1"/>
-    <w:lsdException w:name="Table Grid" w:uiPriority="59"/>
+    <w:lsdException w:name="Table Grid" w:uiPriority="39"/>
     <w:lsdException w:name="Table Theme" w:semiHidden="1" w:unhideWhenUsed="1"/>
     <w:lsdException w:name="Placeholder Text" w:semiHidden="1"/>
     <w:lsdException w:name="No Spacing" w:uiPriority="1" w:qFormat="1"/>
@@ -720,8 +2183,8 @@
     <w:lsdException w:name="Subtle Reference" w:uiPriority="31" w:qFormat="1"/>
     <w:lsdException w:name="Intense Reference" w:uiPriority="32" w:qFormat="1"/>
     <w:lsdException w:name="Book Title" w:uiPriority="33" w:qFormat="1"/>
-    <w:lsdException w:name="Bibliography" w:semiHidden="1" w:uiPriority="37" w:unhideWhenUsed="1"/>
-    <w:lsdException w:name="TOC Heading" w:semiHidden="1" w:uiPriority="39" w:unhideWhenUsed="1" w:qFormat="1"/>
+    <w:lsdException w:name="Bibliography" w:uiPriority="37" w:semiHidden="1" w:unhideWhenUsed="1"/>
+    <w:lsdException w:name="TOC Heading" w:uiPriority="39" w:semiHidden="1" w:unhideWhenUsed="1" w:qFormat="1"/>
     <w:lsdException w:name="Plain Table 1" w:uiPriority="41"/>
     <w:lsdException w:name="Plain Table 2" w:uiPriority="42"/>
     <w:lsdException w:name="Plain Table 3" w:uiPriority="43"/>
@@ -826,24 +2289,18 @@
     <w:lsdException w:name="List Table 5 Dark Accent 6" w:uiPriority="50"/>
     <w:lsdException w:name="List Table 6 Colorful Accent 6" w:uiPriority="51"/>
     <w:lsdException w:name="List Table 7 Colorful Accent 6" w:uiPriority="52"/>
-    <w:lsdException w:name="Mention" w:semiHidden="1" w:unhideWhenUsed="1"/>
-    <w:lsdException w:name="Smart Hyperlink" w:semiHidden="1" w:unhideWhenUsed="1"/>
-    <w:lsdException w:name="Hashtag" w:semiHidden="1" w:unhideWhenUsed="1"/>
-    <w:lsdException w:name="Unresolved Mention" w:semiHidden="1" w:unhideWhenUsed="1"/>
-    <w:lsdException w:name="Smart Link" w:semiHidden="1" w:unhideWhenUsed="1"/>
   </w:latentStyles>
-  <w:style w:type="paragraph" w:default="1" w:styleId="Normal">
+  <w:style w:type="paragraph" w:styleId="Normal" w:default="1">
     <w:name w:val="Normal"/>
     <w:qFormat/>
-    <w:rsid w:val="00562690"/>
   </w:style>
-  <w:style w:type="character" w:default="1" w:styleId="DefaultParagraphFont">
+  <w:style w:type="character" w:styleId="DefaultParagraphFont" w:default="1">
     <w:name w:val="Default Paragraph Font"/>
     <w:uiPriority w:val="1"/>
     <w:semiHidden/>
     <w:unhideWhenUsed/>
   </w:style>
-  <w:style w:type="table" w:default="1" w:styleId="TableNormal">
+  <w:style w:type="table" w:styleId="TableNormal" w:default="1">
     <w:name w:val="Normal Table"/>
     <w:uiPriority w:val="99"/>
     <w:semiHidden/>
@@ -858,36 +2315,43 @@
       </w:tblCellMar>
     </w:tblPr>
   </w:style>
-  <w:style w:type="numbering" w:default="1" w:styleId="NoList">
+  <w:style w:type="numbering" w:styleId="NoList" w:default="1">
     <w:name w:val="No List"/>
     <w:uiPriority w:val="99"/>
     <w:semiHidden/>
     <w:unhideWhenUsed/>
   </w:style>
-  <w:style w:type="table" w:styleId="TableGrid">
-    <w:name w:val="Table Grid"/>
-    <w:basedOn w:val="TableNormal"/>
-    <w:uiPriority w:val="59"/>
-    <w:rsid w:val="00E477D3"/>
-    <w:pPr>
+  <w:style xmlns:w="http://schemas.openxmlformats.org/wordprocessingml/2006/main" w:type="table" w:styleId="TableGrid">
+    <w:name xmlns:w="http://schemas.openxmlformats.org/wordprocessingml/2006/main" w:val="Table Grid"/>
+    <w:basedOn xmlns:w="http://schemas.openxmlformats.org/wordprocessingml/2006/main" w:val="TableNormal"/>
+    <w:uiPriority xmlns:w="http://schemas.openxmlformats.org/wordprocessingml/2006/main" w:val="59"/>
+    <w:rsid xmlns:w="http://schemas.openxmlformats.org/wordprocessingml/2006/main" w:val="00FB4123"/>
+    <w:pPr xmlns:w="http://schemas.openxmlformats.org/wordprocessingml/2006/main">
       <w:spacing w:after="0" w:line="240" w:lineRule="auto"/>
     </w:pPr>
-    <w:tblPr>
+    <w:tblPr xmlns:w="http://schemas.openxmlformats.org/wordprocessingml/2006/main">
+      <w:tblInd w:w="0" w:type="dxa"/>
       <w:tblBorders>
-        <w:top w:val="single" w:sz="4" w:space="0" w:color="000000" w:themeColor="text1"/>
-        <w:left w:val="single" w:sz="4" w:space="0" w:color="000000" w:themeColor="text1"/>
-        <w:bottom w:val="single" w:sz="4" w:space="0" w:color="000000" w:themeColor="text1"/>
-        <w:right w:val="single" w:sz="4" w:space="0" w:color="000000" w:themeColor="text1"/>
-        <w:insideH w:val="single" w:sz="4" w:space="0" w:color="000000" w:themeColor="text1"/>
-        <w:insideV w:val="single" w:sz="4" w:space="0" w:color="000000" w:themeColor="text1"/>
+        <w:top w:val="single" w:color="000000" w:themeColor="text1" w:sz="4" w:space="0"/>
+        <w:left w:val="single" w:color="000000" w:themeColor="text1" w:sz="4" w:space="0"/>
+        <w:bottom w:val="single" w:color="000000" w:themeColor="text1" w:sz="4" w:space="0"/>
+        <w:right w:val="single" w:color="000000" w:themeColor="text1" w:sz="4" w:space="0"/>
+        <w:insideH w:val="single" w:color="000000" w:themeColor="text1" w:sz="4" w:space="0"/>
+        <w:insideV w:val="single" w:color="000000" w:themeColor="text1" w:sz="4" w:space="0"/>
       </w:tblBorders>
+      <w:tblCellMar>
+        <w:top w:w="0" w:type="dxa"/>
+        <w:left w:w="108" w:type="dxa"/>
+        <w:bottom w:w="0" w:type="dxa"/>
+        <w:right w:w="108" w:type="dxa"/>
+      </w:tblCellMar>
     </w:tblPr>
   </w:style>
 </w:styles>
 </file>
 
 <file path=word/theme/theme1.xml><?xml version="1.0" encoding="utf-8"?>
-<a:theme xmlns:a="http://schemas.openxmlformats.org/drawingml/2006/main" name="Office Theme">
+<a:theme xmlns:thm15="http://schemas.microsoft.com/office/thememl/2012/main" xmlns:a="http://schemas.openxmlformats.org/drawingml/2006/main" name="Office Theme">
   <a:themeElements>
     <a:clrScheme name="Office">
       <a:dk1>
@@ -897,39 +2361,39 @@
         <a:sysClr val="window" lastClr="FFFFFF"/>
       </a:lt1>
       <a:dk2>
-        <a:srgbClr val="1F497D"/>
+        <a:srgbClr val="0E2841"/>
       </a:dk2>
       <a:lt2>
-        <a:srgbClr val="EEECE1"/>
+        <a:srgbClr val="E8E8E8"/>
       </a:lt2>
       <a:accent1>
-        <a:srgbClr val="4F81BD"/>
+        <a:srgbClr val="156082"/>
       </a:accent1>
       <a:accent2>
-        <a:srgbClr val="C0504D"/>
+        <a:srgbClr val="E97132"/>
       </a:accent2>
       <a:accent3>
-        <a:srgbClr val="9BBB59"/>
+        <a:srgbClr val="196B24"/>
       </a:accent3>
       <a:accent4>
-        <a:srgbClr val="8064A2"/>
+        <a:srgbClr val="0F9ED5"/>
       </a:accent4>
       <a:accent5>
-        <a:srgbClr val="4BACC6"/>
+        <a:srgbClr val="A02B93"/>
       </a:accent5>
       <a:accent6>
-        <a:srgbClr val="F79646"/>
+        <a:srgbClr val="4EA72E"/>
       </a:accent6>
       <a:hlink>
-        <a:srgbClr val="0000FF"/>
+        <a:srgbClr val="467886"/>
       </a:hlink>
       <a:folHlink>
-        <a:srgbClr val="800080"/>
+        <a:srgbClr val="96607D"/>
       </a:folHlink>
     </a:clrScheme>
     <a:fontScheme name="Office">
       <a:majorFont>
-        <a:latin typeface="Cambria"/>
+        <a:latin typeface="Aptos Display" panose="02110004020202020204"/>
         <a:ea typeface=""/>
         <a:cs typeface=""/>
         <a:font script="Jpan" typeface="ＭＳ ゴシック"/>
@@ -961,9 +2425,10 @@
         <a:font script="Mong" typeface="Mongolian Baiti"/>
         <a:font script="Viet" typeface="Times New Roman"/>
         <a:font script="Uigh" typeface="Microsoft Uighur"/>
+        <a:font script="Geor" typeface="Sylfaen"/>
       </a:majorFont>
       <a:minorFont>
-        <a:latin typeface="Calibri"/>
+        <a:latin typeface="Aptos" panose="02110004020202020204"/>
         <a:ea typeface=""/>
         <a:cs typeface=""/>
         <a:font script="Jpan" typeface="ＭＳ 明朝"/>
@@ -995,6 +2460,7 @@
         <a:font script="Mong" typeface="Mongolian Baiti"/>
         <a:font script="Viet" typeface="Arial"/>
         <a:font script="Uigh" typeface="Microsoft Uighur"/>
+        <a:font script="Geor" typeface="Sylfaen"/>
       </a:minorFont>
     </a:fontScheme>
     <a:fmtScheme name="Office">
@@ -1006,165 +2472,141 @@
           <a:gsLst>
             <a:gs pos="0">
               <a:schemeClr val="phClr">
-                <a:tint val="50000"/>
-                <a:satMod val="300000"/>
+                <a:lumMod val="110000"/>
+                <a:satMod val="105000"/>
+                <a:tint val="67000"/>
               </a:schemeClr>
             </a:gs>
-            <a:gs pos="35000">
+            <a:gs pos="50000">
               <a:schemeClr val="phClr">
-                <a:tint val="37000"/>
-                <a:satMod val="300000"/>
+                <a:lumMod val="105000"/>
+                <a:satMod val="103000"/>
+                <a:tint val="73000"/>
               </a:schemeClr>
             </a:gs>
             <a:gs pos="100000">
               <a:schemeClr val="phClr">
-                <a:tint val="15000"/>
-                <a:satMod val="350000"/>
+                <a:lumMod val="105000"/>
+                <a:satMod val="109000"/>
+                <a:tint val="81000"/>
               </a:schemeClr>
             </a:gs>
           </a:gsLst>
-          <a:lin ang="16200000" scaled="1"/>
+          <a:lin ang="5400000" scaled="0"/>
         </a:gradFill>
         <a:gradFill rotWithShape="1">
           <a:gsLst>
             <a:gs pos="0">
               <a:schemeClr val="phClr">
-                <a:shade val="51000"/>
-                <a:satMod val="130000"/>
+                <a:satMod val="103000"/>
+                <a:lumMod val="102000"/>
+                <a:tint val="94000"/>
               </a:schemeClr>
             </a:gs>
-            <a:gs pos="80000">
+            <a:gs pos="50000">
               <a:schemeClr val="phClr">
-                <a:shade val="93000"/>
-                <a:satMod val="130000"/>
+                <a:satMod val="110000"/>
+                <a:lumMod val="100000"/>
+                <a:shade val="100000"/>
               </a:schemeClr>
             </a:gs>
             <a:gs pos="100000">
               <a:schemeClr val="phClr">
-                <a:shade val="94000"/>
-                <a:satMod val="135000"/>
+                <a:lumMod val="99000"/>
+                <a:satMod val="120000"/>
+                <a:shade val="78000"/>
               </a:schemeClr>
             </a:gs>
           </a:gsLst>
-          <a:lin ang="16200000" scaled="0"/>
+          <a:lin ang="5400000" scaled="0"/>
         </a:gradFill>
       </a:fillStyleLst>
       <a:lnStyleLst>
-        <a:ln w="9525" cap="flat" cmpd="sng" algn="ctr">
-          <a:solidFill>
-            <a:schemeClr val="phClr">
-              <a:shade val="95000"/>
-              <a:satMod val="105000"/>
-            </a:schemeClr>
-          </a:solidFill>
-          <a:prstDash val="solid"/>
-        </a:ln>
-        <a:ln w="25400" cap="flat" cmpd="sng" algn="ctr">
+        <a:ln w="6350" cap="flat" cmpd="sng" algn="ctr">
           <a:solidFill>
             <a:schemeClr val="phClr"/>
           </a:solidFill>
           <a:prstDash val="solid"/>
+          <a:miter lim="800000"/>
         </a:ln>
-        <a:ln w="38100" cap="flat" cmpd="sng" algn="ctr">
+        <a:ln w="12700" cap="flat" cmpd="sng" algn="ctr">
           <a:solidFill>
             <a:schemeClr val="phClr"/>
           </a:solidFill>
           <a:prstDash val="solid"/>
+          <a:miter lim="800000"/>
+        </a:ln>
+        <a:ln w="19050" cap="flat" cmpd="sng" algn="ctr">
+          <a:solidFill>
+            <a:schemeClr val="phClr"/>
+          </a:solidFill>
+          <a:prstDash val="solid"/>
+          <a:miter lim="800000"/>
         </a:ln>
       </a:lnStyleLst>
       <a:effectStyleLst>
         <a:effectStyle>
+          <a:effectLst/>
+        </a:effectStyle>
+        <a:effectStyle>
+          <a:effectLst/>
+        </a:effectStyle>
+        <a:effectStyle>
           <a:effectLst>
-            <a:outerShdw blurRad="40000" dist="20000" dir="5400000" rotWithShape="0">
+            <a:outerShdw blurRad="57150" dist="19050" dir="5400000" algn="ctr" rotWithShape="0">
               <a:srgbClr val="000000">
-                <a:alpha val="38000"/>
+                <a:alpha val="63000"/>
               </a:srgbClr>
             </a:outerShdw>
           </a:effectLst>
-        </a:effectStyle>
-        <a:effectStyle>
-          <a:effectLst>
-            <a:outerShdw blurRad="40000" dist="23000" dir="5400000" rotWithShape="0">
-              <a:srgbClr val="000000">
-                <a:alpha val="35000"/>
-              </a:srgbClr>
-            </a:outerShdw>
-          </a:effectLst>
-        </a:effectStyle>
-        <a:effectStyle>
-          <a:effectLst>
-            <a:outerShdw blurRad="40000" dist="23000" dir="5400000" rotWithShape="0">
-              <a:srgbClr val="000000">
-                <a:alpha val="35000"/>
-              </a:srgbClr>
-            </a:outerShdw>
-          </a:effectLst>
-          <a:scene3d>
-            <a:camera prst="orthographicFront">
-              <a:rot lat="0" lon="0" rev="0"/>
-            </a:camera>
-            <a:lightRig rig="threePt" dir="t">
-              <a:rot lat="0" lon="0" rev="1200000"/>
-            </a:lightRig>
-          </a:scene3d>
-          <a:sp3d>
-            <a:bevelT w="63500" h="25400"/>
-          </a:sp3d>
         </a:effectStyle>
       </a:effectStyleLst>
       <a:bgFillStyleLst>
         <a:solidFill>
           <a:schemeClr val="phClr"/>
         </a:solidFill>
+        <a:solidFill>
+          <a:schemeClr val="phClr">
+            <a:tint val="95000"/>
+            <a:satMod val="170000"/>
+          </a:schemeClr>
+        </a:solidFill>
         <a:gradFill rotWithShape="1">
           <a:gsLst>
             <a:gs pos="0">
               <a:schemeClr val="phClr">
-                <a:tint val="40000"/>
-                <a:satMod val="350000"/>
+                <a:tint val="93000"/>
+                <a:satMod val="150000"/>
+                <a:shade val="98000"/>
+                <a:lumMod val="102000"/>
               </a:schemeClr>
             </a:gs>
-            <a:gs pos="40000">
+            <a:gs pos="50000">
               <a:schemeClr val="phClr">
-                <a:tint val="45000"/>
-                <a:shade val="99000"/>
-                <a:satMod val="350000"/>
+                <a:tint val="98000"/>
+                <a:satMod val="130000"/>
+                <a:shade val="90000"/>
+                <a:lumMod val="103000"/>
               </a:schemeClr>
             </a:gs>
             <a:gs pos="100000">
               <a:schemeClr val="phClr">
-                <a:shade val="20000"/>
-                <a:satMod val="255000"/>
+                <a:shade val="63000"/>
+                <a:satMod val="120000"/>
               </a:schemeClr>
             </a:gs>
           </a:gsLst>
-          <a:path path="circle">
-            <a:fillToRect l="50000" t="-80000" r="50000" b="180000"/>
-          </a:path>
-        </a:gradFill>
-        <a:gradFill rotWithShape="1">
-          <a:gsLst>
-            <a:gs pos="0">
-              <a:schemeClr val="phClr">
-                <a:tint val="80000"/>
-                <a:satMod val="300000"/>
-              </a:schemeClr>
-            </a:gs>
-            <a:gs pos="100000">
-              <a:schemeClr val="phClr">
-                <a:shade val="30000"/>
-                <a:satMod val="200000"/>
-              </a:schemeClr>
-            </a:gs>
-          </a:gsLst>
-          <a:path path="circle">
-            <a:fillToRect l="50000" t="50000" r="50000" b="50000"/>
-          </a:path>
+          <a:lin ang="5400000" scaled="0"/>
         </a:gradFill>
       </a:bgFillStyleLst>
     </a:fmtScheme>
   </a:themeElements>
   <a:objectDefaults/>
   <a:extraClrSchemeLst/>
+  <a:extLst>
+    <a:ext uri="{05A4C25C-085E-4340-85A3-A5531E510DB2}">
+      <thm15:themeFamily xmlns:thm15="http://schemas.microsoft.com/office/thememl/2012/main" name="Office Theme" id="{62F939B6-93AF-4DB8-9C6B-D6C7DFDC589F}" vid="{4A3C46E8-61CC-4603-A589-7422A47A8E4A}"/>
+    </a:ext>
+  </a:extLst>
 </a:theme>
 </file>
--- a/docs/Time Log Kseniia.docx
+++ b/docs/Time Log Kseniia.docx
@@ -2,7 +2,7 @@
 <file path=word/document.xml><?xml version="1.0" encoding="utf-8"?>
 <w:document xmlns:wpc="http://schemas.microsoft.com/office/word/2010/wordprocessingCanvas" xmlns:mc="http://schemas.openxmlformats.org/markup-compatibility/2006" xmlns:o="urn:schemas-microsoft-com:office:office" xmlns:r="http://schemas.openxmlformats.org/officeDocument/2006/relationships" xmlns:m="http://schemas.openxmlformats.org/officeDocument/2006/math" xmlns:v="urn:schemas-microsoft-com:vml" xmlns:wp14="http://schemas.microsoft.com/office/word/2010/wordprocessingDrawing" xmlns:wp="http://schemas.openxmlformats.org/drawingml/2006/wordprocessingDrawing" xmlns:w10="urn:schemas-microsoft-com:office:word" xmlns:w="http://schemas.openxmlformats.org/wordprocessingml/2006/main" xmlns:w14="http://schemas.microsoft.com/office/word/2010/wordml" xmlns:w15="http://schemas.microsoft.com/office/word/2012/wordml" xmlns:wpg="http://schemas.microsoft.com/office/word/2010/wordprocessingGroup" xmlns:wpi="http://schemas.microsoft.com/office/word/2010/wordprocessingInk" xmlns:wne="http://schemas.microsoft.com/office/word/2006/wordml" xmlns:wps="http://schemas.microsoft.com/office/word/2010/wordprocessingShape" xmlns:w16se="http://schemas.microsoft.com/office/word/2015/wordml/symex" xmlns:w16cid="http://schemas.microsoft.com/office/word/2016/wordml/cid" xmlns:w16="http://schemas.microsoft.com/office/word/2018/wordml" xmlns:w16cex="http://schemas.microsoft.com/office/word/2018/wordml/cex" xmlns:w16sdtdh="http://schemas.microsoft.com/office/word/2020/wordml/sdtdatahash" xmlns:w16sdtfl="http://schemas.microsoft.com/office/word/2024/wordml/sdtformatlock" mc:Ignorable="w14 w15 wp14 w16se w16cid w16 w16cex w16sdtdh w16sdtfl">
   <w:body>
-    <w:p xmlns:wp14="http://schemas.microsoft.com/office/word/2010/wordml" wp14:paraId="5D4FAAC7" wp14:textId="2A222798">
+    <w:p xmlns:wp14="http://schemas.microsoft.com/office/word/2010/wordml" wp14:paraId="55A83785" wp14:textId="73DF48A8">
       <w:pPr>
         <w:spacing w:before="0" w:beforeAutospacing="off" w:after="150" w:afterAutospacing="off"/>
         <w:jc w:val="center"/>
@@ -20,7 +20,7 @@
           <w:szCs w:val="16"/>
           <w:lang w:val="en-US"/>
         </w:rPr>
-        <w:t>Time Log</w:t>
+        <w:t>Peer Evaluation</w:t>
       </w:r>
     </w:p>
     <w:p xmlns:wp14="http://schemas.microsoft.com/office/word/2010/wordml" wp14:paraId="4E45269C" wp14:textId="4EFC52B3">
@@ -336,7 +336,22 @@
           </w:tcPr>
           <w:p>
             <w:pPr>
-              <w:spacing w:before="0" w:beforeAutospacing="off" w:after="0" w:afterAutospacing="off"/>
+              <w:pStyle w:val="Normal"/>
+              <w:suppressLineNumbers w:val="0"/>
+              <w:bidi w:val="0"/>
+              <w:spacing w:before="0" w:beforeAutospacing="off" w:after="150" w:afterAutospacing="off" w:line="279" w:lineRule="auto"/>
+              <w:ind w:left="0" w:right="0"/>
+              <w:jc w:val="center"/>
+              <w:rPr>
+                <w:rFonts w:ascii="Helvetica" w:hAnsi="Helvetica" w:eastAsia="Helvetica" w:cs="Helvetica"/>
+                <w:b w:val="0"/>
+                <w:bCs w:val="0"/>
+                <w:i w:val="0"/>
+                <w:iCs w:val="0"/>
+                <w:color w:val="000000" w:themeColor="text1" w:themeTint="FF" w:themeShade="FF"/>
+                <w:sz w:val="16"/>
+                <w:szCs w:val="16"/>
+              </w:rPr>
             </w:pPr>
             <w:r>
               <w:rPr>
@@ -354,7 +369,22 @@
           </w:p>
           <w:p>
             <w:pPr>
-              <w:spacing w:before="0" w:beforeAutospacing="off" w:after="0" w:afterAutospacing="off"/>
+              <w:pStyle w:val="Normal"/>
+              <w:suppressLineNumbers w:val="0"/>
+              <w:bidi w:val="0"/>
+              <w:spacing w:before="0" w:beforeAutospacing="off" w:after="150" w:afterAutospacing="off" w:line="279" w:lineRule="auto"/>
+              <w:ind w:left="0" w:right="0"/>
+              <w:jc w:val="center"/>
+              <w:rPr>
+                <w:rFonts w:ascii="Helvetica" w:hAnsi="Helvetica" w:eastAsia="Helvetica" w:cs="Helvetica"/>
+                <w:b w:val="0"/>
+                <w:bCs w:val="0"/>
+                <w:i w:val="0"/>
+                <w:iCs w:val="0"/>
+                <w:color w:val="000000" w:themeColor="text1" w:themeTint="FF" w:themeShade="FF"/>
+                <w:sz w:val="16"/>
+                <w:szCs w:val="16"/>
+              </w:rPr>
             </w:pPr>
             <w:r>
               <w:rPr>
@@ -390,7 +420,22 @@
           </w:tcPr>
           <w:p>
             <w:pPr>
-              <w:spacing w:before="0" w:beforeAutospacing="off" w:after="0" w:afterAutospacing="off"/>
+              <w:pStyle w:val="Normal"/>
+              <w:suppressLineNumbers w:val="0"/>
+              <w:bidi w:val="0"/>
+              <w:spacing w:before="0" w:beforeAutospacing="off" w:after="150" w:afterAutospacing="off" w:line="279" w:lineRule="auto"/>
+              <w:ind w:left="0" w:right="0"/>
+              <w:jc w:val="center"/>
+              <w:rPr>
+                <w:rFonts w:ascii="Helvetica" w:hAnsi="Helvetica" w:eastAsia="Helvetica" w:cs="Helvetica"/>
+                <w:b w:val="0"/>
+                <w:bCs w:val="0"/>
+                <w:i w:val="0"/>
+                <w:iCs w:val="0"/>
+                <w:color w:val="000000" w:themeColor="text1" w:themeTint="FF" w:themeShade="FF"/>
+                <w:sz w:val="16"/>
+                <w:szCs w:val="16"/>
+              </w:rPr>
             </w:pPr>
             <w:r>
               <w:rPr>
@@ -426,7 +471,22 @@
           </w:tcPr>
           <w:p>
             <w:pPr>
-              <w:spacing w:before="0" w:beforeAutospacing="off" w:after="0" w:afterAutospacing="off"/>
+              <w:pStyle w:val="Normal"/>
+              <w:suppressLineNumbers w:val="0"/>
+              <w:bidi w:val="0"/>
+              <w:spacing w:before="0" w:beforeAutospacing="off" w:after="150" w:afterAutospacing="off" w:line="279" w:lineRule="auto"/>
+              <w:ind w:left="0" w:right="0"/>
+              <w:jc w:val="center"/>
+              <w:rPr>
+                <w:rFonts w:ascii="Helvetica" w:hAnsi="Helvetica" w:eastAsia="Helvetica" w:cs="Helvetica"/>
+                <w:b w:val="0"/>
+                <w:bCs w:val="0"/>
+                <w:i w:val="0"/>
+                <w:iCs w:val="0"/>
+                <w:color w:val="000000" w:themeColor="text1" w:themeTint="FF" w:themeShade="FF"/>
+                <w:sz w:val="16"/>
+                <w:szCs w:val="16"/>
+              </w:rPr>
             </w:pPr>
             <w:r>
               <w:rPr>
@@ -462,7 +522,22 @@
           </w:tcPr>
           <w:p>
             <w:pPr>
-              <w:spacing w:before="0" w:beforeAutospacing="off" w:after="0" w:afterAutospacing="off"/>
+              <w:pStyle w:val="Normal"/>
+              <w:suppressLineNumbers w:val="0"/>
+              <w:bidi w:val="0"/>
+              <w:spacing w:before="0" w:beforeAutospacing="off" w:after="150" w:afterAutospacing="off" w:line="279" w:lineRule="auto"/>
+              <w:ind w:left="0" w:right="0"/>
+              <w:jc w:val="center"/>
+              <w:rPr>
+                <w:rFonts w:ascii="Helvetica" w:hAnsi="Helvetica" w:eastAsia="Helvetica" w:cs="Helvetica"/>
+                <w:b w:val="0"/>
+                <w:bCs w:val="0"/>
+                <w:i w:val="0"/>
+                <w:iCs w:val="0"/>
+                <w:color w:val="000000" w:themeColor="text1" w:themeTint="FF" w:themeShade="FF"/>
+                <w:sz w:val="16"/>
+                <w:szCs w:val="16"/>
+              </w:rPr>
             </w:pPr>
             <w:r>
               <w:rPr>
@@ -524,7 +599,22 @@
           </w:tcPr>
           <w:p>
             <w:pPr>
-              <w:spacing w:before="0" w:beforeAutospacing="off" w:after="0" w:afterAutospacing="off"/>
+              <w:pStyle w:val="Normal"/>
+              <w:suppressLineNumbers w:val="0"/>
+              <w:bidi w:val="0"/>
+              <w:spacing w:before="0" w:beforeAutospacing="off" w:after="150" w:afterAutospacing="off" w:line="279" w:lineRule="auto"/>
+              <w:ind w:left="0" w:right="0"/>
+              <w:jc w:val="center"/>
+              <w:rPr>
+                <w:rFonts w:ascii="Helvetica" w:hAnsi="Helvetica" w:eastAsia="Helvetica" w:cs="Helvetica"/>
+                <w:b w:val="0"/>
+                <w:bCs w:val="0"/>
+                <w:i w:val="0"/>
+                <w:iCs w:val="0"/>
+                <w:color w:val="000000" w:themeColor="text1" w:themeTint="FF" w:themeShade="FF"/>
+                <w:sz w:val="16"/>
+                <w:szCs w:val="16"/>
+              </w:rPr>
             </w:pPr>
             <w:r>
               <w:rPr>
@@ -586,7 +676,22 @@
           </w:tcPr>
           <w:p>
             <w:pPr>
-              <w:spacing w:before="0" w:beforeAutospacing="off" w:after="0" w:afterAutospacing="off"/>
+              <w:pStyle w:val="Normal"/>
+              <w:suppressLineNumbers w:val="0"/>
+              <w:bidi w:val="0"/>
+              <w:spacing w:before="0" w:beforeAutospacing="off" w:after="150" w:afterAutospacing="off" w:line="279" w:lineRule="auto"/>
+              <w:ind w:left="0" w:right="0"/>
+              <w:jc w:val="center"/>
+              <w:rPr>
+                <w:rFonts w:ascii="Helvetica" w:hAnsi="Helvetica" w:eastAsia="Helvetica" w:cs="Helvetica"/>
+                <w:b w:val="0"/>
+                <w:bCs w:val="0"/>
+                <w:i w:val="0"/>
+                <w:iCs w:val="0"/>
+                <w:color w:val="000000" w:themeColor="text1" w:themeTint="FF" w:themeShade="FF"/>
+                <w:sz w:val="16"/>
+                <w:szCs w:val="16"/>
+              </w:rPr>
             </w:pPr>
             <w:r>
               <w:rPr>
@@ -627,7 +732,22 @@
           </w:tcPr>
           <w:p>
             <w:pPr>
-              <w:spacing w:before="0" w:beforeAutospacing="off" w:after="0" w:afterAutospacing="off"/>
+              <w:pStyle w:val="Normal"/>
+              <w:suppressLineNumbers w:val="0"/>
+              <w:bidi w:val="0"/>
+              <w:spacing w:before="0" w:beforeAutospacing="off" w:after="150" w:afterAutospacing="off" w:line="279" w:lineRule="auto"/>
+              <w:ind w:left="0" w:right="0"/>
+              <w:jc w:val="center"/>
+              <w:rPr>
+                <w:rFonts w:ascii="Helvetica" w:hAnsi="Helvetica" w:eastAsia="Helvetica" w:cs="Helvetica"/>
+                <w:b w:val="0"/>
+                <w:bCs w:val="0"/>
+                <w:i w:val="0"/>
+                <w:iCs w:val="0"/>
+                <w:color w:val="000000" w:themeColor="text1" w:themeTint="FF" w:themeShade="FF"/>
+                <w:sz w:val="16"/>
+                <w:szCs w:val="16"/>
+              </w:rPr>
             </w:pPr>
           </w:p>
         </w:tc>
@@ -651,16 +771,37 @@
           <w:p>
             <w:pPr>
               <w:pStyle w:val="Normal"/>
-              <w:spacing w:before="0" w:beforeAutospacing="off" w:after="0" w:afterAutospacing="off"/>
-            </w:pPr>
-            <w:r>
-              <w:rPr>
-                <w:rFonts w:ascii="Helvetica" w:hAnsi="Helvetica" w:eastAsia="Helvetica" w:cs="Helvetica"/>
+              <w:suppressLineNumbers w:val="0"/>
+              <w:bidi w:val="0"/>
+              <w:spacing w:before="0" w:beforeAutospacing="off" w:after="150" w:afterAutospacing="off" w:line="279" w:lineRule="auto"/>
+              <w:ind w:left="0" w:right="0"/>
+              <w:jc w:val="center"/>
+              <w:rPr>
+                <w:rFonts w:ascii="Helvetica" w:hAnsi="Helvetica" w:eastAsia="Helvetica" w:cs="Helvetica"/>
+                <w:b w:val="0"/>
+                <w:bCs w:val="0"/>
+                <w:i w:val="0"/>
+                <w:iCs w:val="0"/>
                 <w:noProof w:val="0"/>
+                <w:color w:val="000000" w:themeColor="text1" w:themeTint="FF" w:themeShade="FF"/>
                 <w:sz w:val="16"/>
                 <w:szCs w:val="16"/>
                 <w:lang w:val="en-US"/>
               </w:rPr>
+            </w:pPr>
+            <w:r>
+              <w:rPr>
+                <w:rFonts w:ascii="Helvetica" w:hAnsi="Helvetica" w:eastAsia="Helvetica" w:cs="Helvetica"/>
+                <w:b w:val="0"/>
+                <w:bCs w:val="0"/>
+                <w:i w:val="0"/>
+                <w:iCs w:val="0"/>
+                <w:noProof w:val="0"/>
+                <w:color w:val="000000" w:themeColor="text1" w:themeTint="FF" w:themeShade="FF"/>
+                <w:sz w:val="16"/>
+                <w:szCs w:val="16"/>
+                <w:lang w:val="en-US"/>
+              </w:rPr>
               <w:t>Creating LMS UI mockup in Moqups</w:t>
             </w:r>
           </w:p>
@@ -684,7 +825,22 @@
           </w:tcPr>
           <w:p>
             <w:pPr>
-              <w:spacing w:before="0" w:beforeAutospacing="off" w:after="0" w:afterAutospacing="off"/>
+              <w:pStyle w:val="Normal"/>
+              <w:suppressLineNumbers w:val="0"/>
+              <w:bidi w:val="0"/>
+              <w:spacing w:before="0" w:beforeAutospacing="off" w:after="150" w:afterAutospacing="off" w:line="279" w:lineRule="auto"/>
+              <w:ind w:left="0" w:right="0"/>
+              <w:jc w:val="center"/>
+              <w:rPr>
+                <w:rFonts w:ascii="Helvetica" w:hAnsi="Helvetica" w:eastAsia="Helvetica" w:cs="Helvetica"/>
+                <w:b w:val="0"/>
+                <w:bCs w:val="0"/>
+                <w:i w:val="0"/>
+                <w:iCs w:val="0"/>
+                <w:color w:val="000000" w:themeColor="text1" w:themeTint="FF" w:themeShade="FF"/>
+                <w:sz w:val="16"/>
+                <w:szCs w:val="16"/>
+              </w:rPr>
             </w:pPr>
             <w:r>
               <w:rPr>
@@ -746,7 +902,22 @@
           </w:tcPr>
           <w:p>
             <w:pPr>
-              <w:spacing w:before="0" w:beforeAutospacing="off" w:after="0" w:afterAutospacing="off"/>
+              <w:pStyle w:val="Normal"/>
+              <w:suppressLineNumbers w:val="0"/>
+              <w:bidi w:val="0"/>
+              <w:spacing w:before="0" w:beforeAutospacing="off" w:after="150" w:afterAutospacing="off" w:line="279" w:lineRule="auto"/>
+              <w:ind w:left="0" w:right="0"/>
+              <w:jc w:val="center"/>
+              <w:rPr>
+                <w:rFonts w:ascii="Helvetica" w:hAnsi="Helvetica" w:eastAsia="Helvetica" w:cs="Helvetica"/>
+                <w:b w:val="0"/>
+                <w:bCs w:val="0"/>
+                <w:i w:val="0"/>
+                <w:iCs w:val="0"/>
+                <w:color w:val="000000" w:themeColor="text1" w:themeTint="FF" w:themeShade="FF"/>
+                <w:sz w:val="16"/>
+                <w:szCs w:val="16"/>
+              </w:rPr>
             </w:pPr>
             <w:r>
               <w:rPr>
@@ -847,7 +1018,22 @@
           </w:tcPr>
           <w:p>
             <w:pPr>
-              <w:spacing w:before="0" w:beforeAutospacing="off" w:after="0" w:afterAutospacing="off"/>
+              <w:pStyle w:val="Normal"/>
+              <w:suppressLineNumbers w:val="0"/>
+              <w:bidi w:val="0"/>
+              <w:spacing w:before="0" w:beforeAutospacing="off" w:after="150" w:afterAutospacing="off" w:line="279" w:lineRule="auto"/>
+              <w:ind w:left="0" w:right="0"/>
+              <w:jc w:val="center"/>
+              <w:rPr>
+                <w:rFonts w:ascii="Helvetica" w:hAnsi="Helvetica" w:eastAsia="Helvetica" w:cs="Helvetica"/>
+                <w:b w:val="0"/>
+                <w:bCs w:val="0"/>
+                <w:i w:val="0"/>
+                <w:iCs w:val="0"/>
+                <w:color w:val="000000" w:themeColor="text1" w:themeTint="FF" w:themeShade="FF"/>
+                <w:sz w:val="16"/>
+                <w:szCs w:val="16"/>
+              </w:rPr>
             </w:pPr>
             <w:r>
               <w:rPr>
@@ -948,7 +1134,22 @@
           </w:tcPr>
           <w:p>
             <w:pPr>
-              <w:spacing w:before="0" w:beforeAutospacing="off" w:after="0" w:afterAutospacing="off"/>
+              <w:pStyle w:val="Normal"/>
+              <w:suppressLineNumbers w:val="0"/>
+              <w:bidi w:val="0"/>
+              <w:spacing w:before="0" w:beforeAutospacing="off" w:after="150" w:afterAutospacing="off" w:line="279" w:lineRule="auto"/>
+              <w:ind w:left="0" w:right="0"/>
+              <w:jc w:val="center"/>
+              <w:rPr>
+                <w:rFonts w:ascii="Helvetica" w:hAnsi="Helvetica" w:eastAsia="Helvetica" w:cs="Helvetica"/>
+                <w:b w:val="0"/>
+                <w:bCs w:val="0"/>
+                <w:i w:val="0"/>
+                <w:iCs w:val="0"/>
+                <w:color w:val="000000" w:themeColor="text1" w:themeTint="FF" w:themeShade="FF"/>
+                <w:sz w:val="16"/>
+                <w:szCs w:val="16"/>
+              </w:rPr>
             </w:pPr>
             <w:r>
               <w:rPr>
@@ -1002,7 +1203,22 @@
           </w:tcPr>
           <w:p>
             <w:pPr>
-              <w:spacing w:before="0" w:beforeAutospacing="off" w:after="0" w:afterAutospacing="off"/>
+              <w:pStyle w:val="Normal"/>
+              <w:suppressLineNumbers w:val="0"/>
+              <w:bidi w:val="0"/>
+              <w:spacing w:before="0" w:beforeAutospacing="off" w:after="150" w:afterAutospacing="off" w:line="279" w:lineRule="auto"/>
+              <w:ind w:left="0" w:right="0"/>
+              <w:jc w:val="center"/>
+              <w:rPr>
+                <w:rFonts w:ascii="Helvetica" w:hAnsi="Helvetica" w:eastAsia="Helvetica" w:cs="Helvetica"/>
+                <w:b w:val="0"/>
+                <w:bCs w:val="0"/>
+                <w:i w:val="0"/>
+                <w:iCs w:val="0"/>
+                <w:color w:val="000000" w:themeColor="text1" w:themeTint="FF" w:themeShade="FF"/>
+                <w:sz w:val="16"/>
+                <w:szCs w:val="16"/>
+              </w:rPr>
             </w:pPr>
           </w:p>
         </w:tc>
@@ -1025,7 +1241,22 @@
           </w:tcPr>
           <w:p>
             <w:pPr>
-              <w:spacing w:before="0" w:beforeAutospacing="off" w:after="0" w:afterAutospacing="off"/>
+              <w:pStyle w:val="Normal"/>
+              <w:suppressLineNumbers w:val="0"/>
+              <w:bidi w:val="0"/>
+              <w:spacing w:before="0" w:beforeAutospacing="off" w:after="150" w:afterAutospacing="off" w:line="279" w:lineRule="auto"/>
+              <w:ind w:left="0" w:right="0"/>
+              <w:jc w:val="center"/>
+              <w:rPr>
+                <w:rFonts w:ascii="Helvetica" w:hAnsi="Helvetica" w:eastAsia="Helvetica" w:cs="Helvetica"/>
+                <w:b w:val="0"/>
+                <w:bCs w:val="0"/>
+                <w:i w:val="0"/>
+                <w:iCs w:val="0"/>
+                <w:color w:val="000000" w:themeColor="text1" w:themeTint="FF" w:themeShade="FF"/>
+                <w:sz w:val="16"/>
+                <w:szCs w:val="16"/>
+              </w:rPr>
             </w:pPr>
             <w:r>
               <w:rPr>
@@ -1061,7 +1292,22 @@
           </w:tcPr>
           <w:p>
             <w:pPr>
-              <w:spacing w:before="0" w:beforeAutospacing="off" w:after="0" w:afterAutospacing="off"/>
+              <w:pStyle w:val="Normal"/>
+              <w:suppressLineNumbers w:val="0"/>
+              <w:bidi w:val="0"/>
+              <w:spacing w:before="0" w:beforeAutospacing="off" w:after="150" w:afterAutospacing="off" w:line="279" w:lineRule="auto"/>
+              <w:ind w:left="0" w:right="0"/>
+              <w:jc w:val="center"/>
+              <w:rPr>
+                <w:rFonts w:ascii="Helvetica" w:hAnsi="Helvetica" w:eastAsia="Helvetica" w:cs="Helvetica"/>
+                <w:b w:val="0"/>
+                <w:bCs w:val="0"/>
+                <w:i w:val="0"/>
+                <w:iCs w:val="0"/>
+                <w:color w:val="000000" w:themeColor="text1" w:themeTint="FF" w:themeShade="FF"/>
+                <w:sz w:val="16"/>
+                <w:szCs w:val="16"/>
+              </w:rPr>
             </w:pPr>
             <w:r>
               <w:rPr>
@@ -1079,7 +1325,12 @@
           </w:p>
           <w:p>
             <w:pPr>
-              <w:spacing w:before="0" w:beforeAutospacing="off" w:after="0" w:afterAutospacing="off"/>
+              <w:pStyle w:val="Normal"/>
+              <w:suppressLineNumbers w:val="0"/>
+              <w:bidi w:val="0"/>
+              <w:spacing w:before="0" w:beforeAutospacing="off" w:after="150" w:afterAutospacing="off" w:line="279" w:lineRule="auto"/>
+              <w:ind w:left="0" w:right="0"/>
+              <w:jc w:val="center"/>
               <w:rPr>
                 <w:rFonts w:ascii="Helvetica" w:hAnsi="Helvetica" w:eastAsia="Helvetica" w:cs="Helvetica"/>
                 <w:b w:val="0"/>
@@ -1112,7 +1363,22 @@
           </w:tcPr>
           <w:p>
             <w:pPr>
-              <w:spacing w:before="0" w:beforeAutospacing="off" w:after="0" w:afterAutospacing="off"/>
+              <w:pStyle w:val="Normal"/>
+              <w:suppressLineNumbers w:val="0"/>
+              <w:bidi w:val="0"/>
+              <w:spacing w:before="0" w:beforeAutospacing="off" w:after="150" w:afterAutospacing="off" w:line="279" w:lineRule="auto"/>
+              <w:ind w:left="0" w:right="0"/>
+              <w:jc w:val="center"/>
+              <w:rPr>
+                <w:rFonts w:ascii="Helvetica" w:hAnsi="Helvetica" w:eastAsia="Helvetica" w:cs="Helvetica"/>
+                <w:b w:val="0"/>
+                <w:bCs w:val="0"/>
+                <w:i w:val="0"/>
+                <w:iCs w:val="0"/>
+                <w:color w:val="000000" w:themeColor="text1" w:themeTint="FF" w:themeShade="FF"/>
+                <w:sz w:val="16"/>
+                <w:szCs w:val="16"/>
+              </w:rPr>
             </w:pPr>
             <w:r>
               <w:rPr>
@@ -1161,7 +1427,22 @@
           </w:tcPr>
           <w:p>
             <w:pPr>
-              <w:spacing w:before="0" w:beforeAutospacing="off" w:after="0" w:afterAutospacing="off"/>
+              <w:pStyle w:val="Normal"/>
+              <w:suppressLineNumbers w:val="0"/>
+              <w:bidi w:val="0"/>
+              <w:spacing w:before="0" w:beforeAutospacing="off" w:after="150" w:afterAutospacing="off" w:line="279" w:lineRule="auto"/>
+              <w:ind w:left="0" w:right="0"/>
+              <w:jc w:val="center"/>
+              <w:rPr>
+                <w:rFonts w:ascii="Helvetica" w:hAnsi="Helvetica" w:eastAsia="Helvetica" w:cs="Helvetica"/>
+                <w:b w:val="0"/>
+                <w:bCs w:val="0"/>
+                <w:i w:val="0"/>
+                <w:iCs w:val="0"/>
+                <w:color w:val="000000" w:themeColor="text1" w:themeTint="FF" w:themeShade="FF"/>
+                <w:sz w:val="16"/>
+                <w:szCs w:val="16"/>
+              </w:rPr>
             </w:pPr>
             <w:r>
               <w:rPr>
@@ -1236,7 +1517,22 @@
           </w:tcPr>
           <w:p>
             <w:pPr>
-              <w:spacing w:before="0" w:beforeAutospacing="off" w:after="0" w:afterAutospacing="off"/>
+              <w:pStyle w:val="Normal"/>
+              <w:suppressLineNumbers w:val="0"/>
+              <w:bidi w:val="0"/>
+              <w:spacing w:before="0" w:beforeAutospacing="off" w:after="150" w:afterAutospacing="off" w:line="279" w:lineRule="auto"/>
+              <w:ind w:left="0" w:right="0"/>
+              <w:jc w:val="center"/>
+              <w:rPr>
+                <w:rFonts w:ascii="Helvetica" w:hAnsi="Helvetica" w:eastAsia="Helvetica" w:cs="Helvetica"/>
+                <w:b w:val="0"/>
+                <w:bCs w:val="0"/>
+                <w:i w:val="0"/>
+                <w:iCs w:val="0"/>
+                <w:color w:val="000000" w:themeColor="text1" w:themeTint="FF" w:themeShade="FF"/>
+                <w:sz w:val="16"/>
+                <w:szCs w:val="16"/>
+              </w:rPr>
             </w:pPr>
             <w:r>
               <w:rPr>
@@ -1277,7 +1573,22 @@
           </w:tcPr>
           <w:p>
             <w:pPr>
-              <w:spacing w:before="0" w:beforeAutospacing="off" w:after="0" w:afterAutospacing="off"/>
+              <w:pStyle w:val="Normal"/>
+              <w:suppressLineNumbers w:val="0"/>
+              <w:bidi w:val="0"/>
+              <w:spacing w:before="0" w:beforeAutospacing="off" w:after="150" w:afterAutospacing="off" w:line="279" w:lineRule="auto"/>
+              <w:ind w:left="0" w:right="0"/>
+              <w:jc w:val="center"/>
+              <w:rPr>
+                <w:rFonts w:ascii="Helvetica" w:hAnsi="Helvetica" w:eastAsia="Helvetica" w:cs="Helvetica"/>
+                <w:b w:val="0"/>
+                <w:bCs w:val="0"/>
+                <w:i w:val="0"/>
+                <w:iCs w:val="0"/>
+                <w:color w:val="000000" w:themeColor="text1" w:themeTint="FF" w:themeShade="FF"/>
+                <w:sz w:val="16"/>
+                <w:szCs w:val="16"/>
+              </w:rPr>
             </w:pPr>
           </w:p>
         </w:tc>
@@ -1300,7 +1611,22 @@
           </w:tcPr>
           <w:p>
             <w:pPr>
-              <w:spacing w:before="0" w:beforeAutospacing="off" w:after="0" w:afterAutospacing="off"/>
+              <w:pStyle w:val="Normal"/>
+              <w:suppressLineNumbers w:val="0"/>
+              <w:bidi w:val="0"/>
+              <w:spacing w:before="0" w:beforeAutospacing="off" w:after="150" w:afterAutospacing="off" w:line="279" w:lineRule="auto"/>
+              <w:ind w:left="0" w:right="0"/>
+              <w:jc w:val="center"/>
+              <w:rPr>
+                <w:rFonts w:ascii="Helvetica" w:hAnsi="Helvetica" w:eastAsia="Helvetica" w:cs="Helvetica"/>
+                <w:b w:val="0"/>
+                <w:bCs w:val="0"/>
+                <w:i w:val="0"/>
+                <w:iCs w:val="0"/>
+                <w:color w:val="000000" w:themeColor="text1" w:themeTint="FF" w:themeShade="FF"/>
+                <w:sz w:val="16"/>
+                <w:szCs w:val="16"/>
+              </w:rPr>
             </w:pPr>
           </w:p>
         </w:tc>
@@ -1323,7 +1649,22 @@
           </w:tcPr>
           <w:p>
             <w:pPr>
-              <w:spacing w:before="0" w:beforeAutospacing="off" w:after="0" w:afterAutospacing="off"/>
+              <w:pStyle w:val="Normal"/>
+              <w:suppressLineNumbers w:val="0"/>
+              <w:bidi w:val="0"/>
+              <w:spacing w:before="0" w:beforeAutospacing="off" w:after="150" w:afterAutospacing="off" w:line="279" w:lineRule="auto"/>
+              <w:ind w:left="0" w:right="0"/>
+              <w:jc w:val="center"/>
+              <w:rPr>
+                <w:rFonts w:ascii="Helvetica" w:hAnsi="Helvetica" w:eastAsia="Helvetica" w:cs="Helvetica"/>
+                <w:b w:val="0"/>
+                <w:bCs w:val="0"/>
+                <w:i w:val="0"/>
+                <w:iCs w:val="0"/>
+                <w:color w:val="000000" w:themeColor="text1" w:themeTint="FF" w:themeShade="FF"/>
+                <w:sz w:val="16"/>
+                <w:szCs w:val="16"/>
+              </w:rPr>
             </w:pPr>
           </w:p>
         </w:tc>
@@ -1346,7 +1687,22 @@
           </w:tcPr>
           <w:p>
             <w:pPr>
-              <w:spacing w:before="0" w:beforeAutospacing="off" w:after="0" w:afterAutospacing="off"/>
+              <w:pStyle w:val="Normal"/>
+              <w:suppressLineNumbers w:val="0"/>
+              <w:bidi w:val="0"/>
+              <w:spacing w:before="0" w:beforeAutospacing="off" w:after="150" w:afterAutospacing="off" w:line="279" w:lineRule="auto"/>
+              <w:ind w:left="0" w:right="0"/>
+              <w:jc w:val="center"/>
+              <w:rPr>
+                <w:rFonts w:ascii="Helvetica" w:hAnsi="Helvetica" w:eastAsia="Helvetica" w:cs="Helvetica"/>
+                <w:b w:val="0"/>
+                <w:bCs w:val="0"/>
+                <w:i w:val="0"/>
+                <w:iCs w:val="0"/>
+                <w:color w:val="000000" w:themeColor="text1" w:themeTint="FF" w:themeShade="FF"/>
+                <w:sz w:val="16"/>
+                <w:szCs w:val="16"/>
+              </w:rPr>
             </w:pPr>
           </w:p>
         </w:tc>
@@ -1369,7 +1725,22 @@
           </w:tcPr>
           <w:p>
             <w:pPr>
-              <w:spacing w:before="0" w:beforeAutospacing="off" w:after="0" w:afterAutospacing="off"/>
+              <w:pStyle w:val="Normal"/>
+              <w:suppressLineNumbers w:val="0"/>
+              <w:bidi w:val="0"/>
+              <w:spacing w:before="0" w:beforeAutospacing="off" w:after="150" w:afterAutospacing="off" w:line="279" w:lineRule="auto"/>
+              <w:ind w:left="0" w:right="0"/>
+              <w:jc w:val="center"/>
+              <w:rPr>
+                <w:rFonts w:ascii="Helvetica" w:hAnsi="Helvetica" w:eastAsia="Helvetica" w:cs="Helvetica"/>
+                <w:b w:val="0"/>
+                <w:bCs w:val="0"/>
+                <w:i w:val="0"/>
+                <w:iCs w:val="0"/>
+                <w:color w:val="000000" w:themeColor="text1" w:themeTint="FF" w:themeShade="FF"/>
+                <w:sz w:val="16"/>
+                <w:szCs w:val="16"/>
+              </w:rPr>
             </w:pPr>
           </w:p>
         </w:tc>
@@ -1392,25 +1763,81 @@
           </w:tcPr>
           <w:p>
             <w:pPr>
-              <w:spacing w:before="0" w:beforeAutospacing="off" w:after="0" w:afterAutospacing="off"/>
-            </w:pPr>
-            <w:r>
-              <w:rPr>
-                <w:rFonts w:ascii="Helvetica" w:hAnsi="Helvetica" w:eastAsia="Helvetica" w:cs="Helvetica"/>
-                <w:b w:val="0"/>
-                <w:bCs w:val="0"/>
-                <w:i w:val="0"/>
-                <w:iCs w:val="0"/>
-                <w:color w:val="000000" w:themeColor="text1" w:themeTint="FF" w:themeShade="FF"/>
-                <w:sz w:val="16"/>
-                <w:szCs w:val="16"/>
-              </w:rPr>
-              <w:t xml:space="preserve">Week total: </w:t>
-            </w:r>
-          </w:p>
-          <w:p>
-            <w:pPr>
-              <w:spacing w:before="0" w:beforeAutospacing="off" w:after="0" w:afterAutospacing="off"/>
+              <w:pStyle w:val="Normal"/>
+              <w:suppressLineNumbers w:val="0"/>
+              <w:bidi w:val="0"/>
+              <w:spacing w:before="0" w:beforeAutospacing="off" w:after="150" w:afterAutospacing="off" w:line="279" w:lineRule="auto"/>
+              <w:ind w:left="0" w:right="0"/>
+              <w:jc w:val="center"/>
+              <w:rPr>
+                <w:rFonts w:ascii="Helvetica" w:hAnsi="Helvetica" w:eastAsia="Helvetica" w:cs="Helvetica"/>
+                <w:b w:val="0"/>
+                <w:bCs w:val="0"/>
+                <w:i w:val="0"/>
+                <w:iCs w:val="0"/>
+                <w:color w:val="000000" w:themeColor="text1" w:themeTint="FF" w:themeShade="FF"/>
+                <w:sz w:val="16"/>
+                <w:szCs w:val="16"/>
+              </w:rPr>
+            </w:pPr>
+            <w:r>
+              <w:rPr>
+                <w:rFonts w:ascii="Helvetica" w:hAnsi="Helvetica" w:eastAsia="Helvetica" w:cs="Helvetica"/>
+                <w:b w:val="0"/>
+                <w:bCs w:val="0"/>
+                <w:i w:val="0"/>
+                <w:iCs w:val="0"/>
+                <w:color w:val="000000" w:themeColor="text1" w:themeTint="FF" w:themeShade="FF"/>
+                <w:sz w:val="16"/>
+                <w:szCs w:val="16"/>
+              </w:rPr>
+              <w:t>Week</w:t>
+            </w:r>
+            <w:r>
+              <w:rPr>
+                <w:rFonts w:ascii="Helvetica" w:hAnsi="Helvetica" w:eastAsia="Helvetica" w:cs="Helvetica"/>
+                <w:b w:val="0"/>
+                <w:bCs w:val="0"/>
+                <w:i w:val="0"/>
+                <w:iCs w:val="0"/>
+                <w:color w:val="000000" w:themeColor="text1" w:themeTint="FF" w:themeShade="FF"/>
+                <w:sz w:val="16"/>
+                <w:szCs w:val="16"/>
+              </w:rPr>
+              <w:t>1</w:t>
+            </w:r>
+            <w:r>
+              <w:rPr>
+                <w:rFonts w:ascii="Helvetica" w:hAnsi="Helvetica" w:eastAsia="Helvetica" w:cs="Helvetica"/>
+                <w:b w:val="0"/>
+                <w:bCs w:val="0"/>
+                <w:i w:val="0"/>
+                <w:iCs w:val="0"/>
+                <w:color w:val="000000" w:themeColor="text1" w:themeTint="FF" w:themeShade="FF"/>
+                <w:sz w:val="16"/>
+                <w:szCs w:val="16"/>
+              </w:rPr>
+              <w:t xml:space="preserve"> total: </w:t>
+            </w:r>
+          </w:p>
+          <w:p>
+            <w:pPr>
+              <w:pStyle w:val="Normal"/>
+              <w:suppressLineNumbers w:val="0"/>
+              <w:bidi w:val="0"/>
+              <w:spacing w:before="0" w:beforeAutospacing="off" w:after="150" w:afterAutospacing="off" w:line="279" w:lineRule="auto"/>
+              <w:ind w:left="0" w:right="0"/>
+              <w:jc w:val="center"/>
+              <w:rPr>
+                <w:rFonts w:ascii="Helvetica" w:hAnsi="Helvetica" w:eastAsia="Helvetica" w:cs="Helvetica"/>
+                <w:b w:val="0"/>
+                <w:bCs w:val="0"/>
+                <w:i w:val="0"/>
+                <w:iCs w:val="0"/>
+                <w:color w:val="000000" w:themeColor="text1" w:themeTint="FF" w:themeShade="FF"/>
+                <w:sz w:val="16"/>
+                <w:szCs w:val="16"/>
+              </w:rPr>
             </w:pPr>
             <w:r>
               <w:rPr>
@@ -1464,25 +1891,82 @@
           </w:tcPr>
           <w:p>
             <w:pPr>
+              <w:bidi w:val="0"/>
               <w:spacing w:before="0" w:beforeAutospacing="off" w:after="0" w:afterAutospacing="off"/>
-            </w:pPr>
-            <w:r>
-              <w:rPr>
-                <w:rFonts w:ascii="Helvetica" w:hAnsi="Helvetica" w:eastAsia="Helvetica" w:cs="Helvetica"/>
-                <w:b w:val="0"/>
-                <w:bCs w:val="0"/>
-                <w:i w:val="0"/>
-                <w:iCs w:val="0"/>
-                <w:color w:val="000000" w:themeColor="text1" w:themeTint="FF" w:themeShade="FF"/>
-                <w:sz w:val="16"/>
-                <w:szCs w:val="16"/>
-              </w:rPr>
-              <w:t>Week 2 ...</w:t>
-            </w:r>
-          </w:p>
-          <w:p>
-            <w:pPr>
-              <w:spacing w:before="0" w:beforeAutospacing="off" w:after="0" w:afterAutospacing="off"/>
+              <w:jc w:val="center"/>
+            </w:pPr>
+            <w:r>
+              <w:rPr>
+                <w:rFonts w:ascii="Calibri" w:hAnsi="Calibri" w:eastAsia="Calibri" w:cs="Calibri"/>
+                <w:b w:val="0"/>
+                <w:bCs w:val="0"/>
+                <w:i w:val="0"/>
+                <w:iCs w:val="0"/>
+                <w:noProof w:val="0"/>
+                <w:color w:val="000000" w:themeColor="text1" w:themeTint="FF" w:themeShade="FF"/>
+                <w:sz w:val="16"/>
+                <w:szCs w:val="16"/>
+                <w:lang w:val="en-US"/>
+              </w:rPr>
+              <w:t>Week 2:</w:t>
+            </w:r>
+            <w:r>
+              <w:br/>
+            </w:r>
+            <w:r>
+              <w:rPr>
+                <w:rFonts w:ascii="Calibri" w:hAnsi="Calibri" w:eastAsia="Calibri" w:cs="Calibri"/>
+                <w:b w:val="0"/>
+                <w:bCs w:val="0"/>
+                <w:i w:val="0"/>
+                <w:iCs w:val="0"/>
+                <w:noProof w:val="0"/>
+                <w:color w:val="000000" w:themeColor="text1" w:themeTint="FF" w:themeShade="FF"/>
+                <w:sz w:val="16"/>
+                <w:szCs w:val="16"/>
+                <w:lang w:val="en-US"/>
+              </w:rPr>
+              <w:t xml:space="preserve"> 09/21/26- 09/28/26</w:t>
+            </w:r>
+          </w:p>
+          <w:p>
+            <w:pPr>
+              <w:pStyle w:val="Normal"/>
+              <w:suppressLineNumbers w:val="0"/>
+              <w:bidi w:val="0"/>
+              <w:spacing w:before="0" w:beforeAutospacing="off" w:after="150" w:afterAutospacing="off" w:line="279" w:lineRule="auto"/>
+              <w:ind w:left="0" w:right="0"/>
+              <w:jc w:val="center"/>
+              <w:rPr>
+                <w:rFonts w:ascii="Helvetica" w:hAnsi="Helvetica" w:eastAsia="Helvetica" w:cs="Helvetica"/>
+                <w:b w:val="0"/>
+                <w:bCs w:val="0"/>
+                <w:i w:val="0"/>
+                <w:iCs w:val="0"/>
+                <w:color w:val="000000" w:themeColor="text1" w:themeTint="FF" w:themeShade="FF"/>
+                <w:sz w:val="16"/>
+                <w:szCs w:val="16"/>
+              </w:rPr>
+            </w:pPr>
+          </w:p>
+          <w:p>
+            <w:pPr>
+              <w:pStyle w:val="Normal"/>
+              <w:suppressLineNumbers w:val="0"/>
+              <w:bidi w:val="0"/>
+              <w:spacing w:before="0" w:beforeAutospacing="off" w:after="150" w:afterAutospacing="off" w:line="279" w:lineRule="auto"/>
+              <w:ind w:left="0" w:right="0"/>
+              <w:jc w:val="center"/>
+              <w:rPr>
+                <w:rFonts w:ascii="Helvetica" w:hAnsi="Helvetica" w:eastAsia="Helvetica" w:cs="Helvetica"/>
+                <w:b w:val="0"/>
+                <w:bCs w:val="0"/>
+                <w:i w:val="0"/>
+                <w:iCs w:val="0"/>
+                <w:color w:val="000000" w:themeColor="text1" w:themeTint="FF" w:themeShade="FF"/>
+                <w:sz w:val="16"/>
+                <w:szCs w:val="16"/>
+              </w:rPr>
             </w:pPr>
           </w:p>
         </w:tc>
@@ -1505,8 +1989,36 @@
           </w:tcPr>
           <w:p>
             <w:pPr>
-              <w:spacing w:before="0" w:beforeAutospacing="off" w:after="0" w:afterAutospacing="off"/>
-            </w:pPr>
+              <w:pStyle w:val="Normal"/>
+              <w:suppressLineNumbers w:val="0"/>
+              <w:bidi w:val="0"/>
+              <w:spacing w:before="0" w:beforeAutospacing="off" w:after="150" w:afterAutospacing="off" w:line="279" w:lineRule="auto"/>
+              <w:ind w:left="0" w:right="0"/>
+              <w:jc w:val="center"/>
+              <w:rPr>
+                <w:rFonts w:ascii="Helvetica" w:hAnsi="Helvetica" w:eastAsia="Helvetica" w:cs="Helvetica"/>
+                <w:b w:val="0"/>
+                <w:bCs w:val="0"/>
+                <w:i w:val="0"/>
+                <w:iCs w:val="0"/>
+                <w:color w:val="000000" w:themeColor="text1" w:themeTint="FF" w:themeShade="FF"/>
+                <w:sz w:val="16"/>
+                <w:szCs w:val="16"/>
+              </w:rPr>
+            </w:pPr>
+            <w:r>
+              <w:rPr>
+                <w:rFonts w:ascii="Helvetica" w:hAnsi="Helvetica" w:eastAsia="Helvetica" w:cs="Helvetica"/>
+                <w:b w:val="0"/>
+                <w:bCs w:val="0"/>
+                <w:i w:val="0"/>
+                <w:iCs w:val="0"/>
+                <w:color w:val="000000" w:themeColor="text1" w:themeTint="FF" w:themeShade="FF"/>
+                <w:sz w:val="16"/>
+                <w:szCs w:val="16"/>
+              </w:rPr>
+              <w:t>Group meeting</w:t>
+            </w:r>
           </w:p>
         </w:tc>
         <w:tc>
@@ -1528,8 +2040,36 @@
           </w:tcPr>
           <w:p>
             <w:pPr>
-              <w:spacing w:before="0" w:beforeAutospacing="off" w:after="0" w:afterAutospacing="off"/>
-            </w:pPr>
+              <w:pStyle w:val="Normal"/>
+              <w:suppressLineNumbers w:val="0"/>
+              <w:bidi w:val="0"/>
+              <w:spacing w:before="0" w:beforeAutospacing="off" w:after="150" w:afterAutospacing="off" w:line="279" w:lineRule="auto"/>
+              <w:ind w:left="0" w:right="0"/>
+              <w:jc w:val="center"/>
+              <w:rPr>
+                <w:rFonts w:ascii="Helvetica" w:hAnsi="Helvetica" w:eastAsia="Helvetica" w:cs="Helvetica"/>
+                <w:b w:val="0"/>
+                <w:bCs w:val="0"/>
+                <w:i w:val="0"/>
+                <w:iCs w:val="0"/>
+                <w:color w:val="000000" w:themeColor="text1" w:themeTint="FF" w:themeShade="FF"/>
+                <w:sz w:val="16"/>
+                <w:szCs w:val="16"/>
+              </w:rPr>
+            </w:pPr>
+            <w:r>
+              <w:rPr>
+                <w:rFonts w:ascii="Helvetica" w:hAnsi="Helvetica" w:eastAsia="Helvetica" w:cs="Helvetica"/>
+                <w:b w:val="0"/>
+                <w:bCs w:val="0"/>
+                <w:i w:val="0"/>
+                <w:iCs w:val="0"/>
+                <w:color w:val="000000" w:themeColor="text1" w:themeTint="FF" w:themeShade="FF"/>
+                <w:sz w:val="16"/>
+                <w:szCs w:val="16"/>
+              </w:rPr>
+              <w:t>09/22/26</w:t>
+            </w:r>
           </w:p>
         </w:tc>
         <w:tc>
@@ -1551,8 +2091,36 @@
           </w:tcPr>
           <w:p>
             <w:pPr>
-              <w:spacing w:before="0" w:beforeAutospacing="off" w:after="0" w:afterAutospacing="off"/>
-            </w:pPr>
+              <w:pStyle w:val="Normal"/>
+              <w:suppressLineNumbers w:val="0"/>
+              <w:bidi w:val="0"/>
+              <w:spacing w:before="0" w:beforeAutospacing="off" w:after="150" w:afterAutospacing="off" w:line="279" w:lineRule="auto"/>
+              <w:ind w:left="0" w:right="0"/>
+              <w:jc w:val="center"/>
+              <w:rPr>
+                <w:rFonts w:ascii="Helvetica" w:hAnsi="Helvetica" w:eastAsia="Helvetica" w:cs="Helvetica"/>
+                <w:b w:val="0"/>
+                <w:bCs w:val="0"/>
+                <w:i w:val="0"/>
+                <w:iCs w:val="0"/>
+                <w:color w:val="000000" w:themeColor="text1" w:themeTint="FF" w:themeShade="FF"/>
+                <w:sz w:val="16"/>
+                <w:szCs w:val="16"/>
+              </w:rPr>
+            </w:pPr>
+            <w:r>
+              <w:rPr>
+                <w:rFonts w:ascii="Helvetica" w:hAnsi="Helvetica" w:eastAsia="Helvetica" w:cs="Helvetica"/>
+                <w:b w:val="0"/>
+                <w:bCs w:val="0"/>
+                <w:i w:val="0"/>
+                <w:iCs w:val="0"/>
+                <w:color w:val="000000" w:themeColor="text1" w:themeTint="FF" w:themeShade="FF"/>
+                <w:sz w:val="16"/>
+                <w:szCs w:val="16"/>
+              </w:rPr>
+              <w:t>2pm</w:t>
+            </w:r>
           </w:p>
         </w:tc>
         <w:tc>
@@ -1574,8 +2142,62 @@
           </w:tcPr>
           <w:p>
             <w:pPr>
-              <w:spacing w:before="0" w:beforeAutospacing="off" w:after="0" w:afterAutospacing="off"/>
-            </w:pPr>
+              <w:pStyle w:val="Normal"/>
+              <w:suppressLineNumbers w:val="0"/>
+              <w:bidi w:val="0"/>
+              <w:spacing w:before="0" w:beforeAutospacing="off" w:after="150" w:afterAutospacing="off" w:line="279" w:lineRule="auto"/>
+              <w:ind w:left="0" w:right="0"/>
+              <w:jc w:val="center"/>
+              <w:rPr>
+                <w:rFonts w:ascii="Helvetica" w:hAnsi="Helvetica" w:eastAsia="Helvetica" w:cs="Helvetica"/>
+                <w:b w:val="0"/>
+                <w:bCs w:val="0"/>
+                <w:i w:val="0"/>
+                <w:iCs w:val="0"/>
+                <w:color w:val="000000" w:themeColor="text1" w:themeTint="FF" w:themeShade="FF"/>
+                <w:sz w:val="16"/>
+                <w:szCs w:val="16"/>
+              </w:rPr>
+            </w:pPr>
+            <w:r>
+              <w:rPr>
+                <w:rFonts w:ascii="Helvetica" w:hAnsi="Helvetica" w:eastAsia="Helvetica" w:cs="Helvetica"/>
+                <w:b w:val="0"/>
+                <w:bCs w:val="0"/>
+                <w:i w:val="0"/>
+                <w:iCs w:val="0"/>
+                <w:color w:val="000000" w:themeColor="text1" w:themeTint="FF" w:themeShade="FF"/>
+                <w:sz w:val="16"/>
+                <w:szCs w:val="16"/>
+              </w:rPr>
+              <w:t>2:20</w:t>
+            </w:r>
+            <w:r>
+              <w:rPr>
+                <w:rFonts w:ascii="Helvetica" w:hAnsi="Helvetica" w:eastAsia="Helvetica" w:cs="Helvetica"/>
+                <w:b w:val="0"/>
+                <w:bCs w:val="0"/>
+                <w:i w:val="0"/>
+                <w:iCs w:val="0"/>
+                <w:color w:val="000000" w:themeColor="text1" w:themeTint="FF" w:themeShade="FF"/>
+                <w:sz w:val="16"/>
+                <w:szCs w:val="16"/>
+              </w:rPr>
+              <w:t xml:space="preserve"> </w:t>
+            </w:r>
+            <w:r>
+              <w:rPr>
+                <w:rFonts w:ascii="Helvetica" w:hAnsi="Helvetica" w:eastAsia="Helvetica" w:cs="Helvetica"/>
+                <w:b w:val="0"/>
+                <w:bCs w:val="0"/>
+                <w:i w:val="0"/>
+                <w:iCs w:val="0"/>
+                <w:color w:val="000000" w:themeColor="text1" w:themeTint="FF" w:themeShade="FF"/>
+                <w:sz w:val="16"/>
+                <w:szCs w:val="16"/>
+              </w:rPr>
+              <w:t>pm</w:t>
+            </w:r>
           </w:p>
         </w:tc>
         <w:tc>
@@ -1597,8 +2219,36 @@
           </w:tcPr>
           <w:p>
             <w:pPr>
-              <w:spacing w:before="0" w:beforeAutospacing="off" w:after="0" w:afterAutospacing="off"/>
-            </w:pPr>
+              <w:pStyle w:val="Normal"/>
+              <w:suppressLineNumbers w:val="0"/>
+              <w:bidi w:val="0"/>
+              <w:spacing w:before="0" w:beforeAutospacing="off" w:after="150" w:afterAutospacing="off" w:line="279" w:lineRule="auto"/>
+              <w:ind w:left="0" w:right="0"/>
+              <w:jc w:val="center"/>
+              <w:rPr>
+                <w:rFonts w:ascii="Helvetica" w:hAnsi="Helvetica" w:eastAsia="Helvetica" w:cs="Helvetica"/>
+                <w:b w:val="0"/>
+                <w:bCs w:val="0"/>
+                <w:i w:val="0"/>
+                <w:iCs w:val="0"/>
+                <w:color w:val="000000" w:themeColor="text1" w:themeTint="FF" w:themeShade="FF"/>
+                <w:sz w:val="16"/>
+                <w:szCs w:val="16"/>
+              </w:rPr>
+            </w:pPr>
+            <w:r>
+              <w:rPr>
+                <w:rFonts w:ascii="Helvetica" w:hAnsi="Helvetica" w:eastAsia="Helvetica" w:cs="Helvetica"/>
+                <w:b w:val="0"/>
+                <w:bCs w:val="0"/>
+                <w:i w:val="0"/>
+                <w:iCs w:val="0"/>
+                <w:color w:val="000000" w:themeColor="text1" w:themeTint="FF" w:themeShade="FF"/>
+                <w:sz w:val="16"/>
+                <w:szCs w:val="16"/>
+              </w:rPr>
+              <w:t>20 min</w:t>
+            </w:r>
           </w:p>
         </w:tc>
       </w:tr>
@@ -1625,7 +2275,22 @@
           </w:tcPr>
           <w:p>
             <w:pPr>
-              <w:spacing w:before="0" w:beforeAutospacing="off" w:after="0" w:afterAutospacing="off"/>
+              <w:pStyle w:val="Normal"/>
+              <w:suppressLineNumbers w:val="0"/>
+              <w:bidi w:val="0"/>
+              <w:spacing w:before="0" w:beforeAutospacing="off" w:after="150" w:afterAutospacing="off" w:line="279" w:lineRule="auto"/>
+              <w:ind w:left="0" w:right="0"/>
+              <w:jc w:val="center"/>
+              <w:rPr>
+                <w:rFonts w:ascii="Helvetica" w:hAnsi="Helvetica" w:eastAsia="Helvetica" w:cs="Helvetica"/>
+                <w:b w:val="0"/>
+                <w:bCs w:val="0"/>
+                <w:i w:val="0"/>
+                <w:iCs w:val="0"/>
+                <w:color w:val="000000" w:themeColor="text1" w:themeTint="FF" w:themeShade="FF"/>
+                <w:sz w:val="16"/>
+                <w:szCs w:val="16"/>
+              </w:rPr>
             </w:pPr>
           </w:p>
         </w:tc>
@@ -1648,7 +2313,59 @@
           </w:tcPr>
           <w:p>
             <w:pPr>
-              <w:spacing w:before="0" w:beforeAutospacing="off" w:after="0" w:afterAutospacing="off"/>
+              <w:pStyle w:val="Normal"/>
+              <w:suppressLineNumbers w:val="0"/>
+              <w:bidi w:val="0"/>
+              <w:spacing w:before="0" w:beforeAutospacing="off" w:after="150" w:afterAutospacing="off" w:line="279" w:lineRule="auto"/>
+              <w:ind w:left="0" w:right="0"/>
+              <w:jc w:val="center"/>
+              <w:rPr>
+                <w:rFonts w:ascii="Helvetica" w:hAnsi="Helvetica" w:eastAsia="Helvetica" w:cs="Helvetica"/>
+                <w:b w:val="0"/>
+                <w:bCs w:val="0"/>
+                <w:i w:val="0"/>
+                <w:iCs w:val="0"/>
+                <w:noProof w:val="0"/>
+                <w:color w:val="000000" w:themeColor="text1" w:themeTint="FF" w:themeShade="FF"/>
+                <w:sz w:val="16"/>
+                <w:szCs w:val="16"/>
+                <w:lang w:val="en-US"/>
+              </w:rPr>
+            </w:pPr>
+            <w:r>
+              <w:rPr>
+                <w:rFonts w:ascii="Helvetica" w:hAnsi="Helvetica" w:eastAsia="Helvetica" w:cs="Helvetica"/>
+                <w:b w:val="0"/>
+                <w:bCs w:val="0"/>
+                <w:i w:val="0"/>
+                <w:iCs w:val="0"/>
+                <w:noProof w:val="0"/>
+                <w:color w:val="000000" w:themeColor="text1" w:themeTint="FF" w:themeShade="FF"/>
+                <w:sz w:val="16"/>
+                <w:szCs w:val="16"/>
+                <w:lang w:val="en-US"/>
+              </w:rPr>
+              <w:t>Creating LMS UI mockup in Moqups</w:t>
+            </w:r>
+          </w:p>
+          <w:p>
+            <w:pPr>
+              <w:pStyle w:val="Normal"/>
+              <w:suppressLineNumbers w:val="0"/>
+              <w:bidi w:val="0"/>
+              <w:spacing w:before="0" w:beforeAutospacing="off" w:after="150" w:afterAutospacing="off" w:line="279" w:lineRule="auto"/>
+              <w:ind w:left="0" w:right="0"/>
+              <w:jc w:val="center"/>
+              <w:rPr>
+                <w:rFonts w:ascii="Helvetica" w:hAnsi="Helvetica" w:eastAsia="Helvetica" w:cs="Helvetica"/>
+                <w:b w:val="0"/>
+                <w:bCs w:val="0"/>
+                <w:i w:val="0"/>
+                <w:iCs w:val="0"/>
+                <w:color w:val="000000" w:themeColor="text1" w:themeTint="FF" w:themeShade="FF"/>
+                <w:sz w:val="16"/>
+                <w:szCs w:val="16"/>
+              </w:rPr>
             </w:pPr>
           </w:p>
         </w:tc>
@@ -1671,7 +2388,55 @@
           </w:tcPr>
           <w:p>
             <w:pPr>
-              <w:spacing w:before="0" w:beforeAutospacing="off" w:after="0" w:afterAutospacing="off"/>
+              <w:pStyle w:val="Normal"/>
+              <w:suppressLineNumbers w:val="0"/>
+              <w:bidi w:val="0"/>
+              <w:spacing w:before="0" w:beforeAutospacing="off" w:after="150" w:afterAutospacing="off" w:line="279" w:lineRule="auto"/>
+              <w:ind w:left="0" w:right="0"/>
+              <w:jc w:val="center"/>
+              <w:rPr>
+                <w:rFonts w:ascii="Helvetica" w:hAnsi="Helvetica" w:eastAsia="Helvetica" w:cs="Helvetica"/>
+                <w:b w:val="0"/>
+                <w:bCs w:val="0"/>
+                <w:i w:val="0"/>
+                <w:iCs w:val="0"/>
+                <w:color w:val="000000" w:themeColor="text1" w:themeTint="FF" w:themeShade="FF"/>
+                <w:sz w:val="16"/>
+                <w:szCs w:val="16"/>
+              </w:rPr>
+            </w:pPr>
+            <w:r>
+              <w:rPr>
+                <w:rFonts w:ascii="Helvetica" w:hAnsi="Helvetica" w:eastAsia="Helvetica" w:cs="Helvetica"/>
+                <w:b w:val="0"/>
+                <w:bCs w:val="0"/>
+                <w:i w:val="0"/>
+                <w:iCs w:val="0"/>
+                <w:color w:val="000000" w:themeColor="text1" w:themeTint="FF" w:themeShade="FF"/>
+                <w:sz w:val="16"/>
+                <w:szCs w:val="16"/>
+              </w:rPr>
+              <w:t>09/24/26</w:t>
+            </w:r>
+          </w:p>
+          <w:p>
+            <w:pPr>
+              <w:pStyle w:val="Normal"/>
+              <w:suppressLineNumbers w:val="0"/>
+              <w:bidi w:val="0"/>
+              <w:spacing w:before="0" w:beforeAutospacing="off" w:after="150" w:afterAutospacing="off" w:line="279" w:lineRule="auto"/>
+              <w:ind w:left="0" w:right="0"/>
+              <w:jc w:val="center"/>
+              <w:rPr>
+                <w:rFonts w:ascii="Helvetica" w:hAnsi="Helvetica" w:eastAsia="Helvetica" w:cs="Helvetica"/>
+                <w:b w:val="0"/>
+                <w:bCs w:val="0"/>
+                <w:i w:val="0"/>
+                <w:iCs w:val="0"/>
+                <w:color w:val="000000" w:themeColor="text1" w:themeTint="FF" w:themeShade="FF"/>
+                <w:sz w:val="16"/>
+                <w:szCs w:val="16"/>
+              </w:rPr>
             </w:pPr>
           </w:p>
         </w:tc>
@@ -1694,8 +2459,69 @@
           </w:tcPr>
           <w:p>
             <w:pPr>
-              <w:spacing w:before="0" w:beforeAutospacing="off" w:after="0" w:afterAutospacing="off"/>
-            </w:pPr>
+              <w:pStyle w:val="Normal"/>
+              <w:suppressLineNumbers w:val="0"/>
+              <w:bidi w:val="0"/>
+              <w:spacing w:before="0" w:beforeAutospacing="off" w:after="150" w:afterAutospacing="off" w:line="279" w:lineRule="auto"/>
+              <w:ind w:left="0" w:right="0"/>
+              <w:jc w:val="center"/>
+              <w:rPr>
+                <w:rFonts w:ascii="Helvetica" w:hAnsi="Helvetica" w:eastAsia="Helvetica" w:cs="Helvetica"/>
+                <w:b w:val="0"/>
+                <w:bCs w:val="0"/>
+                <w:i w:val="0"/>
+                <w:iCs w:val="0"/>
+                <w:color w:val="000000" w:themeColor="text1" w:themeTint="FF" w:themeShade="FF"/>
+                <w:sz w:val="16"/>
+                <w:szCs w:val="16"/>
+              </w:rPr>
+            </w:pPr>
+            <w:r>
+              <w:rPr>
+                <w:rFonts w:ascii="Helvetica" w:hAnsi="Helvetica" w:eastAsia="Helvetica" w:cs="Helvetica"/>
+                <w:b w:val="0"/>
+                <w:bCs w:val="0"/>
+                <w:i w:val="0"/>
+                <w:iCs w:val="0"/>
+                <w:color w:val="000000" w:themeColor="text1" w:themeTint="FF" w:themeShade="FF"/>
+                <w:sz w:val="16"/>
+                <w:szCs w:val="16"/>
+              </w:rPr>
+              <w:t>1 pm</w:t>
+            </w:r>
+          </w:p>
+          <w:p>
+            <w:pPr>
+              <w:pStyle w:val="Normal"/>
+              <w:suppressLineNumbers w:val="0"/>
+              <w:bidi w:val="0"/>
+              <w:spacing w:before="0" w:beforeAutospacing="off" w:after="150" w:afterAutospacing="off" w:line="279" w:lineRule="auto"/>
+              <w:ind w:left="0" w:right="0"/>
+              <w:jc w:val="center"/>
+              <w:rPr>
+                <w:rFonts w:ascii="Helvetica" w:hAnsi="Helvetica" w:eastAsia="Helvetica" w:cs="Helvetica"/>
+                <w:b w:val="0"/>
+                <w:bCs w:val="0"/>
+                <w:i w:val="0"/>
+                <w:iCs w:val="0"/>
+                <w:color w:val="000000" w:themeColor="text1" w:themeTint="FF" w:themeShade="FF"/>
+                <w:sz w:val="16"/>
+                <w:szCs w:val="16"/>
+              </w:rPr>
+            </w:pPr>
+            <w:r>
+              <w:rPr>
+                <w:rFonts w:ascii="Helvetica" w:hAnsi="Helvetica" w:eastAsia="Helvetica" w:cs="Helvetica"/>
+                <w:b w:val="0"/>
+                <w:bCs w:val="0"/>
+                <w:i w:val="0"/>
+                <w:iCs w:val="0"/>
+                <w:color w:val="000000" w:themeColor="text1" w:themeTint="FF" w:themeShade="FF"/>
+                <w:sz w:val="16"/>
+                <w:szCs w:val="16"/>
+              </w:rPr>
+              <w:t xml:space="preserve"> </w:t>
+            </w:r>
           </w:p>
         </w:tc>
         <w:tc>
@@ -1717,8 +2543,36 @@
           </w:tcPr>
           <w:p>
             <w:pPr>
-              <w:spacing w:before="0" w:beforeAutospacing="off" w:after="0" w:afterAutospacing="off"/>
-            </w:pPr>
+              <w:pStyle w:val="Normal"/>
+              <w:suppressLineNumbers w:val="0"/>
+              <w:bidi w:val="0"/>
+              <w:spacing w:before="0" w:beforeAutospacing="off" w:after="150" w:afterAutospacing="off" w:line="279" w:lineRule="auto"/>
+              <w:ind w:left="0" w:right="0"/>
+              <w:jc w:val="center"/>
+              <w:rPr>
+                <w:rFonts w:ascii="Helvetica" w:hAnsi="Helvetica" w:eastAsia="Helvetica" w:cs="Helvetica"/>
+                <w:b w:val="0"/>
+                <w:bCs w:val="0"/>
+                <w:i w:val="0"/>
+                <w:iCs w:val="0"/>
+                <w:color w:val="000000" w:themeColor="text1" w:themeTint="FF" w:themeShade="FF"/>
+                <w:sz w:val="16"/>
+                <w:szCs w:val="16"/>
+              </w:rPr>
+            </w:pPr>
+            <w:r>
+              <w:rPr>
+                <w:rFonts w:ascii="Helvetica" w:hAnsi="Helvetica" w:eastAsia="Helvetica" w:cs="Helvetica"/>
+                <w:b w:val="0"/>
+                <w:bCs w:val="0"/>
+                <w:i w:val="0"/>
+                <w:iCs w:val="0"/>
+                <w:color w:val="000000" w:themeColor="text1" w:themeTint="FF" w:themeShade="FF"/>
+                <w:sz w:val="16"/>
+                <w:szCs w:val="16"/>
+              </w:rPr>
+              <w:t>2:30 pm</w:t>
+            </w:r>
           </w:p>
         </w:tc>
         <w:tc>
@@ -1740,8 +2594,36 @@
           </w:tcPr>
           <w:p>
             <w:pPr>
-              <w:spacing w:before="0" w:beforeAutospacing="off" w:after="0" w:afterAutospacing="off"/>
-            </w:pPr>
+              <w:pStyle w:val="Normal"/>
+              <w:suppressLineNumbers w:val="0"/>
+              <w:bidi w:val="0"/>
+              <w:spacing w:before="0" w:beforeAutospacing="off" w:after="150" w:afterAutospacing="off" w:line="279" w:lineRule="auto"/>
+              <w:ind w:left="0" w:right="0"/>
+              <w:jc w:val="center"/>
+              <w:rPr>
+                <w:rFonts w:ascii="Helvetica" w:hAnsi="Helvetica" w:eastAsia="Helvetica" w:cs="Helvetica"/>
+                <w:b w:val="0"/>
+                <w:bCs w:val="0"/>
+                <w:i w:val="0"/>
+                <w:iCs w:val="0"/>
+                <w:color w:val="000000" w:themeColor="text1" w:themeTint="FF" w:themeShade="FF"/>
+                <w:sz w:val="16"/>
+                <w:szCs w:val="16"/>
+              </w:rPr>
+            </w:pPr>
+            <w:r>
+              <w:rPr>
+                <w:rFonts w:ascii="Helvetica" w:hAnsi="Helvetica" w:eastAsia="Helvetica" w:cs="Helvetica"/>
+                <w:b w:val="0"/>
+                <w:bCs w:val="0"/>
+                <w:i w:val="0"/>
+                <w:iCs w:val="0"/>
+                <w:color w:val="000000" w:themeColor="text1" w:themeTint="FF" w:themeShade="FF"/>
+                <w:sz w:val="16"/>
+                <w:szCs w:val="16"/>
+              </w:rPr>
+              <w:t>90 min</w:t>
+            </w:r>
           </w:p>
         </w:tc>
       </w:tr>
@@ -1768,7 +2650,1057 @@
           </w:tcPr>
           <w:p>
             <w:pPr>
+              <w:pStyle w:val="Normal"/>
+              <w:suppressLineNumbers w:val="0"/>
+              <w:bidi w:val="0"/>
+              <w:spacing w:before="0" w:beforeAutospacing="off" w:after="150" w:afterAutospacing="off" w:line="279" w:lineRule="auto"/>
+              <w:ind w:left="0" w:right="0"/>
+              <w:jc w:val="center"/>
+              <w:rPr>
+                <w:rFonts w:ascii="Helvetica" w:hAnsi="Helvetica" w:eastAsia="Helvetica" w:cs="Helvetica"/>
+                <w:b w:val="0"/>
+                <w:bCs w:val="0"/>
+                <w:i w:val="0"/>
+                <w:iCs w:val="0"/>
+                <w:color w:val="000000" w:themeColor="text1" w:themeTint="FF" w:themeShade="FF"/>
+                <w:sz w:val="16"/>
+                <w:szCs w:val="16"/>
+              </w:rPr>
+            </w:pPr>
+          </w:p>
+        </w:tc>
+        <w:tc>
+          <w:tcPr>
+            <w:tcW w:w="1500" w:type="dxa"/>
+            <w:tcBorders>
+              <w:top w:val="single" w:color="000000" w:themeColor="text1" w:sz="6"/>
+              <w:left w:val="single" w:color="000000" w:themeColor="text1" w:sz="6"/>
+              <w:bottom w:val="single" w:color="000000" w:themeColor="text1" w:sz="6"/>
+              <w:right w:val="single" w:color="000000" w:themeColor="text1" w:sz="6"/>
+            </w:tcBorders>
+            <w:tcMar>
+              <w:top w:w="60" w:type="dxa"/>
+              <w:left w:w="60" w:type="dxa"/>
+              <w:bottom w:w="60" w:type="dxa"/>
+              <w:right w:w="60" w:type="dxa"/>
+            </w:tcMar>
+            <w:vAlign w:val="top"/>
+          </w:tcPr>
+          <w:p>
+            <w:pPr>
+              <w:pStyle w:val="Normal"/>
+              <w:suppressLineNumbers w:val="0"/>
+              <w:bidi w:val="0"/>
+              <w:spacing w:before="0" w:beforeAutospacing="off" w:after="150" w:afterAutospacing="off" w:line="279" w:lineRule="auto"/>
+              <w:ind w:left="0" w:right="0"/>
+              <w:jc w:val="center"/>
+              <w:rPr>
+                <w:rFonts w:ascii="Helvetica" w:hAnsi="Helvetica" w:eastAsia="Helvetica" w:cs="Helvetica"/>
+                <w:b w:val="0"/>
+                <w:bCs w:val="0"/>
+                <w:i w:val="0"/>
+                <w:iCs w:val="0"/>
+                <w:color w:val="000000" w:themeColor="text1" w:themeTint="FF" w:themeShade="FF"/>
+                <w:sz w:val="16"/>
+                <w:szCs w:val="16"/>
+              </w:rPr>
+            </w:pPr>
+            <w:r>
+              <w:rPr>
+                <w:rFonts w:ascii="Helvetica" w:hAnsi="Helvetica" w:eastAsia="Helvetica" w:cs="Helvetica"/>
+                <w:b w:val="0"/>
+                <w:bCs w:val="0"/>
+                <w:i w:val="0"/>
+                <w:iCs w:val="0"/>
+                <w:color w:val="000000" w:themeColor="text1" w:themeTint="FF" w:themeShade="FF"/>
+                <w:sz w:val="16"/>
+                <w:szCs w:val="16"/>
+              </w:rPr>
+              <w:t>Uploading doc to github</w:t>
+            </w:r>
+          </w:p>
+          <w:p>
+            <w:pPr>
+              <w:pStyle w:val="Normal"/>
+              <w:suppressLineNumbers w:val="0"/>
+              <w:bidi w:val="0"/>
+              <w:spacing w:before="0" w:beforeAutospacing="off" w:after="150" w:afterAutospacing="off" w:line="279" w:lineRule="auto"/>
+              <w:ind w:left="0" w:right="0"/>
+              <w:jc w:val="center"/>
+              <w:rPr>
+                <w:rFonts w:ascii="Helvetica" w:hAnsi="Helvetica" w:eastAsia="Helvetica" w:cs="Helvetica"/>
+                <w:b w:val="0"/>
+                <w:bCs w:val="0"/>
+                <w:i w:val="0"/>
+                <w:iCs w:val="0"/>
+                <w:color w:val="000000" w:themeColor="text1" w:themeTint="FF" w:themeShade="FF"/>
+                <w:sz w:val="16"/>
+                <w:szCs w:val="16"/>
+              </w:rPr>
+            </w:pPr>
+          </w:p>
+        </w:tc>
+        <w:tc>
+          <w:tcPr>
+            <w:tcW w:w="1155" w:type="dxa"/>
+            <w:tcBorders>
+              <w:top w:val="single" w:color="000000" w:themeColor="text1" w:sz="6"/>
+              <w:left w:val="single" w:color="000000" w:themeColor="text1" w:sz="6"/>
+              <w:bottom w:val="single" w:color="000000" w:themeColor="text1" w:sz="6"/>
+              <w:right w:val="single" w:color="000000" w:themeColor="text1" w:sz="6"/>
+            </w:tcBorders>
+            <w:tcMar>
+              <w:top w:w="60" w:type="dxa"/>
+              <w:left w:w="60" w:type="dxa"/>
+              <w:bottom w:w="60" w:type="dxa"/>
+              <w:right w:w="60" w:type="dxa"/>
+            </w:tcMar>
+            <w:vAlign w:val="top"/>
+          </w:tcPr>
+          <w:p>
+            <w:pPr>
+              <w:pStyle w:val="Normal"/>
+              <w:suppressLineNumbers w:val="0"/>
+              <w:bidi w:val="0"/>
+              <w:spacing w:before="0" w:beforeAutospacing="off" w:after="150" w:afterAutospacing="off" w:line="279" w:lineRule="auto"/>
+              <w:ind w:left="0" w:right="0"/>
+              <w:jc w:val="center"/>
+              <w:rPr>
+                <w:rFonts w:ascii="Helvetica" w:hAnsi="Helvetica" w:eastAsia="Helvetica" w:cs="Helvetica"/>
+                <w:b w:val="0"/>
+                <w:bCs w:val="0"/>
+                <w:i w:val="0"/>
+                <w:iCs w:val="0"/>
+                <w:color w:val="000000" w:themeColor="text1" w:themeTint="FF" w:themeShade="FF"/>
+                <w:sz w:val="16"/>
+                <w:szCs w:val="16"/>
+              </w:rPr>
+            </w:pPr>
+            <w:r>
+              <w:rPr>
+                <w:rFonts w:ascii="Helvetica" w:hAnsi="Helvetica" w:eastAsia="Helvetica" w:cs="Helvetica"/>
+                <w:b w:val="0"/>
+                <w:bCs w:val="0"/>
+                <w:i w:val="0"/>
+                <w:iCs w:val="0"/>
+                <w:color w:val="000000" w:themeColor="text1" w:themeTint="FF" w:themeShade="FF"/>
+                <w:sz w:val="16"/>
+                <w:szCs w:val="16"/>
+              </w:rPr>
+              <w:t>09/2</w:t>
+            </w:r>
+            <w:r>
+              <w:rPr>
+                <w:rFonts w:ascii="Helvetica" w:hAnsi="Helvetica" w:eastAsia="Helvetica" w:cs="Helvetica"/>
+                <w:b w:val="0"/>
+                <w:bCs w:val="0"/>
+                <w:i w:val="0"/>
+                <w:iCs w:val="0"/>
+                <w:color w:val="000000" w:themeColor="text1" w:themeTint="FF" w:themeShade="FF"/>
+                <w:sz w:val="16"/>
+                <w:szCs w:val="16"/>
+              </w:rPr>
+              <w:t>7</w:t>
+            </w:r>
+            <w:r>
+              <w:rPr>
+                <w:rFonts w:ascii="Helvetica" w:hAnsi="Helvetica" w:eastAsia="Helvetica" w:cs="Helvetica"/>
+                <w:b w:val="0"/>
+                <w:bCs w:val="0"/>
+                <w:i w:val="0"/>
+                <w:iCs w:val="0"/>
+                <w:color w:val="000000" w:themeColor="text1" w:themeTint="FF" w:themeShade="FF"/>
+                <w:sz w:val="16"/>
+                <w:szCs w:val="16"/>
+              </w:rPr>
+              <w:t>/26</w:t>
+            </w:r>
+          </w:p>
+        </w:tc>
+        <w:tc>
+          <w:tcPr>
+            <w:tcW w:w="1305" w:type="dxa"/>
+            <w:tcBorders>
+              <w:top w:val="single" w:color="000000" w:themeColor="text1" w:sz="6"/>
+              <w:left w:val="single" w:color="000000" w:themeColor="text1" w:sz="6"/>
+              <w:bottom w:val="single" w:color="000000" w:themeColor="text1" w:sz="6"/>
+              <w:right w:val="single" w:color="000000" w:themeColor="text1" w:sz="6"/>
+            </w:tcBorders>
+            <w:tcMar>
+              <w:top w:w="60" w:type="dxa"/>
+              <w:left w:w="60" w:type="dxa"/>
+              <w:bottom w:w="60" w:type="dxa"/>
+              <w:right w:w="60" w:type="dxa"/>
+            </w:tcMar>
+            <w:vAlign w:val="top"/>
+          </w:tcPr>
+          <w:p>
+            <w:pPr>
+              <w:pStyle w:val="Normal"/>
+              <w:suppressLineNumbers w:val="0"/>
+              <w:bidi w:val="0"/>
+              <w:spacing w:before="0" w:beforeAutospacing="off" w:after="150" w:afterAutospacing="off" w:line="279" w:lineRule="auto"/>
+              <w:ind w:left="0" w:right="0"/>
+              <w:jc w:val="center"/>
+              <w:rPr>
+                <w:rFonts w:ascii="Helvetica" w:hAnsi="Helvetica" w:eastAsia="Helvetica" w:cs="Helvetica"/>
+                <w:b w:val="0"/>
+                <w:bCs w:val="0"/>
+                <w:i w:val="0"/>
+                <w:iCs w:val="0"/>
+                <w:color w:val="000000" w:themeColor="text1" w:themeTint="FF" w:themeShade="FF"/>
+                <w:sz w:val="16"/>
+                <w:szCs w:val="16"/>
+              </w:rPr>
+            </w:pPr>
+            <w:r>
+              <w:rPr>
+                <w:rFonts w:ascii="Helvetica" w:hAnsi="Helvetica" w:eastAsia="Helvetica" w:cs="Helvetica"/>
+                <w:b w:val="0"/>
+                <w:bCs w:val="0"/>
+                <w:i w:val="0"/>
+                <w:iCs w:val="0"/>
+                <w:color w:val="000000" w:themeColor="text1" w:themeTint="FF" w:themeShade="FF"/>
+                <w:sz w:val="16"/>
+                <w:szCs w:val="16"/>
+              </w:rPr>
+              <w:t>2:00</w:t>
+            </w:r>
+            <w:r>
+              <w:rPr>
+                <w:rFonts w:ascii="Helvetica" w:hAnsi="Helvetica" w:eastAsia="Helvetica" w:cs="Helvetica"/>
+                <w:b w:val="0"/>
+                <w:bCs w:val="0"/>
+                <w:i w:val="0"/>
+                <w:iCs w:val="0"/>
+                <w:color w:val="000000" w:themeColor="text1" w:themeTint="FF" w:themeShade="FF"/>
+                <w:sz w:val="16"/>
+                <w:szCs w:val="16"/>
+              </w:rPr>
+              <w:t xml:space="preserve"> pm</w:t>
+            </w:r>
+          </w:p>
+        </w:tc>
+        <w:tc>
+          <w:tcPr>
+            <w:tcW w:w="1380" w:type="dxa"/>
+            <w:tcBorders>
+              <w:top w:val="single" w:color="000000" w:themeColor="text1" w:sz="6"/>
+              <w:left w:val="single" w:color="000000" w:themeColor="text1" w:sz="6"/>
+              <w:bottom w:val="single" w:color="000000" w:themeColor="text1" w:sz="6"/>
+              <w:right w:val="single" w:color="000000" w:themeColor="text1" w:sz="6"/>
+            </w:tcBorders>
+            <w:tcMar>
+              <w:top w:w="60" w:type="dxa"/>
+              <w:left w:w="60" w:type="dxa"/>
+              <w:bottom w:w="60" w:type="dxa"/>
+              <w:right w:w="60" w:type="dxa"/>
+            </w:tcMar>
+            <w:vAlign w:val="top"/>
+          </w:tcPr>
+          <w:p>
+            <w:pPr>
+              <w:pStyle w:val="Normal"/>
+              <w:suppressLineNumbers w:val="0"/>
+              <w:bidi w:val="0"/>
+              <w:spacing w:before="0" w:beforeAutospacing="off" w:after="150" w:afterAutospacing="off" w:line="279" w:lineRule="auto"/>
+              <w:ind w:left="0" w:right="0"/>
+              <w:jc w:val="center"/>
+              <w:rPr>
+                <w:rFonts w:ascii="Helvetica" w:hAnsi="Helvetica" w:eastAsia="Helvetica" w:cs="Helvetica"/>
+                <w:b w:val="0"/>
+                <w:bCs w:val="0"/>
+                <w:i w:val="0"/>
+                <w:iCs w:val="0"/>
+                <w:color w:val="000000" w:themeColor="text1" w:themeTint="FF" w:themeShade="FF"/>
+                <w:sz w:val="16"/>
+                <w:szCs w:val="16"/>
+              </w:rPr>
+            </w:pPr>
+            <w:r>
+              <w:rPr>
+                <w:rFonts w:ascii="Helvetica" w:hAnsi="Helvetica" w:eastAsia="Helvetica" w:cs="Helvetica"/>
+                <w:b w:val="0"/>
+                <w:bCs w:val="0"/>
+                <w:i w:val="0"/>
+                <w:iCs w:val="0"/>
+                <w:color w:val="000000" w:themeColor="text1" w:themeTint="FF" w:themeShade="FF"/>
+                <w:sz w:val="16"/>
+                <w:szCs w:val="16"/>
+              </w:rPr>
+              <w:t>2:10</w:t>
+            </w:r>
+            <w:r>
+              <w:rPr>
+                <w:rFonts w:ascii="Helvetica" w:hAnsi="Helvetica" w:eastAsia="Helvetica" w:cs="Helvetica"/>
+                <w:b w:val="0"/>
+                <w:bCs w:val="0"/>
+                <w:i w:val="0"/>
+                <w:iCs w:val="0"/>
+                <w:color w:val="000000" w:themeColor="text1" w:themeTint="FF" w:themeShade="FF"/>
+                <w:sz w:val="16"/>
+                <w:szCs w:val="16"/>
+              </w:rPr>
+              <w:t xml:space="preserve"> </w:t>
+            </w:r>
+            <w:r>
+              <w:rPr>
+                <w:rFonts w:ascii="Helvetica" w:hAnsi="Helvetica" w:eastAsia="Helvetica" w:cs="Helvetica"/>
+                <w:b w:val="0"/>
+                <w:bCs w:val="0"/>
+                <w:i w:val="0"/>
+                <w:iCs w:val="0"/>
+                <w:color w:val="000000" w:themeColor="text1" w:themeTint="FF" w:themeShade="FF"/>
+                <w:sz w:val="16"/>
+                <w:szCs w:val="16"/>
+              </w:rPr>
+              <w:t>pm</w:t>
+            </w:r>
+          </w:p>
+        </w:tc>
+        <w:tc>
+          <w:tcPr>
+            <w:tcW w:w="1305" w:type="dxa"/>
+            <w:tcBorders>
+              <w:top w:val="single" w:color="000000" w:themeColor="text1" w:sz="6"/>
+              <w:left w:val="single" w:color="000000" w:themeColor="text1" w:sz="6"/>
+              <w:bottom w:val="single" w:color="000000" w:themeColor="text1" w:sz="6"/>
+              <w:right w:val="single" w:color="000000" w:themeColor="text1" w:sz="6"/>
+            </w:tcBorders>
+            <w:tcMar>
+              <w:top w:w="60" w:type="dxa"/>
+              <w:left w:w="60" w:type="dxa"/>
+              <w:bottom w:w="60" w:type="dxa"/>
+              <w:right w:w="60" w:type="dxa"/>
+            </w:tcMar>
+            <w:vAlign w:val="top"/>
+          </w:tcPr>
+          <w:p>
+            <w:pPr>
+              <w:pStyle w:val="Normal"/>
+              <w:suppressLineNumbers w:val="0"/>
+              <w:bidi w:val="0"/>
+              <w:spacing w:before="0" w:beforeAutospacing="off" w:after="150" w:afterAutospacing="off" w:line="279" w:lineRule="auto"/>
+              <w:ind w:left="0" w:right="0"/>
+              <w:jc w:val="center"/>
+              <w:rPr>
+                <w:rFonts w:ascii="Helvetica" w:hAnsi="Helvetica" w:eastAsia="Helvetica" w:cs="Helvetica"/>
+                <w:b w:val="0"/>
+                <w:bCs w:val="0"/>
+                <w:i w:val="0"/>
+                <w:iCs w:val="0"/>
+                <w:color w:val="000000" w:themeColor="text1" w:themeTint="FF" w:themeShade="FF"/>
+                <w:sz w:val="16"/>
+                <w:szCs w:val="16"/>
+              </w:rPr>
+            </w:pPr>
+            <w:r>
+              <w:rPr>
+                <w:rFonts w:ascii="Helvetica" w:hAnsi="Helvetica" w:eastAsia="Helvetica" w:cs="Helvetica"/>
+                <w:b w:val="0"/>
+                <w:bCs w:val="0"/>
+                <w:i w:val="0"/>
+                <w:iCs w:val="0"/>
+                <w:color w:val="000000" w:themeColor="text1" w:themeTint="FF" w:themeShade="FF"/>
+                <w:sz w:val="16"/>
+                <w:szCs w:val="16"/>
+              </w:rPr>
+              <w:t>10 min</w:t>
+            </w:r>
+          </w:p>
+        </w:tc>
+      </w:tr>
+      <w:tr>
+        <w:trPr>
+          <w:trHeight w:val="150"/>
+        </w:trPr>
+        <w:tc>
+          <w:tcPr>
+            <w:tcW w:w="1530" w:type="dxa"/>
+            <w:tcBorders>
+              <w:top w:val="single" w:color="000000" w:themeColor="text1" w:sz="6"/>
+              <w:left w:val="single" w:color="000000" w:themeColor="text1" w:sz="6"/>
+              <w:bottom w:val="single" w:color="000000" w:themeColor="text1" w:sz="6"/>
+              <w:right w:val="single" w:color="000000" w:themeColor="text1" w:sz="6"/>
+            </w:tcBorders>
+            <w:tcMar>
+              <w:top w:w="60" w:type="dxa"/>
+              <w:left w:w="60" w:type="dxa"/>
+              <w:bottom w:w="60" w:type="dxa"/>
+              <w:right w:w="60" w:type="dxa"/>
+            </w:tcMar>
+            <w:vAlign w:val="top"/>
+          </w:tcPr>
+          <w:p>
+            <w:pPr>
+              <w:pStyle w:val="Normal"/>
+              <w:bidi w:val="0"/>
+              <w:spacing w:line="279" w:lineRule="auto"/>
+              <w:jc w:val="center"/>
+              <w:rPr>
+                <w:rFonts w:ascii="Helvetica" w:hAnsi="Helvetica" w:eastAsia="Helvetica" w:cs="Helvetica"/>
+                <w:b w:val="0"/>
+                <w:bCs w:val="0"/>
+                <w:i w:val="0"/>
+                <w:iCs w:val="0"/>
+                <w:color w:val="000000" w:themeColor="text1" w:themeTint="FF" w:themeShade="FF"/>
+                <w:sz w:val="16"/>
+                <w:szCs w:val="16"/>
+              </w:rPr>
+            </w:pPr>
+          </w:p>
+        </w:tc>
+        <w:tc>
+          <w:tcPr>
+            <w:tcW w:w="1500" w:type="dxa"/>
+            <w:tcBorders>
+              <w:top w:val="single" w:color="000000" w:themeColor="text1" w:sz="6"/>
+              <w:left w:val="single" w:color="000000" w:themeColor="text1" w:sz="6"/>
+              <w:bottom w:val="single" w:color="000000" w:themeColor="text1" w:sz="6"/>
+              <w:right w:val="single" w:color="000000" w:themeColor="text1" w:sz="6"/>
+            </w:tcBorders>
+            <w:tcMar>
+              <w:top w:w="60" w:type="dxa"/>
+              <w:left w:w="60" w:type="dxa"/>
+              <w:bottom w:w="60" w:type="dxa"/>
+              <w:right w:w="60" w:type="dxa"/>
+            </w:tcMar>
+            <w:vAlign w:val="top"/>
+          </w:tcPr>
+          <w:p>
+            <w:pPr>
+              <w:pStyle w:val="Normal"/>
+              <w:bidi w:val="0"/>
+              <w:spacing w:line="279" w:lineRule="auto"/>
+              <w:jc w:val="center"/>
+              <w:rPr>
+                <w:rFonts w:ascii="Helvetica" w:hAnsi="Helvetica" w:eastAsia="Helvetica" w:cs="Helvetica"/>
+                <w:b w:val="0"/>
+                <w:bCs w:val="0"/>
+                <w:i w:val="0"/>
+                <w:iCs w:val="0"/>
+                <w:color w:val="000000" w:themeColor="text1" w:themeTint="FF" w:themeShade="FF"/>
+                <w:sz w:val="16"/>
+                <w:szCs w:val="16"/>
+              </w:rPr>
+            </w:pPr>
+          </w:p>
+        </w:tc>
+        <w:tc>
+          <w:tcPr>
+            <w:tcW w:w="1155" w:type="dxa"/>
+            <w:tcBorders>
+              <w:top w:val="single" w:color="000000" w:themeColor="text1" w:sz="6"/>
+              <w:left w:val="single" w:color="000000" w:themeColor="text1" w:sz="6"/>
+              <w:bottom w:val="single" w:color="000000" w:themeColor="text1" w:sz="6"/>
+              <w:right w:val="single" w:color="000000" w:themeColor="text1" w:sz="6"/>
+            </w:tcBorders>
+            <w:tcMar>
+              <w:top w:w="60" w:type="dxa"/>
+              <w:left w:w="60" w:type="dxa"/>
+              <w:bottom w:w="60" w:type="dxa"/>
+              <w:right w:w="60" w:type="dxa"/>
+            </w:tcMar>
+            <w:vAlign w:val="top"/>
+          </w:tcPr>
+          <w:p>
+            <w:pPr>
+              <w:pStyle w:val="Normal"/>
+              <w:bidi w:val="0"/>
+              <w:spacing w:line="279" w:lineRule="auto"/>
+              <w:jc w:val="center"/>
+              <w:rPr>
+                <w:rFonts w:ascii="Helvetica" w:hAnsi="Helvetica" w:eastAsia="Helvetica" w:cs="Helvetica"/>
+                <w:b w:val="0"/>
+                <w:bCs w:val="0"/>
+                <w:i w:val="0"/>
+                <w:iCs w:val="0"/>
+                <w:color w:val="000000" w:themeColor="text1" w:themeTint="FF" w:themeShade="FF"/>
+                <w:sz w:val="16"/>
+                <w:szCs w:val="16"/>
+              </w:rPr>
+            </w:pPr>
+          </w:p>
+        </w:tc>
+        <w:tc>
+          <w:tcPr>
+            <w:tcW w:w="1305" w:type="dxa"/>
+            <w:tcBorders>
+              <w:top w:val="single" w:color="000000" w:themeColor="text1" w:sz="6"/>
+              <w:left w:val="single" w:color="000000" w:themeColor="text1" w:sz="6"/>
+              <w:bottom w:val="single" w:color="000000" w:themeColor="text1" w:sz="6"/>
+              <w:right w:val="single" w:color="000000" w:themeColor="text1" w:sz="6"/>
+            </w:tcBorders>
+            <w:tcMar>
+              <w:top w:w="60" w:type="dxa"/>
+              <w:left w:w="60" w:type="dxa"/>
+              <w:bottom w:w="60" w:type="dxa"/>
+              <w:right w:w="60" w:type="dxa"/>
+            </w:tcMar>
+            <w:vAlign w:val="top"/>
+          </w:tcPr>
+          <w:p>
+            <w:pPr>
+              <w:pStyle w:val="Normal"/>
+              <w:bidi w:val="0"/>
+              <w:spacing w:line="279" w:lineRule="auto"/>
+              <w:jc w:val="center"/>
+              <w:rPr>
+                <w:rFonts w:ascii="Helvetica" w:hAnsi="Helvetica" w:eastAsia="Helvetica" w:cs="Helvetica"/>
+                <w:b w:val="0"/>
+                <w:bCs w:val="0"/>
+                <w:i w:val="0"/>
+                <w:iCs w:val="0"/>
+                <w:color w:val="000000" w:themeColor="text1" w:themeTint="FF" w:themeShade="FF"/>
+                <w:sz w:val="16"/>
+                <w:szCs w:val="16"/>
+              </w:rPr>
+            </w:pPr>
+          </w:p>
+        </w:tc>
+        <w:tc>
+          <w:tcPr>
+            <w:tcW w:w="1380" w:type="dxa"/>
+            <w:tcBorders>
+              <w:top w:val="single" w:color="000000" w:themeColor="text1" w:sz="6"/>
+              <w:left w:val="single" w:color="000000" w:themeColor="text1" w:sz="6"/>
+              <w:bottom w:val="single" w:color="000000" w:themeColor="text1" w:sz="6"/>
+              <w:right w:val="single" w:color="000000" w:themeColor="text1" w:sz="6"/>
+            </w:tcBorders>
+            <w:tcMar>
+              <w:top w:w="60" w:type="dxa"/>
+              <w:left w:w="60" w:type="dxa"/>
+              <w:bottom w:w="60" w:type="dxa"/>
+              <w:right w:w="60" w:type="dxa"/>
+            </w:tcMar>
+            <w:vAlign w:val="top"/>
+          </w:tcPr>
+          <w:p>
+            <w:pPr>
+              <w:pStyle w:val="Normal"/>
+              <w:bidi w:val="0"/>
+              <w:spacing w:line="279" w:lineRule="auto"/>
+              <w:jc w:val="center"/>
+              <w:rPr>
+                <w:rFonts w:ascii="Helvetica" w:hAnsi="Helvetica" w:eastAsia="Helvetica" w:cs="Helvetica"/>
+                <w:b w:val="0"/>
+                <w:bCs w:val="0"/>
+                <w:i w:val="0"/>
+                <w:iCs w:val="0"/>
+                <w:color w:val="000000" w:themeColor="text1" w:themeTint="FF" w:themeShade="FF"/>
+                <w:sz w:val="16"/>
+                <w:szCs w:val="16"/>
+              </w:rPr>
+            </w:pPr>
+          </w:p>
+        </w:tc>
+        <w:tc>
+          <w:tcPr>
+            <w:tcW w:w="1305" w:type="dxa"/>
+            <w:tcBorders>
+              <w:top w:val="single" w:color="000000" w:themeColor="text1" w:sz="6"/>
+              <w:left w:val="single" w:color="000000" w:themeColor="text1" w:sz="6"/>
+              <w:bottom w:val="single" w:color="000000" w:themeColor="text1" w:sz="6"/>
+              <w:right w:val="single" w:color="000000" w:themeColor="text1" w:sz="6"/>
+            </w:tcBorders>
+            <w:tcMar>
+              <w:top w:w="60" w:type="dxa"/>
+              <w:left w:w="60" w:type="dxa"/>
+              <w:bottom w:w="60" w:type="dxa"/>
+              <w:right w:w="60" w:type="dxa"/>
+            </w:tcMar>
+            <w:vAlign w:val="top"/>
+          </w:tcPr>
+          <w:p>
+            <w:pPr>
+              <w:pStyle w:val="Normal"/>
+              <w:suppressLineNumbers w:val="0"/>
+              <w:bidi w:val="0"/>
+              <w:spacing w:before="0" w:beforeAutospacing="off" w:after="150" w:afterAutospacing="off" w:line="279" w:lineRule="auto"/>
+              <w:ind w:left="0" w:right="0"/>
+              <w:jc w:val="center"/>
+              <w:rPr>
+                <w:rFonts w:ascii="Helvetica" w:hAnsi="Helvetica" w:eastAsia="Helvetica" w:cs="Helvetica"/>
+                <w:b w:val="0"/>
+                <w:bCs w:val="0"/>
+                <w:i w:val="0"/>
+                <w:iCs w:val="0"/>
+                <w:color w:val="000000" w:themeColor="text1" w:themeTint="FF" w:themeShade="FF"/>
+                <w:sz w:val="16"/>
+                <w:szCs w:val="16"/>
+              </w:rPr>
+            </w:pPr>
+            <w:r>
+              <w:rPr>
+                <w:rFonts w:ascii="Helvetica" w:hAnsi="Helvetica" w:eastAsia="Helvetica" w:cs="Helvetica"/>
+                <w:b w:val="0"/>
+                <w:bCs w:val="0"/>
+                <w:i w:val="0"/>
+                <w:iCs w:val="0"/>
+                <w:color w:val="000000" w:themeColor="text1" w:themeTint="FF" w:themeShade="FF"/>
+                <w:sz w:val="16"/>
+                <w:szCs w:val="16"/>
+              </w:rPr>
+              <w:t xml:space="preserve">Week2 total: </w:t>
+            </w:r>
+          </w:p>
+          <w:p>
+            <w:pPr>
+              <w:pStyle w:val="Normal"/>
+              <w:suppressLineNumbers w:val="0"/>
+              <w:bidi w:val="0"/>
+              <w:spacing w:before="0" w:beforeAutospacing="off" w:after="150" w:afterAutospacing="off" w:line="279" w:lineRule="auto"/>
+              <w:ind w:left="0" w:right="0"/>
+              <w:jc w:val="center"/>
+              <w:rPr>
+                <w:rFonts w:ascii="Helvetica" w:hAnsi="Helvetica" w:eastAsia="Helvetica" w:cs="Helvetica"/>
+                <w:b w:val="0"/>
+                <w:bCs w:val="0"/>
+                <w:i w:val="0"/>
+                <w:iCs w:val="0"/>
+                <w:color w:val="000000" w:themeColor="text1" w:themeTint="FF" w:themeShade="FF"/>
+                <w:sz w:val="16"/>
+                <w:szCs w:val="16"/>
+              </w:rPr>
+            </w:pPr>
+            <w:r>
+              <w:rPr>
+                <w:rFonts w:ascii="Helvetica" w:hAnsi="Helvetica" w:eastAsia="Helvetica" w:cs="Helvetica"/>
+                <w:b w:val="0"/>
+                <w:bCs w:val="0"/>
+                <w:i w:val="0"/>
+                <w:iCs w:val="0"/>
+                <w:color w:val="000000" w:themeColor="text1" w:themeTint="FF" w:themeShade="FF"/>
+                <w:sz w:val="16"/>
+                <w:szCs w:val="16"/>
+              </w:rPr>
+              <w:t xml:space="preserve">120 </w:t>
+            </w:r>
+            <w:r>
+              <w:rPr>
+                <w:rFonts w:ascii="Helvetica" w:hAnsi="Helvetica" w:eastAsia="Helvetica" w:cs="Helvetica"/>
+                <w:b w:val="0"/>
+                <w:bCs w:val="0"/>
+                <w:i w:val="0"/>
+                <w:iCs w:val="0"/>
+                <w:color w:val="000000" w:themeColor="text1" w:themeTint="FF" w:themeShade="FF"/>
+                <w:sz w:val="16"/>
+                <w:szCs w:val="16"/>
+              </w:rPr>
+              <w:t>min</w:t>
+            </w:r>
+          </w:p>
+          <w:p>
+            <w:pPr>
+              <w:pStyle w:val="Normal"/>
+              <w:bidi w:val="0"/>
+              <w:spacing w:line="279" w:lineRule="auto"/>
+              <w:jc w:val="center"/>
+              <w:rPr>
+                <w:rFonts w:ascii="Helvetica" w:hAnsi="Helvetica" w:eastAsia="Helvetica" w:cs="Helvetica"/>
+                <w:b w:val="0"/>
+                <w:bCs w:val="0"/>
+                <w:i w:val="0"/>
+                <w:iCs w:val="0"/>
+                <w:color w:val="000000" w:themeColor="text1" w:themeTint="FF" w:themeShade="FF"/>
+                <w:sz w:val="16"/>
+                <w:szCs w:val="16"/>
+              </w:rPr>
+            </w:pPr>
+          </w:p>
+        </w:tc>
+      </w:tr>
+      <w:tr>
+        <w:trPr>
+          <w:trHeight w:val="150"/>
+        </w:trPr>
+        <w:tc>
+          <w:tcPr>
+            <w:tcW w:w="1530" w:type="dxa"/>
+            <w:tcBorders>
+              <w:top w:val="single" w:color="000000" w:themeColor="text1" w:sz="6"/>
+              <w:left w:val="single" w:color="000000" w:themeColor="text1" w:sz="6"/>
+              <w:bottom w:val="single" w:color="000000" w:themeColor="text1" w:sz="6"/>
+              <w:right w:val="single" w:color="000000" w:themeColor="text1" w:sz="6"/>
+            </w:tcBorders>
+            <w:tcMar>
+              <w:top w:w="60" w:type="dxa"/>
+              <w:left w:w="60" w:type="dxa"/>
+              <w:bottom w:w="60" w:type="dxa"/>
+              <w:right w:w="60" w:type="dxa"/>
+            </w:tcMar>
+            <w:vAlign w:val="top"/>
+          </w:tcPr>
+          <w:p>
+            <w:pPr>
+              <w:bidi w:val="0"/>
+              <w:spacing w:before="0" w:beforeAutospacing="off" w:after="150" w:afterAutospacing="off"/>
+              <w:jc w:val="center"/>
+            </w:pPr>
+            <w:r>
+              <w:rPr>
+                <w:rFonts w:ascii="Calibri" w:hAnsi="Calibri" w:eastAsia="Calibri" w:cs="Calibri"/>
+                <w:b w:val="0"/>
+                <w:bCs w:val="0"/>
+                <w:i w:val="0"/>
+                <w:iCs w:val="0"/>
+                <w:noProof w:val="0"/>
+                <w:color w:val="000000" w:themeColor="text1" w:themeTint="FF" w:themeShade="FF"/>
+                <w:sz w:val="16"/>
+                <w:szCs w:val="16"/>
+                <w:lang w:val="en-US"/>
+              </w:rPr>
+              <w:t>Week 3: 09/29/26-10/04/26</w:t>
+            </w:r>
+          </w:p>
+          <w:p>
+            <w:pPr>
+              <w:pStyle w:val="Normal"/>
+              <w:bidi w:val="0"/>
+              <w:spacing w:line="279" w:lineRule="auto"/>
+              <w:jc w:val="center"/>
+              <w:rPr>
+                <w:rFonts w:ascii="Helvetica" w:hAnsi="Helvetica" w:eastAsia="Helvetica" w:cs="Helvetica"/>
+                <w:b w:val="0"/>
+                <w:bCs w:val="0"/>
+                <w:i w:val="0"/>
+                <w:iCs w:val="0"/>
+                <w:color w:val="000000" w:themeColor="text1" w:themeTint="FF" w:themeShade="FF"/>
+                <w:sz w:val="16"/>
+                <w:szCs w:val="16"/>
+              </w:rPr>
+            </w:pPr>
+          </w:p>
+        </w:tc>
+        <w:tc>
+          <w:tcPr>
+            <w:tcW w:w="1500" w:type="dxa"/>
+            <w:tcBorders>
+              <w:top w:val="single" w:color="000000" w:themeColor="text1" w:sz="6"/>
+              <w:left w:val="single" w:color="000000" w:themeColor="text1" w:sz="6"/>
+              <w:bottom w:val="single" w:color="000000" w:themeColor="text1" w:sz="6"/>
+              <w:right w:val="single" w:color="000000" w:themeColor="text1" w:sz="6"/>
+            </w:tcBorders>
+            <w:tcMar>
+              <w:top w:w="60" w:type="dxa"/>
+              <w:left w:w="60" w:type="dxa"/>
+              <w:bottom w:w="60" w:type="dxa"/>
+              <w:right w:w="60" w:type="dxa"/>
+            </w:tcMar>
+            <w:vAlign w:val="top"/>
+          </w:tcPr>
+          <w:p>
+            <w:pPr>
+              <w:bidi w:val="0"/>
               <w:spacing w:before="0" w:beforeAutospacing="off" w:after="0" w:afterAutospacing="off"/>
+              <w:jc w:val="center"/>
+            </w:pPr>
+            <w:r>
+              <w:rPr>
+                <w:rFonts w:ascii="Calibri" w:hAnsi="Calibri" w:eastAsia="Calibri" w:cs="Calibri"/>
+                <w:b w:val="0"/>
+                <w:bCs w:val="0"/>
+                <w:i w:val="0"/>
+                <w:iCs w:val="0"/>
+                <w:noProof w:val="0"/>
+                <w:color w:val="000000" w:themeColor="text1" w:themeTint="FF" w:themeShade="FF"/>
+                <w:sz w:val="16"/>
+                <w:szCs w:val="16"/>
+                <w:lang w:val="en-US"/>
+              </w:rPr>
+              <w:t>Group meeting</w:t>
+            </w:r>
+          </w:p>
+          <w:p>
+            <w:pPr>
+              <w:pStyle w:val="Normal"/>
+              <w:bidi w:val="0"/>
+              <w:spacing w:line="279" w:lineRule="auto"/>
+              <w:jc w:val="center"/>
+              <w:rPr>
+                <w:rFonts w:ascii="Helvetica" w:hAnsi="Helvetica" w:eastAsia="Helvetica" w:cs="Helvetica"/>
+                <w:b w:val="0"/>
+                <w:bCs w:val="0"/>
+                <w:i w:val="0"/>
+                <w:iCs w:val="0"/>
+                <w:color w:val="000000" w:themeColor="text1" w:themeTint="FF" w:themeShade="FF"/>
+                <w:sz w:val="16"/>
+                <w:szCs w:val="16"/>
+              </w:rPr>
+            </w:pPr>
+          </w:p>
+        </w:tc>
+        <w:tc>
+          <w:tcPr>
+            <w:tcW w:w="1155" w:type="dxa"/>
+            <w:tcBorders>
+              <w:top w:val="single" w:color="000000" w:themeColor="text1" w:sz="6"/>
+              <w:left w:val="single" w:color="000000" w:themeColor="text1" w:sz="6"/>
+              <w:bottom w:val="single" w:color="000000" w:themeColor="text1" w:sz="6"/>
+              <w:right w:val="single" w:color="000000" w:themeColor="text1" w:sz="6"/>
+            </w:tcBorders>
+            <w:tcMar>
+              <w:top w:w="60" w:type="dxa"/>
+              <w:left w:w="60" w:type="dxa"/>
+              <w:bottom w:w="60" w:type="dxa"/>
+              <w:right w:w="60" w:type="dxa"/>
+            </w:tcMar>
+            <w:vAlign w:val="top"/>
+          </w:tcPr>
+          <w:p>
+            <w:pPr>
+              <w:bidi w:val="0"/>
+              <w:spacing w:before="0" w:beforeAutospacing="off" w:after="0" w:afterAutospacing="off"/>
+              <w:jc w:val="center"/>
+            </w:pPr>
+            <w:r>
+              <w:rPr>
+                <w:rFonts w:ascii="Calibri" w:hAnsi="Calibri" w:eastAsia="Calibri" w:cs="Calibri"/>
+                <w:b w:val="0"/>
+                <w:bCs w:val="0"/>
+                <w:i w:val="0"/>
+                <w:iCs w:val="0"/>
+                <w:noProof w:val="0"/>
+                <w:color w:val="000000" w:themeColor="text1" w:themeTint="FF" w:themeShade="FF"/>
+                <w:sz w:val="16"/>
+                <w:szCs w:val="16"/>
+                <w:lang w:val="en-US"/>
+              </w:rPr>
+              <w:t>10/01/26</w:t>
+            </w:r>
+          </w:p>
+          <w:p>
+            <w:pPr>
+              <w:pStyle w:val="Normal"/>
+              <w:bidi w:val="0"/>
+              <w:spacing w:line="279" w:lineRule="auto"/>
+              <w:jc w:val="center"/>
+              <w:rPr>
+                <w:rFonts w:ascii="Helvetica" w:hAnsi="Helvetica" w:eastAsia="Helvetica" w:cs="Helvetica"/>
+                <w:b w:val="0"/>
+                <w:bCs w:val="0"/>
+                <w:i w:val="0"/>
+                <w:iCs w:val="0"/>
+                <w:color w:val="000000" w:themeColor="text1" w:themeTint="FF" w:themeShade="FF"/>
+                <w:sz w:val="16"/>
+                <w:szCs w:val="16"/>
+              </w:rPr>
+            </w:pPr>
+          </w:p>
+        </w:tc>
+        <w:tc>
+          <w:tcPr>
+            <w:tcW w:w="1305" w:type="dxa"/>
+            <w:tcBorders>
+              <w:top w:val="single" w:color="000000" w:themeColor="text1" w:sz="6"/>
+              <w:left w:val="single" w:color="000000" w:themeColor="text1" w:sz="6"/>
+              <w:bottom w:val="single" w:color="000000" w:themeColor="text1" w:sz="6"/>
+              <w:right w:val="single" w:color="000000" w:themeColor="text1" w:sz="6"/>
+            </w:tcBorders>
+            <w:tcMar>
+              <w:top w:w="60" w:type="dxa"/>
+              <w:left w:w="60" w:type="dxa"/>
+              <w:bottom w:w="60" w:type="dxa"/>
+              <w:right w:w="60" w:type="dxa"/>
+            </w:tcMar>
+            <w:vAlign w:val="top"/>
+          </w:tcPr>
+          <w:p>
+            <w:pPr>
+              <w:bidi w:val="0"/>
+              <w:spacing w:before="0" w:beforeAutospacing="off" w:after="0" w:afterAutospacing="off"/>
+              <w:jc w:val="center"/>
+            </w:pPr>
+            <w:r>
+              <w:rPr>
+                <w:rFonts w:ascii="Calibri" w:hAnsi="Calibri" w:eastAsia="Calibri" w:cs="Calibri"/>
+                <w:b w:val="0"/>
+                <w:bCs w:val="0"/>
+                <w:i w:val="0"/>
+                <w:iCs w:val="0"/>
+                <w:noProof w:val="0"/>
+                <w:color w:val="000000" w:themeColor="text1" w:themeTint="FF" w:themeShade="FF"/>
+                <w:sz w:val="16"/>
+                <w:szCs w:val="16"/>
+                <w:lang w:val="en-US"/>
+              </w:rPr>
+              <w:t>2:30pm</w:t>
+            </w:r>
+          </w:p>
+          <w:p>
+            <w:pPr>
+              <w:pStyle w:val="Normal"/>
+              <w:bidi w:val="0"/>
+              <w:spacing w:line="279" w:lineRule="auto"/>
+              <w:jc w:val="center"/>
+              <w:rPr>
+                <w:rFonts w:ascii="Helvetica" w:hAnsi="Helvetica" w:eastAsia="Helvetica" w:cs="Helvetica"/>
+                <w:b w:val="0"/>
+                <w:bCs w:val="0"/>
+                <w:i w:val="0"/>
+                <w:iCs w:val="0"/>
+                <w:color w:val="000000" w:themeColor="text1" w:themeTint="FF" w:themeShade="FF"/>
+                <w:sz w:val="16"/>
+                <w:szCs w:val="16"/>
+              </w:rPr>
+            </w:pPr>
+          </w:p>
+        </w:tc>
+        <w:tc>
+          <w:tcPr>
+            <w:tcW w:w="1380" w:type="dxa"/>
+            <w:tcBorders>
+              <w:top w:val="single" w:color="000000" w:themeColor="text1" w:sz="6"/>
+              <w:left w:val="single" w:color="000000" w:themeColor="text1" w:sz="6"/>
+              <w:bottom w:val="single" w:color="000000" w:themeColor="text1" w:sz="6"/>
+              <w:right w:val="single" w:color="000000" w:themeColor="text1" w:sz="6"/>
+            </w:tcBorders>
+            <w:tcMar>
+              <w:top w:w="60" w:type="dxa"/>
+              <w:left w:w="60" w:type="dxa"/>
+              <w:bottom w:w="60" w:type="dxa"/>
+              <w:right w:w="60" w:type="dxa"/>
+            </w:tcMar>
+            <w:vAlign w:val="top"/>
+          </w:tcPr>
+          <w:p>
+            <w:pPr>
+              <w:bidi w:val="0"/>
+              <w:spacing w:before="0" w:beforeAutospacing="off" w:after="0" w:afterAutospacing="off"/>
+              <w:jc w:val="center"/>
+            </w:pPr>
+            <w:r>
+              <w:rPr>
+                <w:rFonts w:ascii="Calibri" w:hAnsi="Calibri" w:eastAsia="Calibri" w:cs="Calibri"/>
+                <w:b w:val="0"/>
+                <w:bCs w:val="0"/>
+                <w:i w:val="0"/>
+                <w:iCs w:val="0"/>
+                <w:noProof w:val="0"/>
+                <w:color w:val="000000" w:themeColor="text1" w:themeTint="FF" w:themeShade="FF"/>
+                <w:sz w:val="16"/>
+                <w:szCs w:val="16"/>
+                <w:lang w:val="en-US"/>
+              </w:rPr>
+              <w:t>3pm</w:t>
+            </w:r>
+          </w:p>
+          <w:p>
+            <w:pPr>
+              <w:pStyle w:val="Normal"/>
+              <w:bidi w:val="0"/>
+              <w:spacing w:line="279" w:lineRule="auto"/>
+              <w:jc w:val="center"/>
+              <w:rPr>
+                <w:rFonts w:ascii="Helvetica" w:hAnsi="Helvetica" w:eastAsia="Helvetica" w:cs="Helvetica"/>
+                <w:b w:val="0"/>
+                <w:bCs w:val="0"/>
+                <w:i w:val="0"/>
+                <w:iCs w:val="0"/>
+                <w:color w:val="000000" w:themeColor="text1" w:themeTint="FF" w:themeShade="FF"/>
+                <w:sz w:val="16"/>
+                <w:szCs w:val="16"/>
+              </w:rPr>
+            </w:pPr>
+          </w:p>
+        </w:tc>
+        <w:tc>
+          <w:tcPr>
+            <w:tcW w:w="1305" w:type="dxa"/>
+            <w:tcBorders>
+              <w:top w:val="single" w:color="000000" w:themeColor="text1" w:sz="6"/>
+              <w:left w:val="single" w:color="000000" w:themeColor="text1" w:sz="6"/>
+              <w:bottom w:val="single" w:color="000000" w:themeColor="text1" w:sz="6"/>
+              <w:right w:val="single" w:color="000000" w:themeColor="text1" w:sz="6"/>
+            </w:tcBorders>
+            <w:tcMar>
+              <w:top w:w="60" w:type="dxa"/>
+              <w:left w:w="60" w:type="dxa"/>
+              <w:bottom w:w="60" w:type="dxa"/>
+              <w:right w:w="60" w:type="dxa"/>
+            </w:tcMar>
+            <w:vAlign w:val="top"/>
+          </w:tcPr>
+          <w:p>
+            <w:pPr>
+              <w:bidi w:val="0"/>
+              <w:spacing w:before="0" w:beforeAutospacing="off" w:after="0" w:afterAutospacing="off"/>
+              <w:jc w:val="center"/>
+            </w:pPr>
+            <w:r>
+              <w:rPr>
+                <w:rFonts w:ascii="Calibri" w:hAnsi="Calibri" w:eastAsia="Calibri" w:cs="Calibri"/>
+                <w:b w:val="0"/>
+                <w:bCs w:val="0"/>
+                <w:i w:val="0"/>
+                <w:iCs w:val="0"/>
+                <w:noProof w:val="0"/>
+                <w:color w:val="000000" w:themeColor="text1" w:themeTint="FF" w:themeShade="FF"/>
+                <w:sz w:val="16"/>
+                <w:szCs w:val="16"/>
+                <w:lang w:val="en-US"/>
+              </w:rPr>
+              <w:t>30min</w:t>
+            </w:r>
+          </w:p>
+          <w:p>
+            <w:pPr>
+              <w:pStyle w:val="Normal"/>
+              <w:bidi w:val="0"/>
+              <w:spacing w:line="279" w:lineRule="auto"/>
+              <w:jc w:val="center"/>
+              <w:rPr>
+                <w:rFonts w:ascii="Helvetica" w:hAnsi="Helvetica" w:eastAsia="Helvetica" w:cs="Helvetica"/>
+                <w:b w:val="0"/>
+                <w:bCs w:val="0"/>
+                <w:i w:val="0"/>
+                <w:iCs w:val="0"/>
+                <w:color w:val="000000" w:themeColor="text1" w:themeTint="FF" w:themeShade="FF"/>
+                <w:sz w:val="16"/>
+                <w:szCs w:val="16"/>
+              </w:rPr>
+            </w:pPr>
+          </w:p>
+        </w:tc>
+      </w:tr>
+      <w:tr>
+        <w:trPr>
+          <w:trHeight w:val="150"/>
+        </w:trPr>
+        <w:tc>
+          <w:tcPr>
+            <w:tcW w:w="1530" w:type="dxa"/>
+            <w:tcBorders>
+              <w:top w:val="single" w:color="000000" w:themeColor="text1" w:sz="6"/>
+              <w:left w:val="single" w:color="000000" w:themeColor="text1" w:sz="6"/>
+              <w:bottom w:val="single" w:color="000000" w:themeColor="text1" w:sz="6"/>
+              <w:right w:val="single" w:color="000000" w:themeColor="text1" w:sz="6"/>
+            </w:tcBorders>
+            <w:tcMar>
+              <w:top w:w="60" w:type="dxa"/>
+              <w:left w:w="60" w:type="dxa"/>
+              <w:bottom w:w="60" w:type="dxa"/>
+              <w:right w:w="60" w:type="dxa"/>
+            </w:tcMar>
+            <w:vAlign w:val="top"/>
+          </w:tcPr>
+          <w:p>
+            <w:pPr>
+              <w:pStyle w:val="Normal"/>
+              <w:bidi w:val="0"/>
+              <w:jc w:val="center"/>
+              <w:rPr>
+                <w:rFonts w:ascii="Calibri" w:hAnsi="Calibri" w:eastAsia="Calibri" w:cs="Calibri"/>
+                <w:b w:val="0"/>
+                <w:bCs w:val="0"/>
+                <w:i w:val="0"/>
+                <w:iCs w:val="0"/>
+                <w:noProof w:val="0"/>
+                <w:color w:val="000000" w:themeColor="text1" w:themeTint="FF" w:themeShade="FF"/>
+                <w:sz w:val="16"/>
+                <w:szCs w:val="16"/>
+                <w:lang w:val="en-US"/>
+              </w:rPr>
             </w:pPr>
           </w:p>
         </w:tc>
@@ -1791,7 +3723,43 @@
           </w:tcPr>
           <w:p>
             <w:pPr>
+              <w:bidi w:val="0"/>
               <w:spacing w:before="0" w:beforeAutospacing="off" w:after="0" w:afterAutospacing="off"/>
+              <w:jc w:val="center"/>
+            </w:pPr>
+            <w:r>
+              <w:rPr>
+                <w:rFonts w:ascii="Calibri" w:hAnsi="Calibri" w:eastAsia="Calibri" w:cs="Calibri"/>
+                <w:b w:val="0"/>
+                <w:bCs w:val="0"/>
+                <w:i w:val="0"/>
+                <w:iCs w:val="0"/>
+                <w:noProof w:val="0"/>
+                <w:color w:val="000000" w:themeColor="text1" w:themeTint="FF" w:themeShade="FF"/>
+                <w:sz w:val="16"/>
+                <w:szCs w:val="16"/>
+                <w:lang w:val="en-US"/>
+              </w:rPr>
+              <w:t>Class Diagram and Class Descriptions</w:t>
+            </w:r>
+          </w:p>
+          <w:p>
+            <w:pPr>
+              <w:pStyle w:val="Normal"/>
+              <w:bidi w:val="0"/>
+              <w:jc w:val="center"/>
+              <w:rPr>
+                <w:rFonts w:ascii="Calibri" w:hAnsi="Calibri" w:eastAsia="Calibri" w:cs="Calibri"/>
+                <w:b w:val="0"/>
+                <w:bCs w:val="0"/>
+                <w:i w:val="0"/>
+                <w:iCs w:val="0"/>
+                <w:noProof w:val="0"/>
+                <w:color w:val="000000" w:themeColor="text1" w:themeTint="FF" w:themeShade="FF"/>
+                <w:sz w:val="16"/>
+                <w:szCs w:val="16"/>
+                <w:lang w:val="en-US"/>
+              </w:rPr>
             </w:pPr>
           </w:p>
         </w:tc>
@@ -1814,7 +3782,43 @@
           </w:tcPr>
           <w:p>
             <w:pPr>
+              <w:bidi w:val="0"/>
               <w:spacing w:before="0" w:beforeAutospacing="off" w:after="0" w:afterAutospacing="off"/>
+              <w:jc w:val="center"/>
+            </w:pPr>
+            <w:r>
+              <w:rPr>
+                <w:rFonts w:ascii="Calibri" w:hAnsi="Calibri" w:eastAsia="Calibri" w:cs="Calibri"/>
+                <w:b w:val="0"/>
+                <w:bCs w:val="0"/>
+                <w:i w:val="0"/>
+                <w:iCs w:val="0"/>
+                <w:noProof w:val="0"/>
+                <w:color w:val="000000" w:themeColor="text1" w:themeTint="FF" w:themeShade="FF"/>
+                <w:sz w:val="16"/>
+                <w:szCs w:val="16"/>
+                <w:lang w:val="en-US"/>
+              </w:rPr>
+              <w:t>10/04/26</w:t>
+            </w:r>
+          </w:p>
+          <w:p>
+            <w:pPr>
+              <w:pStyle w:val="Normal"/>
+              <w:bidi w:val="0"/>
+              <w:jc w:val="center"/>
+              <w:rPr>
+                <w:rFonts w:ascii="Calibri" w:hAnsi="Calibri" w:eastAsia="Calibri" w:cs="Calibri"/>
+                <w:b w:val="0"/>
+                <w:bCs w:val="0"/>
+                <w:i w:val="0"/>
+                <w:iCs w:val="0"/>
+                <w:noProof w:val="0"/>
+                <w:color w:val="000000" w:themeColor="text1" w:themeTint="FF" w:themeShade="FF"/>
+                <w:sz w:val="16"/>
+                <w:szCs w:val="16"/>
+                <w:lang w:val="en-US"/>
+              </w:rPr>
             </w:pPr>
           </w:p>
         </w:tc>
@@ -1837,8 +3841,25 @@
           </w:tcPr>
           <w:p>
             <w:pPr>
-              <w:spacing w:before="0" w:beforeAutospacing="off" w:after="0" w:afterAutospacing="off"/>
-            </w:pPr>
+              <w:pStyle w:val="Normal"/>
+              <w:bidi w:val="0"/>
+              <w:jc w:val="center"/>
+            </w:pPr>
+            <w:r>
+              <w:rPr>
+                <w:rFonts w:ascii="Calibri" w:hAnsi="Calibri" w:eastAsia="Calibri" w:cs="Calibri"/>
+                <w:b w:val="0"/>
+                <w:bCs w:val="0"/>
+                <w:i w:val="0"/>
+                <w:iCs w:val="0"/>
+                <w:noProof w:val="0"/>
+                <w:color w:val="000000" w:themeColor="text1" w:themeTint="FF" w:themeShade="FF"/>
+                <w:sz w:val="16"/>
+                <w:szCs w:val="16"/>
+                <w:lang w:val="en-US"/>
+              </w:rPr>
+              <w:t>11 am</w:t>
+            </w:r>
           </w:p>
         </w:tc>
         <w:tc>
@@ -1860,8 +3881,25 @@
           </w:tcPr>
           <w:p>
             <w:pPr>
-              <w:spacing w:before="0" w:beforeAutospacing="off" w:after="0" w:afterAutospacing="off"/>
-            </w:pPr>
+              <w:pStyle w:val="Normal"/>
+              <w:bidi w:val="0"/>
+              <w:jc w:val="center"/>
+            </w:pPr>
+            <w:r>
+              <w:rPr>
+                <w:rFonts w:ascii="Calibri" w:hAnsi="Calibri" w:eastAsia="Calibri" w:cs="Calibri"/>
+                <w:b w:val="0"/>
+                <w:bCs w:val="0"/>
+                <w:i w:val="0"/>
+                <w:iCs w:val="0"/>
+                <w:noProof w:val="0"/>
+                <w:color w:val="000000" w:themeColor="text1" w:themeTint="FF" w:themeShade="FF"/>
+                <w:sz w:val="16"/>
+                <w:szCs w:val="16"/>
+                <w:lang w:val="en-US"/>
+              </w:rPr>
+              <w:t>12:40 pm</w:t>
+            </w:r>
           </w:p>
         </w:tc>
         <w:tc>
@@ -1883,13 +3921,757 @@
           </w:tcPr>
           <w:p>
             <w:pPr>
-              <w:spacing w:before="0" w:beforeAutospacing="off" w:after="0" w:afterAutospacing="off"/>
+              <w:pStyle w:val="Normal"/>
+              <w:bidi w:val="0"/>
+              <w:jc w:val="center"/>
+            </w:pPr>
+            <w:r>
+              <w:rPr>
+                <w:rFonts w:ascii="Calibri" w:hAnsi="Calibri" w:eastAsia="Calibri" w:cs="Calibri"/>
+                <w:b w:val="0"/>
+                <w:bCs w:val="0"/>
+                <w:i w:val="0"/>
+                <w:iCs w:val="0"/>
+                <w:noProof w:val="0"/>
+                <w:color w:val="000000" w:themeColor="text1" w:themeTint="FF" w:themeShade="FF"/>
+                <w:sz w:val="16"/>
+                <w:szCs w:val="16"/>
+                <w:lang w:val="en-US"/>
+              </w:rPr>
+              <w:t>100 min</w:t>
+            </w:r>
+          </w:p>
+        </w:tc>
+      </w:tr>
+      <w:tr>
+        <w:trPr>
+          <w:trHeight w:val="150"/>
+        </w:trPr>
+        <w:tc>
+          <w:tcPr>
+            <w:tcW w:w="1530" w:type="dxa"/>
+            <w:tcBorders>
+              <w:top w:val="single" w:color="000000" w:themeColor="text1" w:sz="6"/>
+              <w:left w:val="single" w:color="000000" w:themeColor="text1" w:sz="6"/>
+              <w:bottom w:val="single" w:color="000000" w:themeColor="text1" w:sz="6"/>
+              <w:right w:val="single" w:color="000000" w:themeColor="text1" w:sz="6"/>
+            </w:tcBorders>
+            <w:tcMar>
+              <w:top w:w="60" w:type="dxa"/>
+              <w:left w:w="60" w:type="dxa"/>
+              <w:bottom w:w="60" w:type="dxa"/>
+              <w:right w:w="60" w:type="dxa"/>
+            </w:tcMar>
+            <w:vAlign w:val="top"/>
+          </w:tcPr>
+          <w:p>
+            <w:pPr>
+              <w:pStyle w:val="Normal"/>
+              <w:bidi w:val="0"/>
+              <w:jc w:val="center"/>
+              <w:rPr>
+                <w:rFonts w:ascii="Calibri" w:hAnsi="Calibri" w:eastAsia="Calibri" w:cs="Calibri"/>
+                <w:b w:val="0"/>
+                <w:bCs w:val="0"/>
+                <w:i w:val="0"/>
+                <w:iCs w:val="0"/>
+                <w:noProof w:val="0"/>
+                <w:color w:val="000000" w:themeColor="text1" w:themeTint="FF" w:themeShade="FF"/>
+                <w:sz w:val="16"/>
+                <w:szCs w:val="16"/>
+                <w:lang w:val="en-US"/>
+              </w:rPr>
+            </w:pPr>
+          </w:p>
+        </w:tc>
+        <w:tc>
+          <w:tcPr>
+            <w:tcW w:w="1500" w:type="dxa"/>
+            <w:tcBorders>
+              <w:top w:val="single" w:color="000000" w:themeColor="text1" w:sz="6"/>
+              <w:left w:val="single" w:color="000000" w:themeColor="text1" w:sz="6"/>
+              <w:bottom w:val="single" w:color="000000" w:themeColor="text1" w:sz="6"/>
+              <w:right w:val="single" w:color="000000" w:themeColor="text1" w:sz="6"/>
+            </w:tcBorders>
+            <w:tcMar>
+              <w:top w:w="60" w:type="dxa"/>
+              <w:left w:w="60" w:type="dxa"/>
+              <w:bottom w:w="60" w:type="dxa"/>
+              <w:right w:w="60" w:type="dxa"/>
+            </w:tcMar>
+            <w:vAlign w:val="top"/>
+          </w:tcPr>
+          <w:p>
+            <w:pPr>
+              <w:pStyle w:val="Normal"/>
+              <w:suppressLineNumbers w:val="0"/>
+              <w:bidi w:val="0"/>
+              <w:spacing w:before="0" w:beforeAutospacing="off" w:after="150" w:afterAutospacing="off" w:line="279" w:lineRule="auto"/>
+              <w:ind w:left="0" w:right="0"/>
+              <w:jc w:val="center"/>
+              <w:rPr>
+                <w:rFonts w:ascii="Helvetica" w:hAnsi="Helvetica" w:eastAsia="Helvetica" w:cs="Helvetica"/>
+                <w:b w:val="0"/>
+                <w:bCs w:val="0"/>
+                <w:i w:val="0"/>
+                <w:iCs w:val="0"/>
+                <w:color w:val="000000" w:themeColor="text1" w:themeTint="FF" w:themeShade="FF"/>
+                <w:sz w:val="16"/>
+                <w:szCs w:val="16"/>
+              </w:rPr>
+            </w:pPr>
+            <w:r>
+              <w:rPr>
+                <w:rFonts w:ascii="Helvetica" w:hAnsi="Helvetica" w:eastAsia="Helvetica" w:cs="Helvetica"/>
+                <w:b w:val="0"/>
+                <w:bCs w:val="0"/>
+                <w:i w:val="0"/>
+                <w:iCs w:val="0"/>
+                <w:color w:val="000000" w:themeColor="text1" w:themeTint="FF" w:themeShade="FF"/>
+                <w:sz w:val="16"/>
+                <w:szCs w:val="16"/>
+              </w:rPr>
+              <w:t>Uploading doc to github</w:t>
+            </w:r>
+          </w:p>
+        </w:tc>
+        <w:tc>
+          <w:tcPr>
+            <w:tcW w:w="1155" w:type="dxa"/>
+            <w:tcBorders>
+              <w:top w:val="single" w:color="000000" w:themeColor="text1" w:sz="6"/>
+              <w:left w:val="single" w:color="000000" w:themeColor="text1" w:sz="6"/>
+              <w:bottom w:val="single" w:color="000000" w:themeColor="text1" w:sz="6"/>
+              <w:right w:val="single" w:color="000000" w:themeColor="text1" w:sz="6"/>
+            </w:tcBorders>
+            <w:tcMar>
+              <w:top w:w="60" w:type="dxa"/>
+              <w:left w:w="60" w:type="dxa"/>
+              <w:bottom w:w="60" w:type="dxa"/>
+              <w:right w:w="60" w:type="dxa"/>
+            </w:tcMar>
+            <w:vAlign w:val="top"/>
+          </w:tcPr>
+          <w:p>
+            <w:pPr>
+              <w:pStyle w:val="Normal"/>
+              <w:suppressLineNumbers w:val="0"/>
+              <w:bidi w:val="0"/>
+              <w:spacing w:before="0" w:beforeAutospacing="off" w:after="150" w:afterAutospacing="off" w:line="279" w:lineRule="auto"/>
+              <w:ind w:left="0" w:right="0"/>
+              <w:jc w:val="center"/>
+              <w:rPr>
+                <w:rFonts w:ascii="Helvetica" w:hAnsi="Helvetica" w:eastAsia="Helvetica" w:cs="Helvetica"/>
+                <w:b w:val="0"/>
+                <w:bCs w:val="0"/>
+                <w:i w:val="0"/>
+                <w:iCs w:val="0"/>
+                <w:color w:val="000000" w:themeColor="text1" w:themeTint="FF" w:themeShade="FF"/>
+                <w:sz w:val="16"/>
+                <w:szCs w:val="16"/>
+              </w:rPr>
+            </w:pPr>
+            <w:r>
+              <w:rPr>
+                <w:rFonts w:ascii="Helvetica" w:hAnsi="Helvetica" w:eastAsia="Helvetica" w:cs="Helvetica"/>
+                <w:b w:val="0"/>
+                <w:bCs w:val="0"/>
+                <w:i w:val="0"/>
+                <w:iCs w:val="0"/>
+                <w:color w:val="000000" w:themeColor="text1" w:themeTint="FF" w:themeShade="FF"/>
+                <w:sz w:val="16"/>
+                <w:szCs w:val="16"/>
+              </w:rPr>
+              <w:t>10</w:t>
+            </w:r>
+            <w:r>
+              <w:rPr>
+                <w:rFonts w:ascii="Helvetica" w:hAnsi="Helvetica" w:eastAsia="Helvetica" w:cs="Helvetica"/>
+                <w:b w:val="0"/>
+                <w:bCs w:val="0"/>
+                <w:i w:val="0"/>
+                <w:iCs w:val="0"/>
+                <w:color w:val="000000" w:themeColor="text1" w:themeTint="FF" w:themeShade="FF"/>
+                <w:sz w:val="16"/>
+                <w:szCs w:val="16"/>
+              </w:rPr>
+              <w:t>/</w:t>
+            </w:r>
+            <w:r>
+              <w:rPr>
+                <w:rFonts w:ascii="Helvetica" w:hAnsi="Helvetica" w:eastAsia="Helvetica" w:cs="Helvetica"/>
+                <w:b w:val="0"/>
+                <w:bCs w:val="0"/>
+                <w:i w:val="0"/>
+                <w:iCs w:val="0"/>
+                <w:color w:val="000000" w:themeColor="text1" w:themeTint="FF" w:themeShade="FF"/>
+                <w:sz w:val="16"/>
+                <w:szCs w:val="16"/>
+              </w:rPr>
+              <w:t>04</w:t>
+            </w:r>
+            <w:r>
+              <w:rPr>
+                <w:rFonts w:ascii="Helvetica" w:hAnsi="Helvetica" w:eastAsia="Helvetica" w:cs="Helvetica"/>
+                <w:b w:val="0"/>
+                <w:bCs w:val="0"/>
+                <w:i w:val="0"/>
+                <w:iCs w:val="0"/>
+                <w:color w:val="000000" w:themeColor="text1" w:themeTint="FF" w:themeShade="FF"/>
+                <w:sz w:val="16"/>
+                <w:szCs w:val="16"/>
+              </w:rPr>
+              <w:t>/26</w:t>
+            </w:r>
+          </w:p>
+        </w:tc>
+        <w:tc>
+          <w:tcPr>
+            <w:tcW w:w="1305" w:type="dxa"/>
+            <w:tcBorders>
+              <w:top w:val="single" w:color="000000" w:themeColor="text1" w:sz="6"/>
+              <w:left w:val="single" w:color="000000" w:themeColor="text1" w:sz="6"/>
+              <w:bottom w:val="single" w:color="000000" w:themeColor="text1" w:sz="6"/>
+              <w:right w:val="single" w:color="000000" w:themeColor="text1" w:sz="6"/>
+            </w:tcBorders>
+            <w:tcMar>
+              <w:top w:w="60" w:type="dxa"/>
+              <w:left w:w="60" w:type="dxa"/>
+              <w:bottom w:w="60" w:type="dxa"/>
+              <w:right w:w="60" w:type="dxa"/>
+            </w:tcMar>
+            <w:vAlign w:val="top"/>
+          </w:tcPr>
+          <w:p>
+            <w:pPr>
+              <w:pStyle w:val="Normal"/>
+              <w:suppressLineNumbers w:val="0"/>
+              <w:bidi w:val="0"/>
+              <w:spacing w:before="0" w:beforeAutospacing="off" w:after="150" w:afterAutospacing="off" w:line="279" w:lineRule="auto"/>
+              <w:ind w:left="0" w:right="0"/>
+              <w:jc w:val="center"/>
+              <w:rPr>
+                <w:rFonts w:ascii="Helvetica" w:hAnsi="Helvetica" w:eastAsia="Helvetica" w:cs="Helvetica"/>
+                <w:b w:val="0"/>
+                <w:bCs w:val="0"/>
+                <w:i w:val="0"/>
+                <w:iCs w:val="0"/>
+                <w:color w:val="000000" w:themeColor="text1" w:themeTint="FF" w:themeShade="FF"/>
+                <w:sz w:val="16"/>
+                <w:szCs w:val="16"/>
+              </w:rPr>
+            </w:pPr>
+            <w:r>
+              <w:rPr>
+                <w:rFonts w:ascii="Helvetica" w:hAnsi="Helvetica" w:eastAsia="Helvetica" w:cs="Helvetica"/>
+                <w:b w:val="0"/>
+                <w:bCs w:val="0"/>
+                <w:i w:val="0"/>
+                <w:iCs w:val="0"/>
+                <w:color w:val="000000" w:themeColor="text1" w:themeTint="FF" w:themeShade="FF"/>
+                <w:sz w:val="16"/>
+                <w:szCs w:val="16"/>
+              </w:rPr>
+              <w:t>6</w:t>
+            </w:r>
+            <w:r>
+              <w:rPr>
+                <w:rFonts w:ascii="Helvetica" w:hAnsi="Helvetica" w:eastAsia="Helvetica" w:cs="Helvetica"/>
+                <w:b w:val="0"/>
+                <w:bCs w:val="0"/>
+                <w:i w:val="0"/>
+                <w:iCs w:val="0"/>
+                <w:color w:val="000000" w:themeColor="text1" w:themeTint="FF" w:themeShade="FF"/>
+                <w:sz w:val="16"/>
+                <w:szCs w:val="16"/>
+              </w:rPr>
+              <w:t>:00 pm</w:t>
+            </w:r>
+          </w:p>
+        </w:tc>
+        <w:tc>
+          <w:tcPr>
+            <w:tcW w:w="1380" w:type="dxa"/>
+            <w:tcBorders>
+              <w:top w:val="single" w:color="000000" w:themeColor="text1" w:sz="6"/>
+              <w:left w:val="single" w:color="000000" w:themeColor="text1" w:sz="6"/>
+              <w:bottom w:val="single" w:color="000000" w:themeColor="text1" w:sz="6"/>
+              <w:right w:val="single" w:color="000000" w:themeColor="text1" w:sz="6"/>
+            </w:tcBorders>
+            <w:tcMar>
+              <w:top w:w="60" w:type="dxa"/>
+              <w:left w:w="60" w:type="dxa"/>
+              <w:bottom w:w="60" w:type="dxa"/>
+              <w:right w:w="60" w:type="dxa"/>
+            </w:tcMar>
+            <w:vAlign w:val="top"/>
+          </w:tcPr>
+          <w:p>
+            <w:pPr>
+              <w:pStyle w:val="Normal"/>
+              <w:suppressLineNumbers w:val="0"/>
+              <w:bidi w:val="0"/>
+              <w:spacing w:before="0" w:beforeAutospacing="off" w:after="150" w:afterAutospacing="off" w:line="279" w:lineRule="auto"/>
+              <w:ind w:left="0" w:right="0"/>
+              <w:jc w:val="center"/>
+              <w:rPr>
+                <w:rFonts w:ascii="Helvetica" w:hAnsi="Helvetica" w:eastAsia="Helvetica" w:cs="Helvetica"/>
+                <w:b w:val="0"/>
+                <w:bCs w:val="0"/>
+                <w:i w:val="0"/>
+                <w:iCs w:val="0"/>
+                <w:color w:val="000000" w:themeColor="text1" w:themeTint="FF" w:themeShade="FF"/>
+                <w:sz w:val="16"/>
+                <w:szCs w:val="16"/>
+              </w:rPr>
+            </w:pPr>
+            <w:r>
+              <w:rPr>
+                <w:rFonts w:ascii="Helvetica" w:hAnsi="Helvetica" w:eastAsia="Helvetica" w:cs="Helvetica"/>
+                <w:b w:val="0"/>
+                <w:bCs w:val="0"/>
+                <w:i w:val="0"/>
+                <w:iCs w:val="0"/>
+                <w:color w:val="000000" w:themeColor="text1" w:themeTint="FF" w:themeShade="FF"/>
+                <w:sz w:val="16"/>
+                <w:szCs w:val="16"/>
+              </w:rPr>
+              <w:t>6</w:t>
+            </w:r>
+            <w:r>
+              <w:rPr>
+                <w:rFonts w:ascii="Helvetica" w:hAnsi="Helvetica" w:eastAsia="Helvetica" w:cs="Helvetica"/>
+                <w:b w:val="0"/>
+                <w:bCs w:val="0"/>
+                <w:i w:val="0"/>
+                <w:iCs w:val="0"/>
+                <w:color w:val="000000" w:themeColor="text1" w:themeTint="FF" w:themeShade="FF"/>
+                <w:sz w:val="16"/>
+                <w:szCs w:val="16"/>
+              </w:rPr>
+              <w:t>:10</w:t>
+            </w:r>
+            <w:r>
+              <w:rPr>
+                <w:rFonts w:ascii="Helvetica" w:hAnsi="Helvetica" w:eastAsia="Helvetica" w:cs="Helvetica"/>
+                <w:b w:val="0"/>
+                <w:bCs w:val="0"/>
+                <w:i w:val="0"/>
+                <w:iCs w:val="0"/>
+                <w:color w:val="000000" w:themeColor="text1" w:themeTint="FF" w:themeShade="FF"/>
+                <w:sz w:val="16"/>
+                <w:szCs w:val="16"/>
+              </w:rPr>
+              <w:t xml:space="preserve"> </w:t>
+            </w:r>
+            <w:r>
+              <w:rPr>
+                <w:rFonts w:ascii="Helvetica" w:hAnsi="Helvetica" w:eastAsia="Helvetica" w:cs="Helvetica"/>
+                <w:b w:val="0"/>
+                <w:bCs w:val="0"/>
+                <w:i w:val="0"/>
+                <w:iCs w:val="0"/>
+                <w:color w:val="000000" w:themeColor="text1" w:themeTint="FF" w:themeShade="FF"/>
+                <w:sz w:val="16"/>
+                <w:szCs w:val="16"/>
+              </w:rPr>
+              <w:t>pm</w:t>
+            </w:r>
+          </w:p>
+        </w:tc>
+        <w:tc>
+          <w:tcPr>
+            <w:tcW w:w="1305" w:type="dxa"/>
+            <w:tcBorders>
+              <w:top w:val="single" w:color="000000" w:themeColor="text1" w:sz="6"/>
+              <w:left w:val="single" w:color="000000" w:themeColor="text1" w:sz="6"/>
+              <w:bottom w:val="single" w:color="000000" w:themeColor="text1" w:sz="6"/>
+              <w:right w:val="single" w:color="000000" w:themeColor="text1" w:sz="6"/>
+            </w:tcBorders>
+            <w:tcMar>
+              <w:top w:w="60" w:type="dxa"/>
+              <w:left w:w="60" w:type="dxa"/>
+              <w:bottom w:w="60" w:type="dxa"/>
+              <w:right w:w="60" w:type="dxa"/>
+            </w:tcMar>
+            <w:vAlign w:val="top"/>
+          </w:tcPr>
+          <w:p>
+            <w:pPr>
+              <w:pStyle w:val="Normal"/>
+              <w:suppressLineNumbers w:val="0"/>
+              <w:bidi w:val="0"/>
+              <w:spacing w:before="0" w:beforeAutospacing="off" w:after="150" w:afterAutospacing="off" w:line="279" w:lineRule="auto"/>
+              <w:ind w:left="0" w:right="0"/>
+              <w:jc w:val="center"/>
+              <w:rPr>
+                <w:rFonts w:ascii="Helvetica" w:hAnsi="Helvetica" w:eastAsia="Helvetica" w:cs="Helvetica"/>
+                <w:b w:val="0"/>
+                <w:bCs w:val="0"/>
+                <w:i w:val="0"/>
+                <w:iCs w:val="0"/>
+                <w:color w:val="000000" w:themeColor="text1" w:themeTint="FF" w:themeShade="FF"/>
+                <w:sz w:val="16"/>
+                <w:szCs w:val="16"/>
+              </w:rPr>
+            </w:pPr>
+            <w:r>
+              <w:rPr>
+                <w:rFonts w:ascii="Helvetica" w:hAnsi="Helvetica" w:eastAsia="Helvetica" w:cs="Helvetica"/>
+                <w:b w:val="0"/>
+                <w:bCs w:val="0"/>
+                <w:i w:val="0"/>
+                <w:iCs w:val="0"/>
+                <w:color w:val="000000" w:themeColor="text1" w:themeTint="FF" w:themeShade="FF"/>
+                <w:sz w:val="16"/>
+                <w:szCs w:val="16"/>
+              </w:rPr>
+              <w:t>10 min</w:t>
+            </w:r>
+          </w:p>
+        </w:tc>
+      </w:tr>
+      <w:tr>
+        <w:trPr>
+          <w:trHeight w:val="150"/>
+        </w:trPr>
+        <w:tc>
+          <w:tcPr>
+            <w:tcW w:w="1530" w:type="dxa"/>
+            <w:tcBorders>
+              <w:top w:val="single" w:color="000000" w:themeColor="text1" w:sz="6"/>
+              <w:left w:val="single" w:color="000000" w:themeColor="text1" w:sz="6"/>
+              <w:bottom w:val="single" w:color="000000" w:themeColor="text1" w:sz="6"/>
+              <w:right w:val="single" w:color="000000" w:themeColor="text1" w:sz="6"/>
+            </w:tcBorders>
+            <w:tcMar>
+              <w:top w:w="60" w:type="dxa"/>
+              <w:left w:w="60" w:type="dxa"/>
+              <w:bottom w:w="60" w:type="dxa"/>
+              <w:right w:w="60" w:type="dxa"/>
+            </w:tcMar>
+            <w:vAlign w:val="top"/>
+          </w:tcPr>
+          <w:p>
+            <w:pPr>
+              <w:pStyle w:val="Normal"/>
+              <w:bidi w:val="0"/>
+              <w:spacing w:line="279" w:lineRule="auto"/>
+              <w:jc w:val="center"/>
+              <w:rPr>
+                <w:rFonts w:ascii="Helvetica" w:hAnsi="Helvetica" w:eastAsia="Helvetica" w:cs="Helvetica"/>
+                <w:b w:val="0"/>
+                <w:bCs w:val="0"/>
+                <w:i w:val="0"/>
+                <w:iCs w:val="0"/>
+                <w:color w:val="000000" w:themeColor="text1" w:themeTint="FF" w:themeShade="FF"/>
+                <w:sz w:val="16"/>
+                <w:szCs w:val="16"/>
+              </w:rPr>
+            </w:pPr>
+          </w:p>
+        </w:tc>
+        <w:tc>
+          <w:tcPr>
+            <w:tcW w:w="1500" w:type="dxa"/>
+            <w:tcBorders>
+              <w:top w:val="single" w:color="000000" w:themeColor="text1" w:sz="6"/>
+              <w:left w:val="single" w:color="000000" w:themeColor="text1" w:sz="6"/>
+              <w:bottom w:val="single" w:color="000000" w:themeColor="text1" w:sz="6"/>
+              <w:right w:val="single" w:color="000000" w:themeColor="text1" w:sz="6"/>
+            </w:tcBorders>
+            <w:tcMar>
+              <w:top w:w="60" w:type="dxa"/>
+              <w:left w:w="60" w:type="dxa"/>
+              <w:bottom w:w="60" w:type="dxa"/>
+              <w:right w:w="60" w:type="dxa"/>
+            </w:tcMar>
+            <w:vAlign w:val="top"/>
+          </w:tcPr>
+          <w:p>
+            <w:pPr>
+              <w:pStyle w:val="Normal"/>
+              <w:bidi w:val="0"/>
+              <w:spacing w:line="279" w:lineRule="auto"/>
+              <w:jc w:val="center"/>
+              <w:rPr>
+                <w:rFonts w:ascii="Helvetica" w:hAnsi="Helvetica" w:eastAsia="Helvetica" w:cs="Helvetica"/>
+                <w:b w:val="0"/>
+                <w:bCs w:val="0"/>
+                <w:i w:val="0"/>
+                <w:iCs w:val="0"/>
+                <w:color w:val="000000" w:themeColor="text1" w:themeTint="FF" w:themeShade="FF"/>
+                <w:sz w:val="16"/>
+                <w:szCs w:val="16"/>
+              </w:rPr>
+            </w:pPr>
+          </w:p>
+        </w:tc>
+        <w:tc>
+          <w:tcPr>
+            <w:tcW w:w="1155" w:type="dxa"/>
+            <w:tcBorders>
+              <w:top w:val="single" w:color="000000" w:themeColor="text1" w:sz="6"/>
+              <w:left w:val="single" w:color="000000" w:themeColor="text1" w:sz="6"/>
+              <w:bottom w:val="single" w:color="000000" w:themeColor="text1" w:sz="6"/>
+              <w:right w:val="single" w:color="000000" w:themeColor="text1" w:sz="6"/>
+            </w:tcBorders>
+            <w:tcMar>
+              <w:top w:w="60" w:type="dxa"/>
+              <w:left w:w="60" w:type="dxa"/>
+              <w:bottom w:w="60" w:type="dxa"/>
+              <w:right w:w="60" w:type="dxa"/>
+            </w:tcMar>
+            <w:vAlign w:val="top"/>
+          </w:tcPr>
+          <w:p>
+            <w:pPr>
+              <w:pStyle w:val="Normal"/>
+              <w:bidi w:val="0"/>
+              <w:spacing w:line="279" w:lineRule="auto"/>
+              <w:jc w:val="center"/>
+              <w:rPr>
+                <w:rFonts w:ascii="Helvetica" w:hAnsi="Helvetica" w:eastAsia="Helvetica" w:cs="Helvetica"/>
+                <w:b w:val="0"/>
+                <w:bCs w:val="0"/>
+                <w:i w:val="0"/>
+                <w:iCs w:val="0"/>
+                <w:color w:val="000000" w:themeColor="text1" w:themeTint="FF" w:themeShade="FF"/>
+                <w:sz w:val="16"/>
+                <w:szCs w:val="16"/>
+              </w:rPr>
+            </w:pPr>
+          </w:p>
+        </w:tc>
+        <w:tc>
+          <w:tcPr>
+            <w:tcW w:w="1305" w:type="dxa"/>
+            <w:tcBorders>
+              <w:top w:val="single" w:color="000000" w:themeColor="text1" w:sz="6"/>
+              <w:left w:val="single" w:color="000000" w:themeColor="text1" w:sz="6"/>
+              <w:bottom w:val="single" w:color="000000" w:themeColor="text1" w:sz="6"/>
+              <w:right w:val="single" w:color="000000" w:themeColor="text1" w:sz="6"/>
+            </w:tcBorders>
+            <w:tcMar>
+              <w:top w:w="60" w:type="dxa"/>
+              <w:left w:w="60" w:type="dxa"/>
+              <w:bottom w:w="60" w:type="dxa"/>
+              <w:right w:w="60" w:type="dxa"/>
+            </w:tcMar>
+            <w:vAlign w:val="top"/>
+          </w:tcPr>
+          <w:p>
+            <w:pPr>
+              <w:pStyle w:val="Normal"/>
+              <w:bidi w:val="0"/>
+              <w:spacing w:line="279" w:lineRule="auto"/>
+              <w:jc w:val="center"/>
+              <w:rPr>
+                <w:rFonts w:ascii="Helvetica" w:hAnsi="Helvetica" w:eastAsia="Helvetica" w:cs="Helvetica"/>
+                <w:b w:val="0"/>
+                <w:bCs w:val="0"/>
+                <w:i w:val="0"/>
+                <w:iCs w:val="0"/>
+                <w:color w:val="000000" w:themeColor="text1" w:themeTint="FF" w:themeShade="FF"/>
+                <w:sz w:val="16"/>
+                <w:szCs w:val="16"/>
+              </w:rPr>
+            </w:pPr>
+          </w:p>
+        </w:tc>
+        <w:tc>
+          <w:tcPr>
+            <w:tcW w:w="1380" w:type="dxa"/>
+            <w:tcBorders>
+              <w:top w:val="single" w:color="000000" w:themeColor="text1" w:sz="6"/>
+              <w:left w:val="single" w:color="000000" w:themeColor="text1" w:sz="6"/>
+              <w:bottom w:val="single" w:color="000000" w:themeColor="text1" w:sz="6"/>
+              <w:right w:val="single" w:color="000000" w:themeColor="text1" w:sz="6"/>
+            </w:tcBorders>
+            <w:tcMar>
+              <w:top w:w="60" w:type="dxa"/>
+              <w:left w:w="60" w:type="dxa"/>
+              <w:bottom w:w="60" w:type="dxa"/>
+              <w:right w:w="60" w:type="dxa"/>
+            </w:tcMar>
+            <w:vAlign w:val="top"/>
+          </w:tcPr>
+          <w:p>
+            <w:pPr>
+              <w:pStyle w:val="Normal"/>
+              <w:bidi w:val="0"/>
+              <w:spacing w:line="279" w:lineRule="auto"/>
+              <w:jc w:val="center"/>
+              <w:rPr>
+                <w:rFonts w:ascii="Helvetica" w:hAnsi="Helvetica" w:eastAsia="Helvetica" w:cs="Helvetica"/>
+                <w:b w:val="0"/>
+                <w:bCs w:val="0"/>
+                <w:i w:val="0"/>
+                <w:iCs w:val="0"/>
+                <w:color w:val="000000" w:themeColor="text1" w:themeTint="FF" w:themeShade="FF"/>
+                <w:sz w:val="16"/>
+                <w:szCs w:val="16"/>
+              </w:rPr>
+            </w:pPr>
+          </w:p>
+        </w:tc>
+        <w:tc>
+          <w:tcPr>
+            <w:tcW w:w="1305" w:type="dxa"/>
+            <w:tcBorders>
+              <w:top w:val="single" w:color="000000" w:themeColor="text1" w:sz="6"/>
+              <w:left w:val="single" w:color="000000" w:themeColor="text1" w:sz="6"/>
+              <w:bottom w:val="single" w:color="000000" w:themeColor="text1" w:sz="6"/>
+              <w:right w:val="single" w:color="000000" w:themeColor="text1" w:sz="6"/>
+            </w:tcBorders>
+            <w:tcMar>
+              <w:top w:w="60" w:type="dxa"/>
+              <w:left w:w="60" w:type="dxa"/>
+              <w:bottom w:w="60" w:type="dxa"/>
+              <w:right w:w="60" w:type="dxa"/>
+            </w:tcMar>
+            <w:vAlign w:val="top"/>
+          </w:tcPr>
+          <w:p>
+            <w:pPr>
+              <w:pStyle w:val="Normal"/>
+              <w:suppressLineNumbers w:val="0"/>
+              <w:bidi w:val="0"/>
+              <w:spacing w:before="0" w:beforeAutospacing="off" w:after="150" w:afterAutospacing="off" w:line="279" w:lineRule="auto"/>
+              <w:ind w:left="0" w:right="0"/>
+              <w:jc w:val="center"/>
+              <w:rPr>
+                <w:rFonts w:ascii="Helvetica" w:hAnsi="Helvetica" w:eastAsia="Helvetica" w:cs="Helvetica"/>
+                <w:b w:val="0"/>
+                <w:bCs w:val="0"/>
+                <w:i w:val="0"/>
+                <w:iCs w:val="0"/>
+                <w:color w:val="000000" w:themeColor="text1" w:themeTint="FF" w:themeShade="FF"/>
+                <w:sz w:val="16"/>
+                <w:szCs w:val="16"/>
+              </w:rPr>
+            </w:pPr>
+            <w:r>
+              <w:rPr>
+                <w:rFonts w:ascii="Helvetica" w:hAnsi="Helvetica" w:eastAsia="Helvetica" w:cs="Helvetica"/>
+                <w:b w:val="0"/>
+                <w:bCs w:val="0"/>
+                <w:i w:val="0"/>
+                <w:iCs w:val="0"/>
+                <w:color w:val="000000" w:themeColor="text1" w:themeTint="FF" w:themeShade="FF"/>
+                <w:sz w:val="16"/>
+                <w:szCs w:val="16"/>
+              </w:rPr>
+              <w:t>Week</w:t>
+            </w:r>
+            <w:r>
+              <w:rPr>
+                <w:rFonts w:ascii="Helvetica" w:hAnsi="Helvetica" w:eastAsia="Helvetica" w:cs="Helvetica"/>
+                <w:b w:val="0"/>
+                <w:bCs w:val="0"/>
+                <w:i w:val="0"/>
+                <w:iCs w:val="0"/>
+                <w:color w:val="000000" w:themeColor="text1" w:themeTint="FF" w:themeShade="FF"/>
+                <w:sz w:val="16"/>
+                <w:szCs w:val="16"/>
+              </w:rPr>
+              <w:t xml:space="preserve"> 3</w:t>
+            </w:r>
+            <w:r>
+              <w:rPr>
+                <w:rFonts w:ascii="Helvetica" w:hAnsi="Helvetica" w:eastAsia="Helvetica" w:cs="Helvetica"/>
+                <w:b w:val="0"/>
+                <w:bCs w:val="0"/>
+                <w:i w:val="0"/>
+                <w:iCs w:val="0"/>
+                <w:color w:val="000000" w:themeColor="text1" w:themeTint="FF" w:themeShade="FF"/>
+                <w:sz w:val="16"/>
+                <w:szCs w:val="16"/>
+              </w:rPr>
+              <w:t xml:space="preserve"> total: </w:t>
+            </w:r>
+          </w:p>
+          <w:p>
+            <w:pPr>
+              <w:pStyle w:val="Normal"/>
+              <w:suppressLineNumbers w:val="0"/>
+              <w:bidi w:val="0"/>
+              <w:spacing w:before="0" w:beforeAutospacing="off" w:after="150" w:afterAutospacing="off" w:line="279" w:lineRule="auto"/>
+              <w:ind w:left="0" w:right="0"/>
+              <w:jc w:val="center"/>
+              <w:rPr>
+                <w:rFonts w:ascii="Helvetica" w:hAnsi="Helvetica" w:eastAsia="Helvetica" w:cs="Helvetica"/>
+                <w:b w:val="0"/>
+                <w:bCs w:val="0"/>
+                <w:i w:val="0"/>
+                <w:iCs w:val="0"/>
+                <w:color w:val="000000" w:themeColor="text1" w:themeTint="FF" w:themeShade="FF"/>
+                <w:sz w:val="16"/>
+                <w:szCs w:val="16"/>
+              </w:rPr>
+            </w:pPr>
+            <w:r>
+              <w:rPr>
+                <w:rFonts w:ascii="Helvetica" w:hAnsi="Helvetica" w:eastAsia="Helvetica" w:cs="Helvetica"/>
+                <w:b w:val="0"/>
+                <w:bCs w:val="0"/>
+                <w:i w:val="0"/>
+                <w:iCs w:val="0"/>
+                <w:color w:val="000000" w:themeColor="text1" w:themeTint="FF" w:themeShade="FF"/>
+                <w:sz w:val="16"/>
+                <w:szCs w:val="16"/>
+              </w:rPr>
+              <w:t>1</w:t>
+            </w:r>
+            <w:r>
+              <w:rPr>
+                <w:rFonts w:ascii="Helvetica" w:hAnsi="Helvetica" w:eastAsia="Helvetica" w:cs="Helvetica"/>
+                <w:b w:val="0"/>
+                <w:bCs w:val="0"/>
+                <w:i w:val="0"/>
+                <w:iCs w:val="0"/>
+                <w:color w:val="000000" w:themeColor="text1" w:themeTint="FF" w:themeShade="FF"/>
+                <w:sz w:val="16"/>
+                <w:szCs w:val="16"/>
+              </w:rPr>
+              <w:t>4</w:t>
+            </w:r>
+            <w:r>
+              <w:rPr>
+                <w:rFonts w:ascii="Helvetica" w:hAnsi="Helvetica" w:eastAsia="Helvetica" w:cs="Helvetica"/>
+                <w:b w:val="0"/>
+                <w:bCs w:val="0"/>
+                <w:i w:val="0"/>
+                <w:iCs w:val="0"/>
+                <w:color w:val="000000" w:themeColor="text1" w:themeTint="FF" w:themeShade="FF"/>
+                <w:sz w:val="16"/>
+                <w:szCs w:val="16"/>
+              </w:rPr>
+              <w:t>0 min</w:t>
+            </w:r>
+          </w:p>
+          <w:p>
+            <w:pPr>
+              <w:pStyle w:val="Normal"/>
+              <w:bidi w:val="0"/>
+              <w:spacing w:line="279" w:lineRule="auto"/>
+              <w:jc w:val="center"/>
+              <w:rPr>
+                <w:rFonts w:ascii="Helvetica" w:hAnsi="Helvetica" w:eastAsia="Helvetica" w:cs="Helvetica"/>
+                <w:b w:val="0"/>
+                <w:bCs w:val="0"/>
+                <w:i w:val="0"/>
+                <w:iCs w:val="0"/>
+                <w:color w:val="000000" w:themeColor="text1" w:themeTint="FF" w:themeShade="FF"/>
+                <w:sz w:val="16"/>
+                <w:szCs w:val="16"/>
+              </w:rPr>
             </w:pPr>
           </w:p>
         </w:tc>
       </w:tr>
     </w:tbl>
-    <w:p xmlns:wp14="http://schemas.microsoft.com/office/word/2010/wordml" wp14:paraId="2C078E63" wp14:textId="52C2B363"/>
+    <w:p xmlns:wp14="http://schemas.microsoft.com/office/word/2010/wordml" wp14:paraId="2C078E63" wp14:textId="2C0BA3E0"/>
     <w:sectPr>
       <w:pgSz w:w="12240" w:h="15840" w:orient="portrait"/>
       <w:pgMar w:top="1440" w:right="1440" w:bottom="1440" w:left="1440" w:header="720" w:footer="720" w:gutter="0"/>

--- a/docs/Time Log Kseniia.docx
+++ b/docs/Time Log Kseniia.docx
@@ -4635,6 +4635,1354 @@
                 <w:szCs w:val="16"/>
               </w:rPr>
               <w:t>4</w:t>
+            </w:r>
+            <w:r>
+              <w:rPr>
+                <w:rFonts w:ascii="Helvetica" w:hAnsi="Helvetica" w:eastAsia="Helvetica" w:cs="Helvetica"/>
+                <w:b w:val="0"/>
+                <w:bCs w:val="0"/>
+                <w:i w:val="0"/>
+                <w:iCs w:val="0"/>
+                <w:color w:val="000000" w:themeColor="text1" w:themeTint="FF" w:themeShade="FF"/>
+                <w:sz w:val="16"/>
+                <w:szCs w:val="16"/>
+              </w:rPr>
+              <w:t>0 min</w:t>
+            </w:r>
+          </w:p>
+          <w:p>
+            <w:pPr>
+              <w:pStyle w:val="Normal"/>
+              <w:bidi w:val="0"/>
+              <w:spacing w:line="279" w:lineRule="auto"/>
+              <w:jc w:val="center"/>
+              <w:rPr>
+                <w:rFonts w:ascii="Helvetica" w:hAnsi="Helvetica" w:eastAsia="Helvetica" w:cs="Helvetica"/>
+                <w:b w:val="0"/>
+                <w:bCs w:val="0"/>
+                <w:i w:val="0"/>
+                <w:iCs w:val="0"/>
+                <w:color w:val="000000" w:themeColor="text1" w:themeTint="FF" w:themeShade="FF"/>
+                <w:sz w:val="16"/>
+                <w:szCs w:val="16"/>
+              </w:rPr>
+            </w:pPr>
+          </w:p>
+        </w:tc>
+      </w:tr>
+      <w:tr>
+        <w:trPr>
+          <w:trHeight w:val="150"/>
+        </w:trPr>
+        <w:tc>
+          <w:tcPr>
+            <w:tcW w:w="1530" w:type="dxa"/>
+            <w:tcBorders>
+              <w:top w:val="single" w:color="000000" w:themeColor="text1" w:sz="6"/>
+              <w:left w:val="single" w:color="000000" w:themeColor="text1" w:sz="6"/>
+              <w:bottom w:val="single" w:color="000000" w:themeColor="text1" w:sz="6"/>
+              <w:right w:val="single" w:color="000000" w:themeColor="text1" w:sz="6"/>
+            </w:tcBorders>
+            <w:tcMar>
+              <w:top w:w="60" w:type="dxa"/>
+              <w:left w:w="60" w:type="dxa"/>
+              <w:bottom w:w="60" w:type="dxa"/>
+              <w:right w:w="60" w:type="dxa"/>
+            </w:tcMar>
+            <w:vAlign w:val="top"/>
+          </w:tcPr>
+          <w:p>
+            <w:pPr>
+              <w:bidi w:val="0"/>
+              <w:spacing w:before="0" w:beforeAutospacing="off" w:after="150" w:afterAutospacing="off"/>
+            </w:pPr>
+            <w:r>
+              <w:rPr>
+                <w:rFonts w:ascii="Calibri" w:hAnsi="Calibri" w:eastAsia="Calibri" w:cs="Calibri"/>
+                <w:b w:val="0"/>
+                <w:bCs w:val="0"/>
+                <w:i w:val="0"/>
+                <w:iCs w:val="0"/>
+                <w:noProof w:val="0"/>
+                <w:color w:val="000000" w:themeColor="text1" w:themeTint="FF" w:themeShade="FF"/>
+                <w:sz w:val="16"/>
+                <w:szCs w:val="16"/>
+                <w:lang w:val="en-US"/>
+              </w:rPr>
+              <w:t>Week 4: 10/05/26-10/11/26</w:t>
+            </w:r>
+          </w:p>
+          <w:p>
+            <w:pPr>
+              <w:bidi w:val="0"/>
+              <w:spacing w:before="0" w:beforeAutospacing="off" w:after="0" w:afterAutospacing="off"/>
+            </w:pPr>
+          </w:p>
+        </w:tc>
+        <w:tc>
+          <w:tcPr>
+            <w:tcW w:w="1500" w:type="dxa"/>
+            <w:tcBorders>
+              <w:top w:val="single" w:color="000000" w:themeColor="text1" w:sz="6"/>
+              <w:left w:val="single" w:color="000000" w:themeColor="text1" w:sz="6"/>
+              <w:bottom w:val="single" w:color="000000" w:themeColor="text1" w:sz="6"/>
+              <w:right w:val="single" w:color="000000" w:themeColor="text1" w:sz="6"/>
+            </w:tcBorders>
+            <w:tcMar>
+              <w:top w:w="60" w:type="dxa"/>
+              <w:left w:w="60" w:type="dxa"/>
+              <w:bottom w:w="60" w:type="dxa"/>
+              <w:right w:w="60" w:type="dxa"/>
+            </w:tcMar>
+            <w:vAlign w:val="top"/>
+          </w:tcPr>
+          <w:p>
+            <w:pPr>
+              <w:bidi w:val="0"/>
+              <w:spacing w:before="0" w:beforeAutospacing="off" w:after="0" w:afterAutospacing="off"/>
+            </w:pPr>
+            <w:r>
+              <w:rPr>
+                <w:rFonts w:ascii="Calibri" w:hAnsi="Calibri" w:eastAsia="Calibri" w:cs="Calibri"/>
+                <w:b w:val="0"/>
+                <w:bCs w:val="0"/>
+                <w:i w:val="0"/>
+                <w:iCs w:val="0"/>
+                <w:color w:val="000000" w:themeColor="text1" w:themeTint="FF" w:themeShade="FF"/>
+                <w:sz w:val="16"/>
+                <w:szCs w:val="16"/>
+              </w:rPr>
+              <w:t>Group meeting</w:t>
+            </w:r>
+          </w:p>
+        </w:tc>
+        <w:tc>
+          <w:tcPr>
+            <w:tcW w:w="1155" w:type="dxa"/>
+            <w:tcBorders>
+              <w:top w:val="single" w:color="000000" w:themeColor="text1" w:sz="6"/>
+              <w:left w:val="single" w:color="000000" w:themeColor="text1" w:sz="6"/>
+              <w:bottom w:val="single" w:color="000000" w:themeColor="text1" w:sz="6"/>
+              <w:right w:val="single" w:color="000000" w:themeColor="text1" w:sz="6"/>
+            </w:tcBorders>
+            <w:tcMar>
+              <w:top w:w="60" w:type="dxa"/>
+              <w:left w:w="60" w:type="dxa"/>
+              <w:bottom w:w="60" w:type="dxa"/>
+              <w:right w:w="60" w:type="dxa"/>
+            </w:tcMar>
+            <w:vAlign w:val="top"/>
+          </w:tcPr>
+          <w:p>
+            <w:pPr>
+              <w:bidi w:val="0"/>
+              <w:spacing w:before="0" w:beforeAutospacing="off" w:after="0" w:afterAutospacing="off"/>
+            </w:pPr>
+            <w:r>
+              <w:rPr>
+                <w:rFonts w:ascii="Calibri" w:hAnsi="Calibri" w:eastAsia="Calibri" w:cs="Calibri"/>
+                <w:b w:val="0"/>
+                <w:bCs w:val="0"/>
+                <w:i w:val="0"/>
+                <w:iCs w:val="0"/>
+                <w:color w:val="000000" w:themeColor="text1" w:themeTint="FF" w:themeShade="FF"/>
+                <w:sz w:val="16"/>
+                <w:szCs w:val="16"/>
+              </w:rPr>
+              <w:t>10/06/26</w:t>
+            </w:r>
+          </w:p>
+        </w:tc>
+        <w:tc>
+          <w:tcPr>
+            <w:tcW w:w="1305" w:type="dxa"/>
+            <w:tcBorders>
+              <w:top w:val="single" w:color="000000" w:themeColor="text1" w:sz="6"/>
+              <w:left w:val="single" w:color="000000" w:themeColor="text1" w:sz="6"/>
+              <w:bottom w:val="single" w:color="000000" w:themeColor="text1" w:sz="6"/>
+              <w:right w:val="single" w:color="000000" w:themeColor="text1" w:sz="6"/>
+            </w:tcBorders>
+            <w:tcMar>
+              <w:top w:w="60" w:type="dxa"/>
+              <w:left w:w="60" w:type="dxa"/>
+              <w:bottom w:w="60" w:type="dxa"/>
+              <w:right w:w="60" w:type="dxa"/>
+            </w:tcMar>
+            <w:vAlign w:val="top"/>
+          </w:tcPr>
+          <w:p>
+            <w:pPr>
+              <w:bidi w:val="0"/>
+              <w:spacing w:before="0" w:beforeAutospacing="off" w:after="0" w:afterAutospacing="off"/>
+            </w:pPr>
+            <w:r>
+              <w:rPr>
+                <w:rFonts w:ascii="Calibri" w:hAnsi="Calibri" w:eastAsia="Calibri" w:cs="Calibri"/>
+                <w:b w:val="0"/>
+                <w:bCs w:val="0"/>
+                <w:i w:val="0"/>
+                <w:iCs w:val="0"/>
+                <w:color w:val="000000" w:themeColor="text1" w:themeTint="FF" w:themeShade="FF"/>
+                <w:sz w:val="16"/>
+                <w:szCs w:val="16"/>
+              </w:rPr>
+              <w:t>4pm</w:t>
+            </w:r>
+          </w:p>
+        </w:tc>
+        <w:tc>
+          <w:tcPr>
+            <w:tcW w:w="1380" w:type="dxa"/>
+            <w:tcBorders>
+              <w:top w:val="single" w:color="000000" w:themeColor="text1" w:sz="6"/>
+              <w:left w:val="single" w:color="000000" w:themeColor="text1" w:sz="6"/>
+              <w:bottom w:val="single" w:color="000000" w:themeColor="text1" w:sz="6"/>
+              <w:right w:val="single" w:color="000000" w:themeColor="text1" w:sz="6"/>
+            </w:tcBorders>
+            <w:tcMar>
+              <w:top w:w="60" w:type="dxa"/>
+              <w:left w:w="60" w:type="dxa"/>
+              <w:bottom w:w="60" w:type="dxa"/>
+              <w:right w:w="60" w:type="dxa"/>
+            </w:tcMar>
+            <w:vAlign w:val="top"/>
+          </w:tcPr>
+          <w:p>
+            <w:pPr>
+              <w:bidi w:val="0"/>
+              <w:spacing w:before="0" w:beforeAutospacing="off" w:after="0" w:afterAutospacing="off"/>
+            </w:pPr>
+            <w:r>
+              <w:rPr>
+                <w:rFonts w:ascii="Calibri" w:hAnsi="Calibri" w:eastAsia="Calibri" w:cs="Calibri"/>
+                <w:b w:val="0"/>
+                <w:bCs w:val="0"/>
+                <w:i w:val="0"/>
+                <w:iCs w:val="0"/>
+                <w:color w:val="000000" w:themeColor="text1" w:themeTint="FF" w:themeShade="FF"/>
+                <w:sz w:val="16"/>
+                <w:szCs w:val="16"/>
+              </w:rPr>
+              <w:t>4:30pm</w:t>
+            </w:r>
+          </w:p>
+        </w:tc>
+        <w:tc>
+          <w:tcPr>
+            <w:tcW w:w="1305" w:type="dxa"/>
+            <w:tcBorders>
+              <w:top w:val="single" w:color="000000" w:themeColor="text1" w:sz="6"/>
+              <w:left w:val="single" w:color="000000" w:themeColor="text1" w:sz="6"/>
+              <w:bottom w:val="single" w:color="000000" w:themeColor="text1" w:sz="6"/>
+              <w:right w:val="single" w:color="000000" w:themeColor="text1" w:sz="6"/>
+            </w:tcBorders>
+            <w:tcMar>
+              <w:top w:w="60" w:type="dxa"/>
+              <w:left w:w="60" w:type="dxa"/>
+              <w:bottom w:w="60" w:type="dxa"/>
+              <w:right w:w="60" w:type="dxa"/>
+            </w:tcMar>
+            <w:vAlign w:val="top"/>
+          </w:tcPr>
+          <w:p>
+            <w:pPr>
+              <w:bidi w:val="0"/>
+              <w:spacing w:before="0" w:beforeAutospacing="off" w:after="0" w:afterAutospacing="off"/>
+            </w:pPr>
+            <w:r>
+              <w:rPr>
+                <w:rFonts w:ascii="Calibri" w:hAnsi="Calibri" w:eastAsia="Calibri" w:cs="Calibri"/>
+                <w:b w:val="0"/>
+                <w:bCs w:val="0"/>
+                <w:i w:val="0"/>
+                <w:iCs w:val="0"/>
+                <w:color w:val="000000" w:themeColor="text1" w:themeTint="FF" w:themeShade="FF"/>
+                <w:sz w:val="16"/>
+                <w:szCs w:val="16"/>
+              </w:rPr>
+              <w:t>30min</w:t>
+            </w:r>
+          </w:p>
+        </w:tc>
+      </w:tr>
+      <w:tr>
+        <w:trPr>
+          <w:trHeight w:val="150"/>
+        </w:trPr>
+        <w:tc>
+          <w:tcPr>
+            <w:tcW w:w="1530" w:type="dxa"/>
+            <w:tcBorders>
+              <w:top w:val="single" w:color="000000" w:themeColor="text1" w:sz="6"/>
+              <w:left w:val="single" w:color="000000" w:themeColor="text1" w:sz="6"/>
+              <w:bottom w:val="single" w:color="000000" w:themeColor="text1" w:sz="6"/>
+              <w:right w:val="single" w:color="000000" w:themeColor="text1" w:sz="6"/>
+            </w:tcBorders>
+            <w:tcMar>
+              <w:top w:w="60" w:type="dxa"/>
+              <w:left w:w="60" w:type="dxa"/>
+              <w:bottom w:w="60" w:type="dxa"/>
+              <w:right w:w="60" w:type="dxa"/>
+            </w:tcMar>
+            <w:vAlign w:val="top"/>
+          </w:tcPr>
+          <w:p>
+            <w:pPr>
+              <w:pStyle w:val="Normal"/>
+              <w:bidi w:val="0"/>
+              <w:rPr>
+                <w:rFonts w:ascii="Calibri" w:hAnsi="Calibri" w:eastAsia="Calibri" w:cs="Calibri"/>
+                <w:b w:val="0"/>
+                <w:bCs w:val="0"/>
+                <w:i w:val="0"/>
+                <w:iCs w:val="0"/>
+                <w:noProof w:val="0"/>
+                <w:color w:val="000000" w:themeColor="text1" w:themeTint="FF" w:themeShade="FF"/>
+                <w:sz w:val="16"/>
+                <w:szCs w:val="16"/>
+                <w:lang w:val="en-US"/>
+              </w:rPr>
+            </w:pPr>
+          </w:p>
+        </w:tc>
+        <w:tc>
+          <w:tcPr>
+            <w:tcW w:w="1500" w:type="dxa"/>
+            <w:tcBorders>
+              <w:top w:val="single" w:color="000000" w:themeColor="text1" w:sz="6"/>
+              <w:left w:val="single" w:color="000000" w:themeColor="text1" w:sz="6"/>
+              <w:bottom w:val="single" w:color="000000" w:themeColor="text1" w:sz="6"/>
+              <w:right w:val="single" w:color="000000" w:themeColor="text1" w:sz="6"/>
+            </w:tcBorders>
+            <w:tcMar>
+              <w:top w:w="60" w:type="dxa"/>
+              <w:left w:w="60" w:type="dxa"/>
+              <w:bottom w:w="60" w:type="dxa"/>
+              <w:right w:w="60" w:type="dxa"/>
+            </w:tcMar>
+            <w:vAlign w:val="top"/>
+          </w:tcPr>
+          <w:p>
+            <w:pPr>
+              <w:bidi w:val="0"/>
+              <w:jc w:val="center"/>
+            </w:pPr>
+            <w:r>
+              <w:rPr>
+                <w:rFonts w:ascii="Calibri" w:hAnsi="Calibri" w:eastAsia="Calibri" w:cs="Calibri"/>
+                <w:b w:val="0"/>
+                <w:bCs w:val="0"/>
+                <w:i w:val="0"/>
+                <w:iCs w:val="0"/>
+                <w:noProof w:val="0"/>
+                <w:color w:val="000000" w:themeColor="text1" w:themeTint="FF" w:themeShade="FF"/>
+                <w:sz w:val="16"/>
+                <w:szCs w:val="16"/>
+                <w:lang w:val="en-US"/>
+              </w:rPr>
+              <w:t>Class Diagram and Class Descriptions</w:t>
+            </w:r>
+          </w:p>
+        </w:tc>
+        <w:tc>
+          <w:tcPr>
+            <w:tcW w:w="1155" w:type="dxa"/>
+            <w:tcBorders>
+              <w:top w:val="single" w:color="000000" w:themeColor="text1" w:sz="6"/>
+              <w:left w:val="single" w:color="000000" w:themeColor="text1" w:sz="6"/>
+              <w:bottom w:val="single" w:color="000000" w:themeColor="text1" w:sz="6"/>
+              <w:right w:val="single" w:color="000000" w:themeColor="text1" w:sz="6"/>
+            </w:tcBorders>
+            <w:tcMar>
+              <w:top w:w="60" w:type="dxa"/>
+              <w:left w:w="60" w:type="dxa"/>
+              <w:bottom w:w="60" w:type="dxa"/>
+              <w:right w:w="60" w:type="dxa"/>
+            </w:tcMar>
+            <w:vAlign w:val="top"/>
+          </w:tcPr>
+          <w:p>
+            <w:pPr>
+              <w:bidi w:val="0"/>
+              <w:spacing w:before="0" w:beforeAutospacing="off" w:after="0" w:afterAutospacing="off"/>
+              <w:jc w:val="center"/>
+            </w:pPr>
+            <w:r>
+              <w:rPr>
+                <w:rFonts w:ascii="Calibri" w:hAnsi="Calibri" w:eastAsia="Calibri" w:cs="Calibri"/>
+                <w:b w:val="0"/>
+                <w:bCs w:val="0"/>
+                <w:i w:val="0"/>
+                <w:iCs w:val="0"/>
+                <w:noProof w:val="0"/>
+                <w:color w:val="000000" w:themeColor="text1" w:themeTint="FF" w:themeShade="FF"/>
+                <w:sz w:val="16"/>
+                <w:szCs w:val="16"/>
+                <w:lang w:val="en-US"/>
+              </w:rPr>
+              <w:t>10/0</w:t>
+            </w:r>
+            <w:r>
+              <w:rPr>
+                <w:rFonts w:ascii="Calibri" w:hAnsi="Calibri" w:eastAsia="Calibri" w:cs="Calibri"/>
+                <w:b w:val="0"/>
+                <w:bCs w:val="0"/>
+                <w:i w:val="0"/>
+                <w:iCs w:val="0"/>
+                <w:noProof w:val="0"/>
+                <w:color w:val="000000" w:themeColor="text1" w:themeTint="FF" w:themeShade="FF"/>
+                <w:sz w:val="16"/>
+                <w:szCs w:val="16"/>
+                <w:lang w:val="en-US"/>
+              </w:rPr>
+              <w:t>9</w:t>
+            </w:r>
+            <w:r>
+              <w:rPr>
+                <w:rFonts w:ascii="Calibri" w:hAnsi="Calibri" w:eastAsia="Calibri" w:cs="Calibri"/>
+                <w:b w:val="0"/>
+                <w:bCs w:val="0"/>
+                <w:i w:val="0"/>
+                <w:iCs w:val="0"/>
+                <w:noProof w:val="0"/>
+                <w:color w:val="000000" w:themeColor="text1" w:themeTint="FF" w:themeShade="FF"/>
+                <w:sz w:val="16"/>
+                <w:szCs w:val="16"/>
+                <w:lang w:val="en-US"/>
+              </w:rPr>
+              <w:t>/26</w:t>
+            </w:r>
+          </w:p>
+          <w:p>
+            <w:pPr>
+              <w:pStyle w:val="Normal"/>
+              <w:bidi w:val="0"/>
+              <w:jc w:val="center"/>
+              <w:rPr>
+                <w:rFonts w:ascii="Calibri" w:hAnsi="Calibri" w:eastAsia="Calibri" w:cs="Calibri"/>
+                <w:b w:val="0"/>
+                <w:bCs w:val="0"/>
+                <w:i w:val="0"/>
+                <w:iCs w:val="0"/>
+                <w:noProof w:val="0"/>
+                <w:color w:val="000000" w:themeColor="text1" w:themeTint="FF" w:themeShade="FF"/>
+                <w:sz w:val="16"/>
+                <w:szCs w:val="16"/>
+                <w:lang w:val="en-US"/>
+              </w:rPr>
+            </w:pPr>
+          </w:p>
+        </w:tc>
+        <w:tc>
+          <w:tcPr>
+            <w:tcW w:w="1305" w:type="dxa"/>
+            <w:tcBorders>
+              <w:top w:val="single" w:color="000000" w:themeColor="text1" w:sz="6"/>
+              <w:left w:val="single" w:color="000000" w:themeColor="text1" w:sz="6"/>
+              <w:bottom w:val="single" w:color="000000" w:themeColor="text1" w:sz="6"/>
+              <w:right w:val="single" w:color="000000" w:themeColor="text1" w:sz="6"/>
+            </w:tcBorders>
+            <w:tcMar>
+              <w:top w:w="60" w:type="dxa"/>
+              <w:left w:w="60" w:type="dxa"/>
+              <w:bottom w:w="60" w:type="dxa"/>
+              <w:right w:w="60" w:type="dxa"/>
+            </w:tcMar>
+            <w:vAlign w:val="top"/>
+          </w:tcPr>
+          <w:p>
+            <w:pPr>
+              <w:pStyle w:val="Normal"/>
+              <w:bidi w:val="0"/>
+              <w:jc w:val="center"/>
+            </w:pPr>
+            <w:r>
+              <w:rPr>
+                <w:rFonts w:ascii="Calibri" w:hAnsi="Calibri" w:eastAsia="Calibri" w:cs="Calibri"/>
+                <w:b w:val="0"/>
+                <w:bCs w:val="0"/>
+                <w:i w:val="0"/>
+                <w:iCs w:val="0"/>
+                <w:noProof w:val="0"/>
+                <w:color w:val="000000" w:themeColor="text1" w:themeTint="FF" w:themeShade="FF"/>
+                <w:sz w:val="16"/>
+                <w:szCs w:val="16"/>
+                <w:lang w:val="en-US"/>
+              </w:rPr>
+              <w:t>11 am</w:t>
+            </w:r>
+          </w:p>
+        </w:tc>
+        <w:tc>
+          <w:tcPr>
+            <w:tcW w:w="1380" w:type="dxa"/>
+            <w:tcBorders>
+              <w:top w:val="single" w:color="000000" w:themeColor="text1" w:sz="6"/>
+              <w:left w:val="single" w:color="000000" w:themeColor="text1" w:sz="6"/>
+              <w:bottom w:val="single" w:color="000000" w:themeColor="text1" w:sz="6"/>
+              <w:right w:val="single" w:color="000000" w:themeColor="text1" w:sz="6"/>
+            </w:tcBorders>
+            <w:tcMar>
+              <w:top w:w="60" w:type="dxa"/>
+              <w:left w:w="60" w:type="dxa"/>
+              <w:bottom w:w="60" w:type="dxa"/>
+              <w:right w:w="60" w:type="dxa"/>
+            </w:tcMar>
+            <w:vAlign w:val="top"/>
+          </w:tcPr>
+          <w:p>
+            <w:pPr>
+              <w:pStyle w:val="Normal"/>
+              <w:bidi w:val="0"/>
+              <w:jc w:val="center"/>
+            </w:pPr>
+            <w:r>
+              <w:rPr>
+                <w:rFonts w:ascii="Calibri" w:hAnsi="Calibri" w:eastAsia="Calibri" w:cs="Calibri"/>
+                <w:b w:val="0"/>
+                <w:bCs w:val="0"/>
+                <w:i w:val="0"/>
+                <w:iCs w:val="0"/>
+                <w:noProof w:val="0"/>
+                <w:color w:val="000000" w:themeColor="text1" w:themeTint="FF" w:themeShade="FF"/>
+                <w:sz w:val="16"/>
+                <w:szCs w:val="16"/>
+                <w:lang w:val="en-US"/>
+              </w:rPr>
+              <w:t>12:</w:t>
+            </w:r>
+            <w:r>
+              <w:rPr>
+                <w:rFonts w:ascii="Calibri" w:hAnsi="Calibri" w:eastAsia="Calibri" w:cs="Calibri"/>
+                <w:b w:val="0"/>
+                <w:bCs w:val="0"/>
+                <w:i w:val="0"/>
+                <w:iCs w:val="0"/>
+                <w:noProof w:val="0"/>
+                <w:color w:val="000000" w:themeColor="text1" w:themeTint="FF" w:themeShade="FF"/>
+                <w:sz w:val="16"/>
+                <w:szCs w:val="16"/>
+                <w:lang w:val="en-US"/>
+              </w:rPr>
+              <w:t>3</w:t>
+            </w:r>
+            <w:r>
+              <w:rPr>
+                <w:rFonts w:ascii="Calibri" w:hAnsi="Calibri" w:eastAsia="Calibri" w:cs="Calibri"/>
+                <w:b w:val="0"/>
+                <w:bCs w:val="0"/>
+                <w:i w:val="0"/>
+                <w:iCs w:val="0"/>
+                <w:noProof w:val="0"/>
+                <w:color w:val="000000" w:themeColor="text1" w:themeTint="FF" w:themeShade="FF"/>
+                <w:sz w:val="16"/>
+                <w:szCs w:val="16"/>
+                <w:lang w:val="en-US"/>
+              </w:rPr>
+              <w:t>0 pm</w:t>
+            </w:r>
+          </w:p>
+        </w:tc>
+        <w:tc>
+          <w:tcPr>
+            <w:tcW w:w="1305" w:type="dxa"/>
+            <w:tcBorders>
+              <w:top w:val="single" w:color="000000" w:themeColor="text1" w:sz="6"/>
+              <w:left w:val="single" w:color="000000" w:themeColor="text1" w:sz="6"/>
+              <w:bottom w:val="single" w:color="000000" w:themeColor="text1" w:sz="6"/>
+              <w:right w:val="single" w:color="000000" w:themeColor="text1" w:sz="6"/>
+            </w:tcBorders>
+            <w:tcMar>
+              <w:top w:w="60" w:type="dxa"/>
+              <w:left w:w="60" w:type="dxa"/>
+              <w:bottom w:w="60" w:type="dxa"/>
+              <w:right w:w="60" w:type="dxa"/>
+            </w:tcMar>
+            <w:vAlign w:val="top"/>
+          </w:tcPr>
+          <w:p>
+            <w:pPr>
+              <w:pStyle w:val="Normal"/>
+              <w:bidi w:val="0"/>
+              <w:jc w:val="center"/>
+            </w:pPr>
+            <w:r>
+              <w:rPr>
+                <w:rFonts w:ascii="Calibri" w:hAnsi="Calibri" w:eastAsia="Calibri" w:cs="Calibri"/>
+                <w:b w:val="0"/>
+                <w:bCs w:val="0"/>
+                <w:i w:val="0"/>
+                <w:iCs w:val="0"/>
+                <w:noProof w:val="0"/>
+                <w:color w:val="000000" w:themeColor="text1" w:themeTint="FF" w:themeShade="FF"/>
+                <w:sz w:val="16"/>
+                <w:szCs w:val="16"/>
+                <w:lang w:val="en-US"/>
+              </w:rPr>
+              <w:t>9</w:t>
+            </w:r>
+            <w:r>
+              <w:rPr>
+                <w:rFonts w:ascii="Calibri" w:hAnsi="Calibri" w:eastAsia="Calibri" w:cs="Calibri"/>
+                <w:b w:val="0"/>
+                <w:bCs w:val="0"/>
+                <w:i w:val="0"/>
+                <w:iCs w:val="0"/>
+                <w:noProof w:val="0"/>
+                <w:color w:val="000000" w:themeColor="text1" w:themeTint="FF" w:themeShade="FF"/>
+                <w:sz w:val="16"/>
+                <w:szCs w:val="16"/>
+                <w:lang w:val="en-US"/>
+              </w:rPr>
+              <w:t>0 min</w:t>
+            </w:r>
+          </w:p>
+        </w:tc>
+      </w:tr>
+      <w:tr>
+        <w:trPr>
+          <w:trHeight w:val="150"/>
+        </w:trPr>
+        <w:tc>
+          <w:tcPr>
+            <w:tcW w:w="1530" w:type="dxa"/>
+            <w:tcBorders>
+              <w:top w:val="single" w:color="000000" w:themeColor="text1" w:sz="6"/>
+              <w:left w:val="single" w:color="000000" w:themeColor="text1" w:sz="6"/>
+              <w:bottom w:val="single" w:color="000000" w:themeColor="text1" w:sz="6"/>
+              <w:right w:val="single" w:color="000000" w:themeColor="text1" w:sz="6"/>
+            </w:tcBorders>
+            <w:tcMar>
+              <w:top w:w="60" w:type="dxa"/>
+              <w:left w:w="60" w:type="dxa"/>
+              <w:bottom w:w="60" w:type="dxa"/>
+              <w:right w:w="60" w:type="dxa"/>
+            </w:tcMar>
+            <w:vAlign w:val="top"/>
+          </w:tcPr>
+          <w:p>
+            <w:pPr>
+              <w:pStyle w:val="Normal"/>
+              <w:bidi w:val="0"/>
+              <w:jc w:val="center"/>
+              <w:rPr>
+                <w:rFonts w:ascii="Calibri" w:hAnsi="Calibri" w:eastAsia="Calibri" w:cs="Calibri"/>
+                <w:b w:val="0"/>
+                <w:bCs w:val="0"/>
+                <w:i w:val="0"/>
+                <w:iCs w:val="0"/>
+                <w:noProof w:val="0"/>
+                <w:color w:val="000000" w:themeColor="text1" w:themeTint="FF" w:themeShade="FF"/>
+                <w:sz w:val="16"/>
+                <w:szCs w:val="16"/>
+                <w:lang w:val="en-US"/>
+              </w:rPr>
+            </w:pPr>
+          </w:p>
+        </w:tc>
+        <w:tc>
+          <w:tcPr>
+            <w:tcW w:w="1500" w:type="dxa"/>
+            <w:tcBorders>
+              <w:top w:val="single" w:color="000000" w:themeColor="text1" w:sz="6"/>
+              <w:left w:val="single" w:color="000000" w:themeColor="text1" w:sz="6"/>
+              <w:bottom w:val="single" w:color="000000" w:themeColor="text1" w:sz="6"/>
+              <w:right w:val="single" w:color="000000" w:themeColor="text1" w:sz="6"/>
+            </w:tcBorders>
+            <w:tcMar>
+              <w:top w:w="60" w:type="dxa"/>
+              <w:left w:w="60" w:type="dxa"/>
+              <w:bottom w:w="60" w:type="dxa"/>
+              <w:right w:w="60" w:type="dxa"/>
+            </w:tcMar>
+            <w:vAlign w:val="top"/>
+          </w:tcPr>
+          <w:p>
+            <w:pPr>
+              <w:pStyle w:val="Normal"/>
+              <w:suppressLineNumbers w:val="0"/>
+              <w:bidi w:val="0"/>
+              <w:spacing w:before="0" w:beforeAutospacing="off" w:after="150" w:afterAutospacing="off" w:line="279" w:lineRule="auto"/>
+              <w:ind w:left="0" w:right="0"/>
+              <w:jc w:val="center"/>
+              <w:rPr>
+                <w:rFonts w:ascii="Helvetica" w:hAnsi="Helvetica" w:eastAsia="Helvetica" w:cs="Helvetica"/>
+                <w:b w:val="0"/>
+                <w:bCs w:val="0"/>
+                <w:i w:val="0"/>
+                <w:iCs w:val="0"/>
+                <w:color w:val="000000" w:themeColor="text1" w:themeTint="FF" w:themeShade="FF"/>
+                <w:sz w:val="16"/>
+                <w:szCs w:val="16"/>
+              </w:rPr>
+            </w:pPr>
+            <w:r>
+              <w:rPr>
+                <w:rFonts w:ascii="Helvetica" w:hAnsi="Helvetica" w:eastAsia="Helvetica" w:cs="Helvetica"/>
+                <w:b w:val="0"/>
+                <w:bCs w:val="0"/>
+                <w:i w:val="0"/>
+                <w:iCs w:val="0"/>
+                <w:color w:val="000000" w:themeColor="text1" w:themeTint="FF" w:themeShade="FF"/>
+                <w:sz w:val="16"/>
+                <w:szCs w:val="16"/>
+              </w:rPr>
+              <w:t>Uploading doc to github</w:t>
+            </w:r>
+          </w:p>
+        </w:tc>
+        <w:tc>
+          <w:tcPr>
+            <w:tcW w:w="1155" w:type="dxa"/>
+            <w:tcBorders>
+              <w:top w:val="single" w:color="000000" w:themeColor="text1" w:sz="6"/>
+              <w:left w:val="single" w:color="000000" w:themeColor="text1" w:sz="6"/>
+              <w:bottom w:val="single" w:color="000000" w:themeColor="text1" w:sz="6"/>
+              <w:right w:val="single" w:color="000000" w:themeColor="text1" w:sz="6"/>
+            </w:tcBorders>
+            <w:tcMar>
+              <w:top w:w="60" w:type="dxa"/>
+              <w:left w:w="60" w:type="dxa"/>
+              <w:bottom w:w="60" w:type="dxa"/>
+              <w:right w:w="60" w:type="dxa"/>
+            </w:tcMar>
+            <w:vAlign w:val="top"/>
+          </w:tcPr>
+          <w:p>
+            <w:pPr>
+              <w:pStyle w:val="Normal"/>
+              <w:suppressLineNumbers w:val="0"/>
+              <w:bidi w:val="0"/>
+              <w:spacing w:before="0" w:beforeAutospacing="off" w:after="150" w:afterAutospacing="off" w:line="279" w:lineRule="auto"/>
+              <w:ind w:left="0" w:right="0"/>
+              <w:jc w:val="center"/>
+              <w:rPr>
+                <w:rFonts w:ascii="Helvetica" w:hAnsi="Helvetica" w:eastAsia="Helvetica" w:cs="Helvetica"/>
+                <w:b w:val="0"/>
+                <w:bCs w:val="0"/>
+                <w:i w:val="0"/>
+                <w:iCs w:val="0"/>
+                <w:color w:val="000000" w:themeColor="text1" w:themeTint="FF" w:themeShade="FF"/>
+                <w:sz w:val="16"/>
+                <w:szCs w:val="16"/>
+              </w:rPr>
+            </w:pPr>
+            <w:r>
+              <w:rPr>
+                <w:rFonts w:ascii="Helvetica" w:hAnsi="Helvetica" w:eastAsia="Helvetica" w:cs="Helvetica"/>
+                <w:b w:val="0"/>
+                <w:bCs w:val="0"/>
+                <w:i w:val="0"/>
+                <w:iCs w:val="0"/>
+                <w:color w:val="000000" w:themeColor="text1" w:themeTint="FF" w:themeShade="FF"/>
+                <w:sz w:val="16"/>
+                <w:szCs w:val="16"/>
+              </w:rPr>
+              <w:t>10</w:t>
+            </w:r>
+            <w:r>
+              <w:rPr>
+                <w:rFonts w:ascii="Helvetica" w:hAnsi="Helvetica" w:eastAsia="Helvetica" w:cs="Helvetica"/>
+                <w:b w:val="0"/>
+                <w:bCs w:val="0"/>
+                <w:i w:val="0"/>
+                <w:iCs w:val="0"/>
+                <w:color w:val="000000" w:themeColor="text1" w:themeTint="FF" w:themeShade="FF"/>
+                <w:sz w:val="16"/>
+                <w:szCs w:val="16"/>
+              </w:rPr>
+              <w:t>/</w:t>
+            </w:r>
+            <w:r>
+              <w:rPr>
+                <w:rFonts w:ascii="Helvetica" w:hAnsi="Helvetica" w:eastAsia="Helvetica" w:cs="Helvetica"/>
+                <w:b w:val="0"/>
+                <w:bCs w:val="0"/>
+                <w:i w:val="0"/>
+                <w:iCs w:val="0"/>
+                <w:color w:val="000000" w:themeColor="text1" w:themeTint="FF" w:themeShade="FF"/>
+                <w:sz w:val="16"/>
+                <w:szCs w:val="16"/>
+              </w:rPr>
+              <w:t>11</w:t>
+            </w:r>
+            <w:r>
+              <w:rPr>
+                <w:rFonts w:ascii="Helvetica" w:hAnsi="Helvetica" w:eastAsia="Helvetica" w:cs="Helvetica"/>
+                <w:b w:val="0"/>
+                <w:bCs w:val="0"/>
+                <w:i w:val="0"/>
+                <w:iCs w:val="0"/>
+                <w:color w:val="000000" w:themeColor="text1" w:themeTint="FF" w:themeShade="FF"/>
+                <w:sz w:val="16"/>
+                <w:szCs w:val="16"/>
+              </w:rPr>
+              <w:t>/26</w:t>
+            </w:r>
+          </w:p>
+        </w:tc>
+        <w:tc>
+          <w:tcPr>
+            <w:tcW w:w="1305" w:type="dxa"/>
+            <w:tcBorders>
+              <w:top w:val="single" w:color="000000" w:themeColor="text1" w:sz="6"/>
+              <w:left w:val="single" w:color="000000" w:themeColor="text1" w:sz="6"/>
+              <w:bottom w:val="single" w:color="000000" w:themeColor="text1" w:sz="6"/>
+              <w:right w:val="single" w:color="000000" w:themeColor="text1" w:sz="6"/>
+            </w:tcBorders>
+            <w:tcMar>
+              <w:top w:w="60" w:type="dxa"/>
+              <w:left w:w="60" w:type="dxa"/>
+              <w:bottom w:w="60" w:type="dxa"/>
+              <w:right w:w="60" w:type="dxa"/>
+            </w:tcMar>
+            <w:vAlign w:val="top"/>
+          </w:tcPr>
+          <w:p>
+            <w:pPr>
+              <w:pStyle w:val="Normal"/>
+              <w:suppressLineNumbers w:val="0"/>
+              <w:bidi w:val="0"/>
+              <w:spacing w:before="0" w:beforeAutospacing="off" w:after="150" w:afterAutospacing="off" w:line="279" w:lineRule="auto"/>
+              <w:ind w:left="0" w:right="0"/>
+              <w:jc w:val="center"/>
+              <w:rPr>
+                <w:rFonts w:ascii="Helvetica" w:hAnsi="Helvetica" w:eastAsia="Helvetica" w:cs="Helvetica"/>
+                <w:b w:val="0"/>
+                <w:bCs w:val="0"/>
+                <w:i w:val="0"/>
+                <w:iCs w:val="0"/>
+                <w:color w:val="000000" w:themeColor="text1" w:themeTint="FF" w:themeShade="FF"/>
+                <w:sz w:val="16"/>
+                <w:szCs w:val="16"/>
+              </w:rPr>
+            </w:pPr>
+            <w:r>
+              <w:rPr>
+                <w:rFonts w:ascii="Helvetica" w:hAnsi="Helvetica" w:eastAsia="Helvetica" w:cs="Helvetica"/>
+                <w:b w:val="0"/>
+                <w:bCs w:val="0"/>
+                <w:i w:val="0"/>
+                <w:iCs w:val="0"/>
+                <w:color w:val="000000" w:themeColor="text1" w:themeTint="FF" w:themeShade="FF"/>
+                <w:sz w:val="16"/>
+                <w:szCs w:val="16"/>
+              </w:rPr>
+              <w:t>3</w:t>
+            </w:r>
+            <w:r>
+              <w:rPr>
+                <w:rFonts w:ascii="Helvetica" w:hAnsi="Helvetica" w:eastAsia="Helvetica" w:cs="Helvetica"/>
+                <w:b w:val="0"/>
+                <w:bCs w:val="0"/>
+                <w:i w:val="0"/>
+                <w:iCs w:val="0"/>
+                <w:color w:val="000000" w:themeColor="text1" w:themeTint="FF" w:themeShade="FF"/>
+                <w:sz w:val="16"/>
+                <w:szCs w:val="16"/>
+              </w:rPr>
+              <w:t>:</w:t>
+            </w:r>
+            <w:r>
+              <w:rPr>
+                <w:rFonts w:ascii="Helvetica" w:hAnsi="Helvetica" w:eastAsia="Helvetica" w:cs="Helvetica"/>
+                <w:b w:val="0"/>
+                <w:bCs w:val="0"/>
+                <w:i w:val="0"/>
+                <w:iCs w:val="0"/>
+                <w:color w:val="000000" w:themeColor="text1" w:themeTint="FF" w:themeShade="FF"/>
+                <w:sz w:val="16"/>
+                <w:szCs w:val="16"/>
+              </w:rPr>
+              <w:t>1</w:t>
+            </w:r>
+            <w:r>
+              <w:rPr>
+                <w:rFonts w:ascii="Helvetica" w:hAnsi="Helvetica" w:eastAsia="Helvetica" w:cs="Helvetica"/>
+                <w:b w:val="0"/>
+                <w:bCs w:val="0"/>
+                <w:i w:val="0"/>
+                <w:iCs w:val="0"/>
+                <w:color w:val="000000" w:themeColor="text1" w:themeTint="FF" w:themeShade="FF"/>
+                <w:sz w:val="16"/>
+                <w:szCs w:val="16"/>
+              </w:rPr>
+              <w:t>0 pm</w:t>
+            </w:r>
+          </w:p>
+        </w:tc>
+        <w:tc>
+          <w:tcPr>
+            <w:tcW w:w="1380" w:type="dxa"/>
+            <w:tcBorders>
+              <w:top w:val="single" w:color="000000" w:themeColor="text1" w:sz="6"/>
+              <w:left w:val="single" w:color="000000" w:themeColor="text1" w:sz="6"/>
+              <w:bottom w:val="single" w:color="000000" w:themeColor="text1" w:sz="6"/>
+              <w:right w:val="single" w:color="000000" w:themeColor="text1" w:sz="6"/>
+            </w:tcBorders>
+            <w:tcMar>
+              <w:top w:w="60" w:type="dxa"/>
+              <w:left w:w="60" w:type="dxa"/>
+              <w:bottom w:w="60" w:type="dxa"/>
+              <w:right w:w="60" w:type="dxa"/>
+            </w:tcMar>
+            <w:vAlign w:val="top"/>
+          </w:tcPr>
+          <w:p>
+            <w:pPr>
+              <w:pStyle w:val="Normal"/>
+              <w:suppressLineNumbers w:val="0"/>
+              <w:bidi w:val="0"/>
+              <w:spacing w:before="0" w:beforeAutospacing="off" w:after="150" w:afterAutospacing="off" w:line="279" w:lineRule="auto"/>
+              <w:ind w:left="0" w:right="0"/>
+              <w:jc w:val="center"/>
+              <w:rPr>
+                <w:rFonts w:ascii="Helvetica" w:hAnsi="Helvetica" w:eastAsia="Helvetica" w:cs="Helvetica"/>
+                <w:b w:val="0"/>
+                <w:bCs w:val="0"/>
+                <w:i w:val="0"/>
+                <w:iCs w:val="0"/>
+                <w:color w:val="000000" w:themeColor="text1" w:themeTint="FF" w:themeShade="FF"/>
+                <w:sz w:val="16"/>
+                <w:szCs w:val="16"/>
+              </w:rPr>
+            </w:pPr>
+            <w:r>
+              <w:rPr>
+                <w:rFonts w:ascii="Helvetica" w:hAnsi="Helvetica" w:eastAsia="Helvetica" w:cs="Helvetica"/>
+                <w:b w:val="0"/>
+                <w:bCs w:val="0"/>
+                <w:i w:val="0"/>
+                <w:iCs w:val="0"/>
+                <w:color w:val="000000" w:themeColor="text1" w:themeTint="FF" w:themeShade="FF"/>
+                <w:sz w:val="16"/>
+                <w:szCs w:val="16"/>
+              </w:rPr>
+              <w:t>3</w:t>
+            </w:r>
+            <w:r>
+              <w:rPr>
+                <w:rFonts w:ascii="Helvetica" w:hAnsi="Helvetica" w:eastAsia="Helvetica" w:cs="Helvetica"/>
+                <w:b w:val="0"/>
+                <w:bCs w:val="0"/>
+                <w:i w:val="0"/>
+                <w:iCs w:val="0"/>
+                <w:color w:val="000000" w:themeColor="text1" w:themeTint="FF" w:themeShade="FF"/>
+                <w:sz w:val="16"/>
+                <w:szCs w:val="16"/>
+              </w:rPr>
+              <w:t>:</w:t>
+            </w:r>
+            <w:r>
+              <w:rPr>
+                <w:rFonts w:ascii="Helvetica" w:hAnsi="Helvetica" w:eastAsia="Helvetica" w:cs="Helvetica"/>
+                <w:b w:val="0"/>
+                <w:bCs w:val="0"/>
+                <w:i w:val="0"/>
+                <w:iCs w:val="0"/>
+                <w:color w:val="000000" w:themeColor="text1" w:themeTint="FF" w:themeShade="FF"/>
+                <w:sz w:val="16"/>
+                <w:szCs w:val="16"/>
+              </w:rPr>
+              <w:t>2</w:t>
+            </w:r>
+            <w:r>
+              <w:rPr>
+                <w:rFonts w:ascii="Helvetica" w:hAnsi="Helvetica" w:eastAsia="Helvetica" w:cs="Helvetica"/>
+                <w:b w:val="0"/>
+                <w:bCs w:val="0"/>
+                <w:i w:val="0"/>
+                <w:iCs w:val="0"/>
+                <w:color w:val="000000" w:themeColor="text1" w:themeTint="FF" w:themeShade="FF"/>
+                <w:sz w:val="16"/>
+                <w:szCs w:val="16"/>
+              </w:rPr>
+              <w:t>0</w:t>
+            </w:r>
+            <w:r>
+              <w:rPr>
+                <w:rFonts w:ascii="Helvetica" w:hAnsi="Helvetica" w:eastAsia="Helvetica" w:cs="Helvetica"/>
+                <w:b w:val="0"/>
+                <w:bCs w:val="0"/>
+                <w:i w:val="0"/>
+                <w:iCs w:val="0"/>
+                <w:color w:val="000000" w:themeColor="text1" w:themeTint="FF" w:themeShade="FF"/>
+                <w:sz w:val="16"/>
+                <w:szCs w:val="16"/>
+              </w:rPr>
+              <w:t xml:space="preserve"> </w:t>
+            </w:r>
+            <w:r>
+              <w:rPr>
+                <w:rFonts w:ascii="Helvetica" w:hAnsi="Helvetica" w:eastAsia="Helvetica" w:cs="Helvetica"/>
+                <w:b w:val="0"/>
+                <w:bCs w:val="0"/>
+                <w:i w:val="0"/>
+                <w:iCs w:val="0"/>
+                <w:color w:val="000000" w:themeColor="text1" w:themeTint="FF" w:themeShade="FF"/>
+                <w:sz w:val="16"/>
+                <w:szCs w:val="16"/>
+              </w:rPr>
+              <w:t>pm</w:t>
+            </w:r>
+          </w:p>
+        </w:tc>
+        <w:tc>
+          <w:tcPr>
+            <w:tcW w:w="1305" w:type="dxa"/>
+            <w:tcBorders>
+              <w:top w:val="single" w:color="000000" w:themeColor="text1" w:sz="6"/>
+              <w:left w:val="single" w:color="000000" w:themeColor="text1" w:sz="6"/>
+              <w:bottom w:val="single" w:color="000000" w:themeColor="text1" w:sz="6"/>
+              <w:right w:val="single" w:color="000000" w:themeColor="text1" w:sz="6"/>
+            </w:tcBorders>
+            <w:tcMar>
+              <w:top w:w="60" w:type="dxa"/>
+              <w:left w:w="60" w:type="dxa"/>
+              <w:bottom w:w="60" w:type="dxa"/>
+              <w:right w:w="60" w:type="dxa"/>
+            </w:tcMar>
+            <w:vAlign w:val="top"/>
+          </w:tcPr>
+          <w:p>
+            <w:pPr>
+              <w:pStyle w:val="Normal"/>
+              <w:suppressLineNumbers w:val="0"/>
+              <w:bidi w:val="0"/>
+              <w:spacing w:before="0" w:beforeAutospacing="off" w:after="150" w:afterAutospacing="off" w:line="279" w:lineRule="auto"/>
+              <w:ind w:left="0" w:right="0"/>
+              <w:jc w:val="center"/>
+              <w:rPr>
+                <w:rFonts w:ascii="Helvetica" w:hAnsi="Helvetica" w:eastAsia="Helvetica" w:cs="Helvetica"/>
+                <w:b w:val="0"/>
+                <w:bCs w:val="0"/>
+                <w:i w:val="0"/>
+                <w:iCs w:val="0"/>
+                <w:color w:val="000000" w:themeColor="text1" w:themeTint="FF" w:themeShade="FF"/>
+                <w:sz w:val="16"/>
+                <w:szCs w:val="16"/>
+              </w:rPr>
+            </w:pPr>
+            <w:r>
+              <w:rPr>
+                <w:rFonts w:ascii="Helvetica" w:hAnsi="Helvetica" w:eastAsia="Helvetica" w:cs="Helvetica"/>
+                <w:b w:val="0"/>
+                <w:bCs w:val="0"/>
+                <w:i w:val="0"/>
+                <w:iCs w:val="0"/>
+                <w:color w:val="000000" w:themeColor="text1" w:themeTint="FF" w:themeShade="FF"/>
+                <w:sz w:val="16"/>
+                <w:szCs w:val="16"/>
+              </w:rPr>
+              <w:t>10 min</w:t>
+            </w:r>
+          </w:p>
+        </w:tc>
+      </w:tr>
+      <w:tr>
+        <w:trPr>
+          <w:trHeight w:val="150"/>
+        </w:trPr>
+        <w:tc>
+          <w:tcPr>
+            <w:tcW w:w="1530" w:type="dxa"/>
+            <w:tcBorders>
+              <w:top w:val="single" w:color="000000" w:themeColor="text1" w:sz="6"/>
+              <w:left w:val="single" w:color="000000" w:themeColor="text1" w:sz="6"/>
+              <w:bottom w:val="single" w:color="000000" w:themeColor="text1" w:sz="6"/>
+              <w:right w:val="single" w:color="000000" w:themeColor="text1" w:sz="6"/>
+            </w:tcBorders>
+            <w:tcMar>
+              <w:top w:w="60" w:type="dxa"/>
+              <w:left w:w="60" w:type="dxa"/>
+              <w:bottom w:w="60" w:type="dxa"/>
+              <w:right w:w="60" w:type="dxa"/>
+            </w:tcMar>
+            <w:vAlign w:val="top"/>
+          </w:tcPr>
+          <w:p>
+            <w:pPr>
+              <w:pStyle w:val="Normal"/>
+              <w:bidi w:val="0"/>
+              <w:spacing w:line="279" w:lineRule="auto"/>
+              <w:jc w:val="center"/>
+              <w:rPr>
+                <w:rFonts w:ascii="Helvetica" w:hAnsi="Helvetica" w:eastAsia="Helvetica" w:cs="Helvetica"/>
+                <w:b w:val="0"/>
+                <w:bCs w:val="0"/>
+                <w:i w:val="0"/>
+                <w:iCs w:val="0"/>
+                <w:color w:val="000000" w:themeColor="text1" w:themeTint="FF" w:themeShade="FF"/>
+                <w:sz w:val="16"/>
+                <w:szCs w:val="16"/>
+              </w:rPr>
+            </w:pPr>
+          </w:p>
+        </w:tc>
+        <w:tc>
+          <w:tcPr>
+            <w:tcW w:w="1500" w:type="dxa"/>
+            <w:tcBorders>
+              <w:top w:val="single" w:color="000000" w:themeColor="text1" w:sz="6"/>
+              <w:left w:val="single" w:color="000000" w:themeColor="text1" w:sz="6"/>
+              <w:bottom w:val="single" w:color="000000" w:themeColor="text1" w:sz="6"/>
+              <w:right w:val="single" w:color="000000" w:themeColor="text1" w:sz="6"/>
+            </w:tcBorders>
+            <w:tcMar>
+              <w:top w:w="60" w:type="dxa"/>
+              <w:left w:w="60" w:type="dxa"/>
+              <w:bottom w:w="60" w:type="dxa"/>
+              <w:right w:w="60" w:type="dxa"/>
+            </w:tcMar>
+            <w:vAlign w:val="top"/>
+          </w:tcPr>
+          <w:p>
+            <w:pPr>
+              <w:pStyle w:val="Normal"/>
+              <w:bidi w:val="0"/>
+              <w:spacing w:line="279" w:lineRule="auto"/>
+              <w:jc w:val="center"/>
+              <w:rPr>
+                <w:rFonts w:ascii="Helvetica" w:hAnsi="Helvetica" w:eastAsia="Helvetica" w:cs="Helvetica"/>
+                <w:b w:val="0"/>
+                <w:bCs w:val="0"/>
+                <w:i w:val="0"/>
+                <w:iCs w:val="0"/>
+                <w:color w:val="000000" w:themeColor="text1" w:themeTint="FF" w:themeShade="FF"/>
+                <w:sz w:val="16"/>
+                <w:szCs w:val="16"/>
+              </w:rPr>
+            </w:pPr>
+          </w:p>
+        </w:tc>
+        <w:tc>
+          <w:tcPr>
+            <w:tcW w:w="1155" w:type="dxa"/>
+            <w:tcBorders>
+              <w:top w:val="single" w:color="000000" w:themeColor="text1" w:sz="6"/>
+              <w:left w:val="single" w:color="000000" w:themeColor="text1" w:sz="6"/>
+              <w:bottom w:val="single" w:color="000000" w:themeColor="text1" w:sz="6"/>
+              <w:right w:val="single" w:color="000000" w:themeColor="text1" w:sz="6"/>
+            </w:tcBorders>
+            <w:tcMar>
+              <w:top w:w="60" w:type="dxa"/>
+              <w:left w:w="60" w:type="dxa"/>
+              <w:bottom w:w="60" w:type="dxa"/>
+              <w:right w:w="60" w:type="dxa"/>
+            </w:tcMar>
+            <w:vAlign w:val="top"/>
+          </w:tcPr>
+          <w:p>
+            <w:pPr>
+              <w:pStyle w:val="Normal"/>
+              <w:bidi w:val="0"/>
+              <w:spacing w:line="279" w:lineRule="auto"/>
+              <w:jc w:val="center"/>
+              <w:rPr>
+                <w:rFonts w:ascii="Helvetica" w:hAnsi="Helvetica" w:eastAsia="Helvetica" w:cs="Helvetica"/>
+                <w:b w:val="0"/>
+                <w:bCs w:val="0"/>
+                <w:i w:val="0"/>
+                <w:iCs w:val="0"/>
+                <w:color w:val="000000" w:themeColor="text1" w:themeTint="FF" w:themeShade="FF"/>
+                <w:sz w:val="16"/>
+                <w:szCs w:val="16"/>
+              </w:rPr>
+            </w:pPr>
+          </w:p>
+        </w:tc>
+        <w:tc>
+          <w:tcPr>
+            <w:tcW w:w="1305" w:type="dxa"/>
+            <w:tcBorders>
+              <w:top w:val="single" w:color="000000" w:themeColor="text1" w:sz="6"/>
+              <w:left w:val="single" w:color="000000" w:themeColor="text1" w:sz="6"/>
+              <w:bottom w:val="single" w:color="000000" w:themeColor="text1" w:sz="6"/>
+              <w:right w:val="single" w:color="000000" w:themeColor="text1" w:sz="6"/>
+            </w:tcBorders>
+            <w:tcMar>
+              <w:top w:w="60" w:type="dxa"/>
+              <w:left w:w="60" w:type="dxa"/>
+              <w:bottom w:w="60" w:type="dxa"/>
+              <w:right w:w="60" w:type="dxa"/>
+            </w:tcMar>
+            <w:vAlign w:val="top"/>
+          </w:tcPr>
+          <w:p>
+            <w:pPr>
+              <w:pStyle w:val="Normal"/>
+              <w:bidi w:val="0"/>
+              <w:spacing w:line="279" w:lineRule="auto"/>
+              <w:jc w:val="center"/>
+              <w:rPr>
+                <w:rFonts w:ascii="Helvetica" w:hAnsi="Helvetica" w:eastAsia="Helvetica" w:cs="Helvetica"/>
+                <w:b w:val="0"/>
+                <w:bCs w:val="0"/>
+                <w:i w:val="0"/>
+                <w:iCs w:val="0"/>
+                <w:color w:val="000000" w:themeColor="text1" w:themeTint="FF" w:themeShade="FF"/>
+                <w:sz w:val="16"/>
+                <w:szCs w:val="16"/>
+              </w:rPr>
+            </w:pPr>
+          </w:p>
+        </w:tc>
+        <w:tc>
+          <w:tcPr>
+            <w:tcW w:w="1380" w:type="dxa"/>
+            <w:tcBorders>
+              <w:top w:val="single" w:color="000000" w:themeColor="text1" w:sz="6"/>
+              <w:left w:val="single" w:color="000000" w:themeColor="text1" w:sz="6"/>
+              <w:bottom w:val="single" w:color="000000" w:themeColor="text1" w:sz="6"/>
+              <w:right w:val="single" w:color="000000" w:themeColor="text1" w:sz="6"/>
+            </w:tcBorders>
+            <w:tcMar>
+              <w:top w:w="60" w:type="dxa"/>
+              <w:left w:w="60" w:type="dxa"/>
+              <w:bottom w:w="60" w:type="dxa"/>
+              <w:right w:w="60" w:type="dxa"/>
+            </w:tcMar>
+            <w:vAlign w:val="top"/>
+          </w:tcPr>
+          <w:p>
+            <w:pPr>
+              <w:pStyle w:val="Normal"/>
+              <w:bidi w:val="0"/>
+              <w:spacing w:line="279" w:lineRule="auto"/>
+              <w:jc w:val="center"/>
+              <w:rPr>
+                <w:rFonts w:ascii="Helvetica" w:hAnsi="Helvetica" w:eastAsia="Helvetica" w:cs="Helvetica"/>
+                <w:b w:val="0"/>
+                <w:bCs w:val="0"/>
+                <w:i w:val="0"/>
+                <w:iCs w:val="0"/>
+                <w:color w:val="000000" w:themeColor="text1" w:themeTint="FF" w:themeShade="FF"/>
+                <w:sz w:val="16"/>
+                <w:szCs w:val="16"/>
+              </w:rPr>
+            </w:pPr>
+          </w:p>
+        </w:tc>
+        <w:tc>
+          <w:tcPr>
+            <w:tcW w:w="1305" w:type="dxa"/>
+            <w:tcBorders>
+              <w:top w:val="single" w:color="000000" w:themeColor="text1" w:sz="6"/>
+              <w:left w:val="single" w:color="000000" w:themeColor="text1" w:sz="6"/>
+              <w:bottom w:val="single" w:color="000000" w:themeColor="text1" w:sz="6"/>
+              <w:right w:val="single" w:color="000000" w:themeColor="text1" w:sz="6"/>
+            </w:tcBorders>
+            <w:tcMar>
+              <w:top w:w="60" w:type="dxa"/>
+              <w:left w:w="60" w:type="dxa"/>
+              <w:bottom w:w="60" w:type="dxa"/>
+              <w:right w:w="60" w:type="dxa"/>
+            </w:tcMar>
+            <w:vAlign w:val="top"/>
+          </w:tcPr>
+          <w:p>
+            <w:pPr>
+              <w:pStyle w:val="Normal"/>
+              <w:suppressLineNumbers w:val="0"/>
+              <w:bidi w:val="0"/>
+              <w:spacing w:before="0" w:beforeAutospacing="off" w:after="150" w:afterAutospacing="off" w:line="279" w:lineRule="auto"/>
+              <w:ind w:left="0" w:right="0"/>
+              <w:jc w:val="center"/>
+              <w:rPr>
+                <w:rFonts w:ascii="Helvetica" w:hAnsi="Helvetica" w:eastAsia="Helvetica" w:cs="Helvetica"/>
+                <w:b w:val="0"/>
+                <w:bCs w:val="0"/>
+                <w:i w:val="0"/>
+                <w:iCs w:val="0"/>
+                <w:color w:val="000000" w:themeColor="text1" w:themeTint="FF" w:themeShade="FF"/>
+                <w:sz w:val="16"/>
+                <w:szCs w:val="16"/>
+              </w:rPr>
+            </w:pPr>
+            <w:r>
+              <w:rPr>
+                <w:rFonts w:ascii="Helvetica" w:hAnsi="Helvetica" w:eastAsia="Helvetica" w:cs="Helvetica"/>
+                <w:b w:val="0"/>
+                <w:bCs w:val="0"/>
+                <w:i w:val="0"/>
+                <w:iCs w:val="0"/>
+                <w:color w:val="000000" w:themeColor="text1" w:themeTint="FF" w:themeShade="FF"/>
+                <w:sz w:val="16"/>
+                <w:szCs w:val="16"/>
+              </w:rPr>
+              <w:t xml:space="preserve">Week </w:t>
+            </w:r>
+            <w:r>
+              <w:rPr>
+                <w:rFonts w:ascii="Helvetica" w:hAnsi="Helvetica" w:eastAsia="Helvetica" w:cs="Helvetica"/>
+                <w:b w:val="0"/>
+                <w:bCs w:val="0"/>
+                <w:i w:val="0"/>
+                <w:iCs w:val="0"/>
+                <w:color w:val="000000" w:themeColor="text1" w:themeTint="FF" w:themeShade="FF"/>
+                <w:sz w:val="16"/>
+                <w:szCs w:val="16"/>
+              </w:rPr>
+              <w:t>4</w:t>
+            </w:r>
+            <w:r>
+              <w:rPr>
+                <w:rFonts w:ascii="Helvetica" w:hAnsi="Helvetica" w:eastAsia="Helvetica" w:cs="Helvetica"/>
+                <w:b w:val="0"/>
+                <w:bCs w:val="0"/>
+                <w:i w:val="0"/>
+                <w:iCs w:val="0"/>
+                <w:color w:val="000000" w:themeColor="text1" w:themeTint="FF" w:themeShade="FF"/>
+                <w:sz w:val="16"/>
+                <w:szCs w:val="16"/>
+              </w:rPr>
+              <w:t xml:space="preserve"> total: </w:t>
+            </w:r>
+          </w:p>
+          <w:p>
+            <w:pPr>
+              <w:pStyle w:val="Normal"/>
+              <w:suppressLineNumbers w:val="0"/>
+              <w:bidi w:val="0"/>
+              <w:spacing w:before="0" w:beforeAutospacing="off" w:after="150" w:afterAutospacing="off" w:line="279" w:lineRule="auto"/>
+              <w:ind w:left="0" w:right="0"/>
+              <w:jc w:val="center"/>
+              <w:rPr>
+                <w:rFonts w:ascii="Helvetica" w:hAnsi="Helvetica" w:eastAsia="Helvetica" w:cs="Helvetica"/>
+                <w:b w:val="0"/>
+                <w:bCs w:val="0"/>
+                <w:i w:val="0"/>
+                <w:iCs w:val="0"/>
+                <w:color w:val="000000" w:themeColor="text1" w:themeTint="FF" w:themeShade="FF"/>
+                <w:sz w:val="16"/>
+                <w:szCs w:val="16"/>
+              </w:rPr>
+            </w:pPr>
+            <w:r>
+              <w:rPr>
+                <w:rFonts w:ascii="Helvetica" w:hAnsi="Helvetica" w:eastAsia="Helvetica" w:cs="Helvetica"/>
+                <w:b w:val="0"/>
+                <w:bCs w:val="0"/>
+                <w:i w:val="0"/>
+                <w:iCs w:val="0"/>
+                <w:color w:val="000000" w:themeColor="text1" w:themeTint="FF" w:themeShade="FF"/>
+                <w:sz w:val="16"/>
+                <w:szCs w:val="16"/>
+              </w:rPr>
+              <w:t>1</w:t>
+            </w:r>
+            <w:r>
+              <w:rPr>
+                <w:rFonts w:ascii="Helvetica" w:hAnsi="Helvetica" w:eastAsia="Helvetica" w:cs="Helvetica"/>
+                <w:b w:val="0"/>
+                <w:bCs w:val="0"/>
+                <w:i w:val="0"/>
+                <w:iCs w:val="0"/>
+                <w:color w:val="000000" w:themeColor="text1" w:themeTint="FF" w:themeShade="FF"/>
+                <w:sz w:val="16"/>
+                <w:szCs w:val="16"/>
+              </w:rPr>
+              <w:t>3</w:t>
             </w:r>
             <w:r>
               <w:rPr>

--- a/docs/Time Log Kseniia.docx
+++ b/docs/Time Log Kseniia.docx
@@ -4709,7 +4709,37 @@
                 <w:szCs w:val="16"/>
                 <w:lang w:val="en-US"/>
               </w:rPr>
-              <w:t>Week 4: 10/05/26-10/11/26</w:t>
+              <w:t>Week 4: 10/0</w:t>
+            </w:r>
+            <w:r>
+              <w:rPr>
+                <w:rFonts w:ascii="Calibri" w:hAnsi="Calibri" w:eastAsia="Calibri" w:cs="Calibri"/>
+                <w:b w:val="0"/>
+                <w:bCs w:val="0"/>
+                <w:i w:val="0"/>
+                <w:iCs w:val="0"/>
+                <w:noProof w:val="0"/>
+                <w:color w:val="000000" w:themeColor="text1" w:themeTint="FF" w:themeShade="FF"/>
+                <w:sz w:val="16"/>
+                <w:szCs w:val="16"/>
+                <w:lang w:val="en-US"/>
+              </w:rPr>
+              <w:t>5</w:t>
+            </w:r>
+            <w:r>
+              <w:rPr>
+                <w:rFonts w:ascii="Calibri" w:hAnsi="Calibri" w:eastAsia="Calibri" w:cs="Calibri"/>
+                <w:b w:val="0"/>
+                <w:bCs w:val="0"/>
+                <w:i w:val="0"/>
+                <w:iCs w:val="0"/>
+                <w:noProof w:val="0"/>
+                <w:color w:val="000000" w:themeColor="text1" w:themeTint="FF" w:themeShade="FF"/>
+                <w:sz w:val="16"/>
+                <w:szCs w:val="16"/>
+                <w:lang w:val="en-US"/>
+              </w:rPr>
+              <w:t>/26-10/11/26</w:t>
             </w:r>
           </w:p>
           <w:p>
@@ -6018,8 +6048,1562 @@
           </w:p>
         </w:tc>
       </w:tr>
+      <w:tr>
+        <w:trPr>
+          <w:trHeight w:val="150"/>
+        </w:trPr>
+        <w:tc>
+          <w:tcPr>
+            <w:tcW w:w="1530" w:type="dxa"/>
+            <w:tcBorders>
+              <w:top w:val="single" w:color="000000" w:themeColor="text1" w:sz="6"/>
+              <w:left w:val="single" w:color="000000" w:themeColor="text1" w:sz="6"/>
+              <w:bottom w:val="single" w:color="000000" w:themeColor="text1" w:sz="6"/>
+              <w:right w:val="single" w:color="000000" w:themeColor="text1" w:sz="6"/>
+            </w:tcBorders>
+            <w:tcMar>
+              <w:top w:w="60" w:type="dxa"/>
+              <w:left w:w="60" w:type="dxa"/>
+              <w:bottom w:w="60" w:type="dxa"/>
+              <w:right w:w="60" w:type="dxa"/>
+            </w:tcMar>
+            <w:vAlign w:val="top"/>
+          </w:tcPr>
+          <w:p>
+            <w:pPr>
+              <w:bidi w:val="0"/>
+              <w:spacing w:before="0" w:beforeAutospacing="off" w:after="0" w:afterAutospacing="off"/>
+            </w:pPr>
+            <w:r>
+              <w:rPr>
+                <w:rFonts w:ascii="Calibri" w:hAnsi="Calibri" w:eastAsia="Calibri" w:cs="Calibri"/>
+                <w:b w:val="0"/>
+                <w:bCs w:val="0"/>
+                <w:i w:val="0"/>
+                <w:iCs w:val="0"/>
+                <w:noProof w:val="0"/>
+                <w:color w:val="000000" w:themeColor="text1" w:themeTint="FF" w:themeShade="FF"/>
+                <w:sz w:val="16"/>
+                <w:szCs w:val="16"/>
+                <w:lang w:val="en-US"/>
+              </w:rPr>
+              <w:t xml:space="preserve">Week </w:t>
+            </w:r>
+            <w:r>
+              <w:rPr>
+                <w:rFonts w:ascii="Calibri" w:hAnsi="Calibri" w:eastAsia="Calibri" w:cs="Calibri"/>
+                <w:b w:val="0"/>
+                <w:bCs w:val="0"/>
+                <w:i w:val="0"/>
+                <w:iCs w:val="0"/>
+                <w:noProof w:val="0"/>
+                <w:color w:val="000000" w:themeColor="text1" w:themeTint="FF" w:themeShade="FF"/>
+                <w:sz w:val="16"/>
+                <w:szCs w:val="16"/>
+                <w:lang w:val="en-US"/>
+              </w:rPr>
+              <w:t>5</w:t>
+            </w:r>
+            <w:r>
+              <w:rPr>
+                <w:rFonts w:ascii="Calibri" w:hAnsi="Calibri" w:eastAsia="Calibri" w:cs="Calibri"/>
+                <w:b w:val="0"/>
+                <w:bCs w:val="0"/>
+                <w:i w:val="0"/>
+                <w:iCs w:val="0"/>
+                <w:noProof w:val="0"/>
+                <w:color w:val="000000" w:themeColor="text1" w:themeTint="FF" w:themeShade="FF"/>
+                <w:sz w:val="16"/>
+                <w:szCs w:val="16"/>
+                <w:lang w:val="en-US"/>
+              </w:rPr>
+              <w:t>: 1</w:t>
+            </w:r>
+            <w:r>
+              <w:rPr>
+                <w:rFonts w:ascii="Calibri" w:hAnsi="Calibri" w:eastAsia="Calibri" w:cs="Calibri"/>
+                <w:b w:val="0"/>
+                <w:bCs w:val="0"/>
+                <w:i w:val="0"/>
+                <w:iCs w:val="0"/>
+                <w:noProof w:val="0"/>
+                <w:color w:val="000000" w:themeColor="text1" w:themeTint="FF" w:themeShade="FF"/>
+                <w:sz w:val="16"/>
+                <w:szCs w:val="16"/>
+                <w:lang w:val="en-US"/>
+              </w:rPr>
+              <w:t>0</w:t>
+            </w:r>
+            <w:r>
+              <w:rPr>
+                <w:rFonts w:ascii="Calibri" w:hAnsi="Calibri" w:eastAsia="Calibri" w:cs="Calibri"/>
+                <w:b w:val="0"/>
+                <w:bCs w:val="0"/>
+                <w:i w:val="0"/>
+                <w:iCs w:val="0"/>
+                <w:noProof w:val="0"/>
+                <w:color w:val="000000" w:themeColor="text1" w:themeTint="FF" w:themeShade="FF"/>
+                <w:sz w:val="16"/>
+                <w:szCs w:val="16"/>
+                <w:lang w:val="en-US"/>
+              </w:rPr>
+              <w:t>/</w:t>
+            </w:r>
+            <w:r>
+              <w:rPr>
+                <w:rFonts w:ascii="Calibri" w:hAnsi="Calibri" w:eastAsia="Calibri" w:cs="Calibri"/>
+                <w:b w:val="0"/>
+                <w:bCs w:val="0"/>
+                <w:i w:val="0"/>
+                <w:iCs w:val="0"/>
+                <w:noProof w:val="0"/>
+                <w:color w:val="000000" w:themeColor="text1" w:themeTint="FF" w:themeShade="FF"/>
+                <w:sz w:val="16"/>
+                <w:szCs w:val="16"/>
+                <w:lang w:val="en-US"/>
+              </w:rPr>
+              <w:t>12</w:t>
+            </w:r>
+            <w:r>
+              <w:rPr>
+                <w:rFonts w:ascii="Calibri" w:hAnsi="Calibri" w:eastAsia="Calibri" w:cs="Calibri"/>
+                <w:b w:val="0"/>
+                <w:bCs w:val="0"/>
+                <w:i w:val="0"/>
+                <w:iCs w:val="0"/>
+                <w:noProof w:val="0"/>
+                <w:color w:val="000000" w:themeColor="text1" w:themeTint="FF" w:themeShade="FF"/>
+                <w:sz w:val="16"/>
+                <w:szCs w:val="16"/>
+                <w:lang w:val="en-US"/>
+              </w:rPr>
+              <w:t>/26-1</w:t>
+            </w:r>
+            <w:r>
+              <w:rPr>
+                <w:rFonts w:ascii="Calibri" w:hAnsi="Calibri" w:eastAsia="Calibri" w:cs="Calibri"/>
+                <w:b w:val="0"/>
+                <w:bCs w:val="0"/>
+                <w:i w:val="0"/>
+                <w:iCs w:val="0"/>
+                <w:noProof w:val="0"/>
+                <w:color w:val="000000" w:themeColor="text1" w:themeTint="FF" w:themeShade="FF"/>
+                <w:sz w:val="16"/>
+                <w:szCs w:val="16"/>
+                <w:lang w:val="en-US"/>
+              </w:rPr>
+              <w:t>0</w:t>
+            </w:r>
+            <w:r>
+              <w:rPr>
+                <w:rFonts w:ascii="Calibri" w:hAnsi="Calibri" w:eastAsia="Calibri" w:cs="Calibri"/>
+                <w:b w:val="0"/>
+                <w:bCs w:val="0"/>
+                <w:i w:val="0"/>
+                <w:iCs w:val="0"/>
+                <w:noProof w:val="0"/>
+                <w:color w:val="000000" w:themeColor="text1" w:themeTint="FF" w:themeShade="FF"/>
+                <w:sz w:val="16"/>
+                <w:szCs w:val="16"/>
+                <w:lang w:val="en-US"/>
+              </w:rPr>
+              <w:t>/1</w:t>
+            </w:r>
+            <w:r>
+              <w:rPr>
+                <w:rFonts w:ascii="Calibri" w:hAnsi="Calibri" w:eastAsia="Calibri" w:cs="Calibri"/>
+                <w:b w:val="0"/>
+                <w:bCs w:val="0"/>
+                <w:i w:val="0"/>
+                <w:iCs w:val="0"/>
+                <w:noProof w:val="0"/>
+                <w:color w:val="000000" w:themeColor="text1" w:themeTint="FF" w:themeShade="FF"/>
+                <w:sz w:val="16"/>
+                <w:szCs w:val="16"/>
+                <w:lang w:val="en-US"/>
+              </w:rPr>
+              <w:t>8</w:t>
+            </w:r>
+            <w:r>
+              <w:rPr>
+                <w:rFonts w:ascii="Calibri" w:hAnsi="Calibri" w:eastAsia="Calibri" w:cs="Calibri"/>
+                <w:b w:val="0"/>
+                <w:bCs w:val="0"/>
+                <w:i w:val="0"/>
+                <w:iCs w:val="0"/>
+                <w:noProof w:val="0"/>
+                <w:color w:val="000000" w:themeColor="text1" w:themeTint="FF" w:themeShade="FF"/>
+                <w:sz w:val="16"/>
+                <w:szCs w:val="16"/>
+                <w:lang w:val="en-US"/>
+              </w:rPr>
+              <w:t>/26</w:t>
+            </w:r>
+          </w:p>
+        </w:tc>
+        <w:tc>
+          <w:tcPr>
+            <w:tcW w:w="1500" w:type="dxa"/>
+            <w:tcBorders>
+              <w:top w:val="single" w:color="000000" w:themeColor="text1" w:sz="6"/>
+              <w:left w:val="single" w:color="000000" w:themeColor="text1" w:sz="6"/>
+              <w:bottom w:val="single" w:color="000000" w:themeColor="text1" w:sz="6"/>
+              <w:right w:val="single" w:color="000000" w:themeColor="text1" w:sz="6"/>
+            </w:tcBorders>
+            <w:tcMar>
+              <w:top w:w="60" w:type="dxa"/>
+              <w:left w:w="60" w:type="dxa"/>
+              <w:bottom w:w="60" w:type="dxa"/>
+              <w:right w:w="60" w:type="dxa"/>
+            </w:tcMar>
+            <w:vAlign w:val="top"/>
+          </w:tcPr>
+          <w:p>
+            <w:pPr>
+              <w:bidi w:val="0"/>
+              <w:spacing w:before="0" w:beforeAutospacing="off" w:after="0" w:afterAutospacing="off"/>
+            </w:pPr>
+            <w:r>
+              <w:rPr>
+                <w:rFonts w:ascii="Calibri" w:hAnsi="Calibri" w:eastAsia="Calibri" w:cs="Calibri"/>
+                <w:b w:val="0"/>
+                <w:bCs w:val="0"/>
+                <w:i w:val="0"/>
+                <w:iCs w:val="0"/>
+                <w:color w:val="000000" w:themeColor="text1" w:themeTint="FF" w:themeShade="FF"/>
+                <w:sz w:val="16"/>
+                <w:szCs w:val="16"/>
+              </w:rPr>
+              <w:t>Group meeting</w:t>
+            </w:r>
+          </w:p>
+        </w:tc>
+        <w:tc>
+          <w:tcPr>
+            <w:tcW w:w="1155" w:type="dxa"/>
+            <w:tcBorders>
+              <w:top w:val="single" w:color="000000" w:themeColor="text1" w:sz="6"/>
+              <w:left w:val="single" w:color="000000" w:themeColor="text1" w:sz="6"/>
+              <w:bottom w:val="single" w:color="000000" w:themeColor="text1" w:sz="6"/>
+              <w:right w:val="single" w:color="000000" w:themeColor="text1" w:sz="6"/>
+            </w:tcBorders>
+            <w:tcMar>
+              <w:top w:w="60" w:type="dxa"/>
+              <w:left w:w="60" w:type="dxa"/>
+              <w:bottom w:w="60" w:type="dxa"/>
+              <w:right w:w="60" w:type="dxa"/>
+            </w:tcMar>
+            <w:vAlign w:val="top"/>
+          </w:tcPr>
+          <w:p>
+            <w:pPr>
+              <w:bidi w:val="0"/>
+              <w:spacing w:before="0" w:beforeAutospacing="off" w:after="0" w:afterAutospacing="off"/>
+            </w:pPr>
+            <w:r>
+              <w:rPr>
+                <w:rFonts w:ascii="Calibri" w:hAnsi="Calibri" w:eastAsia="Calibri" w:cs="Calibri"/>
+                <w:b w:val="0"/>
+                <w:bCs w:val="0"/>
+                <w:i w:val="0"/>
+                <w:iCs w:val="0"/>
+                <w:color w:val="000000" w:themeColor="text1" w:themeTint="FF" w:themeShade="FF"/>
+                <w:sz w:val="16"/>
+                <w:szCs w:val="16"/>
+              </w:rPr>
+              <w:t>10/</w:t>
+            </w:r>
+            <w:r>
+              <w:rPr>
+                <w:rFonts w:ascii="Calibri" w:hAnsi="Calibri" w:eastAsia="Calibri" w:cs="Calibri"/>
+                <w:b w:val="0"/>
+                <w:bCs w:val="0"/>
+                <w:i w:val="0"/>
+                <w:iCs w:val="0"/>
+                <w:color w:val="000000" w:themeColor="text1" w:themeTint="FF" w:themeShade="FF"/>
+                <w:sz w:val="16"/>
+                <w:szCs w:val="16"/>
+              </w:rPr>
+              <w:t>1</w:t>
+            </w:r>
+            <w:r>
+              <w:rPr>
+                <w:rFonts w:ascii="Calibri" w:hAnsi="Calibri" w:eastAsia="Calibri" w:cs="Calibri"/>
+                <w:b w:val="0"/>
+                <w:bCs w:val="0"/>
+                <w:i w:val="0"/>
+                <w:iCs w:val="0"/>
+                <w:color w:val="000000" w:themeColor="text1" w:themeTint="FF" w:themeShade="FF"/>
+                <w:sz w:val="16"/>
+                <w:szCs w:val="16"/>
+              </w:rPr>
+              <w:t>6/26</w:t>
+            </w:r>
+          </w:p>
+        </w:tc>
+        <w:tc>
+          <w:tcPr>
+            <w:tcW w:w="1305" w:type="dxa"/>
+            <w:tcBorders>
+              <w:top w:val="single" w:color="000000" w:themeColor="text1" w:sz="6"/>
+              <w:left w:val="single" w:color="000000" w:themeColor="text1" w:sz="6"/>
+              <w:bottom w:val="single" w:color="000000" w:themeColor="text1" w:sz="6"/>
+              <w:right w:val="single" w:color="000000" w:themeColor="text1" w:sz="6"/>
+            </w:tcBorders>
+            <w:tcMar>
+              <w:top w:w="60" w:type="dxa"/>
+              <w:left w:w="60" w:type="dxa"/>
+              <w:bottom w:w="60" w:type="dxa"/>
+              <w:right w:w="60" w:type="dxa"/>
+            </w:tcMar>
+            <w:vAlign w:val="top"/>
+          </w:tcPr>
+          <w:p>
+            <w:pPr>
+              <w:bidi w:val="0"/>
+              <w:spacing w:before="0" w:beforeAutospacing="off" w:after="0" w:afterAutospacing="off"/>
+            </w:pPr>
+            <w:r>
+              <w:rPr>
+                <w:rFonts w:ascii="Calibri" w:hAnsi="Calibri" w:eastAsia="Calibri" w:cs="Calibri"/>
+                <w:b w:val="0"/>
+                <w:bCs w:val="0"/>
+                <w:i w:val="0"/>
+                <w:iCs w:val="0"/>
+                <w:color w:val="000000" w:themeColor="text1" w:themeTint="FF" w:themeShade="FF"/>
+                <w:sz w:val="16"/>
+                <w:szCs w:val="16"/>
+              </w:rPr>
+              <w:t xml:space="preserve">12:30 </w:t>
+            </w:r>
+            <w:r>
+              <w:rPr>
+                <w:rFonts w:ascii="Calibri" w:hAnsi="Calibri" w:eastAsia="Calibri" w:cs="Calibri"/>
+                <w:b w:val="0"/>
+                <w:bCs w:val="0"/>
+                <w:i w:val="0"/>
+                <w:iCs w:val="0"/>
+                <w:color w:val="000000" w:themeColor="text1" w:themeTint="FF" w:themeShade="FF"/>
+                <w:sz w:val="16"/>
+                <w:szCs w:val="16"/>
+              </w:rPr>
+              <w:t>pm</w:t>
+            </w:r>
+          </w:p>
+        </w:tc>
+        <w:tc>
+          <w:tcPr>
+            <w:tcW w:w="1380" w:type="dxa"/>
+            <w:tcBorders>
+              <w:top w:val="single" w:color="000000" w:themeColor="text1" w:sz="6"/>
+              <w:left w:val="single" w:color="000000" w:themeColor="text1" w:sz="6"/>
+              <w:bottom w:val="single" w:color="000000" w:themeColor="text1" w:sz="6"/>
+              <w:right w:val="single" w:color="000000" w:themeColor="text1" w:sz="6"/>
+            </w:tcBorders>
+            <w:tcMar>
+              <w:top w:w="60" w:type="dxa"/>
+              <w:left w:w="60" w:type="dxa"/>
+              <w:bottom w:w="60" w:type="dxa"/>
+              <w:right w:w="60" w:type="dxa"/>
+            </w:tcMar>
+            <w:vAlign w:val="top"/>
+          </w:tcPr>
+          <w:p>
+            <w:pPr>
+              <w:bidi w:val="0"/>
+              <w:spacing w:before="0" w:beforeAutospacing="off" w:after="0" w:afterAutospacing="off"/>
+            </w:pPr>
+            <w:r>
+              <w:rPr>
+                <w:rFonts w:ascii="Calibri" w:hAnsi="Calibri" w:eastAsia="Calibri" w:cs="Calibri"/>
+                <w:b w:val="0"/>
+                <w:bCs w:val="0"/>
+                <w:i w:val="0"/>
+                <w:iCs w:val="0"/>
+                <w:color w:val="000000" w:themeColor="text1" w:themeTint="FF" w:themeShade="FF"/>
+                <w:sz w:val="16"/>
+                <w:szCs w:val="16"/>
+              </w:rPr>
+              <w:t xml:space="preserve">1 </w:t>
+            </w:r>
+            <w:r>
+              <w:rPr>
+                <w:rFonts w:ascii="Calibri" w:hAnsi="Calibri" w:eastAsia="Calibri" w:cs="Calibri"/>
+                <w:b w:val="0"/>
+                <w:bCs w:val="0"/>
+                <w:i w:val="0"/>
+                <w:iCs w:val="0"/>
+                <w:color w:val="000000" w:themeColor="text1" w:themeTint="FF" w:themeShade="FF"/>
+                <w:sz w:val="16"/>
+                <w:szCs w:val="16"/>
+              </w:rPr>
+              <w:t>pm</w:t>
+            </w:r>
+          </w:p>
+        </w:tc>
+        <w:tc>
+          <w:tcPr>
+            <w:tcW w:w="1305" w:type="dxa"/>
+            <w:tcBorders>
+              <w:top w:val="single" w:color="000000" w:themeColor="text1" w:sz="6"/>
+              <w:left w:val="single" w:color="000000" w:themeColor="text1" w:sz="6"/>
+              <w:bottom w:val="single" w:color="000000" w:themeColor="text1" w:sz="6"/>
+              <w:right w:val="single" w:color="000000" w:themeColor="text1" w:sz="6"/>
+            </w:tcBorders>
+            <w:tcMar>
+              <w:top w:w="60" w:type="dxa"/>
+              <w:left w:w="60" w:type="dxa"/>
+              <w:bottom w:w="60" w:type="dxa"/>
+              <w:right w:w="60" w:type="dxa"/>
+            </w:tcMar>
+            <w:vAlign w:val="top"/>
+          </w:tcPr>
+          <w:p>
+            <w:pPr>
+              <w:bidi w:val="0"/>
+              <w:spacing w:before="0" w:beforeAutospacing="off" w:after="0" w:afterAutospacing="off"/>
+            </w:pPr>
+            <w:r>
+              <w:rPr>
+                <w:rFonts w:ascii="Calibri" w:hAnsi="Calibri" w:eastAsia="Calibri" w:cs="Calibri"/>
+                <w:b w:val="0"/>
+                <w:bCs w:val="0"/>
+                <w:i w:val="0"/>
+                <w:iCs w:val="0"/>
+                <w:color w:val="000000" w:themeColor="text1" w:themeTint="FF" w:themeShade="FF"/>
+                <w:sz w:val="16"/>
+                <w:szCs w:val="16"/>
+              </w:rPr>
+              <w:t>30min</w:t>
+            </w:r>
+          </w:p>
+        </w:tc>
+      </w:tr>
+      <w:tr>
+        <w:trPr>
+          <w:trHeight w:val="150"/>
+        </w:trPr>
+        <w:tc>
+          <w:tcPr>
+            <w:tcW w:w="1530" w:type="dxa"/>
+            <w:tcBorders>
+              <w:top w:val="single" w:color="000000" w:themeColor="text1" w:sz="6"/>
+              <w:left w:val="single" w:color="000000" w:themeColor="text1" w:sz="6"/>
+              <w:bottom w:val="single" w:color="000000" w:themeColor="text1" w:sz="6"/>
+              <w:right w:val="single" w:color="000000" w:themeColor="text1" w:sz="6"/>
+            </w:tcBorders>
+            <w:tcMar>
+              <w:top w:w="60" w:type="dxa"/>
+              <w:left w:w="60" w:type="dxa"/>
+              <w:bottom w:w="60" w:type="dxa"/>
+              <w:right w:w="60" w:type="dxa"/>
+            </w:tcMar>
+            <w:vAlign w:val="top"/>
+          </w:tcPr>
+          <w:p>
+            <w:pPr>
+              <w:pStyle w:val="Normal"/>
+              <w:bidi w:val="0"/>
+              <w:rPr>
+                <w:rFonts w:ascii="Calibri" w:hAnsi="Calibri" w:eastAsia="Calibri" w:cs="Calibri"/>
+                <w:b w:val="0"/>
+                <w:bCs w:val="0"/>
+                <w:i w:val="0"/>
+                <w:iCs w:val="0"/>
+                <w:noProof w:val="0"/>
+                <w:color w:val="000000" w:themeColor="text1" w:themeTint="FF" w:themeShade="FF"/>
+                <w:sz w:val="16"/>
+                <w:szCs w:val="16"/>
+                <w:lang w:val="en-US"/>
+              </w:rPr>
+            </w:pPr>
+          </w:p>
+        </w:tc>
+        <w:tc>
+          <w:tcPr>
+            <w:tcW w:w="1500" w:type="dxa"/>
+            <w:tcBorders>
+              <w:top w:val="single" w:color="000000" w:themeColor="text1" w:sz="6"/>
+              <w:left w:val="single" w:color="000000" w:themeColor="text1" w:sz="6"/>
+              <w:bottom w:val="single" w:color="000000" w:themeColor="text1" w:sz="6"/>
+              <w:right w:val="single" w:color="000000" w:themeColor="text1" w:sz="6"/>
+            </w:tcBorders>
+            <w:tcMar>
+              <w:top w:w="60" w:type="dxa"/>
+              <w:left w:w="60" w:type="dxa"/>
+              <w:bottom w:w="60" w:type="dxa"/>
+              <w:right w:w="60" w:type="dxa"/>
+            </w:tcMar>
+            <w:vAlign w:val="top"/>
+          </w:tcPr>
+          <w:p>
+            <w:pPr>
+              <w:bidi w:val="0"/>
+              <w:jc w:val="center"/>
+            </w:pPr>
+            <w:r>
+              <w:rPr>
+                <w:rFonts w:ascii="Calibri" w:hAnsi="Calibri" w:eastAsia="Calibri" w:cs="Calibri"/>
+                <w:b w:val="0"/>
+                <w:bCs w:val="0"/>
+                <w:i w:val="0"/>
+                <w:iCs w:val="0"/>
+                <w:noProof w:val="0"/>
+                <w:color w:val="000000" w:themeColor="text1" w:themeTint="FF" w:themeShade="FF"/>
+                <w:sz w:val="16"/>
+                <w:szCs w:val="16"/>
+                <w:lang w:val="en-US"/>
+              </w:rPr>
+              <w:t>Class Diagram and Class Descriptions</w:t>
+            </w:r>
+          </w:p>
+        </w:tc>
+        <w:tc>
+          <w:tcPr>
+            <w:tcW w:w="1155" w:type="dxa"/>
+            <w:tcBorders>
+              <w:top w:val="single" w:color="000000" w:themeColor="text1" w:sz="6"/>
+              <w:left w:val="single" w:color="000000" w:themeColor="text1" w:sz="6"/>
+              <w:bottom w:val="single" w:color="000000" w:themeColor="text1" w:sz="6"/>
+              <w:right w:val="single" w:color="000000" w:themeColor="text1" w:sz="6"/>
+            </w:tcBorders>
+            <w:tcMar>
+              <w:top w:w="60" w:type="dxa"/>
+              <w:left w:w="60" w:type="dxa"/>
+              <w:bottom w:w="60" w:type="dxa"/>
+              <w:right w:w="60" w:type="dxa"/>
+            </w:tcMar>
+            <w:vAlign w:val="top"/>
+          </w:tcPr>
+          <w:p>
+            <w:pPr>
+              <w:bidi w:val="0"/>
+              <w:spacing w:before="0" w:beforeAutospacing="off" w:after="0" w:afterAutospacing="off"/>
+              <w:jc w:val="center"/>
+            </w:pPr>
+            <w:r>
+              <w:rPr>
+                <w:rFonts w:ascii="Calibri" w:hAnsi="Calibri" w:eastAsia="Calibri" w:cs="Calibri"/>
+                <w:b w:val="0"/>
+                <w:bCs w:val="0"/>
+                <w:i w:val="0"/>
+                <w:iCs w:val="0"/>
+                <w:noProof w:val="0"/>
+                <w:color w:val="000000" w:themeColor="text1" w:themeTint="FF" w:themeShade="FF"/>
+                <w:sz w:val="16"/>
+                <w:szCs w:val="16"/>
+                <w:lang w:val="en-US"/>
+              </w:rPr>
+              <w:t>10/</w:t>
+            </w:r>
+            <w:r>
+              <w:rPr>
+                <w:rFonts w:ascii="Calibri" w:hAnsi="Calibri" w:eastAsia="Calibri" w:cs="Calibri"/>
+                <w:b w:val="0"/>
+                <w:bCs w:val="0"/>
+                <w:i w:val="0"/>
+                <w:iCs w:val="0"/>
+                <w:noProof w:val="0"/>
+                <w:color w:val="000000" w:themeColor="text1" w:themeTint="FF" w:themeShade="FF"/>
+                <w:sz w:val="16"/>
+                <w:szCs w:val="16"/>
+                <w:lang w:val="en-US"/>
+              </w:rPr>
+              <w:t>17</w:t>
+            </w:r>
+            <w:r>
+              <w:rPr>
+                <w:rFonts w:ascii="Calibri" w:hAnsi="Calibri" w:eastAsia="Calibri" w:cs="Calibri"/>
+                <w:b w:val="0"/>
+                <w:bCs w:val="0"/>
+                <w:i w:val="0"/>
+                <w:iCs w:val="0"/>
+                <w:noProof w:val="0"/>
+                <w:color w:val="000000" w:themeColor="text1" w:themeTint="FF" w:themeShade="FF"/>
+                <w:sz w:val="16"/>
+                <w:szCs w:val="16"/>
+                <w:lang w:val="en-US"/>
+              </w:rPr>
+              <w:t>/26</w:t>
+            </w:r>
+          </w:p>
+          <w:p>
+            <w:pPr>
+              <w:pStyle w:val="Normal"/>
+              <w:bidi w:val="0"/>
+              <w:jc w:val="center"/>
+              <w:rPr>
+                <w:rFonts w:ascii="Calibri" w:hAnsi="Calibri" w:eastAsia="Calibri" w:cs="Calibri"/>
+                <w:b w:val="0"/>
+                <w:bCs w:val="0"/>
+                <w:i w:val="0"/>
+                <w:iCs w:val="0"/>
+                <w:noProof w:val="0"/>
+                <w:color w:val="000000" w:themeColor="text1" w:themeTint="FF" w:themeShade="FF"/>
+                <w:sz w:val="16"/>
+                <w:szCs w:val="16"/>
+                <w:lang w:val="en-US"/>
+              </w:rPr>
+            </w:pPr>
+          </w:p>
+        </w:tc>
+        <w:tc>
+          <w:tcPr>
+            <w:tcW w:w="1305" w:type="dxa"/>
+            <w:tcBorders>
+              <w:top w:val="single" w:color="000000" w:themeColor="text1" w:sz="6"/>
+              <w:left w:val="single" w:color="000000" w:themeColor="text1" w:sz="6"/>
+              <w:bottom w:val="single" w:color="000000" w:themeColor="text1" w:sz="6"/>
+              <w:right w:val="single" w:color="000000" w:themeColor="text1" w:sz="6"/>
+            </w:tcBorders>
+            <w:tcMar>
+              <w:top w:w="60" w:type="dxa"/>
+              <w:left w:w="60" w:type="dxa"/>
+              <w:bottom w:w="60" w:type="dxa"/>
+              <w:right w:w="60" w:type="dxa"/>
+            </w:tcMar>
+            <w:vAlign w:val="top"/>
+          </w:tcPr>
+          <w:p>
+            <w:pPr>
+              <w:pStyle w:val="Normal"/>
+              <w:bidi w:val="0"/>
+              <w:jc w:val="center"/>
+            </w:pPr>
+            <w:r>
+              <w:rPr>
+                <w:rFonts w:ascii="Calibri" w:hAnsi="Calibri" w:eastAsia="Calibri" w:cs="Calibri"/>
+                <w:b w:val="0"/>
+                <w:bCs w:val="0"/>
+                <w:i w:val="0"/>
+                <w:iCs w:val="0"/>
+                <w:noProof w:val="0"/>
+                <w:color w:val="000000" w:themeColor="text1" w:themeTint="FF" w:themeShade="FF"/>
+                <w:sz w:val="16"/>
+                <w:szCs w:val="16"/>
+                <w:lang w:val="en-US"/>
+              </w:rPr>
+              <w:t>11 am</w:t>
+            </w:r>
+          </w:p>
+        </w:tc>
+        <w:tc>
+          <w:tcPr>
+            <w:tcW w:w="1380" w:type="dxa"/>
+            <w:tcBorders>
+              <w:top w:val="single" w:color="000000" w:themeColor="text1" w:sz="6"/>
+              <w:left w:val="single" w:color="000000" w:themeColor="text1" w:sz="6"/>
+              <w:bottom w:val="single" w:color="000000" w:themeColor="text1" w:sz="6"/>
+              <w:right w:val="single" w:color="000000" w:themeColor="text1" w:sz="6"/>
+            </w:tcBorders>
+            <w:tcMar>
+              <w:top w:w="60" w:type="dxa"/>
+              <w:left w:w="60" w:type="dxa"/>
+              <w:bottom w:w="60" w:type="dxa"/>
+              <w:right w:w="60" w:type="dxa"/>
+            </w:tcMar>
+            <w:vAlign w:val="top"/>
+          </w:tcPr>
+          <w:p>
+            <w:pPr>
+              <w:pStyle w:val="Normal"/>
+              <w:bidi w:val="0"/>
+              <w:jc w:val="center"/>
+            </w:pPr>
+            <w:r>
+              <w:rPr>
+                <w:rFonts w:ascii="Calibri" w:hAnsi="Calibri" w:eastAsia="Calibri" w:cs="Calibri"/>
+                <w:b w:val="0"/>
+                <w:bCs w:val="0"/>
+                <w:i w:val="0"/>
+                <w:iCs w:val="0"/>
+                <w:noProof w:val="0"/>
+                <w:color w:val="000000" w:themeColor="text1" w:themeTint="FF" w:themeShade="FF"/>
+                <w:sz w:val="16"/>
+                <w:szCs w:val="16"/>
+                <w:lang w:val="en-US"/>
+              </w:rPr>
+              <w:t>12:</w:t>
+            </w:r>
+            <w:r>
+              <w:rPr>
+                <w:rFonts w:ascii="Calibri" w:hAnsi="Calibri" w:eastAsia="Calibri" w:cs="Calibri"/>
+                <w:b w:val="0"/>
+                <w:bCs w:val="0"/>
+                <w:i w:val="0"/>
+                <w:iCs w:val="0"/>
+                <w:noProof w:val="0"/>
+                <w:color w:val="000000" w:themeColor="text1" w:themeTint="FF" w:themeShade="FF"/>
+                <w:sz w:val="16"/>
+                <w:szCs w:val="16"/>
+                <w:lang w:val="en-US"/>
+              </w:rPr>
+              <w:t>3</w:t>
+            </w:r>
+            <w:r>
+              <w:rPr>
+                <w:rFonts w:ascii="Calibri" w:hAnsi="Calibri" w:eastAsia="Calibri" w:cs="Calibri"/>
+                <w:b w:val="0"/>
+                <w:bCs w:val="0"/>
+                <w:i w:val="0"/>
+                <w:iCs w:val="0"/>
+                <w:noProof w:val="0"/>
+                <w:color w:val="000000" w:themeColor="text1" w:themeTint="FF" w:themeShade="FF"/>
+                <w:sz w:val="16"/>
+                <w:szCs w:val="16"/>
+                <w:lang w:val="en-US"/>
+              </w:rPr>
+              <w:t>0 pm</w:t>
+            </w:r>
+          </w:p>
+        </w:tc>
+        <w:tc>
+          <w:tcPr>
+            <w:tcW w:w="1305" w:type="dxa"/>
+            <w:tcBorders>
+              <w:top w:val="single" w:color="000000" w:themeColor="text1" w:sz="6"/>
+              <w:left w:val="single" w:color="000000" w:themeColor="text1" w:sz="6"/>
+              <w:bottom w:val="single" w:color="000000" w:themeColor="text1" w:sz="6"/>
+              <w:right w:val="single" w:color="000000" w:themeColor="text1" w:sz="6"/>
+            </w:tcBorders>
+            <w:tcMar>
+              <w:top w:w="60" w:type="dxa"/>
+              <w:left w:w="60" w:type="dxa"/>
+              <w:bottom w:w="60" w:type="dxa"/>
+              <w:right w:w="60" w:type="dxa"/>
+            </w:tcMar>
+            <w:vAlign w:val="top"/>
+          </w:tcPr>
+          <w:p>
+            <w:pPr>
+              <w:pStyle w:val="Normal"/>
+              <w:bidi w:val="0"/>
+              <w:jc w:val="center"/>
+            </w:pPr>
+            <w:r>
+              <w:rPr>
+                <w:rFonts w:ascii="Calibri" w:hAnsi="Calibri" w:eastAsia="Calibri" w:cs="Calibri"/>
+                <w:b w:val="0"/>
+                <w:bCs w:val="0"/>
+                <w:i w:val="0"/>
+                <w:iCs w:val="0"/>
+                <w:noProof w:val="0"/>
+                <w:color w:val="000000" w:themeColor="text1" w:themeTint="FF" w:themeShade="FF"/>
+                <w:sz w:val="16"/>
+                <w:szCs w:val="16"/>
+                <w:lang w:val="en-US"/>
+              </w:rPr>
+              <w:t>9</w:t>
+            </w:r>
+            <w:r>
+              <w:rPr>
+                <w:rFonts w:ascii="Calibri" w:hAnsi="Calibri" w:eastAsia="Calibri" w:cs="Calibri"/>
+                <w:b w:val="0"/>
+                <w:bCs w:val="0"/>
+                <w:i w:val="0"/>
+                <w:iCs w:val="0"/>
+                <w:noProof w:val="0"/>
+                <w:color w:val="000000" w:themeColor="text1" w:themeTint="FF" w:themeShade="FF"/>
+                <w:sz w:val="16"/>
+                <w:szCs w:val="16"/>
+                <w:lang w:val="en-US"/>
+              </w:rPr>
+              <w:t>0 min</w:t>
+            </w:r>
+          </w:p>
+        </w:tc>
+      </w:tr>
+      <w:tr>
+        <w:trPr>
+          <w:trHeight w:val="150"/>
+        </w:trPr>
+        <w:tc>
+          <w:tcPr>
+            <w:tcW w:w="1530" w:type="dxa"/>
+            <w:tcBorders>
+              <w:top w:val="single" w:color="000000" w:themeColor="text1" w:sz="6"/>
+              <w:left w:val="single" w:color="000000" w:themeColor="text1" w:sz="6"/>
+              <w:bottom w:val="single" w:color="000000" w:themeColor="text1" w:sz="6"/>
+              <w:right w:val="single" w:color="000000" w:themeColor="text1" w:sz="6"/>
+            </w:tcBorders>
+            <w:tcMar>
+              <w:top w:w="60" w:type="dxa"/>
+              <w:left w:w="60" w:type="dxa"/>
+              <w:bottom w:w="60" w:type="dxa"/>
+              <w:right w:w="60" w:type="dxa"/>
+            </w:tcMar>
+            <w:vAlign w:val="top"/>
+          </w:tcPr>
+          <w:p>
+            <w:pPr>
+              <w:pStyle w:val="Normal"/>
+              <w:bidi w:val="0"/>
+              <w:jc w:val="center"/>
+              <w:rPr>
+                <w:rFonts w:ascii="Calibri" w:hAnsi="Calibri" w:eastAsia="Calibri" w:cs="Calibri"/>
+                <w:b w:val="0"/>
+                <w:bCs w:val="0"/>
+                <w:i w:val="0"/>
+                <w:iCs w:val="0"/>
+                <w:noProof w:val="0"/>
+                <w:color w:val="000000" w:themeColor="text1" w:themeTint="FF" w:themeShade="FF"/>
+                <w:sz w:val="16"/>
+                <w:szCs w:val="16"/>
+                <w:lang w:val="en-US"/>
+              </w:rPr>
+            </w:pPr>
+          </w:p>
+        </w:tc>
+        <w:tc>
+          <w:tcPr>
+            <w:tcW w:w="1500" w:type="dxa"/>
+            <w:tcBorders>
+              <w:top w:val="single" w:color="000000" w:themeColor="text1" w:sz="6"/>
+              <w:left w:val="single" w:color="000000" w:themeColor="text1" w:sz="6"/>
+              <w:bottom w:val="single" w:color="000000" w:themeColor="text1" w:sz="6"/>
+              <w:right w:val="single" w:color="000000" w:themeColor="text1" w:sz="6"/>
+            </w:tcBorders>
+            <w:tcMar>
+              <w:top w:w="60" w:type="dxa"/>
+              <w:left w:w="60" w:type="dxa"/>
+              <w:bottom w:w="60" w:type="dxa"/>
+              <w:right w:w="60" w:type="dxa"/>
+            </w:tcMar>
+            <w:vAlign w:val="top"/>
+          </w:tcPr>
+          <w:p>
+            <w:pPr>
+              <w:pStyle w:val="Normal"/>
+              <w:suppressLineNumbers w:val="0"/>
+              <w:bidi w:val="0"/>
+              <w:spacing w:before="0" w:beforeAutospacing="off" w:after="150" w:afterAutospacing="off" w:line="279" w:lineRule="auto"/>
+              <w:ind w:left="0" w:right="0"/>
+              <w:jc w:val="center"/>
+              <w:rPr>
+                <w:rFonts w:ascii="Helvetica" w:hAnsi="Helvetica" w:eastAsia="Helvetica" w:cs="Helvetica"/>
+                <w:b w:val="0"/>
+                <w:bCs w:val="0"/>
+                <w:i w:val="0"/>
+                <w:iCs w:val="0"/>
+                <w:color w:val="000000" w:themeColor="text1" w:themeTint="FF" w:themeShade="FF"/>
+                <w:sz w:val="16"/>
+                <w:szCs w:val="16"/>
+              </w:rPr>
+            </w:pPr>
+            <w:r>
+              <w:rPr>
+                <w:rFonts w:ascii="Helvetica" w:hAnsi="Helvetica" w:eastAsia="Helvetica" w:cs="Helvetica"/>
+                <w:b w:val="0"/>
+                <w:bCs w:val="0"/>
+                <w:i w:val="0"/>
+                <w:iCs w:val="0"/>
+                <w:color w:val="000000" w:themeColor="text1" w:themeTint="FF" w:themeShade="FF"/>
+                <w:sz w:val="16"/>
+                <w:szCs w:val="16"/>
+              </w:rPr>
+              <w:t>Uploading doc to github</w:t>
+            </w:r>
+          </w:p>
+        </w:tc>
+        <w:tc>
+          <w:tcPr>
+            <w:tcW w:w="1155" w:type="dxa"/>
+            <w:tcBorders>
+              <w:top w:val="single" w:color="000000" w:themeColor="text1" w:sz="6"/>
+              <w:left w:val="single" w:color="000000" w:themeColor="text1" w:sz="6"/>
+              <w:bottom w:val="single" w:color="000000" w:themeColor="text1" w:sz="6"/>
+              <w:right w:val="single" w:color="000000" w:themeColor="text1" w:sz="6"/>
+            </w:tcBorders>
+            <w:tcMar>
+              <w:top w:w="60" w:type="dxa"/>
+              <w:left w:w="60" w:type="dxa"/>
+              <w:bottom w:w="60" w:type="dxa"/>
+              <w:right w:w="60" w:type="dxa"/>
+            </w:tcMar>
+            <w:vAlign w:val="top"/>
+          </w:tcPr>
+          <w:p>
+            <w:pPr>
+              <w:pStyle w:val="Normal"/>
+              <w:suppressLineNumbers w:val="0"/>
+              <w:bidi w:val="0"/>
+              <w:spacing w:before="0" w:beforeAutospacing="off" w:after="150" w:afterAutospacing="off" w:line="279" w:lineRule="auto"/>
+              <w:ind w:left="0" w:right="0"/>
+              <w:jc w:val="center"/>
+              <w:rPr>
+                <w:rFonts w:ascii="Helvetica" w:hAnsi="Helvetica" w:eastAsia="Helvetica" w:cs="Helvetica"/>
+                <w:b w:val="0"/>
+                <w:bCs w:val="0"/>
+                <w:i w:val="0"/>
+                <w:iCs w:val="0"/>
+                <w:color w:val="000000" w:themeColor="text1" w:themeTint="FF" w:themeShade="FF"/>
+                <w:sz w:val="16"/>
+                <w:szCs w:val="16"/>
+              </w:rPr>
+            </w:pPr>
+            <w:r>
+              <w:rPr>
+                <w:rFonts w:ascii="Helvetica" w:hAnsi="Helvetica" w:eastAsia="Helvetica" w:cs="Helvetica"/>
+                <w:b w:val="0"/>
+                <w:bCs w:val="0"/>
+                <w:i w:val="0"/>
+                <w:iCs w:val="0"/>
+                <w:color w:val="000000" w:themeColor="text1" w:themeTint="FF" w:themeShade="FF"/>
+                <w:sz w:val="16"/>
+                <w:szCs w:val="16"/>
+              </w:rPr>
+              <w:t>10</w:t>
+            </w:r>
+            <w:r>
+              <w:rPr>
+                <w:rFonts w:ascii="Helvetica" w:hAnsi="Helvetica" w:eastAsia="Helvetica" w:cs="Helvetica"/>
+                <w:b w:val="0"/>
+                <w:bCs w:val="0"/>
+                <w:i w:val="0"/>
+                <w:iCs w:val="0"/>
+                <w:color w:val="000000" w:themeColor="text1" w:themeTint="FF" w:themeShade="FF"/>
+                <w:sz w:val="16"/>
+                <w:szCs w:val="16"/>
+              </w:rPr>
+              <w:t>/1</w:t>
+            </w:r>
+            <w:r>
+              <w:rPr>
+                <w:rFonts w:ascii="Helvetica" w:hAnsi="Helvetica" w:eastAsia="Helvetica" w:cs="Helvetica"/>
+                <w:b w:val="0"/>
+                <w:bCs w:val="0"/>
+                <w:i w:val="0"/>
+                <w:iCs w:val="0"/>
+                <w:color w:val="000000" w:themeColor="text1" w:themeTint="FF" w:themeShade="FF"/>
+                <w:sz w:val="16"/>
+                <w:szCs w:val="16"/>
+              </w:rPr>
+              <w:t>8</w:t>
+            </w:r>
+            <w:r>
+              <w:rPr>
+                <w:rFonts w:ascii="Helvetica" w:hAnsi="Helvetica" w:eastAsia="Helvetica" w:cs="Helvetica"/>
+                <w:b w:val="0"/>
+                <w:bCs w:val="0"/>
+                <w:i w:val="0"/>
+                <w:iCs w:val="0"/>
+                <w:color w:val="000000" w:themeColor="text1" w:themeTint="FF" w:themeShade="FF"/>
+                <w:sz w:val="16"/>
+                <w:szCs w:val="16"/>
+              </w:rPr>
+              <w:t>/26</w:t>
+            </w:r>
+          </w:p>
+        </w:tc>
+        <w:tc>
+          <w:tcPr>
+            <w:tcW w:w="1305" w:type="dxa"/>
+            <w:tcBorders>
+              <w:top w:val="single" w:color="000000" w:themeColor="text1" w:sz="6"/>
+              <w:left w:val="single" w:color="000000" w:themeColor="text1" w:sz="6"/>
+              <w:bottom w:val="single" w:color="000000" w:themeColor="text1" w:sz="6"/>
+              <w:right w:val="single" w:color="000000" w:themeColor="text1" w:sz="6"/>
+            </w:tcBorders>
+            <w:tcMar>
+              <w:top w:w="60" w:type="dxa"/>
+              <w:left w:w="60" w:type="dxa"/>
+              <w:bottom w:w="60" w:type="dxa"/>
+              <w:right w:w="60" w:type="dxa"/>
+            </w:tcMar>
+            <w:vAlign w:val="top"/>
+          </w:tcPr>
+          <w:p>
+            <w:pPr>
+              <w:pStyle w:val="Normal"/>
+              <w:suppressLineNumbers w:val="0"/>
+              <w:bidi w:val="0"/>
+              <w:spacing w:before="0" w:beforeAutospacing="off" w:after="150" w:afterAutospacing="off" w:line="279" w:lineRule="auto"/>
+              <w:ind w:left="0" w:right="0"/>
+              <w:jc w:val="center"/>
+              <w:rPr>
+                <w:rFonts w:ascii="Helvetica" w:hAnsi="Helvetica" w:eastAsia="Helvetica" w:cs="Helvetica"/>
+                <w:b w:val="0"/>
+                <w:bCs w:val="0"/>
+                <w:i w:val="0"/>
+                <w:iCs w:val="0"/>
+                <w:color w:val="000000" w:themeColor="text1" w:themeTint="FF" w:themeShade="FF"/>
+                <w:sz w:val="16"/>
+                <w:szCs w:val="16"/>
+              </w:rPr>
+            </w:pPr>
+            <w:r>
+              <w:rPr>
+                <w:rFonts w:ascii="Helvetica" w:hAnsi="Helvetica" w:eastAsia="Helvetica" w:cs="Helvetica"/>
+                <w:b w:val="0"/>
+                <w:bCs w:val="0"/>
+                <w:i w:val="0"/>
+                <w:iCs w:val="0"/>
+                <w:color w:val="000000" w:themeColor="text1" w:themeTint="FF" w:themeShade="FF"/>
+                <w:sz w:val="16"/>
+                <w:szCs w:val="16"/>
+              </w:rPr>
+              <w:t>1</w:t>
+            </w:r>
+            <w:r>
+              <w:rPr>
+                <w:rFonts w:ascii="Helvetica" w:hAnsi="Helvetica" w:eastAsia="Helvetica" w:cs="Helvetica"/>
+                <w:b w:val="0"/>
+                <w:bCs w:val="0"/>
+                <w:i w:val="0"/>
+                <w:iCs w:val="0"/>
+                <w:color w:val="000000" w:themeColor="text1" w:themeTint="FF" w:themeShade="FF"/>
+                <w:sz w:val="16"/>
+                <w:szCs w:val="16"/>
+              </w:rPr>
+              <w:t>:</w:t>
+            </w:r>
+            <w:r>
+              <w:rPr>
+                <w:rFonts w:ascii="Helvetica" w:hAnsi="Helvetica" w:eastAsia="Helvetica" w:cs="Helvetica"/>
+                <w:b w:val="0"/>
+                <w:bCs w:val="0"/>
+                <w:i w:val="0"/>
+                <w:iCs w:val="0"/>
+                <w:color w:val="000000" w:themeColor="text1" w:themeTint="FF" w:themeShade="FF"/>
+                <w:sz w:val="16"/>
+                <w:szCs w:val="16"/>
+              </w:rPr>
+              <w:t>5</w:t>
+            </w:r>
+            <w:r>
+              <w:rPr>
+                <w:rFonts w:ascii="Helvetica" w:hAnsi="Helvetica" w:eastAsia="Helvetica" w:cs="Helvetica"/>
+                <w:b w:val="0"/>
+                <w:bCs w:val="0"/>
+                <w:i w:val="0"/>
+                <w:iCs w:val="0"/>
+                <w:color w:val="000000" w:themeColor="text1" w:themeTint="FF" w:themeShade="FF"/>
+                <w:sz w:val="16"/>
+                <w:szCs w:val="16"/>
+              </w:rPr>
+              <w:t>0 pm</w:t>
+            </w:r>
+          </w:p>
+        </w:tc>
+        <w:tc>
+          <w:tcPr>
+            <w:tcW w:w="1380" w:type="dxa"/>
+            <w:tcBorders>
+              <w:top w:val="single" w:color="000000" w:themeColor="text1" w:sz="6"/>
+              <w:left w:val="single" w:color="000000" w:themeColor="text1" w:sz="6"/>
+              <w:bottom w:val="single" w:color="000000" w:themeColor="text1" w:sz="6"/>
+              <w:right w:val="single" w:color="000000" w:themeColor="text1" w:sz="6"/>
+            </w:tcBorders>
+            <w:tcMar>
+              <w:top w:w="60" w:type="dxa"/>
+              <w:left w:w="60" w:type="dxa"/>
+              <w:bottom w:w="60" w:type="dxa"/>
+              <w:right w:w="60" w:type="dxa"/>
+            </w:tcMar>
+            <w:vAlign w:val="top"/>
+          </w:tcPr>
+          <w:p>
+            <w:pPr>
+              <w:pStyle w:val="Normal"/>
+              <w:suppressLineNumbers w:val="0"/>
+              <w:bidi w:val="0"/>
+              <w:spacing w:before="0" w:beforeAutospacing="off" w:after="150" w:afterAutospacing="off" w:line="279" w:lineRule="auto"/>
+              <w:ind w:left="0" w:right="0"/>
+              <w:jc w:val="center"/>
+              <w:rPr>
+                <w:rFonts w:ascii="Helvetica" w:hAnsi="Helvetica" w:eastAsia="Helvetica" w:cs="Helvetica"/>
+                <w:b w:val="0"/>
+                <w:bCs w:val="0"/>
+                <w:i w:val="0"/>
+                <w:iCs w:val="0"/>
+                <w:color w:val="000000" w:themeColor="text1" w:themeTint="FF" w:themeShade="FF"/>
+                <w:sz w:val="16"/>
+                <w:szCs w:val="16"/>
+              </w:rPr>
+            </w:pPr>
+            <w:r>
+              <w:rPr>
+                <w:rFonts w:ascii="Helvetica" w:hAnsi="Helvetica" w:eastAsia="Helvetica" w:cs="Helvetica"/>
+                <w:b w:val="0"/>
+                <w:bCs w:val="0"/>
+                <w:i w:val="0"/>
+                <w:iCs w:val="0"/>
+                <w:color w:val="000000" w:themeColor="text1" w:themeTint="FF" w:themeShade="FF"/>
+                <w:sz w:val="16"/>
+                <w:szCs w:val="16"/>
+              </w:rPr>
+              <w:t>1</w:t>
+            </w:r>
+            <w:r>
+              <w:rPr>
+                <w:rFonts w:ascii="Helvetica" w:hAnsi="Helvetica" w:eastAsia="Helvetica" w:cs="Helvetica"/>
+                <w:b w:val="0"/>
+                <w:bCs w:val="0"/>
+                <w:i w:val="0"/>
+                <w:iCs w:val="0"/>
+                <w:color w:val="000000" w:themeColor="text1" w:themeTint="FF" w:themeShade="FF"/>
+                <w:sz w:val="16"/>
+                <w:szCs w:val="16"/>
+              </w:rPr>
+              <w:t>:</w:t>
+            </w:r>
+            <w:r>
+              <w:rPr>
+                <w:rFonts w:ascii="Helvetica" w:hAnsi="Helvetica" w:eastAsia="Helvetica" w:cs="Helvetica"/>
+                <w:b w:val="0"/>
+                <w:bCs w:val="0"/>
+                <w:i w:val="0"/>
+                <w:iCs w:val="0"/>
+                <w:color w:val="000000" w:themeColor="text1" w:themeTint="FF" w:themeShade="FF"/>
+                <w:sz w:val="16"/>
+                <w:szCs w:val="16"/>
+              </w:rPr>
+              <w:t>55</w:t>
+            </w:r>
+            <w:r>
+              <w:rPr>
+                <w:rFonts w:ascii="Helvetica" w:hAnsi="Helvetica" w:eastAsia="Helvetica" w:cs="Helvetica"/>
+                <w:b w:val="0"/>
+                <w:bCs w:val="0"/>
+                <w:i w:val="0"/>
+                <w:iCs w:val="0"/>
+                <w:color w:val="000000" w:themeColor="text1" w:themeTint="FF" w:themeShade="FF"/>
+                <w:sz w:val="16"/>
+                <w:szCs w:val="16"/>
+              </w:rPr>
+              <w:t xml:space="preserve"> </w:t>
+            </w:r>
+            <w:r>
+              <w:rPr>
+                <w:rFonts w:ascii="Helvetica" w:hAnsi="Helvetica" w:eastAsia="Helvetica" w:cs="Helvetica"/>
+                <w:b w:val="0"/>
+                <w:bCs w:val="0"/>
+                <w:i w:val="0"/>
+                <w:iCs w:val="0"/>
+                <w:color w:val="000000" w:themeColor="text1" w:themeTint="FF" w:themeShade="FF"/>
+                <w:sz w:val="16"/>
+                <w:szCs w:val="16"/>
+              </w:rPr>
+              <w:t>pm</w:t>
+            </w:r>
+          </w:p>
+        </w:tc>
+        <w:tc>
+          <w:tcPr>
+            <w:tcW w:w="1305" w:type="dxa"/>
+            <w:tcBorders>
+              <w:top w:val="single" w:color="000000" w:themeColor="text1" w:sz="6"/>
+              <w:left w:val="single" w:color="000000" w:themeColor="text1" w:sz="6"/>
+              <w:bottom w:val="single" w:color="000000" w:themeColor="text1" w:sz="6"/>
+              <w:right w:val="single" w:color="000000" w:themeColor="text1" w:sz="6"/>
+            </w:tcBorders>
+            <w:tcMar>
+              <w:top w:w="60" w:type="dxa"/>
+              <w:left w:w="60" w:type="dxa"/>
+              <w:bottom w:w="60" w:type="dxa"/>
+              <w:right w:w="60" w:type="dxa"/>
+            </w:tcMar>
+            <w:vAlign w:val="top"/>
+          </w:tcPr>
+          <w:p>
+            <w:pPr>
+              <w:pStyle w:val="Normal"/>
+              <w:suppressLineNumbers w:val="0"/>
+              <w:bidi w:val="0"/>
+              <w:spacing w:before="0" w:beforeAutospacing="off" w:after="150" w:afterAutospacing="off" w:line="279" w:lineRule="auto"/>
+              <w:ind w:left="0" w:right="0"/>
+              <w:jc w:val="center"/>
+              <w:rPr>
+                <w:rFonts w:ascii="Helvetica" w:hAnsi="Helvetica" w:eastAsia="Helvetica" w:cs="Helvetica"/>
+                <w:b w:val="0"/>
+                <w:bCs w:val="0"/>
+                <w:i w:val="0"/>
+                <w:iCs w:val="0"/>
+                <w:color w:val="000000" w:themeColor="text1" w:themeTint="FF" w:themeShade="FF"/>
+                <w:sz w:val="16"/>
+                <w:szCs w:val="16"/>
+              </w:rPr>
+            </w:pPr>
+            <w:r>
+              <w:rPr>
+                <w:rFonts w:ascii="Helvetica" w:hAnsi="Helvetica" w:eastAsia="Helvetica" w:cs="Helvetica"/>
+                <w:b w:val="0"/>
+                <w:bCs w:val="0"/>
+                <w:i w:val="0"/>
+                <w:iCs w:val="0"/>
+                <w:color w:val="000000" w:themeColor="text1" w:themeTint="FF" w:themeShade="FF"/>
+                <w:sz w:val="16"/>
+                <w:szCs w:val="16"/>
+              </w:rPr>
+              <w:t>5</w:t>
+            </w:r>
+            <w:r>
+              <w:rPr>
+                <w:rFonts w:ascii="Helvetica" w:hAnsi="Helvetica" w:eastAsia="Helvetica" w:cs="Helvetica"/>
+                <w:b w:val="0"/>
+                <w:bCs w:val="0"/>
+                <w:i w:val="0"/>
+                <w:iCs w:val="0"/>
+                <w:color w:val="000000" w:themeColor="text1" w:themeTint="FF" w:themeShade="FF"/>
+                <w:sz w:val="16"/>
+                <w:szCs w:val="16"/>
+              </w:rPr>
+              <w:t>min</w:t>
+            </w:r>
+          </w:p>
+        </w:tc>
+      </w:tr>
+      <w:tr>
+        <w:trPr>
+          <w:trHeight w:val="150"/>
+        </w:trPr>
+        <w:tc>
+          <w:tcPr>
+            <w:tcW w:w="1530" w:type="dxa"/>
+            <w:tcBorders>
+              <w:top w:val="single" w:color="000000" w:themeColor="text1" w:sz="6"/>
+              <w:left w:val="single" w:color="000000" w:themeColor="text1" w:sz="6"/>
+              <w:bottom w:val="single" w:color="000000" w:themeColor="text1" w:sz="6"/>
+              <w:right w:val="single" w:color="000000" w:themeColor="text1" w:sz="6"/>
+            </w:tcBorders>
+            <w:tcMar>
+              <w:top w:w="60" w:type="dxa"/>
+              <w:left w:w="60" w:type="dxa"/>
+              <w:bottom w:w="60" w:type="dxa"/>
+              <w:right w:w="60" w:type="dxa"/>
+            </w:tcMar>
+            <w:vAlign w:val="top"/>
+          </w:tcPr>
+          <w:p>
+            <w:pPr>
+              <w:pStyle w:val="Normal"/>
+              <w:bidi w:val="0"/>
+              <w:spacing w:line="279" w:lineRule="auto"/>
+              <w:jc w:val="center"/>
+              <w:rPr>
+                <w:rFonts w:ascii="Helvetica" w:hAnsi="Helvetica" w:eastAsia="Helvetica" w:cs="Helvetica"/>
+                <w:b w:val="0"/>
+                <w:bCs w:val="0"/>
+                <w:i w:val="0"/>
+                <w:iCs w:val="0"/>
+                <w:color w:val="000000" w:themeColor="text1" w:themeTint="FF" w:themeShade="FF"/>
+                <w:sz w:val="16"/>
+                <w:szCs w:val="16"/>
+              </w:rPr>
+            </w:pPr>
+          </w:p>
+        </w:tc>
+        <w:tc>
+          <w:tcPr>
+            <w:tcW w:w="1500" w:type="dxa"/>
+            <w:tcBorders>
+              <w:top w:val="single" w:color="000000" w:themeColor="text1" w:sz="6"/>
+              <w:left w:val="single" w:color="000000" w:themeColor="text1" w:sz="6"/>
+              <w:bottom w:val="single" w:color="000000" w:themeColor="text1" w:sz="6"/>
+              <w:right w:val="single" w:color="000000" w:themeColor="text1" w:sz="6"/>
+            </w:tcBorders>
+            <w:tcMar>
+              <w:top w:w="60" w:type="dxa"/>
+              <w:left w:w="60" w:type="dxa"/>
+              <w:bottom w:w="60" w:type="dxa"/>
+              <w:right w:w="60" w:type="dxa"/>
+            </w:tcMar>
+            <w:vAlign w:val="top"/>
+          </w:tcPr>
+          <w:p>
+            <w:pPr>
+              <w:pStyle w:val="Normal"/>
+              <w:bidi w:val="0"/>
+              <w:spacing w:line="279" w:lineRule="auto"/>
+              <w:jc w:val="center"/>
+              <w:rPr>
+                <w:rFonts w:ascii="Helvetica" w:hAnsi="Helvetica" w:eastAsia="Helvetica" w:cs="Helvetica"/>
+                <w:b w:val="0"/>
+                <w:bCs w:val="0"/>
+                <w:i w:val="0"/>
+                <w:iCs w:val="0"/>
+                <w:color w:val="000000" w:themeColor="text1" w:themeTint="FF" w:themeShade="FF"/>
+                <w:sz w:val="16"/>
+                <w:szCs w:val="16"/>
+              </w:rPr>
+            </w:pPr>
+          </w:p>
+        </w:tc>
+        <w:tc>
+          <w:tcPr>
+            <w:tcW w:w="1155" w:type="dxa"/>
+            <w:tcBorders>
+              <w:top w:val="single" w:color="000000" w:themeColor="text1" w:sz="6"/>
+              <w:left w:val="single" w:color="000000" w:themeColor="text1" w:sz="6"/>
+              <w:bottom w:val="single" w:color="000000" w:themeColor="text1" w:sz="6"/>
+              <w:right w:val="single" w:color="000000" w:themeColor="text1" w:sz="6"/>
+            </w:tcBorders>
+            <w:tcMar>
+              <w:top w:w="60" w:type="dxa"/>
+              <w:left w:w="60" w:type="dxa"/>
+              <w:bottom w:w="60" w:type="dxa"/>
+              <w:right w:w="60" w:type="dxa"/>
+            </w:tcMar>
+            <w:vAlign w:val="top"/>
+          </w:tcPr>
+          <w:p>
+            <w:pPr>
+              <w:pStyle w:val="Normal"/>
+              <w:bidi w:val="0"/>
+              <w:spacing w:line="279" w:lineRule="auto"/>
+              <w:jc w:val="center"/>
+              <w:rPr>
+                <w:rFonts w:ascii="Helvetica" w:hAnsi="Helvetica" w:eastAsia="Helvetica" w:cs="Helvetica"/>
+                <w:b w:val="0"/>
+                <w:bCs w:val="0"/>
+                <w:i w:val="0"/>
+                <w:iCs w:val="0"/>
+                <w:color w:val="000000" w:themeColor="text1" w:themeTint="FF" w:themeShade="FF"/>
+                <w:sz w:val="16"/>
+                <w:szCs w:val="16"/>
+              </w:rPr>
+            </w:pPr>
+          </w:p>
+        </w:tc>
+        <w:tc>
+          <w:tcPr>
+            <w:tcW w:w="1305" w:type="dxa"/>
+            <w:tcBorders>
+              <w:top w:val="single" w:color="000000" w:themeColor="text1" w:sz="6"/>
+              <w:left w:val="single" w:color="000000" w:themeColor="text1" w:sz="6"/>
+              <w:bottom w:val="single" w:color="000000" w:themeColor="text1" w:sz="6"/>
+              <w:right w:val="single" w:color="000000" w:themeColor="text1" w:sz="6"/>
+            </w:tcBorders>
+            <w:tcMar>
+              <w:top w:w="60" w:type="dxa"/>
+              <w:left w:w="60" w:type="dxa"/>
+              <w:bottom w:w="60" w:type="dxa"/>
+              <w:right w:w="60" w:type="dxa"/>
+            </w:tcMar>
+            <w:vAlign w:val="top"/>
+          </w:tcPr>
+          <w:p>
+            <w:pPr>
+              <w:pStyle w:val="Normal"/>
+              <w:bidi w:val="0"/>
+              <w:spacing w:line="279" w:lineRule="auto"/>
+              <w:jc w:val="center"/>
+              <w:rPr>
+                <w:rFonts w:ascii="Helvetica" w:hAnsi="Helvetica" w:eastAsia="Helvetica" w:cs="Helvetica"/>
+                <w:b w:val="0"/>
+                <w:bCs w:val="0"/>
+                <w:i w:val="0"/>
+                <w:iCs w:val="0"/>
+                <w:color w:val="000000" w:themeColor="text1" w:themeTint="FF" w:themeShade="FF"/>
+                <w:sz w:val="16"/>
+                <w:szCs w:val="16"/>
+              </w:rPr>
+            </w:pPr>
+          </w:p>
+        </w:tc>
+        <w:tc>
+          <w:tcPr>
+            <w:tcW w:w="1380" w:type="dxa"/>
+            <w:tcBorders>
+              <w:top w:val="single" w:color="000000" w:themeColor="text1" w:sz="6"/>
+              <w:left w:val="single" w:color="000000" w:themeColor="text1" w:sz="6"/>
+              <w:bottom w:val="single" w:color="000000" w:themeColor="text1" w:sz="6"/>
+              <w:right w:val="single" w:color="000000" w:themeColor="text1" w:sz="6"/>
+            </w:tcBorders>
+            <w:tcMar>
+              <w:top w:w="60" w:type="dxa"/>
+              <w:left w:w="60" w:type="dxa"/>
+              <w:bottom w:w="60" w:type="dxa"/>
+              <w:right w:w="60" w:type="dxa"/>
+            </w:tcMar>
+            <w:vAlign w:val="top"/>
+          </w:tcPr>
+          <w:p>
+            <w:pPr>
+              <w:pStyle w:val="Normal"/>
+              <w:bidi w:val="0"/>
+              <w:spacing w:line="279" w:lineRule="auto"/>
+              <w:jc w:val="center"/>
+              <w:rPr>
+                <w:rFonts w:ascii="Helvetica" w:hAnsi="Helvetica" w:eastAsia="Helvetica" w:cs="Helvetica"/>
+                <w:b w:val="0"/>
+                <w:bCs w:val="0"/>
+                <w:i w:val="0"/>
+                <w:iCs w:val="0"/>
+                <w:color w:val="000000" w:themeColor="text1" w:themeTint="FF" w:themeShade="FF"/>
+                <w:sz w:val="16"/>
+                <w:szCs w:val="16"/>
+              </w:rPr>
+            </w:pPr>
+          </w:p>
+        </w:tc>
+        <w:tc>
+          <w:tcPr>
+            <w:tcW w:w="1305" w:type="dxa"/>
+            <w:tcBorders>
+              <w:top w:val="single" w:color="000000" w:themeColor="text1" w:sz="6"/>
+              <w:left w:val="single" w:color="000000" w:themeColor="text1" w:sz="6"/>
+              <w:bottom w:val="single" w:color="000000" w:themeColor="text1" w:sz="6"/>
+              <w:right w:val="single" w:color="000000" w:themeColor="text1" w:sz="6"/>
+            </w:tcBorders>
+            <w:tcMar>
+              <w:top w:w="60" w:type="dxa"/>
+              <w:left w:w="60" w:type="dxa"/>
+              <w:bottom w:w="60" w:type="dxa"/>
+              <w:right w:w="60" w:type="dxa"/>
+            </w:tcMar>
+            <w:vAlign w:val="top"/>
+          </w:tcPr>
+          <w:p>
+            <w:pPr>
+              <w:pStyle w:val="Normal"/>
+              <w:suppressLineNumbers w:val="0"/>
+              <w:bidi w:val="0"/>
+              <w:spacing w:before="0" w:beforeAutospacing="off" w:after="150" w:afterAutospacing="off" w:line="279" w:lineRule="auto"/>
+              <w:ind w:left="0" w:right="0"/>
+              <w:jc w:val="center"/>
+              <w:rPr>
+                <w:rFonts w:ascii="Helvetica" w:hAnsi="Helvetica" w:eastAsia="Helvetica" w:cs="Helvetica"/>
+                <w:b w:val="0"/>
+                <w:bCs w:val="0"/>
+                <w:i w:val="0"/>
+                <w:iCs w:val="0"/>
+                <w:color w:val="000000" w:themeColor="text1" w:themeTint="FF" w:themeShade="FF"/>
+                <w:sz w:val="16"/>
+                <w:szCs w:val="16"/>
+              </w:rPr>
+            </w:pPr>
+            <w:r>
+              <w:rPr>
+                <w:rFonts w:ascii="Helvetica" w:hAnsi="Helvetica" w:eastAsia="Helvetica" w:cs="Helvetica"/>
+                <w:b w:val="0"/>
+                <w:bCs w:val="0"/>
+                <w:i w:val="0"/>
+                <w:iCs w:val="0"/>
+                <w:color w:val="000000" w:themeColor="text1" w:themeTint="FF" w:themeShade="FF"/>
+                <w:sz w:val="16"/>
+                <w:szCs w:val="16"/>
+              </w:rPr>
+              <w:t xml:space="preserve">Week </w:t>
+            </w:r>
+            <w:r>
+              <w:rPr>
+                <w:rFonts w:ascii="Helvetica" w:hAnsi="Helvetica" w:eastAsia="Helvetica" w:cs="Helvetica"/>
+                <w:b w:val="0"/>
+                <w:bCs w:val="0"/>
+                <w:i w:val="0"/>
+                <w:iCs w:val="0"/>
+                <w:color w:val="000000" w:themeColor="text1" w:themeTint="FF" w:themeShade="FF"/>
+                <w:sz w:val="16"/>
+                <w:szCs w:val="16"/>
+              </w:rPr>
+              <w:t>5</w:t>
+            </w:r>
+            <w:r>
+              <w:rPr>
+                <w:rFonts w:ascii="Helvetica" w:hAnsi="Helvetica" w:eastAsia="Helvetica" w:cs="Helvetica"/>
+                <w:b w:val="0"/>
+                <w:bCs w:val="0"/>
+                <w:i w:val="0"/>
+                <w:iCs w:val="0"/>
+                <w:color w:val="000000" w:themeColor="text1" w:themeTint="FF" w:themeShade="FF"/>
+                <w:sz w:val="16"/>
+                <w:szCs w:val="16"/>
+              </w:rPr>
+              <w:t xml:space="preserve"> total: </w:t>
+            </w:r>
+          </w:p>
+          <w:p>
+            <w:pPr>
+              <w:pStyle w:val="Normal"/>
+              <w:suppressLineNumbers w:val="0"/>
+              <w:bidi w:val="0"/>
+              <w:spacing w:before="0" w:beforeAutospacing="off" w:after="150" w:afterAutospacing="off" w:line="279" w:lineRule="auto"/>
+              <w:ind w:left="0" w:right="0"/>
+              <w:jc w:val="center"/>
+              <w:rPr>
+                <w:rFonts w:ascii="Helvetica" w:hAnsi="Helvetica" w:eastAsia="Helvetica" w:cs="Helvetica"/>
+                <w:b w:val="0"/>
+                <w:bCs w:val="0"/>
+                <w:i w:val="0"/>
+                <w:iCs w:val="0"/>
+                <w:color w:val="000000" w:themeColor="text1" w:themeTint="FF" w:themeShade="FF"/>
+                <w:sz w:val="16"/>
+                <w:szCs w:val="16"/>
+              </w:rPr>
+            </w:pPr>
+            <w:r>
+              <w:rPr>
+                <w:rFonts w:ascii="Helvetica" w:hAnsi="Helvetica" w:eastAsia="Helvetica" w:cs="Helvetica"/>
+                <w:b w:val="0"/>
+                <w:bCs w:val="0"/>
+                <w:i w:val="0"/>
+                <w:iCs w:val="0"/>
+                <w:color w:val="000000" w:themeColor="text1" w:themeTint="FF" w:themeShade="FF"/>
+                <w:sz w:val="16"/>
+                <w:szCs w:val="16"/>
+              </w:rPr>
+              <w:t>1</w:t>
+            </w:r>
+            <w:r>
+              <w:rPr>
+                <w:rFonts w:ascii="Helvetica" w:hAnsi="Helvetica" w:eastAsia="Helvetica" w:cs="Helvetica"/>
+                <w:b w:val="0"/>
+                <w:bCs w:val="0"/>
+                <w:i w:val="0"/>
+                <w:iCs w:val="0"/>
+                <w:color w:val="000000" w:themeColor="text1" w:themeTint="FF" w:themeShade="FF"/>
+                <w:sz w:val="16"/>
+                <w:szCs w:val="16"/>
+              </w:rPr>
+              <w:t>25</w:t>
+            </w:r>
+            <w:r>
+              <w:rPr>
+                <w:rFonts w:ascii="Helvetica" w:hAnsi="Helvetica" w:eastAsia="Helvetica" w:cs="Helvetica"/>
+                <w:b w:val="0"/>
+                <w:bCs w:val="0"/>
+                <w:i w:val="0"/>
+                <w:iCs w:val="0"/>
+                <w:color w:val="000000" w:themeColor="text1" w:themeTint="FF" w:themeShade="FF"/>
+                <w:sz w:val="16"/>
+                <w:szCs w:val="16"/>
+              </w:rPr>
+              <w:t xml:space="preserve"> min</w:t>
+            </w:r>
+          </w:p>
+          <w:p>
+            <w:pPr>
+              <w:pStyle w:val="Normal"/>
+              <w:bidi w:val="0"/>
+              <w:spacing w:line="279" w:lineRule="auto"/>
+              <w:jc w:val="center"/>
+              <w:rPr>
+                <w:rFonts w:ascii="Helvetica" w:hAnsi="Helvetica" w:eastAsia="Helvetica" w:cs="Helvetica"/>
+                <w:b w:val="0"/>
+                <w:bCs w:val="0"/>
+                <w:i w:val="0"/>
+                <w:iCs w:val="0"/>
+                <w:color w:val="000000" w:themeColor="text1" w:themeTint="FF" w:themeShade="FF"/>
+                <w:sz w:val="16"/>
+                <w:szCs w:val="16"/>
+              </w:rPr>
+            </w:pPr>
+          </w:p>
+        </w:tc>
+      </w:tr>
     </w:tbl>
-    <w:p xmlns:wp14="http://schemas.microsoft.com/office/word/2010/wordml" wp14:paraId="2C078E63" wp14:textId="2C0BA3E0"/>
+    <w:p xmlns:wp14="http://schemas.microsoft.com/office/word/2010/wordml" wp14:paraId="2C078E63" wp14:textId="16969E80">
+      <w:r>
+        <w:rPr/>
+        <w:t xml:space="preserve"> </w:t>
+      </w:r>
+    </w:p>
+    <w:p>
+      <w:pPr>
+        <w:pStyle w:val="Normal"/>
+      </w:pPr>
+    </w:p>
     <w:sectPr>
       <w:pgSz w:w="12240" w:h="15840" w:orient="portrait"/>
       <w:pgMar w:top="1440" w:right="1440" w:bottom="1440" w:left="1440" w:header="720" w:footer="720" w:gutter="0"/>

--- a/docs/Time Log Kseniia.docx
+++ b/docs/Time Log Kseniia.docx
@@ -7592,17 +7592,1023 @@
           </w:p>
         </w:tc>
       </w:tr>
+      <w:tr>
+        <w:trPr>
+          <w:trHeight w:val="150"/>
+        </w:trPr>
+        <w:tc>
+          <w:tcPr>
+            <w:tcW w:w="1530" w:type="dxa"/>
+            <w:tcBorders>
+              <w:top w:val="single" w:color="000000" w:themeColor="text1" w:sz="6"/>
+              <w:left w:val="single" w:color="000000" w:themeColor="text1" w:sz="6"/>
+              <w:bottom w:val="single" w:color="000000" w:themeColor="text1" w:sz="6"/>
+              <w:right w:val="single" w:color="000000" w:themeColor="text1" w:sz="6"/>
+            </w:tcBorders>
+            <w:tcMar>
+              <w:top w:w="60" w:type="dxa"/>
+              <w:left w:w="60" w:type="dxa"/>
+              <w:bottom w:w="60" w:type="dxa"/>
+              <w:right w:w="60" w:type="dxa"/>
+            </w:tcMar>
+            <w:vAlign w:val="top"/>
+          </w:tcPr>
+          <w:p>
+            <w:pPr>
+              <w:bidi w:val="0"/>
+              <w:spacing w:before="0" w:beforeAutospacing="off" w:after="150" w:afterAutospacing="off"/>
+            </w:pPr>
+            <w:r>
+              <w:rPr>
+                <w:rFonts w:ascii="Calibri" w:hAnsi="Calibri" w:eastAsia="Calibri" w:cs="Calibri"/>
+                <w:b w:val="0"/>
+                <w:bCs w:val="0"/>
+                <w:i w:val="0"/>
+                <w:iCs w:val="0"/>
+                <w:color w:val="000000" w:themeColor="text1" w:themeTint="FF" w:themeShade="FF"/>
+                <w:sz w:val="16"/>
+                <w:szCs w:val="16"/>
+              </w:rPr>
+              <w:t>Week 6: 10/19/26-10/25/26</w:t>
+            </w:r>
+          </w:p>
+        </w:tc>
+        <w:tc>
+          <w:tcPr>
+            <w:tcW w:w="1500" w:type="dxa"/>
+            <w:tcBorders>
+              <w:top w:val="single" w:color="000000" w:themeColor="text1" w:sz="6"/>
+              <w:left w:val="single" w:color="000000" w:themeColor="text1" w:sz="6"/>
+              <w:bottom w:val="single" w:color="000000" w:themeColor="text1" w:sz="6"/>
+              <w:right w:val="single" w:color="000000" w:themeColor="text1" w:sz="6"/>
+            </w:tcBorders>
+            <w:tcMar>
+              <w:top w:w="60" w:type="dxa"/>
+              <w:left w:w="60" w:type="dxa"/>
+              <w:bottom w:w="60" w:type="dxa"/>
+              <w:right w:w="60" w:type="dxa"/>
+            </w:tcMar>
+            <w:vAlign w:val="top"/>
+          </w:tcPr>
+          <w:p>
+            <w:pPr>
+              <w:bidi w:val="0"/>
+              <w:spacing w:before="0" w:beforeAutospacing="off" w:after="120" w:afterAutospacing="off"/>
+              <w:rPr>
+                <w:rFonts w:ascii="Calibri" w:hAnsi="Calibri" w:eastAsia="Calibri" w:cs="Calibri"/>
+                <w:b w:val="0"/>
+                <w:bCs w:val="0"/>
+                <w:i w:val="0"/>
+                <w:iCs w:val="0"/>
+                <w:caps w:val="0"/>
+                <w:smallCaps w:val="0"/>
+                <w:noProof w:val="0"/>
+                <w:color w:val="000000" w:themeColor="text1" w:themeTint="FF" w:themeShade="FF"/>
+                <w:sz w:val="16"/>
+                <w:szCs w:val="16"/>
+                <w:lang w:val="en-US"/>
+              </w:rPr>
+            </w:pPr>
+            <w:r>
+              <w:rPr>
+                <w:rFonts w:ascii="Calibri" w:hAnsi="Calibri" w:eastAsia="Calibri" w:cs="Calibri"/>
+                <w:b w:val="0"/>
+                <w:bCs w:val="0"/>
+                <w:i w:val="0"/>
+                <w:iCs w:val="0"/>
+                <w:caps w:val="0"/>
+                <w:smallCaps w:val="0"/>
+                <w:noProof w:val="0"/>
+                <w:color w:val="000000" w:themeColor="text1" w:themeTint="FF" w:themeShade="FF"/>
+                <w:sz w:val="16"/>
+                <w:szCs w:val="16"/>
+                <w:lang w:val="en-US"/>
+              </w:rPr>
+              <w:t>Initial code</w:t>
+            </w:r>
+          </w:p>
+          <w:p>
+            <w:pPr>
+              <w:bidi w:val="0"/>
+              <w:spacing w:before="0" w:beforeAutospacing="off" w:after="0" w:afterAutospacing="off"/>
+              <w:rPr>
+                <w:rFonts w:ascii="Calibri" w:hAnsi="Calibri" w:eastAsia="Calibri" w:cs="Calibri"/>
+                <w:b w:val="0"/>
+                <w:bCs w:val="0"/>
+                <w:i w:val="0"/>
+                <w:iCs w:val="0"/>
+                <w:color w:val="000000" w:themeColor="text1" w:themeTint="FF" w:themeShade="FF"/>
+                <w:sz w:val="16"/>
+                <w:szCs w:val="16"/>
+              </w:rPr>
+            </w:pPr>
+          </w:p>
+        </w:tc>
+        <w:tc>
+          <w:tcPr>
+            <w:tcW w:w="1155" w:type="dxa"/>
+            <w:tcBorders>
+              <w:top w:val="single" w:color="000000" w:themeColor="text1" w:sz="6"/>
+              <w:left w:val="single" w:color="000000" w:themeColor="text1" w:sz="6"/>
+              <w:bottom w:val="single" w:color="000000" w:themeColor="text1" w:sz="6"/>
+              <w:right w:val="single" w:color="000000" w:themeColor="text1" w:sz="6"/>
+            </w:tcBorders>
+            <w:tcMar>
+              <w:top w:w="60" w:type="dxa"/>
+              <w:left w:w="60" w:type="dxa"/>
+              <w:bottom w:w="60" w:type="dxa"/>
+              <w:right w:w="60" w:type="dxa"/>
+            </w:tcMar>
+            <w:vAlign w:val="top"/>
+          </w:tcPr>
+          <w:p>
+            <w:pPr>
+              <w:bidi w:val="0"/>
+              <w:spacing w:before="0" w:beforeAutospacing="off" w:after="0" w:afterAutospacing="off"/>
+            </w:pPr>
+            <w:r>
+              <w:rPr>
+                <w:rFonts w:ascii="Calibri" w:hAnsi="Calibri" w:eastAsia="Calibri" w:cs="Calibri"/>
+                <w:b w:val="0"/>
+                <w:bCs w:val="0"/>
+                <w:i w:val="0"/>
+                <w:iCs w:val="0"/>
+                <w:color w:val="000000" w:themeColor="text1" w:themeTint="FF" w:themeShade="FF"/>
+                <w:sz w:val="16"/>
+                <w:szCs w:val="16"/>
+              </w:rPr>
+              <w:t>10/19/26</w:t>
+            </w:r>
+          </w:p>
+          <w:p>
+            <w:pPr>
+              <w:bidi w:val="0"/>
+              <w:spacing w:before="0" w:beforeAutospacing="off" w:after="0" w:afterAutospacing="off"/>
+              <w:rPr>
+                <w:rFonts w:ascii="Calibri" w:hAnsi="Calibri" w:eastAsia="Calibri" w:cs="Calibri"/>
+                <w:b w:val="0"/>
+                <w:bCs w:val="0"/>
+                <w:i w:val="0"/>
+                <w:iCs w:val="0"/>
+                <w:color w:val="000000" w:themeColor="text1" w:themeTint="FF" w:themeShade="FF"/>
+                <w:sz w:val="16"/>
+                <w:szCs w:val="16"/>
+              </w:rPr>
+            </w:pPr>
+          </w:p>
+        </w:tc>
+        <w:tc>
+          <w:tcPr>
+            <w:tcW w:w="1305" w:type="dxa"/>
+            <w:tcBorders>
+              <w:top w:val="single" w:color="000000" w:themeColor="text1" w:sz="6"/>
+              <w:left w:val="single" w:color="000000" w:themeColor="text1" w:sz="6"/>
+              <w:bottom w:val="single" w:color="000000" w:themeColor="text1" w:sz="6"/>
+              <w:right w:val="single" w:color="000000" w:themeColor="text1" w:sz="6"/>
+            </w:tcBorders>
+            <w:tcMar>
+              <w:top w:w="60" w:type="dxa"/>
+              <w:left w:w="60" w:type="dxa"/>
+              <w:bottom w:w="60" w:type="dxa"/>
+              <w:right w:w="60" w:type="dxa"/>
+            </w:tcMar>
+            <w:vAlign w:val="top"/>
+          </w:tcPr>
+          <w:p>
+            <w:pPr>
+              <w:bidi w:val="0"/>
+              <w:spacing w:before="0" w:beforeAutospacing="off" w:after="0" w:afterAutospacing="off"/>
+            </w:pPr>
+            <w:r>
+              <w:rPr>
+                <w:rFonts w:ascii="Calibri" w:hAnsi="Calibri" w:eastAsia="Calibri" w:cs="Calibri"/>
+                <w:b w:val="0"/>
+                <w:bCs w:val="0"/>
+                <w:i w:val="0"/>
+                <w:iCs w:val="0"/>
+                <w:color w:val="000000" w:themeColor="text1" w:themeTint="FF" w:themeShade="FF"/>
+                <w:sz w:val="16"/>
+                <w:szCs w:val="16"/>
+              </w:rPr>
+              <w:t>2</w:t>
+            </w:r>
+            <w:r>
+              <w:rPr>
+                <w:rFonts w:ascii="Calibri" w:hAnsi="Calibri" w:eastAsia="Calibri" w:cs="Calibri"/>
+                <w:b w:val="0"/>
+                <w:bCs w:val="0"/>
+                <w:i w:val="0"/>
+                <w:iCs w:val="0"/>
+                <w:color w:val="000000" w:themeColor="text1" w:themeTint="FF" w:themeShade="FF"/>
+                <w:sz w:val="16"/>
+                <w:szCs w:val="16"/>
+              </w:rPr>
+              <w:t>pm</w:t>
+            </w:r>
+          </w:p>
+        </w:tc>
+        <w:tc>
+          <w:tcPr>
+            <w:tcW w:w="1380" w:type="dxa"/>
+            <w:tcBorders>
+              <w:top w:val="single" w:color="000000" w:themeColor="text1" w:sz="6"/>
+              <w:left w:val="single" w:color="000000" w:themeColor="text1" w:sz="6"/>
+              <w:bottom w:val="single" w:color="000000" w:themeColor="text1" w:sz="6"/>
+              <w:right w:val="single" w:color="000000" w:themeColor="text1" w:sz="6"/>
+            </w:tcBorders>
+            <w:tcMar>
+              <w:top w:w="60" w:type="dxa"/>
+              <w:left w:w="60" w:type="dxa"/>
+              <w:bottom w:w="60" w:type="dxa"/>
+              <w:right w:w="60" w:type="dxa"/>
+            </w:tcMar>
+            <w:vAlign w:val="top"/>
+          </w:tcPr>
+          <w:p>
+            <w:pPr>
+              <w:bidi w:val="0"/>
+              <w:spacing w:before="0" w:beforeAutospacing="off" w:after="0" w:afterAutospacing="off"/>
+            </w:pPr>
+            <w:r>
+              <w:rPr>
+                <w:rFonts w:ascii="Calibri" w:hAnsi="Calibri" w:eastAsia="Calibri" w:cs="Calibri"/>
+                <w:b w:val="0"/>
+                <w:bCs w:val="0"/>
+                <w:i w:val="0"/>
+                <w:iCs w:val="0"/>
+                <w:color w:val="000000" w:themeColor="text1" w:themeTint="FF" w:themeShade="FF"/>
+                <w:sz w:val="16"/>
+                <w:szCs w:val="16"/>
+              </w:rPr>
+              <w:t>3</w:t>
+            </w:r>
+            <w:r>
+              <w:rPr>
+                <w:rFonts w:ascii="Calibri" w:hAnsi="Calibri" w:eastAsia="Calibri" w:cs="Calibri"/>
+                <w:b w:val="0"/>
+                <w:bCs w:val="0"/>
+                <w:i w:val="0"/>
+                <w:iCs w:val="0"/>
+                <w:color w:val="000000" w:themeColor="text1" w:themeTint="FF" w:themeShade="FF"/>
+                <w:sz w:val="16"/>
+                <w:szCs w:val="16"/>
+              </w:rPr>
+              <w:t xml:space="preserve"> </w:t>
+            </w:r>
+            <w:r>
+              <w:rPr>
+                <w:rFonts w:ascii="Calibri" w:hAnsi="Calibri" w:eastAsia="Calibri" w:cs="Calibri"/>
+                <w:b w:val="0"/>
+                <w:bCs w:val="0"/>
+                <w:i w:val="0"/>
+                <w:iCs w:val="0"/>
+                <w:color w:val="000000" w:themeColor="text1" w:themeTint="FF" w:themeShade="FF"/>
+                <w:sz w:val="16"/>
+                <w:szCs w:val="16"/>
+              </w:rPr>
+              <w:t>pm</w:t>
+            </w:r>
+          </w:p>
+        </w:tc>
+        <w:tc>
+          <w:tcPr>
+            <w:tcW w:w="1305" w:type="dxa"/>
+            <w:tcBorders>
+              <w:top w:val="single" w:color="000000" w:themeColor="text1" w:sz="6"/>
+              <w:left w:val="single" w:color="000000" w:themeColor="text1" w:sz="6"/>
+              <w:bottom w:val="single" w:color="000000" w:themeColor="text1" w:sz="6"/>
+              <w:right w:val="single" w:color="000000" w:themeColor="text1" w:sz="6"/>
+            </w:tcBorders>
+            <w:tcMar>
+              <w:top w:w="60" w:type="dxa"/>
+              <w:left w:w="60" w:type="dxa"/>
+              <w:bottom w:w="60" w:type="dxa"/>
+              <w:right w:w="60" w:type="dxa"/>
+            </w:tcMar>
+            <w:vAlign w:val="top"/>
+          </w:tcPr>
+          <w:p>
+            <w:pPr>
+              <w:bidi w:val="0"/>
+              <w:spacing w:before="0" w:beforeAutospacing="off" w:after="0" w:afterAutospacing="off"/>
+            </w:pPr>
+            <w:r>
+              <w:rPr>
+                <w:rFonts w:ascii="Calibri" w:hAnsi="Calibri" w:eastAsia="Calibri" w:cs="Calibri"/>
+                <w:b w:val="0"/>
+                <w:bCs w:val="0"/>
+                <w:i w:val="0"/>
+                <w:iCs w:val="0"/>
+                <w:color w:val="000000" w:themeColor="text1" w:themeTint="FF" w:themeShade="FF"/>
+                <w:sz w:val="16"/>
+                <w:szCs w:val="16"/>
+              </w:rPr>
+              <w:t>60min</w:t>
+            </w:r>
+          </w:p>
+          <w:p>
+            <w:pPr>
+              <w:bidi w:val="0"/>
+              <w:spacing w:before="0" w:beforeAutospacing="off" w:after="0" w:afterAutospacing="off"/>
+              <w:rPr>
+                <w:rFonts w:ascii="Calibri" w:hAnsi="Calibri" w:eastAsia="Calibri" w:cs="Calibri"/>
+                <w:b w:val="0"/>
+                <w:bCs w:val="0"/>
+                <w:i w:val="0"/>
+                <w:iCs w:val="0"/>
+                <w:color w:val="000000" w:themeColor="text1" w:themeTint="FF" w:themeShade="FF"/>
+                <w:sz w:val="16"/>
+                <w:szCs w:val="16"/>
+              </w:rPr>
+            </w:pPr>
+          </w:p>
+        </w:tc>
+      </w:tr>
+      <w:tr>
+        <w:trPr>
+          <w:trHeight w:val="150"/>
+        </w:trPr>
+        <w:tc>
+          <w:tcPr>
+            <w:tcW w:w="1530" w:type="dxa"/>
+            <w:tcBorders>
+              <w:top w:val="single" w:color="000000" w:themeColor="text1" w:sz="6"/>
+              <w:left w:val="single" w:color="000000" w:themeColor="text1" w:sz="6"/>
+              <w:bottom w:val="single" w:color="000000" w:themeColor="text1" w:sz="6"/>
+              <w:right w:val="single" w:color="000000" w:themeColor="text1" w:sz="6"/>
+            </w:tcBorders>
+            <w:tcMar>
+              <w:top w:w="60" w:type="dxa"/>
+              <w:left w:w="60" w:type="dxa"/>
+              <w:bottom w:w="60" w:type="dxa"/>
+              <w:right w:w="60" w:type="dxa"/>
+            </w:tcMar>
+            <w:vAlign w:val="top"/>
+          </w:tcPr>
+          <w:p>
+            <w:pPr>
+              <w:pStyle w:val="Normal"/>
+              <w:bidi w:val="0"/>
+              <w:rPr>
+                <w:rFonts w:ascii="Calibri" w:hAnsi="Calibri" w:eastAsia="Calibri" w:cs="Calibri"/>
+                <w:b w:val="0"/>
+                <w:bCs w:val="0"/>
+                <w:i w:val="0"/>
+                <w:iCs w:val="0"/>
+                <w:color w:val="000000" w:themeColor="text1" w:themeTint="FF" w:themeShade="FF"/>
+                <w:sz w:val="16"/>
+                <w:szCs w:val="16"/>
+              </w:rPr>
+            </w:pPr>
+          </w:p>
+        </w:tc>
+        <w:tc>
+          <w:tcPr>
+            <w:tcW w:w="1500" w:type="dxa"/>
+            <w:tcBorders>
+              <w:top w:val="single" w:color="000000" w:themeColor="text1" w:sz="6"/>
+              <w:left w:val="single" w:color="000000" w:themeColor="text1" w:sz="6"/>
+              <w:bottom w:val="single" w:color="000000" w:themeColor="text1" w:sz="6"/>
+              <w:right w:val="single" w:color="000000" w:themeColor="text1" w:sz="6"/>
+            </w:tcBorders>
+            <w:tcMar>
+              <w:top w:w="60" w:type="dxa"/>
+              <w:left w:w="60" w:type="dxa"/>
+              <w:bottom w:w="60" w:type="dxa"/>
+              <w:right w:w="60" w:type="dxa"/>
+            </w:tcMar>
+            <w:vAlign w:val="top"/>
+          </w:tcPr>
+          <w:p>
+            <w:pPr>
+              <w:bidi w:val="0"/>
+              <w:spacing w:before="0" w:beforeAutospacing="off" w:after="0" w:afterAutospacing="off"/>
+            </w:pPr>
+            <w:r>
+              <w:rPr>
+                <w:rFonts w:ascii="Calibri" w:hAnsi="Calibri" w:eastAsia="Calibri" w:cs="Calibri"/>
+                <w:b w:val="0"/>
+                <w:bCs w:val="0"/>
+                <w:i w:val="0"/>
+                <w:iCs w:val="0"/>
+                <w:color w:val="000000" w:themeColor="text1" w:themeTint="FF" w:themeShade="FF"/>
+                <w:sz w:val="16"/>
+                <w:szCs w:val="16"/>
+              </w:rPr>
+              <w:t>Checking document for phase 2</w:t>
+            </w:r>
+          </w:p>
+        </w:tc>
+        <w:tc>
+          <w:tcPr>
+            <w:tcW w:w="1155" w:type="dxa"/>
+            <w:tcBorders>
+              <w:top w:val="single" w:color="000000" w:themeColor="text1" w:sz="6"/>
+              <w:left w:val="single" w:color="000000" w:themeColor="text1" w:sz="6"/>
+              <w:bottom w:val="single" w:color="000000" w:themeColor="text1" w:sz="6"/>
+              <w:right w:val="single" w:color="000000" w:themeColor="text1" w:sz="6"/>
+            </w:tcBorders>
+            <w:tcMar>
+              <w:top w:w="60" w:type="dxa"/>
+              <w:left w:w="60" w:type="dxa"/>
+              <w:bottom w:w="60" w:type="dxa"/>
+              <w:right w:w="60" w:type="dxa"/>
+            </w:tcMar>
+            <w:vAlign w:val="top"/>
+          </w:tcPr>
+          <w:p>
+            <w:pPr>
+              <w:bidi w:val="0"/>
+              <w:spacing w:before="0" w:beforeAutospacing="off" w:after="0" w:afterAutospacing="off"/>
+            </w:pPr>
+            <w:r>
+              <w:rPr>
+                <w:rFonts w:ascii="Calibri" w:hAnsi="Calibri" w:eastAsia="Calibri" w:cs="Calibri"/>
+                <w:b w:val="0"/>
+                <w:bCs w:val="0"/>
+                <w:i w:val="0"/>
+                <w:iCs w:val="0"/>
+                <w:color w:val="000000" w:themeColor="text1" w:themeTint="FF" w:themeShade="FF"/>
+                <w:sz w:val="16"/>
+                <w:szCs w:val="16"/>
+              </w:rPr>
+              <w:t>10/21/26</w:t>
+            </w:r>
+          </w:p>
+        </w:tc>
+        <w:tc>
+          <w:tcPr>
+            <w:tcW w:w="1305" w:type="dxa"/>
+            <w:tcBorders>
+              <w:top w:val="single" w:color="000000" w:themeColor="text1" w:sz="6"/>
+              <w:left w:val="single" w:color="000000" w:themeColor="text1" w:sz="6"/>
+              <w:bottom w:val="single" w:color="000000" w:themeColor="text1" w:sz="6"/>
+              <w:right w:val="single" w:color="000000" w:themeColor="text1" w:sz="6"/>
+            </w:tcBorders>
+            <w:tcMar>
+              <w:top w:w="60" w:type="dxa"/>
+              <w:left w:w="60" w:type="dxa"/>
+              <w:bottom w:w="60" w:type="dxa"/>
+              <w:right w:w="60" w:type="dxa"/>
+            </w:tcMar>
+            <w:vAlign w:val="top"/>
+          </w:tcPr>
+          <w:p>
+            <w:pPr>
+              <w:bidi w:val="0"/>
+              <w:spacing w:before="0" w:beforeAutospacing="off" w:after="0" w:afterAutospacing="off"/>
+            </w:pPr>
+            <w:r>
+              <w:rPr>
+                <w:rFonts w:ascii="Calibri" w:hAnsi="Calibri" w:eastAsia="Calibri" w:cs="Calibri"/>
+                <w:b w:val="0"/>
+                <w:bCs w:val="0"/>
+                <w:i w:val="0"/>
+                <w:iCs w:val="0"/>
+                <w:color w:val="000000" w:themeColor="text1" w:themeTint="FF" w:themeShade="FF"/>
+                <w:sz w:val="16"/>
+                <w:szCs w:val="16"/>
+              </w:rPr>
+              <w:t>2</w:t>
+            </w:r>
+            <w:r>
+              <w:rPr>
+                <w:rFonts w:ascii="Calibri" w:hAnsi="Calibri" w:eastAsia="Calibri" w:cs="Calibri"/>
+                <w:b w:val="0"/>
+                <w:bCs w:val="0"/>
+                <w:i w:val="0"/>
+                <w:iCs w:val="0"/>
+                <w:color w:val="000000" w:themeColor="text1" w:themeTint="FF" w:themeShade="FF"/>
+                <w:sz w:val="16"/>
+                <w:szCs w:val="16"/>
+              </w:rPr>
+              <w:t>pm</w:t>
+            </w:r>
+          </w:p>
+        </w:tc>
+        <w:tc>
+          <w:tcPr>
+            <w:tcW w:w="1380" w:type="dxa"/>
+            <w:tcBorders>
+              <w:top w:val="single" w:color="000000" w:themeColor="text1" w:sz="6"/>
+              <w:left w:val="single" w:color="000000" w:themeColor="text1" w:sz="6"/>
+              <w:bottom w:val="single" w:color="000000" w:themeColor="text1" w:sz="6"/>
+              <w:right w:val="single" w:color="000000" w:themeColor="text1" w:sz="6"/>
+            </w:tcBorders>
+            <w:tcMar>
+              <w:top w:w="60" w:type="dxa"/>
+              <w:left w:w="60" w:type="dxa"/>
+              <w:bottom w:w="60" w:type="dxa"/>
+              <w:right w:w="60" w:type="dxa"/>
+            </w:tcMar>
+            <w:vAlign w:val="top"/>
+          </w:tcPr>
+          <w:p>
+            <w:pPr>
+              <w:bidi w:val="0"/>
+              <w:spacing w:before="0" w:beforeAutospacing="off" w:after="0" w:afterAutospacing="off"/>
+            </w:pPr>
+            <w:r>
+              <w:rPr>
+                <w:rFonts w:ascii="Calibri" w:hAnsi="Calibri" w:eastAsia="Calibri" w:cs="Calibri"/>
+                <w:b w:val="0"/>
+                <w:bCs w:val="0"/>
+                <w:i w:val="0"/>
+                <w:iCs w:val="0"/>
+                <w:color w:val="000000" w:themeColor="text1" w:themeTint="FF" w:themeShade="FF"/>
+                <w:sz w:val="16"/>
+                <w:szCs w:val="16"/>
+              </w:rPr>
+              <w:t>3</w:t>
+            </w:r>
+            <w:r>
+              <w:rPr>
+                <w:rFonts w:ascii="Calibri" w:hAnsi="Calibri" w:eastAsia="Calibri" w:cs="Calibri"/>
+                <w:b w:val="0"/>
+                <w:bCs w:val="0"/>
+                <w:i w:val="0"/>
+                <w:iCs w:val="0"/>
+                <w:color w:val="000000" w:themeColor="text1" w:themeTint="FF" w:themeShade="FF"/>
+                <w:sz w:val="16"/>
+                <w:szCs w:val="16"/>
+              </w:rPr>
+              <w:t xml:space="preserve"> </w:t>
+            </w:r>
+            <w:r>
+              <w:rPr>
+                <w:rFonts w:ascii="Calibri" w:hAnsi="Calibri" w:eastAsia="Calibri" w:cs="Calibri"/>
+                <w:b w:val="0"/>
+                <w:bCs w:val="0"/>
+                <w:i w:val="0"/>
+                <w:iCs w:val="0"/>
+                <w:color w:val="000000" w:themeColor="text1" w:themeTint="FF" w:themeShade="FF"/>
+                <w:sz w:val="16"/>
+                <w:szCs w:val="16"/>
+              </w:rPr>
+              <w:t>pm</w:t>
+            </w:r>
+          </w:p>
+        </w:tc>
+        <w:tc>
+          <w:tcPr>
+            <w:tcW w:w="1305" w:type="dxa"/>
+            <w:tcBorders>
+              <w:top w:val="single" w:color="000000" w:themeColor="text1" w:sz="6"/>
+              <w:left w:val="single" w:color="000000" w:themeColor="text1" w:sz="6"/>
+              <w:bottom w:val="single" w:color="000000" w:themeColor="text1" w:sz="6"/>
+              <w:right w:val="single" w:color="000000" w:themeColor="text1" w:sz="6"/>
+            </w:tcBorders>
+            <w:tcMar>
+              <w:top w:w="60" w:type="dxa"/>
+              <w:left w:w="60" w:type="dxa"/>
+              <w:bottom w:w="60" w:type="dxa"/>
+              <w:right w:w="60" w:type="dxa"/>
+            </w:tcMar>
+            <w:vAlign w:val="top"/>
+          </w:tcPr>
+          <w:p>
+            <w:pPr>
+              <w:bidi w:val="0"/>
+              <w:spacing w:before="0" w:beforeAutospacing="off" w:after="0" w:afterAutospacing="off"/>
+            </w:pPr>
+            <w:r>
+              <w:rPr>
+                <w:rFonts w:ascii="Calibri" w:hAnsi="Calibri" w:eastAsia="Calibri" w:cs="Calibri"/>
+                <w:b w:val="0"/>
+                <w:bCs w:val="0"/>
+                <w:i w:val="0"/>
+                <w:iCs w:val="0"/>
+                <w:color w:val="000000" w:themeColor="text1" w:themeTint="FF" w:themeShade="FF"/>
+                <w:sz w:val="16"/>
+                <w:szCs w:val="16"/>
+              </w:rPr>
+              <w:t>6</w:t>
+            </w:r>
+            <w:r>
+              <w:rPr>
+                <w:rFonts w:ascii="Calibri" w:hAnsi="Calibri" w:eastAsia="Calibri" w:cs="Calibri"/>
+                <w:b w:val="0"/>
+                <w:bCs w:val="0"/>
+                <w:i w:val="0"/>
+                <w:iCs w:val="0"/>
+                <w:color w:val="000000" w:themeColor="text1" w:themeTint="FF" w:themeShade="FF"/>
+                <w:sz w:val="16"/>
+                <w:szCs w:val="16"/>
+              </w:rPr>
+              <w:t>0min</w:t>
+            </w:r>
+          </w:p>
+        </w:tc>
+      </w:tr>
+      <w:tr>
+        <w:trPr>
+          <w:trHeight w:val="150"/>
+        </w:trPr>
+        <w:tc>
+          <w:tcPr>
+            <w:tcW w:w="1530" w:type="dxa"/>
+            <w:tcBorders>
+              <w:top w:val="single" w:color="000000" w:themeColor="text1" w:sz="6"/>
+              <w:left w:val="single" w:color="000000" w:themeColor="text1" w:sz="6"/>
+              <w:bottom w:val="single" w:color="000000" w:themeColor="text1" w:sz="6"/>
+              <w:right w:val="single" w:color="000000" w:themeColor="text1" w:sz="6"/>
+            </w:tcBorders>
+            <w:tcMar>
+              <w:top w:w="60" w:type="dxa"/>
+              <w:left w:w="60" w:type="dxa"/>
+              <w:bottom w:w="60" w:type="dxa"/>
+              <w:right w:w="60" w:type="dxa"/>
+            </w:tcMar>
+            <w:vAlign w:val="top"/>
+          </w:tcPr>
+          <w:p>
+            <w:pPr>
+              <w:bidi w:val="0"/>
+              <w:spacing w:before="0" w:beforeAutospacing="off" w:after="0" w:afterAutospacing="off"/>
+            </w:pPr>
+          </w:p>
+        </w:tc>
+        <w:tc>
+          <w:tcPr>
+            <w:tcW w:w="1500" w:type="dxa"/>
+            <w:tcBorders>
+              <w:top w:val="single" w:color="000000" w:themeColor="text1" w:sz="6"/>
+              <w:left w:val="single" w:color="000000" w:themeColor="text1" w:sz="6"/>
+              <w:bottom w:val="single" w:color="000000" w:themeColor="text1" w:sz="6"/>
+              <w:right w:val="single" w:color="000000" w:themeColor="text1" w:sz="6"/>
+            </w:tcBorders>
+            <w:tcMar>
+              <w:top w:w="60" w:type="dxa"/>
+              <w:left w:w="60" w:type="dxa"/>
+              <w:bottom w:w="60" w:type="dxa"/>
+              <w:right w:w="60" w:type="dxa"/>
+            </w:tcMar>
+            <w:vAlign w:val="top"/>
+          </w:tcPr>
+          <w:p>
+            <w:pPr>
+              <w:bidi w:val="0"/>
+              <w:spacing w:before="0" w:beforeAutospacing="off" w:after="0" w:afterAutospacing="off"/>
+            </w:pPr>
+            <w:r>
+              <w:rPr>
+                <w:rFonts w:ascii="Calibri" w:hAnsi="Calibri" w:eastAsia="Calibri" w:cs="Calibri"/>
+                <w:b w:val="0"/>
+                <w:bCs w:val="0"/>
+                <w:i w:val="0"/>
+                <w:iCs w:val="0"/>
+                <w:color w:val="000000" w:themeColor="text1" w:themeTint="FF" w:themeShade="FF"/>
+                <w:sz w:val="16"/>
+                <w:szCs w:val="16"/>
+              </w:rPr>
+              <w:t>Group meeting</w:t>
+            </w:r>
+          </w:p>
+        </w:tc>
+        <w:tc>
+          <w:tcPr>
+            <w:tcW w:w="1155" w:type="dxa"/>
+            <w:tcBorders>
+              <w:top w:val="single" w:color="000000" w:themeColor="text1" w:sz="6"/>
+              <w:left w:val="single" w:color="000000" w:themeColor="text1" w:sz="6"/>
+              <w:bottom w:val="single" w:color="000000" w:themeColor="text1" w:sz="6"/>
+              <w:right w:val="single" w:color="000000" w:themeColor="text1" w:sz="6"/>
+            </w:tcBorders>
+            <w:tcMar>
+              <w:top w:w="60" w:type="dxa"/>
+              <w:left w:w="60" w:type="dxa"/>
+              <w:bottom w:w="60" w:type="dxa"/>
+              <w:right w:w="60" w:type="dxa"/>
+            </w:tcMar>
+            <w:vAlign w:val="top"/>
+          </w:tcPr>
+          <w:p>
+            <w:pPr>
+              <w:bidi w:val="0"/>
+              <w:spacing w:before="0" w:beforeAutospacing="off" w:after="0" w:afterAutospacing="off"/>
+            </w:pPr>
+            <w:r>
+              <w:rPr>
+                <w:rFonts w:ascii="Calibri" w:hAnsi="Calibri" w:eastAsia="Calibri" w:cs="Calibri"/>
+                <w:b w:val="0"/>
+                <w:bCs w:val="0"/>
+                <w:i w:val="0"/>
+                <w:iCs w:val="0"/>
+                <w:color w:val="000000" w:themeColor="text1" w:themeTint="FF" w:themeShade="FF"/>
+                <w:sz w:val="16"/>
+                <w:szCs w:val="16"/>
+              </w:rPr>
+              <w:t>10/23/26</w:t>
+            </w:r>
+          </w:p>
+        </w:tc>
+        <w:tc>
+          <w:tcPr>
+            <w:tcW w:w="1305" w:type="dxa"/>
+            <w:tcBorders>
+              <w:top w:val="single" w:color="000000" w:themeColor="text1" w:sz="6"/>
+              <w:left w:val="single" w:color="000000" w:themeColor="text1" w:sz="6"/>
+              <w:bottom w:val="single" w:color="000000" w:themeColor="text1" w:sz="6"/>
+              <w:right w:val="single" w:color="000000" w:themeColor="text1" w:sz="6"/>
+            </w:tcBorders>
+            <w:tcMar>
+              <w:top w:w="60" w:type="dxa"/>
+              <w:left w:w="60" w:type="dxa"/>
+              <w:bottom w:w="60" w:type="dxa"/>
+              <w:right w:w="60" w:type="dxa"/>
+            </w:tcMar>
+            <w:vAlign w:val="top"/>
+          </w:tcPr>
+          <w:p>
+            <w:pPr>
+              <w:bidi w:val="0"/>
+              <w:spacing w:before="0" w:beforeAutospacing="off" w:after="0" w:afterAutospacing="off"/>
+            </w:pPr>
+            <w:r>
+              <w:rPr>
+                <w:rFonts w:ascii="Calibri" w:hAnsi="Calibri" w:eastAsia="Calibri" w:cs="Calibri"/>
+                <w:b w:val="0"/>
+                <w:bCs w:val="0"/>
+                <w:i w:val="0"/>
+                <w:iCs w:val="0"/>
+                <w:color w:val="000000" w:themeColor="text1" w:themeTint="FF" w:themeShade="FF"/>
+                <w:sz w:val="16"/>
+                <w:szCs w:val="16"/>
+              </w:rPr>
+              <w:t>11:30am</w:t>
+            </w:r>
+          </w:p>
+        </w:tc>
+        <w:tc>
+          <w:tcPr>
+            <w:tcW w:w="1380" w:type="dxa"/>
+            <w:tcBorders>
+              <w:top w:val="single" w:color="000000" w:themeColor="text1" w:sz="6"/>
+              <w:left w:val="single" w:color="000000" w:themeColor="text1" w:sz="6"/>
+              <w:bottom w:val="single" w:color="000000" w:themeColor="text1" w:sz="6"/>
+              <w:right w:val="single" w:color="000000" w:themeColor="text1" w:sz="6"/>
+            </w:tcBorders>
+            <w:tcMar>
+              <w:top w:w="60" w:type="dxa"/>
+              <w:left w:w="60" w:type="dxa"/>
+              <w:bottom w:w="60" w:type="dxa"/>
+              <w:right w:w="60" w:type="dxa"/>
+            </w:tcMar>
+            <w:vAlign w:val="top"/>
+          </w:tcPr>
+          <w:p>
+            <w:pPr>
+              <w:bidi w:val="0"/>
+              <w:spacing w:before="0" w:beforeAutospacing="off" w:after="0" w:afterAutospacing="off"/>
+            </w:pPr>
+            <w:r>
+              <w:rPr>
+                <w:rFonts w:ascii="Calibri" w:hAnsi="Calibri" w:eastAsia="Calibri" w:cs="Calibri"/>
+                <w:b w:val="0"/>
+                <w:bCs w:val="0"/>
+                <w:i w:val="0"/>
+                <w:iCs w:val="0"/>
+                <w:color w:val="000000" w:themeColor="text1" w:themeTint="FF" w:themeShade="FF"/>
+                <w:sz w:val="16"/>
+                <w:szCs w:val="16"/>
+              </w:rPr>
+              <w:t>12pm</w:t>
+            </w:r>
+          </w:p>
+        </w:tc>
+        <w:tc>
+          <w:tcPr>
+            <w:tcW w:w="1305" w:type="dxa"/>
+            <w:tcBorders>
+              <w:top w:val="single" w:color="000000" w:themeColor="text1" w:sz="6"/>
+              <w:left w:val="single" w:color="000000" w:themeColor="text1" w:sz="6"/>
+              <w:bottom w:val="single" w:color="000000" w:themeColor="text1" w:sz="6"/>
+              <w:right w:val="single" w:color="000000" w:themeColor="text1" w:sz="6"/>
+            </w:tcBorders>
+            <w:tcMar>
+              <w:top w:w="60" w:type="dxa"/>
+              <w:left w:w="60" w:type="dxa"/>
+              <w:bottom w:w="60" w:type="dxa"/>
+              <w:right w:w="60" w:type="dxa"/>
+            </w:tcMar>
+            <w:vAlign w:val="top"/>
+          </w:tcPr>
+          <w:p>
+            <w:pPr>
+              <w:bidi w:val="0"/>
+              <w:spacing w:before="0" w:beforeAutospacing="off" w:after="0" w:afterAutospacing="off"/>
+            </w:pPr>
+            <w:r>
+              <w:rPr>
+                <w:rFonts w:ascii="Calibri" w:hAnsi="Calibri" w:eastAsia="Calibri" w:cs="Calibri"/>
+                <w:b w:val="0"/>
+                <w:bCs w:val="0"/>
+                <w:i w:val="0"/>
+                <w:iCs w:val="0"/>
+                <w:color w:val="000000" w:themeColor="text1" w:themeTint="FF" w:themeShade="FF"/>
+                <w:sz w:val="16"/>
+                <w:szCs w:val="16"/>
+              </w:rPr>
+              <w:t>30min</w:t>
+            </w:r>
+          </w:p>
+        </w:tc>
+      </w:tr>
+      <w:tr>
+        <w:trPr>
+          <w:trHeight w:val="150"/>
+        </w:trPr>
+        <w:tc>
+          <w:tcPr>
+            <w:tcW w:w="1530" w:type="dxa"/>
+            <w:tcBorders>
+              <w:top w:val="single" w:color="000000" w:themeColor="text1" w:sz="6"/>
+              <w:left w:val="single" w:color="000000" w:themeColor="text1" w:sz="6"/>
+              <w:bottom w:val="single" w:color="000000" w:themeColor="text1" w:sz="6"/>
+              <w:right w:val="single" w:color="000000" w:themeColor="text1" w:sz="6"/>
+            </w:tcBorders>
+            <w:tcMar>
+              <w:top w:w="60" w:type="dxa"/>
+              <w:left w:w="60" w:type="dxa"/>
+              <w:bottom w:w="60" w:type="dxa"/>
+              <w:right w:w="60" w:type="dxa"/>
+            </w:tcMar>
+            <w:vAlign w:val="top"/>
+          </w:tcPr>
+          <w:p>
+            <w:pPr>
+              <w:bidi w:val="0"/>
+              <w:spacing w:before="0" w:beforeAutospacing="off" w:after="0" w:afterAutospacing="off"/>
+            </w:pPr>
+          </w:p>
+        </w:tc>
+        <w:tc>
+          <w:tcPr>
+            <w:tcW w:w="1500" w:type="dxa"/>
+            <w:tcBorders>
+              <w:top w:val="single" w:color="000000" w:themeColor="text1" w:sz="6"/>
+              <w:left w:val="single" w:color="000000" w:themeColor="text1" w:sz="6"/>
+              <w:bottom w:val="single" w:color="000000" w:themeColor="text1" w:sz="6"/>
+              <w:right w:val="single" w:color="000000" w:themeColor="text1" w:sz="6"/>
+            </w:tcBorders>
+            <w:tcMar>
+              <w:top w:w="60" w:type="dxa"/>
+              <w:left w:w="60" w:type="dxa"/>
+              <w:bottom w:w="60" w:type="dxa"/>
+              <w:right w:w="60" w:type="dxa"/>
+            </w:tcMar>
+            <w:vAlign w:val="top"/>
+          </w:tcPr>
+          <w:p>
+            <w:pPr>
+              <w:bidi w:val="0"/>
+              <w:spacing w:before="0" w:beforeAutospacing="off" w:after="0" w:afterAutospacing="off"/>
+            </w:pPr>
+          </w:p>
+        </w:tc>
+        <w:tc>
+          <w:tcPr>
+            <w:tcW w:w="1155" w:type="dxa"/>
+            <w:tcBorders>
+              <w:top w:val="single" w:color="000000" w:themeColor="text1" w:sz="6"/>
+              <w:left w:val="single" w:color="000000" w:themeColor="text1" w:sz="6"/>
+              <w:bottom w:val="single" w:color="000000" w:themeColor="text1" w:sz="6"/>
+              <w:right w:val="single" w:color="000000" w:themeColor="text1" w:sz="6"/>
+            </w:tcBorders>
+            <w:tcMar>
+              <w:top w:w="60" w:type="dxa"/>
+              <w:left w:w="60" w:type="dxa"/>
+              <w:bottom w:w="60" w:type="dxa"/>
+              <w:right w:w="60" w:type="dxa"/>
+            </w:tcMar>
+            <w:vAlign w:val="top"/>
+          </w:tcPr>
+          <w:p>
+            <w:pPr>
+              <w:bidi w:val="0"/>
+              <w:spacing w:before="0" w:beforeAutospacing="off" w:after="0" w:afterAutospacing="off"/>
+            </w:pPr>
+          </w:p>
+        </w:tc>
+        <w:tc>
+          <w:tcPr>
+            <w:tcW w:w="1305" w:type="dxa"/>
+            <w:tcBorders>
+              <w:top w:val="single" w:color="000000" w:themeColor="text1" w:sz="6"/>
+              <w:left w:val="single" w:color="000000" w:themeColor="text1" w:sz="6"/>
+              <w:bottom w:val="single" w:color="000000" w:themeColor="text1" w:sz="6"/>
+              <w:right w:val="single" w:color="000000" w:themeColor="text1" w:sz="6"/>
+            </w:tcBorders>
+            <w:tcMar>
+              <w:top w:w="60" w:type="dxa"/>
+              <w:left w:w="60" w:type="dxa"/>
+              <w:bottom w:w="60" w:type="dxa"/>
+              <w:right w:w="60" w:type="dxa"/>
+            </w:tcMar>
+            <w:vAlign w:val="top"/>
+          </w:tcPr>
+          <w:p>
+            <w:pPr>
+              <w:bidi w:val="0"/>
+              <w:spacing w:before="0" w:beforeAutospacing="off" w:after="0" w:afterAutospacing="off"/>
+            </w:pPr>
+          </w:p>
+        </w:tc>
+        <w:tc>
+          <w:tcPr>
+            <w:tcW w:w="1380" w:type="dxa"/>
+            <w:tcBorders>
+              <w:top w:val="single" w:color="000000" w:themeColor="text1" w:sz="6"/>
+              <w:left w:val="single" w:color="000000" w:themeColor="text1" w:sz="6"/>
+              <w:bottom w:val="single" w:color="000000" w:themeColor="text1" w:sz="6"/>
+              <w:right w:val="single" w:color="000000" w:themeColor="text1" w:sz="6"/>
+            </w:tcBorders>
+            <w:tcMar>
+              <w:top w:w="60" w:type="dxa"/>
+              <w:left w:w="60" w:type="dxa"/>
+              <w:bottom w:w="60" w:type="dxa"/>
+              <w:right w:w="60" w:type="dxa"/>
+            </w:tcMar>
+            <w:vAlign w:val="top"/>
+          </w:tcPr>
+          <w:p>
+            <w:pPr>
+              <w:bidi w:val="0"/>
+              <w:spacing w:before="0" w:beforeAutospacing="off" w:after="0" w:afterAutospacing="off"/>
+            </w:pPr>
+          </w:p>
+        </w:tc>
+        <w:tc>
+          <w:tcPr>
+            <w:tcW w:w="1305" w:type="dxa"/>
+            <w:tcBorders>
+              <w:top w:val="single" w:color="000000" w:themeColor="text1" w:sz="6"/>
+              <w:left w:val="single" w:color="000000" w:themeColor="text1" w:sz="6"/>
+              <w:bottom w:val="single" w:color="000000" w:themeColor="text1" w:sz="6"/>
+              <w:right w:val="single" w:color="000000" w:themeColor="text1" w:sz="6"/>
+            </w:tcBorders>
+            <w:tcMar>
+              <w:top w:w="60" w:type="dxa"/>
+              <w:left w:w="60" w:type="dxa"/>
+              <w:bottom w:w="60" w:type="dxa"/>
+              <w:right w:w="60" w:type="dxa"/>
+            </w:tcMar>
+            <w:vAlign w:val="top"/>
+          </w:tcPr>
+          <w:p>
+            <w:pPr>
+              <w:bidi w:val="0"/>
+              <w:spacing w:before="0" w:beforeAutospacing="off" w:after="0" w:afterAutospacing="off"/>
+            </w:pPr>
+            <w:r>
+              <w:rPr>
+                <w:rFonts w:ascii="Calibri" w:hAnsi="Calibri" w:eastAsia="Calibri" w:cs="Calibri"/>
+                <w:b w:val="0"/>
+                <w:bCs w:val="0"/>
+                <w:i w:val="0"/>
+                <w:iCs w:val="0"/>
+                <w:color w:val="000000" w:themeColor="text1" w:themeTint="FF" w:themeShade="FF"/>
+                <w:sz w:val="16"/>
+                <w:szCs w:val="16"/>
+              </w:rPr>
+              <w:t>Week total: 1</w:t>
+            </w:r>
+            <w:r>
+              <w:rPr>
+                <w:rFonts w:ascii="Calibri" w:hAnsi="Calibri" w:eastAsia="Calibri" w:cs="Calibri"/>
+                <w:b w:val="0"/>
+                <w:bCs w:val="0"/>
+                <w:i w:val="0"/>
+                <w:iCs w:val="0"/>
+                <w:color w:val="000000" w:themeColor="text1" w:themeTint="FF" w:themeShade="FF"/>
+                <w:sz w:val="16"/>
+                <w:szCs w:val="16"/>
+              </w:rPr>
+              <w:t>5</w:t>
+            </w:r>
+            <w:r>
+              <w:rPr>
+                <w:rFonts w:ascii="Calibri" w:hAnsi="Calibri" w:eastAsia="Calibri" w:cs="Calibri"/>
+                <w:b w:val="0"/>
+                <w:bCs w:val="0"/>
+                <w:i w:val="0"/>
+                <w:iCs w:val="0"/>
+                <w:color w:val="000000" w:themeColor="text1" w:themeTint="FF" w:themeShade="FF"/>
+                <w:sz w:val="16"/>
+                <w:szCs w:val="16"/>
+              </w:rPr>
+              <w:t>0min</w:t>
+            </w:r>
+          </w:p>
+        </w:tc>
+      </w:tr>
     </w:tbl>
-    <w:p xmlns:wp14="http://schemas.microsoft.com/office/word/2010/wordml" wp14:paraId="2C078E63" wp14:textId="16969E80">
+    <w:p>
+      <w:pPr/>
       <w:r>
         <w:rPr/>
         <w:t xml:space="preserve"> </w:t>
       </w:r>
-    </w:p>
-    <w:p>
-      <w:pPr>
-        <w:pStyle w:val="Normal"/>
-      </w:pPr>
     </w:p>
     <w:sectPr>
       <w:pgSz w:w="12240" w:h="15840" w:orient="portrait"/>
